--- a/downloads/teacher/ai-1-week-20.docx
+++ b/downloads/teacher/ai-1-week-20.docx
@@ -3036,6 +3036,396 @@
         <w:t>Separate sorter requirements, preferences and observed feedback; document why a suggestion was eligible.</w:t>
       </w:r>
     </w:p>
+    <w:p>
+      <w:pPr>
+        <w:pStyle w:val="Heading1"/>
+      </w:pPr>
+      <w:r>
+        <w:t>07. Prepare, teach and assess</w:t>
+      </w:r>
+    </w:p>
+    <w:p>
+      <w:r>
+        <w:t>Teaching target: Apply eligibility requirements before ranking candidates by preferences</w:t>
+      </w:r>
+    </w:p>
+    <w:p>
+      <w:r>
+        <w:t>Prepare the labelled worked-case picture, the matching workbook, fictional input cards and a place for individual responses. No paid AI account is required for the paper reasoning activities.</w:t>
+      </w:r>
+    </w:p>
+    <w:tbl>
+      <w:tblPr>
+        <w:tblStyle w:val="LightShading-Accent1"/>
+        <w:tblW w:type="auto" w:w="0"/>
+        <w:tblLook w:firstColumn="1" w:firstRow="1" w:lastColumn="0" w:lastRow="0" w:noHBand="0" w:noVBand="1" w:val="04A0"/>
+      </w:tblPr>
+      <w:tblGrid>
+        <w:gridCol w:w="3408"/>
+        <w:gridCol w:w="3408"/>
+        <w:gridCol w:w="3408"/>
+      </w:tblGrid>
+      <w:tr>
+        <w:trPr>
+          <w:tblHeader/>
+        </w:trPr>
+        <w:tc>
+          <w:tcPr>
+            <w:tcW w:type="dxa" w:w="3408"/>
+          </w:tcPr>
+          <w:p>
+            <w:r>
+              <w:t>Session</w:t>
+            </w:r>
+          </w:p>
+        </w:tc>
+        <w:tc>
+          <w:tcPr>
+            <w:tcW w:type="dxa" w:w="3408"/>
+          </w:tcPr>
+          <w:p>
+            <w:r>
+              <w:t>Plan</w:t>
+            </w:r>
+          </w:p>
+        </w:tc>
+        <w:tc>
+          <w:tcPr>
+            <w:tcW w:type="dxa" w:w="3408"/>
+          </w:tcPr>
+          <w:p>
+            <w:r>
+              <w:t>Resources</w:t>
+            </w:r>
+          </w:p>
+        </w:tc>
+      </w:tr>
+      <w:tr>
+        <w:tc>
+          <w:tcPr>
+            <w:tcW w:type="dxa" w:w="3408"/>
+          </w:tcPr>
+          <w:p>
+            <w:r>
+              <w:t>Session 1 · Understand · 45 min</w:t>
+            </w:r>
+          </w:p>
+        </w:tc>
+        <w:tc>
+          <w:tcPr>
+            <w:tcW w:type="dxa" w:w="3408"/>
+          </w:tcPr>
+          <w:p>
+            <w:r>
+              <w:t>0–7: recall and prerequisite; 7–15: inspect the concrete case and predict; 15–30: teacher models the worked trace; 30–40: learners explain a step using the text and visual; 40–45: check the core idea.</w:t>
+            </w:r>
+          </w:p>
+        </w:tc>
+        <w:tc>
+          <w:tcPr>
+            <w:tcW w:type="dxa" w:w="3408"/>
+          </w:tcPr>
+          <w:p>
+            <w:r>
+              <w:t>Sections 1–6; record the brief recall in the workbook.</w:t>
+            </w:r>
+          </w:p>
+        </w:tc>
+      </w:tr>
+      <w:tr>
+        <w:tc>
+          <w:tcPr>
+            <w:tcW w:type="dxa" w:w="3408"/>
+          </w:tcPr>
+          <w:p>
+            <w:r>
+              <w:t>Session 2 · Practise · 45 min</w:t>
+            </w:r>
+          </w:p>
+        </w:tc>
+        <w:tc>
+          <w:tcPr>
+            <w:tcW w:type="dxa" w:w="3408"/>
+          </w:tcPr>
+          <w:p>
+            <w:r>
+              <w:t>0–5: retrieve the procedure; 5–15: W2 completion practice; 15–23: explain and check with a partner; 23–30: each learner answers the misconception check; 30–40: targeted reteaching or a harder variation; 40–45: prepare the investigation.</w:t>
+            </w:r>
+          </w:p>
+        </w:tc>
+        <w:tc>
+          <w:tcPr>
+            <w:tcW w:type="dxa" w:w="3408"/>
+          </w:tcPr>
+          <w:p>
+            <w:r>
+              <w:t>Sections 7–10; use the matching workbook W2 and misconception check.</w:t>
+            </w:r>
+          </w:p>
+        </w:tc>
+      </w:tr>
+      <w:tr>
+        <w:tc>
+          <w:tcPr>
+            <w:tcW w:type="dxa" w:w="3408"/>
+          </w:tcPr>
+          <w:p>
+            <w:r>
+              <w:t>Session 3 · Investigate and transfer · 45 min</w:t>
+            </w:r>
+          </w:p>
+        </w:tc>
+        <w:tc>
+          <w:tcPr>
+            <w:tcW w:type="dxa" w:w="3408"/>
+          </w:tcPr>
+          <w:p>
+            <w:r>
+              <w:t>0–5: retrieve the decision rule; 5–20: investigate or trace; 20–30: start the independent case; 30–38: connect the project; 38–43: act on feedback; 43–45: plan the return check.</w:t>
+            </w:r>
+          </w:p>
+        </w:tc>
+        <w:tc>
+          <w:tcPr>
+            <w:tcW w:type="dxa" w:w="3408"/>
+          </w:tcPr>
+          <w:p>
+            <w:r>
+              <w:t>Sections 9 and 11–14. Give extra time to finish the full task set; use Section 15 when the week includes a coding lab.</w:t>
+            </w:r>
+          </w:p>
+        </w:tc>
+      </w:tr>
+    </w:tbl>
+    <w:p>
+      <w:r>
+        <w:t>Before class, solve the supported practice: Write an explanation of why J was recommended that mentions one preference it does not match. A marketer adds guaranteed enjoyment. Explain why that phrase is unsupported.</w:t>
+      </w:r>
+    </w:p>
+    <w:p>
+      <w:r>
+        <w:t>Reasoned practice answer: J is available in English and its space topic earns 2, the highest score among eligible choices; it is prose rather than the preferred comic. The rule supplies a ranking, not evidence guaranteeing enjoyment.</w:t>
+      </w:r>
+    </w:p>
+    <w:p>
+      <w:r>
+        <w:t>Check every learner before discussion: Use the worked case for Recommendations and feedback. Proposed explanation: “A high score can cancel a failed requirement”. Decide whether this explanation is supported. Point to the step or supplied fact that decides; explain your repair if needed.</w:t>
+      </w:r>
+    </w:p>
+    <w:p>
+      <w:r>
+        <w:t>Misconception repair: Filter on requirements before ranking preferences.</w:t>
+      </w:r>
+    </w:p>
+    <w:p>
+      <w:r>
+        <w:t>Support: read the exact case aloud, enlarge the labelled picture, supply input cards and model only the first deciding step. Accept a spoken explanation or drawing; retain the reasoning goal.</w:t>
+      </w:r>
+    </w:p>
+    <w:p>
+      <w:r>
+        <w:t>Extension: Change the maximum time to 10 minutes. Require a prediction and a reason before comparing. Expected result: Only C remains eligible and is recommended. Reason: B takes 12 minutes; A is still noisy.</w:t>
+      </w:r>
+    </w:p>
+    <w:p>
+      <w:r>
+        <w:t>Independent assessment: withhold the reserved answer until the learner has attempted the new case. Record support separately from correctness.</w:t>
+      </w:r>
+    </w:p>
+    <w:tbl>
+      <w:tblPr>
+        <w:tblStyle w:val="LightShading-Accent1"/>
+        <w:tblW w:type="auto" w:w="0"/>
+        <w:tblLook w:firstColumn="1" w:firstRow="1" w:lastColumn="0" w:lastRow="0" w:noHBand="0" w:noVBand="1" w:val="04A0"/>
+      </w:tblPr>
+      <w:tblGrid>
+        <w:gridCol w:w="2556"/>
+        <w:gridCol w:w="2556"/>
+        <w:gridCol w:w="2556"/>
+        <w:gridCol w:w="2556"/>
+      </w:tblGrid>
+      <w:tr>
+        <w:trPr>
+          <w:tblHeader/>
+        </w:trPr>
+        <w:tc>
+          <w:tcPr>
+            <w:tcW w:type="dxa" w:w="2556"/>
+          </w:tcPr>
+          <w:p>
+            <w:r>
+              <w:t>Criterion</w:t>
+            </w:r>
+          </w:p>
+        </w:tc>
+        <w:tc>
+          <w:tcPr>
+            <w:tcW w:type="dxa" w:w="2556"/>
+          </w:tcPr>
+          <w:p>
+            <w:r>
+              <w:t>Not yet</w:t>
+            </w:r>
+          </w:p>
+        </w:tc>
+        <w:tc>
+          <w:tcPr>
+            <w:tcW w:type="dxa" w:w="2556"/>
+          </w:tcPr>
+          <w:p>
+            <w:r>
+              <w:t>With support</w:t>
+            </w:r>
+          </w:p>
+        </w:tc>
+        <w:tc>
+          <w:tcPr>
+            <w:tcW w:type="dxa" w:w="2556"/>
+          </w:tcPr>
+          <w:p>
+            <w:r>
+              <w:t>Independent</w:t>
+            </w:r>
+          </w:p>
+        </w:tc>
+      </w:tr>
+      <w:tr>
+        <w:tc>
+          <w:tcPr>
+            <w:tcW w:type="dxa" w:w="2556"/>
+          </w:tcPr>
+          <w:p>
+            <w:r>
+              <w:t>Explanation</w:t>
+            </w:r>
+          </w:p>
+        </w:tc>
+        <w:tc>
+          <w:tcPr>
+            <w:tcW w:type="dxa" w:w="2556"/>
+          </w:tcPr>
+          <w:p>
+            <w:r>
+              <w:t>Names an answer without a deciding fact</w:t>
+            </w:r>
+          </w:p>
+        </w:tc>
+        <w:tc>
+          <w:tcPr>
+            <w:tcW w:type="dxa" w:w="2556"/>
+          </w:tcPr>
+          <w:p>
+            <w:r>
+              <w:t>Uses a hint to link fact and decision</w:t>
+            </w:r>
+          </w:p>
+        </w:tc>
+        <w:tc>
+          <w:tcPr>
+            <w:tcW w:type="dxa" w:w="2556"/>
+          </w:tcPr>
+          <w:p>
+            <w:r>
+              <w:t>Explains the deciding fact in own words</w:t>
+            </w:r>
+          </w:p>
+        </w:tc>
+      </w:tr>
+      <w:tr>
+        <w:tc>
+          <w:tcPr>
+            <w:tcW w:type="dxa" w:w="2556"/>
+          </w:tcPr>
+          <w:p>
+            <w:r>
+              <w:t>Trace or test</w:t>
+            </w:r>
+          </w:p>
+        </w:tc>
+        <w:tc>
+          <w:tcPr>
+            <w:tcW w:type="dxa" w:w="2556"/>
+          </w:tcPr>
+          <w:p>
+            <w:r>
+              <w:t>Cannot connect input and result</w:t>
+            </w:r>
+          </w:p>
+        </w:tc>
+        <w:tc>
+          <w:tcPr>
+            <w:tcW w:type="dxa" w:w="2556"/>
+          </w:tcPr>
+          <w:p>
+            <w:r>
+              <w:t>Completes steps with prompts</w:t>
+            </w:r>
+          </w:p>
+        </w:tc>
+        <w:tc>
+          <w:tcPr>
+            <w:tcW w:type="dxa" w:w="2556"/>
+          </w:tcPr>
+          <w:p>
+            <w:r>
+              <w:t>Traces or tests a changed case accurately</w:t>
+            </w:r>
+          </w:p>
+        </w:tc>
+      </w:tr>
+      <w:tr>
+        <w:tc>
+          <w:tcPr>
+            <w:tcW w:type="dxa" w:w="2556"/>
+          </w:tcPr>
+          <w:p>
+            <w:r>
+              <w:t>Limits and revision</w:t>
+            </w:r>
+          </w:p>
+        </w:tc>
+        <w:tc>
+          <w:tcPr>
+            <w:tcW w:type="dxa" w:w="2556"/>
+          </w:tcPr>
+          <w:p>
+            <w:r>
+              <w:t>Claims more than evidence supports</w:t>
+            </w:r>
+          </w:p>
+        </w:tc>
+        <w:tc>
+          <w:tcPr>
+            <w:tcW w:type="dxa" w:w="2556"/>
+          </w:tcPr>
+          <w:p>
+            <w:r>
+              <w:t>Names a limit after a prompt</w:t>
+            </w:r>
+          </w:p>
+        </w:tc>
+        <w:tc>
+          <w:tcPr>
+            <w:tcW w:type="dxa" w:w="2556"/>
+          </w:tcPr>
+          <w:p>
+            <w:r>
+              <w:t>States a defensible limit and useful next test</w:t>
+            </w:r>
+          </w:p>
+        </w:tc>
+      </w:tr>
+    </w:tbl>
+    <w:p>
+      <w:r>
+        <w:t>Project checkpoint: Evaluate and revise. Compare with your starting method, explain errors and record a justified revision.</w:t>
+      </w:r>
+    </w:p>
+    <w:p>
+      <w:r>
+        <w:t>Use the weekly teacher answer for topic-specific reasoning. A saved progress tick is an activity record; judge mastery from the learner’s explanation and evidence.</w:t>
+      </w:r>
+    </w:p>
     <w:sectPr>
       <w:pgSz w:w="12240" w:h="15840"/>
       <w:pgMar w:top="936" w:right="1008" w:bottom="936" w:left="1008" w:header="720" w:footer="720" w:gutter="0"/>

--- a/downloads/teacher/ai-1-week-20.docx
+++ b/downloads/teacher/ai-1-week-20.docx
@@ -3426,6 +3426,39 @@
         <w:t>Use the weekly teacher answer for topic-specific reasoning. A saved progress tick is an activity record; judge mastery from the learner’s explanation and evidence.</w:t>
       </w:r>
     </w:p>
+    <w:p>
+      <w:pPr>
+        <w:pStyle w:val="Heading1"/>
+      </w:pPr>
+      <w:r>
+        <w:t>08. Use feedback, labs and repair paths</w:t>
+      </w:r>
+    </w:p>
+    <w:p>
+      <w:r>
+        <w:t>Use the two formative questions as supported practice, not as independent mastery scores. Discuss the deciding evidence rather than accepting a guessed selection.</w:t>
+      </w:r>
+    </w:p>
+    <w:p>
+      <w:r>
+        <w:t>The feedback comes from the reviewed public worked case. Do not reveal the separately reserved independent teacher answer until the learner has attempted that case.</w:t>
+      </w:r>
+    </w:p>
+    <w:p>
+      <w:r>
+        <w:t>Ask students to predict before running code. Preserve errors and actual outputs; collect a changed test and an explanation. The branch-boundary and indexing lessons deliberately include failure cases.</w:t>
+      </w:r>
+    </w:p>
+    <w:p>
+      <w:r>
+        <w:t>Use the earlier worked-explanation links to address a specific missing building block, then return to the current question. Adapt this suggestion after observing the learner; it is not an automatic diagnosis.</w:t>
+      </w:r>
+    </w:p>
+    <w:p>
+      <w:r>
+        <w:t>Collect the completed-work portfolio as evidence. Record support separately from correctness, and assess explanation, trace/test and limitations. Progress ticks and quiz selections alone do not establish mastery.</w:t>
+      </w:r>
+    </w:p>
     <w:sectPr>
       <w:pgSz w:w="12240" w:h="15840"/>
       <w:pgMar w:top="936" w:right="1008" w:bottom="936" w:left="1008" w:header="720" w:footer="720" w:gutter="0"/>

--- a/downloads/teacher/ai-1-week-20.docx
+++ b/downloads/teacher/ai-1-week-20.docx
@@ -29,6 +29,11 @@
       </w:r>
     </w:p>
     <w:p>
+      <w:r>
+        <w:t>Prepare Recommendations: check the target, prerequisites, resources and adaptable teaching schedule.</w:t>
+      </w:r>
+    </w:p>
+    <w:p>
       <w:pPr>
         <w:pStyle w:val="Heading3"/>
       </w:pPr>
@@ -37,8 +42,50 @@
       </w:r>
     </w:p>
     <w:p>
-      <w:r>
-        <w:t>Primary target: Apply eligibility requirements before ranking candidates by preferences</w:t>
+      <w:pPr>
+        <w:spacing w:line="336" w:lineRule="auto" w:after="180"/>
+      </w:pPr>
+      <w:r>
+        <w:rPr>
+          <w:b w:val="0"/>
+        </w:rPr>
+        <w:t xml:space="preserve">Primary target: Apply </w:t>
+      </w:r>
+      <w:r>
+        <w:rPr>
+          <w:b/>
+        </w:rPr>
+        <w:t>eligibility</w:t>
+      </w:r>
+      <w:r>
+        <w:rPr>
+          <w:b w:val="0"/>
+        </w:rPr>
+        <w:t xml:space="preserve"> requirements before </w:t>
+      </w:r>
+      <w:r>
+        <w:rPr>
+          <w:b/>
+        </w:rPr>
+        <w:t>ranking</w:t>
+      </w:r>
+      <w:r>
+        <w:rPr>
+          <w:b w:val="0"/>
+        </w:rPr>
+        <w:t xml:space="preserve"> candidates by </w:t>
+      </w:r>
+      <w:r>
+        <w:rPr>
+          <w:b/>
+        </w:rPr>
+        <w:t>preference</w:t>
+      </w:r>
+      <w:r>
+        <w:rPr>
+          <w:b w:val="0"/>
+        </w:rPr>
+        <w:t>s</w:t>
       </w:r>
     </w:p>
     <w:tbl>
@@ -185,8 +232,37 @@
       </w:tr>
     </w:tbl>
     <w:p>
-      <w:r>
-        <w:t>This is a starting allocation of 135 minutes, not a validated duration. Preserve all named topics. Schedule extra time for connected examples, the full investigation, independent cases and project building. Repeated copies of a case share one recorded attempt; they are not new evidence.</w:t>
+      <w:pPr>
+        <w:spacing w:line="336" w:lineRule="auto" w:after="180"/>
+      </w:pPr>
+      <w:r>
+        <w:rPr>
+          <w:b w:val="0"/>
+        </w:rPr>
+        <w:t>This is a starting allocation of 135 minutes, not a validated duration. Preserve all named topics. Schedule extra time for connected examples, the full investigation, independent cases and project building.</w:t>
+      </w:r>
+    </w:p>
+    <w:p>
+      <w:pPr>
+        <w:spacing w:line="336" w:lineRule="auto" w:after="180"/>
+      </w:pPr>
+      <w:r>
+        <w:rPr>
+          <w:b w:val="0"/>
+        </w:rPr>
+        <w:t xml:space="preserve">Repeated copies of a case share one recorded attempt; they are not new </w:t>
+      </w:r>
+      <w:r>
+        <w:rPr>
+          <w:b/>
+        </w:rPr>
+        <w:t>evidence</w:t>
+      </w:r>
+      <w:r>
+        <w:rPr>
+          <w:b w:val="0"/>
+        </w:rPr>
+        <w:t>.</w:t>
       </w:r>
     </w:p>
     <w:p>
@@ -206,17 +282,35 @@
       </w:r>
     </w:p>
     <w:p>
-      <w:r>
+      <w:pPr>
+        <w:spacing w:line="336" w:lineRule="auto" w:after="180"/>
+      </w:pPr>
+      <w:r>
+        <w:rPr>
+          <w:b w:val="0"/>
+        </w:rPr>
         <w:t>Without opening the old lesson, explain one key idea from Similarity. Give an example and a mistake that the idea helps you avoid.</w:t>
       </w:r>
     </w:p>
     <w:p>
-      <w:r>
+      <w:pPr>
+        <w:spacing w:line="336" w:lineRule="auto" w:after="180"/>
+      </w:pPr>
+      <w:r>
+        <w:rPr>
+          <w:b w:val="0"/>
+        </w:rPr>
         <w:t>Look for: Calculate similarity using explicitly selected features and a stated scoring rule</w:t>
       </w:r>
     </w:p>
     <w:p>
-      <w:r>
+      <w:pPr>
+        <w:spacing w:line="336" w:lineRule="auto" w:after="180"/>
+      </w:pPr>
+      <w:r>
+        <w:rPr>
+          <w:b w:val="0"/>
+        </w:rPr>
         <w:t>Reference example, not the only acceptable wording: A: 1, 1, 0 gives 2. B: 0, 0, 1 gives 1. C: 1, 0, 0 gives 1. A is the only highest scoring candidate among A, B and C under equal weights.</w:t>
       </w:r>
     </w:p>
@@ -229,18 +323,119 @@
       </w:r>
     </w:p>
     <w:p>
-      <w:r>
-        <w:t>Without opening the old lesson, explain one key idea from Prediction Is Not Fact. Give an example and a mistake that the idea helps you avoid.</w:t>
-      </w:r>
-    </w:p>
-    <w:p>
-      <w:r>
-        <w:t>Look for: Separate a recorded prediction from the observation used to check it</w:t>
-      </w:r>
-    </w:p>
-    <w:p>
-      <w:r>
-        <w:t>Reference example, not the only acceptable wording: Input height 6 cm; prediction far because 6 is at least 6; observed distance 3 units; observed category near because 3 is below 4; mismatch. Height is available to the model before the trial, while travel distance is measured afterward to check its prediction.</w:t>
+      <w:pPr>
+        <w:spacing w:line="336" w:lineRule="auto" w:after="180"/>
+      </w:pPr>
+      <w:r>
+        <w:rPr>
+          <w:b w:val="0"/>
+        </w:rPr>
+        <w:t xml:space="preserve">Without opening the old lesson, explain one key idea from </w:t>
+      </w:r>
+      <w:r>
+        <w:rPr>
+          <w:b/>
+        </w:rPr>
+        <w:t>Prediction</w:t>
+      </w:r>
+      <w:r>
+        <w:rPr>
+          <w:b w:val="0"/>
+        </w:rPr>
+        <w:t xml:space="preserve"> Is Not Fact. Give an example and a mistake that the idea helps you avoid.</w:t>
+      </w:r>
+    </w:p>
+    <w:p>
+      <w:pPr>
+        <w:spacing w:line="336" w:lineRule="auto" w:after="180"/>
+      </w:pPr>
+      <w:r>
+        <w:rPr>
+          <w:b w:val="0"/>
+        </w:rPr>
+        <w:t xml:space="preserve">Look for: Separate a recorded </w:t>
+      </w:r>
+      <w:r>
+        <w:rPr>
+          <w:b/>
+        </w:rPr>
+        <w:t>prediction</w:t>
+      </w:r>
+      <w:r>
+        <w:rPr>
+          <w:b w:val="0"/>
+        </w:rPr>
+        <w:t xml:space="preserve"> from the </w:t>
+      </w:r>
+      <w:r>
+        <w:rPr>
+          <w:b/>
+        </w:rPr>
+        <w:t>observation</w:t>
+      </w:r>
+      <w:r>
+        <w:rPr>
+          <w:b w:val="0"/>
+        </w:rPr>
+        <w:t xml:space="preserve"> used to check it</w:t>
+      </w:r>
+    </w:p>
+    <w:p>
+      <w:pPr>
+        <w:spacing w:line="336" w:lineRule="auto" w:after="180"/>
+      </w:pPr>
+      <w:r>
+        <w:rPr>
+          <w:b w:val="0"/>
+        </w:rPr>
+        <w:t xml:space="preserve">Reference example, not the only acceptable wording: </w:t>
+      </w:r>
+      <w:r>
+        <w:rPr>
+          <w:b/>
+        </w:rPr>
+        <w:t>Input</w:t>
+      </w:r>
+      <w:r>
+        <w:rPr>
+          <w:b w:val="0"/>
+        </w:rPr>
+        <w:t xml:space="preserve"> height 6 cm; </w:t>
+      </w:r>
+      <w:r>
+        <w:rPr>
+          <w:b/>
+        </w:rPr>
+        <w:t>prediction</w:t>
+      </w:r>
+      <w:r>
+        <w:rPr>
+          <w:b w:val="0"/>
+        </w:rPr>
+        <w:t xml:space="preserve"> far because 6 is at least 6; observed distance 3 units; observed category near because 3 is below 4; mismatch.</w:t>
+      </w:r>
+    </w:p>
+    <w:p>
+      <w:pPr>
+        <w:spacing w:line="336" w:lineRule="auto" w:after="180"/>
+      </w:pPr>
+      <w:r>
+        <w:rPr>
+          <w:b w:val="0"/>
+        </w:rPr>
+        <w:t xml:space="preserve">Height is available to the model before the trial, while travel distance is measured afterward to check its </w:t>
+      </w:r>
+      <w:r>
+        <w:rPr>
+          <w:b/>
+        </w:rPr>
+        <w:t>prediction</w:t>
+      </w:r>
+      <w:r>
+        <w:rPr>
+          <w:b w:val="0"/>
+        </w:rPr>
+        <w:t>.</w:t>
       </w:r>
     </w:p>
     <w:p>
@@ -252,22 +447,122 @@
       </w:r>
     </w:p>
     <w:p>
-      <w:r>
+      <w:pPr>
+        <w:spacing w:line="336" w:lineRule="auto" w:after="180"/>
+      </w:pPr>
+      <w:r>
+        <w:rPr>
+          <w:b w:val="0"/>
+        </w:rPr>
         <w:t>Without opening the old lesson, explain one key idea from Build a Human Classifier. Give an example and a mistake that the idea helps you avoid.</w:t>
       </w:r>
     </w:p>
     <w:p>
-      <w:r>
-        <w:t>Look for: Construct a classifier with a stated input format, selected rule and recorded output</w:t>
-      </w:r>
-    </w:p>
-    <w:p>
-      <w:r>
-        <w:t>Reference example, not the only acceptable wording: Require a present height, unit cm, a whole number and range 1 through 10 inclusive. For example, 7 cm is accepted; blank is missing, 60 mm has the wrong unit and 11 cm is outside the range. Fractional values such as 4.5 cm also fail. The contract defines accepted inputs; it does not list only the fitting records or establish prediction correctness.</w:t>
-      </w:r>
-    </w:p>
-    <w:p>
-      <w:r>
+      <w:pPr>
+        <w:spacing w:line="336" w:lineRule="auto" w:after="180"/>
+      </w:pPr>
+      <w:r>
+        <w:rPr>
+          <w:b w:val="0"/>
+        </w:rPr>
+        <w:t xml:space="preserve">Look for: Construct a classifier with a stated </w:t>
+      </w:r>
+      <w:r>
+        <w:rPr>
+          <w:b/>
+        </w:rPr>
+        <w:t>input</w:t>
+      </w:r>
+      <w:r>
+        <w:rPr>
+          <w:b w:val="0"/>
+        </w:rPr>
+        <w:t xml:space="preserve"> format, selected rule and recorded </w:t>
+      </w:r>
+      <w:r>
+        <w:rPr>
+          <w:b/>
+        </w:rPr>
+        <w:t>output</w:t>
+      </w:r>
+    </w:p>
+    <w:p>
+      <w:pPr>
+        <w:spacing w:line="336" w:lineRule="auto" w:after="180"/>
+      </w:pPr>
+      <w:r>
+        <w:rPr>
+          <w:b w:val="0"/>
+        </w:rPr>
+        <w:t>Reference example, not the only acceptable wording: Require a present height, unit cm, a whole number and range 1 through 10 inclusive.</w:t>
+      </w:r>
+    </w:p>
+    <w:p>
+      <w:pPr>
+        <w:spacing w:line="336" w:lineRule="auto" w:after="180"/>
+      </w:pPr>
+      <w:r>
+        <w:rPr>
+          <w:b w:val="0"/>
+        </w:rPr>
+        <w:t>For example, 7 cm is accepted; blank is missing, 60 mm has the wrong unit and 11 cm is outside the range. Fractional values such as 4.5 cm also fail.</w:t>
+      </w:r>
+    </w:p>
+    <w:p>
+      <w:pPr>
+        <w:spacing w:line="336" w:lineRule="auto" w:after="180"/>
+      </w:pPr>
+      <w:r>
+        <w:rPr>
+          <w:b w:val="0"/>
+        </w:rPr>
+        <w:t xml:space="preserve">The contract defines accepted </w:t>
+      </w:r>
+      <w:r>
+        <w:rPr>
+          <w:b/>
+        </w:rPr>
+        <w:t>input</w:t>
+      </w:r>
+      <w:r>
+        <w:rPr>
+          <w:b w:val="0"/>
+        </w:rPr>
+        <w:t xml:space="preserve">s; it does not list only the </w:t>
+      </w:r>
+      <w:r>
+        <w:rPr>
+          <w:b/>
+        </w:rPr>
+        <w:t>fitting</w:t>
+      </w:r>
+      <w:r>
+        <w:rPr>
+          <w:b w:val="0"/>
+        </w:rPr>
+        <w:t xml:space="preserve"> records or establish </w:t>
+      </w:r>
+      <w:r>
+        <w:rPr>
+          <w:b/>
+        </w:rPr>
+        <w:t>prediction</w:t>
+      </w:r>
+      <w:r>
+        <w:rPr>
+          <w:b w:val="0"/>
+        </w:rPr>
+        <w:t xml:space="preserve"> correctness.</w:t>
+      </w:r>
+    </w:p>
+    <w:p>
+      <w:pPr>
+        <w:spacing w:line="336" w:lineRule="auto" w:after="180"/>
+      </w:pPr>
+      <w:r>
+        <w:rPr>
+          <w:b w:val="0"/>
+        </w:rPr>
         <w:t>Use the student module and workbook section with this exact week title. The worked case, independent question and answers below form one aligned lesson sequence.</w:t>
       </w:r>
     </w:p>
@@ -280,8 +575,26 @@
       </w:r>
     </w:p>
     <w:p>
-      <w:r>
-        <w:t>A system shows only adventure books and records only adventure clicks. It concludes the reader dislikes poetry. Explain the missing evidence and propose a small test.</w:t>
+      <w:pPr>
+        <w:spacing w:line="336" w:lineRule="auto" w:after="180"/>
+      </w:pPr>
+      <w:r>
+        <w:rPr>
+          <w:b w:val="0"/>
+        </w:rPr>
+        <w:t xml:space="preserve">A system shows only adventure books and records only adventure clicks. It concludes the reader dislikes poetry. Explain the missing </w:t>
+      </w:r>
+      <w:r>
+        <w:rPr>
+          <w:b/>
+        </w:rPr>
+        <w:t>evidence</w:t>
+      </w:r>
+      <w:r>
+        <w:rPr>
+          <w:b w:val="0"/>
+        </w:rPr>
+        <w:t xml:space="preserve"> and propose a small test.</w:t>
       </w:r>
     </w:p>
     <w:p>
@@ -293,8 +606,26 @@
       </w:r>
     </w:p>
     <w:p>
-      <w:r>
-        <w:t>A recommender ranks possibilities using goals, information, and tradeoffs.</w:t>
+      <w:pPr>
+        <w:spacing w:line="336" w:lineRule="auto" w:after="180"/>
+      </w:pPr>
+      <w:r>
+        <w:rPr>
+          <w:b w:val="0"/>
+        </w:rPr>
+        <w:t xml:space="preserve">A recommender ranks possibilities using goals, information, and </w:t>
+      </w:r>
+      <w:r>
+        <w:rPr>
+          <w:b/>
+        </w:rPr>
+        <w:t>tradeoff</w:t>
+      </w:r>
+      <w:r>
+        <w:rPr>
+          <w:b w:val="0"/>
+        </w:rPr>
+        <w:t>s.</w:t>
       </w:r>
     </w:p>
     <w:tbl>
@@ -430,12 +761,38 @@
       </w:r>
     </w:p>
     <w:p>
-      <w:r>
+      <w:pPr>
+        <w:spacing w:line="336" w:lineRule="auto" w:after="180"/>
+      </w:pPr>
+      <w:r>
+        <w:rPr>
+          <w:b w:val="0"/>
+        </w:rPr>
         <w:t>Use the supplied scenario, student illustrations and blank paper. For numeric work, offer counters or a calculator after learners show the setup. Fictional records are supplied; personal data and paid accounts are unnecessary.</w:t>
       </w:r>
     </w:p>
     <w:p>
-      <w:r>
+      <w:pPr>
+        <w:pStyle w:val="Heading3"/>
+      </w:pPr>
+      <w:r>
+        <w:t>Alternative compact allocation</w:t>
+      </w:r>
+    </w:p>
+    <w:p>
+      <w:r>
+        <w:t>This compact option is not the full-week schedule. Use the main teaching cycle and allow extra sessions for the investigation, independent work and project.</w:t>
+      </w:r>
+    </w:p>
+    <w:p>
+      <w:pPr>
+        <w:spacing w:line="336" w:lineRule="auto" w:after="180"/>
+        <w:shd w:fill="F1F6F8"/>
+      </w:pPr>
+      <w:r>
+        <w:rPr>
+          <w:b w:val="0"/>
+        </w:rPr>
         <w:t>Allow 80 minutes: recall 8; explanation 12; worked demonstration 15; guided practice 20; independent assessment 15; project and reflection 10. Extend the lab into a second session when needed.</w:t>
       </w:r>
     </w:p>
@@ -448,8 +805,61 @@
       </w:r>
     </w:p>
     <w:p>
-      <w:r>
-        <w:t>This is an explicit paper recommender, not a claim that all recommenders use the same algorithm. Separate eligibility, scoring, exposure and feedback meaning. The feedback-loop concept is supported by the primary research Degenerate Feedback Loops in Recommender Systems, https://arxiv.org/abs/1902.10730. All task records are fictional.</w:t>
+      <w:pPr>
+        <w:spacing w:line="336" w:lineRule="auto" w:after="180"/>
+      </w:pPr>
+      <w:r>
+        <w:rPr>
+          <w:b w:val="0"/>
+        </w:rPr>
+        <w:t xml:space="preserve">This is an explicit paper recommender, not a claim that all recommenders use the same algorithm. Separate </w:t>
+      </w:r>
+      <w:r>
+        <w:rPr>
+          <w:b/>
+        </w:rPr>
+        <w:t>eligibility</w:t>
+      </w:r>
+      <w:r>
+        <w:rPr>
+          <w:b w:val="0"/>
+        </w:rPr>
+        <w:t xml:space="preserve">, scoring, </w:t>
+      </w:r>
+      <w:r>
+        <w:rPr>
+          <w:b/>
+        </w:rPr>
+        <w:t>exposure</w:t>
+      </w:r>
+      <w:r>
+        <w:rPr>
+          <w:b w:val="0"/>
+        </w:rPr>
+        <w:t xml:space="preserve"> and feedback meaning.</w:t>
+      </w:r>
+    </w:p>
+    <w:p>
+      <w:pPr>
+        <w:spacing w:line="336" w:lineRule="auto" w:after="180"/>
+      </w:pPr>
+      <w:r>
+        <w:rPr>
+          <w:b w:val="0"/>
+        </w:rPr>
+        <w:t xml:space="preserve">The feedback-loop concept is supported by the primary research Degenerate </w:t>
+      </w:r>
+      <w:r>
+        <w:rPr>
+          <w:b/>
+        </w:rPr>
+        <w:t>Feedback Loop</w:t>
+      </w:r>
+      <w:r>
+        <w:rPr>
+          <w:b w:val="0"/>
+        </w:rPr>
+        <w:t>s in Recommender Systems, https://arxiv.org/abs/1902.10730. All task records are fictional.</w:t>
       </w:r>
     </w:p>
     <w:p>
@@ -461,22 +871,94 @@
       </w:r>
     </w:p>
     <w:p>
-      <w:r>
-        <w:t>No. Eligibility requirements must be checked separately. A high preference score does not make an ineligible item suitable.</w:t>
-      </w:r>
-    </w:p>
-    <w:p>
-      <w:r>
-        <w:t>Book records J through M and requirement and preference cards</w:t>
-      </w:r>
-    </w:p>
-    <w:p>
-      <w:r>
-        <w:t>A feedback log with item, exposure, event and optional stated reason</w:t>
-      </w:r>
-    </w:p>
-    <w:p>
-      <w:r>
+      <w:pPr>
+        <w:spacing w:line="336" w:lineRule="auto" w:after="180"/>
+      </w:pPr>
+      <w:r>
+        <w:rPr>
+          <w:b w:val="0"/>
+        </w:rPr>
+        <w:t xml:space="preserve">No. </w:t>
+      </w:r>
+      <w:r>
+        <w:rPr>
+          <w:b/>
+        </w:rPr>
+        <w:t>Eligibility</w:t>
+      </w:r>
+      <w:r>
+        <w:rPr>
+          <w:b w:val="0"/>
+        </w:rPr>
+        <w:t xml:space="preserve"> requirements must be checked separately. A high </w:t>
+      </w:r>
+      <w:r>
+        <w:rPr>
+          <w:b/>
+        </w:rPr>
+        <w:t>preference</w:t>
+      </w:r>
+      <w:r>
+        <w:rPr>
+          <w:b w:val="0"/>
+        </w:rPr>
+        <w:t xml:space="preserve"> score does not make an ineligible item suitable.</w:t>
+      </w:r>
+    </w:p>
+    <w:p>
+      <w:pPr>
+        <w:spacing w:line="336" w:lineRule="auto" w:after="180"/>
+      </w:pPr>
+      <w:r>
+        <w:rPr>
+          <w:b w:val="0"/>
+        </w:rPr>
+        <w:t xml:space="preserve">Book records J through M and requirement and </w:t>
+      </w:r>
+      <w:r>
+        <w:rPr>
+          <w:b/>
+        </w:rPr>
+        <w:t>preference</w:t>
+      </w:r>
+      <w:r>
+        <w:rPr>
+          <w:b w:val="0"/>
+        </w:rPr>
+        <w:t xml:space="preserve"> cards</w:t>
+      </w:r>
+    </w:p>
+    <w:p>
+      <w:pPr>
+        <w:spacing w:line="336" w:lineRule="auto" w:after="180"/>
+      </w:pPr>
+      <w:r>
+        <w:rPr>
+          <w:b w:val="0"/>
+        </w:rPr>
+        <w:t xml:space="preserve">A feedback log with item, </w:t>
+      </w:r>
+      <w:r>
+        <w:rPr>
+          <w:b/>
+        </w:rPr>
+        <w:t>exposure</w:t>
+      </w:r>
+      <w:r>
+        <w:rPr>
+          <w:b w:val="0"/>
+        </w:rPr>
+        <w:t>, event and optional stated reason</w:t>
+      </w:r>
+    </w:p>
+    <w:p>
+      <w:pPr>
+        <w:spacing w:line="336" w:lineRule="auto" w:after="180"/>
+      </w:pPr>
+      <w:r>
+        <w:rPr>
+          <w:b w:val="0"/>
+        </w:rPr>
         <w:t>Activity records A through D for the independent task</w:t>
       </w:r>
     </w:p>
@@ -489,12 +971,48 @@
       </w:r>
     </w:p>
     <w:p>
-      <w:r>
-        <w:t>By the end, I can filter requirements before ranking preferences and avoid overinterpreting clicks.</w:t>
-      </w:r>
-    </w:p>
-    <w:p>
-      <w:r>
+      <w:pPr>
+        <w:spacing w:line="336" w:lineRule="auto" w:after="180"/>
+      </w:pPr>
+      <w:r>
+        <w:rPr>
+          <w:b w:val="0"/>
+        </w:rPr>
+        <w:t xml:space="preserve">By the end, I can filter requirements before </w:t>
+      </w:r>
+      <w:r>
+        <w:rPr>
+          <w:b/>
+        </w:rPr>
+        <w:t>ranking</w:t>
+      </w:r>
+      <w:r>
+        <w:rPr>
+          <w:b w:val="0"/>
+        </w:rPr>
+        <w:t xml:space="preserve"> </w:t>
+      </w:r>
+      <w:r>
+        <w:rPr>
+          <w:b/>
+        </w:rPr>
+        <w:t>preference</w:t>
+      </w:r>
+      <w:r>
+        <w:rPr>
+          <w:b w:val="0"/>
+        </w:rPr>
+        <w:t>s and avoid overinterpreting clicks.</w:t>
+      </w:r>
+    </w:p>
+    <w:p>
+      <w:pPr>
+        <w:spacing w:line="336" w:lineRule="auto" w:after="180"/>
+      </w:pPr>
+      <w:r>
+        <w:rPr>
+          <w:b w:val="0"/>
+        </w:rPr>
         <w:t>This added worked case illustrates the week’s main idea. Retain all original and connected topics; schedule its practice within the teaching cycle.</w:t>
       </w:r>
     </w:p>
@@ -507,116 +1025,618 @@
       </w:r>
     </w:p>
     <w:p>
+      <w:r>
+        <w:t>Model Recommendations using the supplied case, labelled mechanism and reasoning. Make the scope of each conclusion explicit.</w:t>
+      </w:r>
+    </w:p>
+    <w:p>
+      <w:pPr>
+        <w:spacing w:line="336" w:lineRule="auto" w:after="180"/>
+      </w:pPr>
+      <w:r>
+        <w:rPr>
+          <w:b w:val="0"/>
+        </w:rPr>
+        <w:t>Follow the information instead of imagining magic inside the machine.</w:t>
+      </w:r>
+    </w:p>
+    <w:p>
       <w:pPr>
         <w:pStyle w:val="Heading3"/>
       </w:pPr>
       <w:r>
-        <w:t>Explain the mechanism</w:t>
-      </w:r>
-    </w:p>
-    <w:p>
-      <w:r>
-        <w:t>Follow the information instead of imagining magic inside the machine.</w:t>
-      </w:r>
-    </w:p>
-    <w:p>
-      <w:r>
-        <w:t>INPUT reader goals and candidate-book traits</w:t>
-      </w:r>
-    </w:p>
-    <w:p>
-      <w:r>
-        <w:t>PROCESS score and rank candidates with chosen tradeoffs</w:t>
-      </w:r>
-    </w:p>
-    <w:p>
-      <w:r>
-        <w:t>OUTPUT ordered recommendations plus reasons</w:t>
-      </w:r>
-    </w:p>
-    <w:p>
-      <w:r>
-        <w:t>CORE IDEA A recommender ranks possibilities using goals, information, and tradeoffs.</w:t>
-      </w:r>
-    </w:p>
-    <w:p>
-      <w:r>
-        <w:t>UNDER THE HOOD Recommendation is ranking, not merely classification. An objective combines relevance signals and constraints; tradeoffs may include familiarity, diversity, novelty, safety, and availability. The top score reflects the objective, not universal quality.</w:t>
-      </w:r>
-    </w:p>
-    <w:p>
-      <w:r>
+        <w:t>1. Input — information entering</w:t>
+      </w:r>
+    </w:p>
+    <w:p>
+      <w:pPr>
+        <w:spacing w:line="336" w:lineRule="auto" w:after="180"/>
+        <w:shd w:fill="F4F9FC"/>
+      </w:pPr>
+      <w:r>
+        <w:rPr>
+          <w:b/>
+        </w:rPr>
+        <w:t>INPUT</w:t>
+      </w:r>
+      <w:r>
+        <w:rPr>
+          <w:b w:val="0"/>
+        </w:rPr>
+        <w:t xml:space="preserve"> reader goals and candidate-book traits</w:t>
+      </w:r>
+    </w:p>
+    <w:p>
+      <w:pPr>
+        <w:pStyle w:val="Heading3"/>
+      </w:pPr>
+      <w:r>
+        <w:t>2. Process — the deciding step</w:t>
+      </w:r>
+    </w:p>
+    <w:p>
+      <w:pPr>
+        <w:spacing w:line="336" w:lineRule="auto" w:after="180"/>
+        <w:shd w:fill="F4F9FC"/>
+      </w:pPr>
+      <w:r>
+        <w:rPr>
+          <w:b/>
+        </w:rPr>
+        <w:t>PROCESS</w:t>
+      </w:r>
+      <w:r>
+        <w:rPr>
+          <w:b w:val="0"/>
+        </w:rPr>
+        <w:t xml:space="preserve"> score and rank candidates with chosen </w:t>
+      </w:r>
+      <w:r>
+        <w:rPr>
+          <w:b/>
+        </w:rPr>
+        <w:t>tradeoff</w:t>
+      </w:r>
+      <w:r>
+        <w:rPr>
+          <w:b w:val="0"/>
+        </w:rPr>
+        <w:t>s</w:t>
+      </w:r>
+    </w:p>
+    <w:p>
+      <w:pPr>
+        <w:pStyle w:val="Heading3"/>
+      </w:pPr>
+      <w:r>
+        <w:t>3. Output — the result</w:t>
+      </w:r>
+    </w:p>
+    <w:p>
+      <w:pPr>
+        <w:spacing w:line="336" w:lineRule="auto" w:after="180"/>
+        <w:shd w:fill="F4F9FC"/>
+      </w:pPr>
+      <w:r>
+        <w:rPr>
+          <w:b/>
+        </w:rPr>
+        <w:t>OUTPUT</w:t>
+      </w:r>
+      <w:r>
+        <w:rPr>
+          <w:b w:val="0"/>
+        </w:rPr>
+        <w:t xml:space="preserve"> ordered </w:t>
+      </w:r>
+      <w:r>
+        <w:rPr>
+          <w:b/>
+        </w:rPr>
+        <w:t>recommendation</w:t>
+      </w:r>
+      <w:r>
+        <w:rPr>
+          <w:b w:val="0"/>
+        </w:rPr>
+        <w:t>s plus reasons</w:t>
+      </w:r>
+    </w:p>
+    <w:p>
+      <w:pPr>
+        <w:pStyle w:val="Heading3"/>
+      </w:pPr>
+      <w:r>
+        <w:t>Key idea</w:t>
+      </w:r>
+    </w:p>
+    <w:p>
+      <w:pPr>
+        <w:spacing w:line="336" w:lineRule="auto" w:after="180"/>
+        <w:shd w:fill="EDF7F3"/>
+      </w:pPr>
+      <w:r>
+        <w:rPr>
+          <w:b w:val="0"/>
+        </w:rPr>
+        <w:t xml:space="preserve">CORE IDEA A recommender ranks possibilities using goals, information, and </w:t>
+      </w:r>
+      <w:r>
+        <w:rPr>
+          <w:b/>
+        </w:rPr>
+        <w:t>tradeoff</w:t>
+      </w:r>
+      <w:r>
+        <w:rPr>
+          <w:b w:val="0"/>
+        </w:rPr>
+        <w:t>s.</w:t>
+      </w:r>
+    </w:p>
+    <w:p>
+      <w:pPr>
+        <w:pStyle w:val="Heading3"/>
+      </w:pPr>
+      <w:r>
+        <w:t>How the mechanism works</w:t>
+      </w:r>
+    </w:p>
+    <w:p>
+      <w:pPr>
+        <w:spacing w:line="336" w:lineRule="auto" w:after="180"/>
+        <w:shd w:fill="F1F6F8"/>
+      </w:pPr>
+      <w:r>
+        <w:rPr>
+          <w:b w:val="0"/>
+        </w:rPr>
+        <w:t xml:space="preserve">UNDER THE HOOD </w:t>
+      </w:r>
+      <w:r>
+        <w:rPr>
+          <w:b/>
+        </w:rPr>
+        <w:t>Recommendation</w:t>
+      </w:r>
+      <w:r>
+        <w:rPr>
+          <w:b w:val="0"/>
+        </w:rPr>
+        <w:t xml:space="preserve"> is </w:t>
+      </w:r>
+      <w:r>
+        <w:rPr>
+          <w:b/>
+        </w:rPr>
+        <w:t>ranking</w:t>
+      </w:r>
+      <w:r>
+        <w:rPr>
+          <w:b w:val="0"/>
+        </w:rPr>
+        <w:t xml:space="preserve">, not merely classification. An </w:t>
+      </w:r>
+      <w:r>
+        <w:rPr>
+          <w:b/>
+        </w:rPr>
+        <w:t>objective</w:t>
+      </w:r>
+      <w:r>
+        <w:rPr>
+          <w:b w:val="0"/>
+        </w:rPr>
+        <w:t xml:space="preserve"> combines relevance signals and constraints; </w:t>
+      </w:r>
+      <w:r>
+        <w:rPr>
+          <w:b/>
+        </w:rPr>
+        <w:t>tradeoff</w:t>
+      </w:r>
+      <w:r>
+        <w:rPr>
+          <w:b w:val="0"/>
+        </w:rPr>
+        <w:t xml:space="preserve">s may include familiarity, </w:t>
+      </w:r>
+      <w:r>
+        <w:rPr>
+          <w:b/>
+        </w:rPr>
+        <w:t>diversity</w:t>
+      </w:r>
+      <w:r>
+        <w:rPr>
+          <w:b w:val="0"/>
+        </w:rPr>
+        <w:t>, novelty, safety, and availability.</w:t>
+      </w:r>
+    </w:p>
+    <w:p>
+      <w:pPr>
+        <w:spacing w:line="336" w:lineRule="auto" w:after="180"/>
+        <w:shd w:fill="F1F6F8"/>
+      </w:pPr>
+      <w:r>
+        <w:rPr>
+          <w:b w:val="0"/>
+        </w:rPr>
+        <w:t xml:space="preserve">The top score reflects the </w:t>
+      </w:r>
+      <w:r>
+        <w:rPr>
+          <w:b/>
+        </w:rPr>
+        <w:t>objective</w:t>
+      </w:r>
+      <w:r>
+        <w:rPr>
+          <w:b w:val="0"/>
+        </w:rPr>
+        <w:t>, not universal quality.</w:t>
+      </w:r>
+    </w:p>
+    <w:p>
+      <w:pPr>
+        <w:spacing w:line="336" w:lineRule="auto" w:after="180"/>
+      </w:pPr>
+      <w:r>
+        <w:rPr>
+          <w:b w:val="0"/>
+        </w:rPr>
         <w:t>Draw a fresh example with all three stages:</w:t>
       </w:r>
     </w:p>
     <w:p>
-      <w:r>
-        <w:t>Every step connects a claim to observable evidence.</w:t>
-      </w:r>
-    </w:p>
-    <w:p>
-      <w:r>
-        <w:t>CASE Two readers can receive different book rankings because their goals, reading level, interests, and novelty preferences differ.</w:t>
-      </w:r>
-    </w:p>
-    <w:p>
-      <w:r>
+      <w:pPr>
+        <w:spacing w:line="336" w:lineRule="auto" w:after="180"/>
+      </w:pPr>
+      <w:r>
+        <w:rPr>
+          <w:b w:val="0"/>
+        </w:rPr>
+        <w:t xml:space="preserve">Every step connects a claim to observable </w:t>
+      </w:r>
+      <w:r>
+        <w:rPr>
+          <w:b/>
+        </w:rPr>
+        <w:t>evidence</w:t>
+      </w:r>
+      <w:r>
+        <w:rPr>
+          <w:b w:val="0"/>
+        </w:rPr>
+        <w:t>.</w:t>
+      </w:r>
+    </w:p>
+    <w:p>
+      <w:pPr>
+        <w:pStyle w:val="Heading3"/>
+      </w:pPr>
+      <w:r>
+        <w:t>The case to investigate</w:t>
+      </w:r>
+    </w:p>
+    <w:p>
+      <w:pPr>
+        <w:spacing w:line="336" w:lineRule="auto" w:after="180"/>
+        <w:shd w:fill="F1F6FC"/>
+      </w:pPr>
+      <w:r>
+        <w:rPr>
+          <w:b w:val="0"/>
+        </w:rPr>
+        <w:t xml:space="preserve">CASE Two readers can receive different book </w:t>
+      </w:r>
+      <w:r>
+        <w:rPr>
+          <w:b/>
+        </w:rPr>
+        <w:t>ranking</w:t>
+      </w:r>
+      <w:r>
+        <w:rPr>
+          <w:b w:val="0"/>
+        </w:rPr>
+        <w:t xml:space="preserve">s because their goals, reading level, interests, and novelty </w:t>
+      </w:r>
+      <w:r>
+        <w:rPr>
+          <w:b/>
+        </w:rPr>
+        <w:t>preference</w:t>
+      </w:r>
+      <w:r>
+        <w:rPr>
+          <w:b w:val="0"/>
+        </w:rPr>
+        <w:t>s differ.</w:t>
+      </w:r>
+    </w:p>
+    <w:p>
+      <w:pPr>
+        <w:pStyle w:val="Heading3"/>
+      </w:pPr>
+      <w:r>
+        <w:t>Step 1</w:t>
+      </w:r>
+    </w:p>
+    <w:p>
+      <w:pPr>
+        <w:spacing w:line="336" w:lineRule="auto" w:after="180"/>
+        <w:shd w:fill="F4F9FC"/>
+      </w:pPr>
+      <w:r>
+        <w:rPr>
+          <w:b w:val="0"/>
+        </w:rPr>
         <w:t>STEP 1 — OBSERVE reader goals and candidate-book traits</w:t>
       </w:r>
     </w:p>
     <w:p>
-      <w:r>
-        <w:t>STEP 2 — TRACE score and rank candidates with chosen tradeoffs</w:t>
-      </w:r>
-    </w:p>
-    <w:p>
-      <w:r>
-        <w:t>STEP 3 — CONCLUDE ordered recommendations plus reasons</w:t>
-      </w:r>
-    </w:p>
-    <w:p>
-      <w:r>
-        <w:t>MODEL REASONING Use the same transparent scoring method with each reader's stated preferences. Different inputs create different totals. Report tradeoffs, ties, and one option outside the top rank to preserve choice.</w:t>
-      </w:r>
-    </w:p>
-    <w:p>
-      <w:r>
-        <w:t>DO NOT OVERCLAIM A recommendation optimizes chosen goals and data; it does not discover what a person truly wants.</w:t>
-      </w:r>
-    </w:p>
-    <w:p>
-      <w:r>
-        <w:t>What new evidence could change this answer?</w:t>
-      </w:r>
-    </w:p>
-    <w:p>
       <w:pPr>
         <w:pStyle w:val="Heading3"/>
       </w:pPr>
       <w:r>
+        <w:t>Step 2</w:t>
+      </w:r>
+    </w:p>
+    <w:p>
+      <w:pPr>
+        <w:spacing w:line="336" w:lineRule="auto" w:after="180"/>
+        <w:shd w:fill="F4F9FC"/>
+      </w:pPr>
+      <w:r>
+        <w:rPr>
+          <w:b w:val="0"/>
+        </w:rPr>
+        <w:t xml:space="preserve">STEP 2 — TRACE score and rank candidates with chosen </w:t>
+      </w:r>
+      <w:r>
+        <w:rPr>
+          <w:b/>
+        </w:rPr>
+        <w:t>tradeoff</w:t>
+      </w:r>
+      <w:r>
+        <w:rPr>
+          <w:b w:val="0"/>
+        </w:rPr>
+        <w:t>s</w:t>
+      </w:r>
+    </w:p>
+    <w:p>
+      <w:pPr>
+        <w:pStyle w:val="Heading3"/>
+      </w:pPr>
+      <w:r>
+        <w:t>Step 3</w:t>
+      </w:r>
+    </w:p>
+    <w:p>
+      <w:pPr>
+        <w:spacing w:line="336" w:lineRule="auto" w:after="180"/>
+        <w:shd w:fill="F4F9FC"/>
+      </w:pPr>
+      <w:r>
+        <w:rPr>
+          <w:b w:val="0"/>
+        </w:rPr>
+        <w:t xml:space="preserve">STEP 3 — CONCLUDE ordered </w:t>
+      </w:r>
+      <w:r>
+        <w:rPr>
+          <w:b/>
+        </w:rPr>
+        <w:t>recommendation</w:t>
+      </w:r>
+      <w:r>
+        <w:rPr>
+          <w:b w:val="0"/>
+        </w:rPr>
+        <w:t>s plus reasons</w:t>
+      </w:r>
+    </w:p>
+    <w:p>
+      <w:pPr>
+        <w:pStyle w:val="Heading3"/>
+      </w:pPr>
+      <w:r>
+        <w:t>Model answer</w:t>
+      </w:r>
+    </w:p>
+    <w:p>
+      <w:pPr>
+        <w:spacing w:line="336" w:lineRule="auto" w:after="180"/>
+        <w:shd w:fill="F1F6FC"/>
+      </w:pPr>
+      <w:r>
+        <w:rPr>
+          <w:b w:val="0"/>
+        </w:rPr>
+        <w:t xml:space="preserve">MODEL REASONING Use the same transparent scoring method with each reader's stated </w:t>
+      </w:r>
+      <w:r>
+        <w:rPr>
+          <w:b/>
+        </w:rPr>
+        <w:t>preference</w:t>
+      </w:r>
+      <w:r>
+        <w:rPr>
+          <w:b w:val="0"/>
+        </w:rPr>
+        <w:t xml:space="preserve">s. Different </w:t>
+      </w:r>
+      <w:r>
+        <w:rPr>
+          <w:b/>
+        </w:rPr>
+        <w:t>input</w:t>
+      </w:r>
+      <w:r>
+        <w:rPr>
+          <w:b w:val="0"/>
+        </w:rPr>
+        <w:t xml:space="preserve">s create different totals. Report </w:t>
+      </w:r>
+      <w:r>
+        <w:rPr>
+          <w:b/>
+        </w:rPr>
+        <w:t>tradeoff</w:t>
+      </w:r>
+      <w:r>
+        <w:rPr>
+          <w:b w:val="0"/>
+        </w:rPr>
+        <w:t>s, ties, and one option outside the top rank to preserve choice.</w:t>
+      </w:r>
+    </w:p>
+    <w:p>
+      <w:pPr>
+        <w:pStyle w:val="Heading3"/>
+      </w:pPr>
+      <w:r>
+        <w:t>A claim to avoid</w:t>
+      </w:r>
+    </w:p>
+    <w:p>
+      <w:pPr>
+        <w:spacing w:line="336" w:lineRule="auto" w:after="180"/>
+        <w:shd w:fill="FFF5E6"/>
+      </w:pPr>
+      <w:r>
+        <w:rPr>
+          <w:b w:val="0"/>
+        </w:rPr>
+        <w:t xml:space="preserve">DO NOT OVERCLAIM A </w:t>
+      </w:r>
+      <w:r>
+        <w:rPr>
+          <w:b/>
+        </w:rPr>
+        <w:t>recommendation</w:t>
+      </w:r>
+      <w:r>
+        <w:rPr>
+          <w:b w:val="0"/>
+        </w:rPr>
+        <w:t xml:space="preserve"> optimizes chosen goals and data; it does not discover what a person truly wants.</w:t>
+      </w:r>
+    </w:p>
+    <w:p>
+      <w:pPr>
+        <w:spacing w:line="336" w:lineRule="auto" w:after="180"/>
+        <w:shd w:fill="F5F1FB"/>
+      </w:pPr>
+      <w:r>
+        <w:rPr>
+          <w:b w:val="0"/>
+        </w:rPr>
+        <w:t xml:space="preserve">What new </w:t>
+      </w:r>
+      <w:r>
+        <w:rPr>
+          <w:b/>
+        </w:rPr>
+        <w:t>evidence</w:t>
+      </w:r>
+      <w:r>
+        <w:rPr>
+          <w:b w:val="0"/>
+        </w:rPr>
+        <w:t xml:space="preserve"> could change this answer?</w:t>
+      </w:r>
+    </w:p>
+    <w:p>
+      <w:pPr>
+        <w:pStyle w:val="Heading3"/>
+      </w:pPr>
+      <w:r>
         <w:t>Concrete teaching case</w:t>
       </w:r>
     </w:p>
     <w:p>
-      <w:r>
+      <w:pPr>
+        <w:pStyle w:val="Heading3"/>
+      </w:pPr>
+      <w:r>
+        <w:t>The teaching case</w:t>
+      </w:r>
+    </w:p>
+    <w:p>
+      <w:pPr>
+        <w:spacing w:line="336" w:lineRule="auto" w:after="180"/>
+        <w:shd w:fill="F1F6FC"/>
+      </w:pPr>
+      <w:r>
+        <w:rPr>
+          <w:b w:val="0"/>
+        </w:rPr>
         <w:t>A recommender suggests adventure books after one adventure-book choice.</w:t>
       </w:r>
     </w:p>
     <w:p>
-      <w:r>
-        <w:t>Explain its evidence and limitation.</w:t>
-      </w:r>
-    </w:p>
-    <w:p>
       <w:pPr>
         <w:pStyle w:val="Heading3"/>
       </w:pPr>
       <w:r>
+        <w:t>The teaching case</w:t>
+      </w:r>
+    </w:p>
+    <w:p>
+      <w:pPr>
+        <w:spacing w:line="336" w:lineRule="auto" w:after="180"/>
+        <w:shd w:fill="F1F6FC"/>
+      </w:pPr>
+      <w:r>
+        <w:rPr>
+          <w:b w:val="0"/>
+        </w:rPr>
+        <w:t xml:space="preserve">Explain its </w:t>
+      </w:r>
+      <w:r>
+        <w:rPr>
+          <w:b/>
+        </w:rPr>
+        <w:t>evidence</w:t>
+      </w:r>
+      <w:r>
+        <w:rPr>
+          <w:b w:val="0"/>
+        </w:rPr>
+        <w:t xml:space="preserve"> and limitation.</w:t>
+      </w:r>
+    </w:p>
+    <w:p>
+      <w:pPr>
+        <w:pStyle w:val="Heading3"/>
+      </w:pPr>
+      <w:r>
         <w:t>Exact explanation to model</w:t>
       </w:r>
     </w:p>
     <w:p>
-      <w:r>
+      <w:pPr>
+        <w:pStyle w:val="Heading3"/>
+      </w:pPr>
+      <w:r>
+        <w:t>Why the result follows</w:t>
+      </w:r>
+    </w:p>
+    <w:p>
+      <w:pPr>
+        <w:spacing w:line="336" w:lineRule="auto" w:after="180"/>
+        <w:shd w:fill="F1F6FC"/>
+      </w:pPr>
+      <w:r>
+        <w:rPr>
+          <w:b w:val="0"/>
+        </w:rPr>
         <w:t>The past choice supports considering adventure, but does not capture every interest. Ask for feedback and offer variety.</w:t>
       </w:r>
     </w:p>
@@ -629,28 +1649,233 @@
       </w:r>
     </w:p>
     <w:p>
-      <w:r>
-        <w:t>A recommendation suggests an option for a particular purpose. Start with requirements: conditions every suggested item must meet. Then use preferences to rank the eligible options. An item that fails a requirement cannot make up for it by collecting more preference points.</w:t>
-      </w:r>
-    </w:p>
-    <w:p>
-      <w:r>
-        <w:t>A fictional reader needs an available English book. The reader prefers topic space and format comic. BookRec1 gives eligible books 2 points for space and 1 for comic; a known mismatch gives 0. It returns every eligible book tied for the highest score. If none are eligible, it reports no eligible option rather than ignoring a requirement.</w:t>
-      </w:r>
-    </w:p>
-    <w:p>
-      <w:r>
-        <w:t>The candidates are J: space, prose, English, available; K: animals, comic, English, available; L: space, comic, Spanish, available; M: space, comic, English, unavailable. These are invented records. The purpose is to trace a recommendation, not to infer anything about real students or collect their personal preferences.</w:t>
-      </w:r>
-    </w:p>
-    <w:p>
-      <w:r>
-        <w:t>J passes both requirements and scores 2. K passes and scores 1. L fails the English requirement; M fails availability. Do not place L or M above J because they would earn 3 preference points. They are excluded before the eligible scores are compared.</w:t>
-      </w:r>
-    </w:p>
-    <w:p>
-      <w:r>
-        <w:t>A faithful explanation says J is available in English and has the highest eligible score because its space topic matches the stated preference. It should also mention that J is prose, not comic. Claiming that the system knows the reader will love J would go beyond the computation and the evidence.</w:t>
+      <w:pPr>
+        <w:spacing w:line="336" w:lineRule="auto" w:after="180"/>
+      </w:pPr>
+      <w:r>
+        <w:rPr>
+          <w:b w:val="0"/>
+        </w:rPr>
+        <w:t xml:space="preserve">A </w:t>
+      </w:r>
+      <w:r>
+        <w:rPr>
+          <w:b/>
+        </w:rPr>
+        <w:t>recommendation</w:t>
+      </w:r>
+      <w:r>
+        <w:rPr>
+          <w:b w:val="0"/>
+        </w:rPr>
+        <w:t xml:space="preserve"> suggests an option for a particular purpose. Start with requirements: conditions every suggested item must meet. Then use </w:t>
+      </w:r>
+      <w:r>
+        <w:rPr>
+          <w:b/>
+        </w:rPr>
+        <w:t>preference</w:t>
+      </w:r>
+      <w:r>
+        <w:rPr>
+          <w:b w:val="0"/>
+        </w:rPr>
+        <w:t>s to rank the eligible options.</w:t>
+      </w:r>
+    </w:p>
+    <w:p>
+      <w:pPr>
+        <w:spacing w:line="336" w:lineRule="auto" w:after="180"/>
+      </w:pPr>
+      <w:r>
+        <w:rPr>
+          <w:b w:val="0"/>
+        </w:rPr>
+        <w:t xml:space="preserve">An item that fails a requirement cannot make up for it by collecting more </w:t>
+      </w:r>
+      <w:r>
+        <w:rPr>
+          <w:b/>
+        </w:rPr>
+        <w:t>preference</w:t>
+      </w:r>
+      <w:r>
+        <w:rPr>
+          <w:b w:val="0"/>
+        </w:rPr>
+        <w:t xml:space="preserve"> points.</w:t>
+      </w:r>
+    </w:p>
+    <w:p>
+      <w:pPr>
+        <w:pStyle w:val="Heading3"/>
+      </w:pPr>
+      <w:r>
+        <w:t>Explain the added worked example · 1</w:t>
+      </w:r>
+    </w:p>
+    <w:p>
+      <w:pPr>
+        <w:spacing w:line="336" w:lineRule="auto" w:after="180"/>
+      </w:pPr>
+      <w:r>
+        <w:rPr>
+          <w:b w:val="0"/>
+        </w:rPr>
+        <w:t>A fictional reader needs an available English book. The reader prefers topic space and format comic. BookRec1 gives eligible books 2 points for space and 1 for comic; a known mismatch gives 0.</w:t>
+      </w:r>
+    </w:p>
+    <w:p>
+      <w:pPr>
+        <w:spacing w:line="336" w:lineRule="auto" w:after="180"/>
+      </w:pPr>
+      <w:r>
+        <w:rPr>
+          <w:b w:val="0"/>
+        </w:rPr>
+        <w:t>It returns every eligible book tied for the highest score. If none are eligible, it reports no eligible option rather than ignoring a requirement.</w:t>
+      </w:r>
+    </w:p>
+    <w:p>
+      <w:pPr>
+        <w:pStyle w:val="Heading3"/>
+      </w:pPr>
+      <w:r>
+        <w:t>Explain the added worked example · 2</w:t>
+      </w:r>
+    </w:p>
+    <w:p>
+      <w:pPr>
+        <w:spacing w:line="336" w:lineRule="auto" w:after="180"/>
+      </w:pPr>
+      <w:r>
+        <w:rPr>
+          <w:b w:val="0"/>
+        </w:rPr>
+        <w:t>The candidates are J: space, prose, English, available; K: animals, comic, English, available; L: space, comic, Spanish, available; M: space, comic, English, unavailable. These are invented records.</w:t>
+      </w:r>
+    </w:p>
+    <w:p>
+      <w:pPr>
+        <w:spacing w:line="336" w:lineRule="auto" w:after="180"/>
+      </w:pPr>
+      <w:r>
+        <w:rPr>
+          <w:b w:val="0"/>
+        </w:rPr>
+        <w:t xml:space="preserve">The purpose is to trace a </w:t>
+      </w:r>
+      <w:r>
+        <w:rPr>
+          <w:b/>
+        </w:rPr>
+        <w:t>recommendation</w:t>
+      </w:r>
+      <w:r>
+        <w:rPr>
+          <w:b w:val="0"/>
+        </w:rPr>
+        <w:t xml:space="preserve">, not to infer anything about real students or collect their personal </w:t>
+      </w:r>
+      <w:r>
+        <w:rPr>
+          <w:b/>
+        </w:rPr>
+        <w:t>preference</w:t>
+      </w:r>
+      <w:r>
+        <w:rPr>
+          <w:b w:val="0"/>
+        </w:rPr>
+        <w:t>s.</w:t>
+      </w:r>
+    </w:p>
+    <w:p>
+      <w:pPr>
+        <w:spacing w:line="336" w:lineRule="auto" w:after="180"/>
+      </w:pPr>
+      <w:r>
+        <w:rPr>
+          <w:b w:val="0"/>
+        </w:rPr>
+        <w:t xml:space="preserve">J passes both requirements and scores 2. K passes and scores 1. L fails the English requirement; M fails availability. Do not place L or M above J because they would earn 3 </w:t>
+      </w:r>
+      <w:r>
+        <w:rPr>
+          <w:b/>
+        </w:rPr>
+        <w:t>preference</w:t>
+      </w:r>
+      <w:r>
+        <w:rPr>
+          <w:b w:val="0"/>
+        </w:rPr>
+        <w:t xml:space="preserve"> points.</w:t>
+      </w:r>
+    </w:p>
+    <w:p>
+      <w:pPr>
+        <w:spacing w:line="336" w:lineRule="auto" w:after="180"/>
+      </w:pPr>
+      <w:r>
+        <w:rPr>
+          <w:b w:val="0"/>
+        </w:rPr>
+        <w:t>They are excluded before the eligible scores are compared.</w:t>
+      </w:r>
+    </w:p>
+    <w:p>
+      <w:pPr>
+        <w:pStyle w:val="Heading3"/>
+      </w:pPr>
+      <w:r>
+        <w:t>Explain the added worked example · 3</w:t>
+      </w:r>
+    </w:p>
+    <w:p>
+      <w:pPr>
+        <w:spacing w:line="336" w:lineRule="auto" w:after="180"/>
+      </w:pPr>
+      <w:r>
+        <w:rPr>
+          <w:b w:val="0"/>
+        </w:rPr>
+        <w:t xml:space="preserve">A faithful explanation says J is available in English and has the highest eligible score because its space topic matches the stated </w:t>
+      </w:r>
+      <w:r>
+        <w:rPr>
+          <w:b/>
+        </w:rPr>
+        <w:t>preference</w:t>
+      </w:r>
+      <w:r>
+        <w:rPr>
+          <w:b w:val="0"/>
+        </w:rPr>
+        <w:t>. It should also mention that J is prose, not comic.</w:t>
+      </w:r>
+    </w:p>
+    <w:p>
+      <w:pPr>
+        <w:spacing w:line="336" w:lineRule="auto" w:after="180"/>
+      </w:pPr>
+      <w:r>
+        <w:rPr>
+          <w:b w:val="0"/>
+        </w:rPr>
+        <w:t xml:space="preserve">Claiming that the system knows the reader will love J would go beyond the computation and the </w:t>
+      </w:r>
+      <w:r>
+        <w:rPr>
+          <w:b/>
+        </w:rPr>
+        <w:t>evidence</w:t>
+      </w:r>
+      <w:r>
+        <w:rPr>
+          <w:b w:val="0"/>
+        </w:rPr>
+        <w:t>.</w:t>
       </w:r>
     </w:p>
     <w:p>
@@ -816,8 +2041,37 @@
       </w:r>
     </w:p>
     <w:p>
-      <w:r>
-        <w:t>Use the complete worked example below before asking learners to complete W2. Reveal a small part, invite a prediction, then explain the deciding step. These teacher notes contain solutions; do not reveal the independent case answer during modelling.</w:t>
+      <w:pPr>
+        <w:spacing w:line="336" w:lineRule="auto" w:after="180"/>
+      </w:pPr>
+      <w:r>
+        <w:rPr>
+          <w:b w:val="0"/>
+        </w:rPr>
+        <w:t xml:space="preserve">Use the complete worked example below before asking learners to complete W2. Reveal a small part, invite a </w:t>
+      </w:r>
+      <w:r>
+        <w:rPr>
+          <w:b/>
+        </w:rPr>
+        <w:t>prediction</w:t>
+      </w:r>
+      <w:r>
+        <w:rPr>
+          <w:b w:val="0"/>
+        </w:rPr>
+        <w:t>, then explain the deciding step.</w:t>
+      </w:r>
+    </w:p>
+    <w:p>
+      <w:pPr>
+        <w:spacing w:line="336" w:lineRule="auto" w:after="180"/>
+      </w:pPr>
+      <w:r>
+        <w:rPr>
+          <w:b w:val="0"/>
+        </w:rPr>
+        <w:t>These teacher notes contain solutions; do not reveal the independent case answer during modelling.</w:t>
       </w:r>
     </w:p>
     <w:tbl>
@@ -835,6 +2089,38 @@
         <w:trPr>
           <w:tblHeader/>
         </w:trPr>
+        <w:tc>
+          <w:tcPr>
+            <w:tcW w:type="dxa" w:w="3408"/>
+          </w:tcPr>
+          <w:p>
+            <w:r>
+              <w:t>Recorded event</w:t>
+            </w:r>
+          </w:p>
+        </w:tc>
+        <w:tc>
+          <w:tcPr>
+            <w:tcW w:type="dxa" w:w="3408"/>
+          </w:tcPr>
+          <w:p>
+            <w:r>
+              <w:t>What it establishes</w:t>
+            </w:r>
+          </w:p>
+        </w:tc>
+        <w:tc>
+          <w:tcPr>
+            <w:tcW w:type="dxa" w:w="3408"/>
+          </w:tcPr>
+          <w:p>
+            <w:r>
+              <w:t>What it does not establish</w:t>
+            </w:r>
+          </w:p>
+        </w:tc>
+      </w:tr>
+      <w:tr>
         <w:tc>
           <w:tcPr>
             <w:tcW w:type="dxa" w:w="3408"/>
@@ -964,13 +2250,55 @@
       </w:tr>
     </w:tbl>
     <w:p>
-      <w:r>
-        <w:t>A click can reflect interest, curiosity or a mistaken tap. No click can reflect a missed display, lack of time or a decision not to choose it. Preserve the observed event separately from any interpretation. More direct feedback may clarify a reason, but one response still describes one person and occasion.</w:t>
-      </w:r>
-    </w:p>
-    <w:p>
-      <w:r>
-        <w:t>Useful feedback records name the item, what was shown, the system version, the event and any stated reason. Use only information needed for the task. Our paper exercises use invented feedback; they do not require accounts or recording classmates’ browsing behaviour.</w:t>
+      <w:pPr>
+        <w:pStyle w:val="Heading3"/>
+      </w:pPr>
+      <w:r>
+        <w:t>Model the reasoning aloud · 4</w:t>
+      </w:r>
+    </w:p>
+    <w:p>
+      <w:pPr>
+        <w:spacing w:line="336" w:lineRule="auto" w:after="180"/>
+      </w:pPr>
+      <w:r>
+        <w:rPr>
+          <w:b w:val="0"/>
+        </w:rPr>
+        <w:t>A click can reflect interest, curiosity or a mistaken tap. No click can reflect a missed display, lack of time or a decision not to choose it. Preserve the observed event separately from any interpretation.</w:t>
+      </w:r>
+    </w:p>
+    <w:p>
+      <w:pPr>
+        <w:spacing w:line="336" w:lineRule="auto" w:after="180"/>
+      </w:pPr>
+      <w:r>
+        <w:rPr>
+          <w:b w:val="0"/>
+        </w:rPr>
+        <w:t>More direct feedback may clarify a reason, but one response still describes one person and occasion.</w:t>
+      </w:r>
+    </w:p>
+    <w:p>
+      <w:pPr>
+        <w:spacing w:line="336" w:lineRule="auto" w:after="180"/>
+      </w:pPr>
+      <w:r>
+        <w:rPr>
+          <w:b w:val="0"/>
+        </w:rPr>
+        <w:t>Useful feedback records name the item, what was shown, the system version, the event and any stated reason. Use only information needed for the task.</w:t>
+      </w:r>
+    </w:p>
+    <w:p>
+      <w:pPr>
+        <w:spacing w:line="336" w:lineRule="auto" w:after="180"/>
+      </w:pPr>
+      <w:r>
+        <w:rPr>
+          <w:b w:val="0"/>
+        </w:rPr>
+        <w:t>Our paper exercises use invented feedback; they do not require accounts or recording classmates’ browsing behaviour.</w:t>
       </w:r>
     </w:p>
     <w:tbl>
@@ -1076,7 +2404,13 @@
       </w:tr>
     </w:tbl>
     <w:p>
-      <w:r>
+      <w:pPr>
+        <w:spacing w:line="336" w:lineRule="auto" w:after="180"/>
+      </w:pPr>
+      <w:r>
+        <w:rPr>
+          <w:b w:val="0"/>
+        </w:rPr>
         <w:t>Use the diagram and verbal explanation together. Ask learners to match a sentence to a specific visual step; do not assign learners fixed visual or auditory learning styles.</w:t>
       </w:r>
     </w:p>
@@ -1089,7 +2423,13 @@
       </w:r>
     </w:p>
     <w:p>
-      <w:r>
+      <w:pPr>
+        <w:spacing w:line="336" w:lineRule="auto" w:after="180"/>
+      </w:pPr>
+      <w:r>
+        <w:rPr>
+          <w:b w:val="0"/>
+        </w:rPr>
         <w:t>A fictional classroom break chooser recommends a suitable paper activity.</w:t>
       </w:r>
     </w:p>
@@ -1102,12 +2442,54 @@
       </w:r>
     </w:p>
     <w:p>
-      <w:r>
-        <w:t>Must be quiet and take at most 12 minutes. Score 2 for puzzles and 1 for solo.</w:t>
-      </w:r>
-    </w:p>
-    <w:p>
-      <w:r>
+      <w:pPr>
+        <w:pStyle w:val="Heading3"/>
+      </w:pPr>
+      <w:r>
+        <w:t>Supplied facts</w:t>
+      </w:r>
+    </w:p>
+    <w:p>
+      <w:pPr>
+        <w:spacing w:line="336" w:lineRule="auto" w:after="180"/>
+        <w:shd w:fill="F1F6FC"/>
+      </w:pPr>
+      <w:r>
+        <w:rPr>
+          <w:b w:val="0"/>
+        </w:rPr>
+        <w:t xml:space="preserve">Must be quiet and take at most </w:t>
+      </w:r>
+      <w:r>
+        <w:rPr>
+          <w:b/>
+        </w:rPr>
+        <w:t>12 minutes</w:t>
+      </w:r>
+      <w:r>
+        <w:rPr>
+          <w:b w:val="0"/>
+        </w:rPr>
+        <w:t>. Score 2 for puzzles and 1 for solo.</w:t>
+      </w:r>
+    </w:p>
+    <w:p>
+      <w:pPr>
+        <w:pStyle w:val="Heading3"/>
+      </w:pPr>
+      <w:r>
+        <w:t>Supplied facts</w:t>
+      </w:r>
+    </w:p>
+    <w:p>
+      <w:pPr>
+        <w:spacing w:line="336" w:lineRule="auto" w:after="180"/>
+        <w:shd w:fill="F1F6FC"/>
+      </w:pPr>
+      <w:r>
+        <w:rPr>
+          <w:b w:val="0"/>
+        </w:rPr>
         <w:t>A puzzle,solo,noisy,8 min; B puzzle,group,quiet,12 min; C drawing,solo,quiet,10 min.</w:t>
       </w:r>
     </w:p>
@@ -1329,57 +2711,247 @@
       </w:r>
     </w:p>
     <w:p>
-      <w:r>
-        <w:t>A hard requirement determines whether an option can be chosen at all. Preferences rank the eligible options. The apparent best preference match, A, is not suitable under the quiet requirement. If a learner clicks C instead, the event alone does not tell us whether they disliked B, misclicked or wanted variety.</w:t>
-      </w:r>
-    </w:p>
-    <w:p>
       <w:pPr>
         <w:pStyle w:val="Heading3"/>
       </w:pPr>
       <w:r>
+        <w:t>Why the result follows</w:t>
+      </w:r>
+    </w:p>
+    <w:p>
+      <w:pPr>
+        <w:spacing w:line="336" w:lineRule="auto" w:after="180"/>
+        <w:shd w:fill="F1F6FC"/>
+      </w:pPr>
+      <w:r>
+        <w:rPr>
+          <w:b w:val="0"/>
+        </w:rPr>
+        <w:t xml:space="preserve">A hard requirement determines whether an option can be chosen at all. </w:t>
+      </w:r>
+      <w:r>
+        <w:rPr>
+          <w:b/>
+        </w:rPr>
+        <w:t>Preference</w:t>
+      </w:r>
+      <w:r>
+        <w:rPr>
+          <w:b w:val="0"/>
+        </w:rPr>
+        <w:t xml:space="preserve">s rank the eligible options. The apparent best </w:t>
+      </w:r>
+      <w:r>
+        <w:rPr>
+          <w:b/>
+        </w:rPr>
+        <w:t>preference</w:t>
+      </w:r>
+      <w:r>
+        <w:rPr>
+          <w:b w:val="0"/>
+        </w:rPr>
+        <w:t xml:space="preserve"> match, A, is not suitable under the quiet requirement.</w:t>
+      </w:r>
+    </w:p>
+    <w:p>
+      <w:pPr>
+        <w:spacing w:line="336" w:lineRule="auto" w:after="180"/>
+        <w:shd w:fill="F1F6FC"/>
+      </w:pPr>
+      <w:r>
+        <w:rPr>
+          <w:b w:val="0"/>
+        </w:rPr>
+        <w:t>If a learner clicks C instead, the event alone does not tell us whether they disliked B, misclicked or wanted variety.</w:t>
+      </w:r>
+    </w:p>
+    <w:p>
+      <w:pPr>
+        <w:pStyle w:val="Heading3"/>
+      </w:pPr>
+      <w:r>
         <w:t>What this example does not establish</w:t>
       </w:r>
     </w:p>
     <w:p>
-      <w:r>
-        <w:t>One click is an observed event, not proof of satisfaction or a stable personal preference.</w:t>
-      </w:r>
-    </w:p>
-    <w:p>
       <w:pPr>
         <w:pStyle w:val="Heading3"/>
       </w:pPr>
       <w:r>
+        <w:t>Keep the stated limit</w:t>
+      </w:r>
+    </w:p>
+    <w:p>
+      <w:pPr>
+        <w:spacing w:line="336" w:lineRule="auto" w:after="180"/>
+        <w:shd w:fill="FFF5E6"/>
+      </w:pPr>
+      <w:r>
+        <w:rPr>
+          <w:b w:val="0"/>
+        </w:rPr>
+        <w:t xml:space="preserve">One click is an observed event, not proof of satisfaction or a stable personal </w:t>
+      </w:r>
+      <w:r>
+        <w:rPr>
+          <w:b/>
+        </w:rPr>
+        <w:t>preference</w:t>
+      </w:r>
+      <w:r>
+        <w:rPr>
+          <w:b w:val="0"/>
+        </w:rPr>
+        <w:t>.</w:t>
+      </w:r>
+    </w:p>
+    <w:p>
+      <w:pPr>
+        <w:pStyle w:val="Heading3"/>
+      </w:pPr>
+      <w:r>
         <w:t>Change one thing in the pictured case</w:t>
       </w:r>
     </w:p>
     <w:p>
-      <w:r>
+      <w:pPr>
+        <w:pStyle w:val="Heading3"/>
+      </w:pPr>
+      <w:r>
+        <w:t>Change one thing</w:t>
+      </w:r>
+    </w:p>
+    <w:p>
+      <w:pPr>
+        <w:spacing w:line="336" w:lineRule="auto" w:after="180"/>
+        <w:shd w:fill="F5F1FB"/>
+      </w:pPr>
+      <w:r>
+        <w:rPr>
+          <w:b w:val="0"/>
+        </w:rPr>
         <w:t>Change: Change the maximum time to 10 minutes.</w:t>
       </w:r>
     </w:p>
     <w:p>
-      <w:r>
-        <w:t>Prediction: Only C remains eligible and is recommended.</w:t>
-      </w:r>
-    </w:p>
-    <w:p>
-      <w:r>
-        <w:t>Reason: B takes 12 minutes; A is still noisy.</w:t>
-      </w:r>
-    </w:p>
-    <w:p>
       <w:pPr>
         <w:pStyle w:val="Heading3"/>
       </w:pPr>
       <w:r>
+        <w:t>Predicted result</w:t>
+      </w:r>
+    </w:p>
+    <w:p>
+      <w:pPr>
+        <w:spacing w:line="336" w:lineRule="auto" w:after="180"/>
+        <w:shd w:fill="F1F6FC"/>
+      </w:pPr>
+      <w:r>
+        <w:rPr>
+          <w:b/>
+        </w:rPr>
+        <w:t>Prediction</w:t>
+      </w:r>
+      <w:r>
+        <w:rPr>
+          <w:b w:val="0"/>
+        </w:rPr>
+        <w:t>: Only C remains eligible and is recommended.</w:t>
+      </w:r>
+    </w:p>
+    <w:p>
+      <w:pPr>
+        <w:pStyle w:val="Heading3"/>
+      </w:pPr>
+      <w:r>
+        <w:t>Why the result follows</w:t>
+      </w:r>
+    </w:p>
+    <w:p>
+      <w:pPr>
+        <w:spacing w:line="336" w:lineRule="auto" w:after="180"/>
+        <w:shd w:fill="F1F6FC"/>
+      </w:pPr>
+      <w:r>
+        <w:rPr>
+          <w:b w:val="0"/>
+        </w:rPr>
+        <w:t xml:space="preserve">Reason: B takes </w:t>
+      </w:r>
+      <w:r>
+        <w:rPr>
+          <w:b/>
+        </w:rPr>
+        <w:t>12 minutes</w:t>
+      </w:r>
+      <w:r>
+        <w:rPr>
+          <w:b w:val="0"/>
+        </w:rPr>
+        <w:t>; A is still noisy.</w:t>
+      </w:r>
+    </w:p>
+    <w:p>
+      <w:pPr>
+        <w:pStyle w:val="Heading3"/>
+      </w:pPr>
+      <w:r>
         <w:t>Ask while showing the picture</w:t>
       </w:r>
     </w:p>
     <w:p>
-      <w:r>
-        <w:t>Cover the result. Ask learners to name the inputs and predict the next step. Uncover one step, connect the icon to the actual procedure, and explain its evidence. Then change the supplied condition and compare. The picture is a representation; it does not document execution of a real AI model.</w:t>
+      <w:pPr>
+        <w:pStyle w:val="Heading3"/>
+      </w:pPr>
+      <w:r>
+        <w:t>Ask while showing the picture · 5</w:t>
+      </w:r>
+    </w:p>
+    <w:p>
+      <w:pPr>
+        <w:spacing w:line="336" w:lineRule="auto" w:after="180"/>
+      </w:pPr>
+      <w:r>
+        <w:rPr>
+          <w:b w:val="0"/>
+        </w:rPr>
+        <w:t xml:space="preserve">Cover the result. Ask learners to name the </w:t>
+      </w:r>
+      <w:r>
+        <w:rPr>
+          <w:b/>
+        </w:rPr>
+        <w:t>input</w:t>
+      </w:r>
+      <w:r>
+        <w:rPr>
+          <w:b w:val="0"/>
+        </w:rPr>
+        <w:t xml:space="preserve">s and predict the next step. Uncover one step, connect the icon to the actual procedure, and explain its </w:t>
+      </w:r>
+      <w:r>
+        <w:rPr>
+          <w:b/>
+        </w:rPr>
+        <w:t>evidence</w:t>
+      </w:r>
+      <w:r>
+        <w:rPr>
+          <w:b w:val="0"/>
+        </w:rPr>
+        <w:t>. Then change the supplied condition and compare.</w:t>
+      </w:r>
+    </w:p>
+    <w:p>
+      <w:pPr>
+        <w:spacing w:line="336" w:lineRule="auto" w:after="180"/>
+      </w:pPr>
+      <w:r>
+        <w:rPr>
+          <w:b w:val="0"/>
+        </w:rPr>
+        <w:t>The picture is a representation; it does not document execution of a real AI model.</w:t>
       </w:r>
     </w:p>
     <w:p>
@@ -1391,11 +2963,16 @@
       </w:r>
     </w:p>
     <w:p>
+      <w:r>
+        <w:t>Demonstrate Recommendations, reduce support deliberately and check individual reasoning before discussing answers.</w:t>
+      </w:r>
+    </w:p>
+    <w:p>
       <w:pPr>
         <w:pStyle w:val="Heading3"/>
       </w:pPr>
       <w:r>
-        <w:t>Demonstrate and guide practice</w:t>
+        <w:t>Board sequence</w:t>
       </w:r>
     </w:p>
     <w:p>
@@ -1403,26 +2980,102 @@
         <w:pStyle w:val="Heading3"/>
       </w:pPr>
       <w:r>
-        <w:t>Board sequence</w:t>
-      </w:r>
-    </w:p>
-    <w:p>
-      <w:r>
+        <w:t>1. Put the facts on the board</w:t>
+      </w:r>
+    </w:p>
+    <w:p>
+      <w:pPr>
+        <w:spacing w:line="336" w:lineRule="auto" w:after="180"/>
+        <w:shd w:fill="F4F9FC"/>
+      </w:pPr>
+      <w:r>
+        <w:rPr>
+          <w:b w:val="0"/>
+        </w:rPr>
         <w:t>Write the given facts: A recommender suggests adventure books after one adventure-book choice.</w:t>
       </w:r>
     </w:p>
     <w:p>
-      <w:r>
-        <w:t>Write the question to explain: Explain its evidence and limitation.</w:t>
-      </w:r>
-    </w:p>
-    <w:p>
-      <w:r>
-        <w:t>Reveal after predictions: The past choice supports considering adventure, but does not capture every interest. Ask for feedback and offer variety.</w:t>
-      </w:r>
-    </w:p>
-    <w:p>
-      <w:r>
+      <w:pPr>
+        <w:pStyle w:val="Heading3"/>
+      </w:pPr>
+      <w:r>
+        <w:t>2. State the decision to explain</w:t>
+      </w:r>
+    </w:p>
+    <w:p>
+      <w:pPr>
+        <w:spacing w:line="336" w:lineRule="auto" w:after="180"/>
+        <w:shd w:fill="F4F9FC"/>
+      </w:pPr>
+      <w:r>
+        <w:rPr>
+          <w:b w:val="0"/>
+        </w:rPr>
+        <w:t xml:space="preserve">Write the question to explain: Explain its </w:t>
+      </w:r>
+      <w:r>
+        <w:rPr>
+          <w:b/>
+        </w:rPr>
+        <w:t>evidence</w:t>
+      </w:r>
+      <w:r>
+        <w:rPr>
+          <w:b w:val="0"/>
+        </w:rPr>
+        <w:t xml:space="preserve"> and limitation.</w:t>
+      </w:r>
+    </w:p>
+    <w:p>
+      <w:pPr>
+        <w:pStyle w:val="Heading3"/>
+      </w:pPr>
+      <w:r>
+        <w:t>3. Reveal the worked reasoning</w:t>
+      </w:r>
+    </w:p>
+    <w:p>
+      <w:pPr>
+        <w:spacing w:line="336" w:lineRule="auto" w:after="180"/>
+        <w:shd w:fill="F1F6FC"/>
+      </w:pPr>
+      <w:r>
+        <w:rPr>
+          <w:b w:val="0"/>
+        </w:rPr>
+        <w:t xml:space="preserve">Reveal after </w:t>
+      </w:r>
+      <w:r>
+        <w:rPr>
+          <w:b/>
+        </w:rPr>
+        <w:t>prediction</w:t>
+      </w:r>
+      <w:r>
+        <w:rPr>
+          <w:b w:val="0"/>
+        </w:rPr>
+        <w:t>s: The past choice supports considering adventure, but does not capture every interest. Ask for feedback and offer variety.</w:t>
+      </w:r>
+    </w:p>
+    <w:p>
+      <w:pPr>
+        <w:pStyle w:val="Heading3"/>
+      </w:pPr>
+      <w:r>
+        <w:t>Hold back the independent task</w:t>
+      </w:r>
+    </w:p>
+    <w:p>
+      <w:pPr>
+        <w:spacing w:line="336" w:lineRule="auto" w:after="180"/>
+        <w:shd w:fill="F5F1FB"/>
+      </w:pPr>
+      <w:r>
+        <w:rPr>
+          <w:b w:val="0"/>
+        </w:rPr>
         <w:t>Keep for an independent attempt: A recommender suggests a space book because you liked two space books. Does the suggestion prove you will enjoy it? What feedback could help next time?</w:t>
       </w:r>
     </w:p>
@@ -1435,23 +3088,77 @@
       </w:r>
     </w:p>
     <w:p>
-      <w:r>
+      <w:pPr>
+        <w:pStyle w:val="Heading3"/>
+      </w:pPr>
+      <w:r>
+        <w:t>Ask the class</w:t>
+      </w:r>
+    </w:p>
+    <w:p>
+      <w:pPr>
+        <w:spacing w:line="336" w:lineRule="auto" w:after="180"/>
+        <w:shd w:fill="F5F1FB"/>
+      </w:pPr>
+      <w:r>
+        <w:rPr>
+          <w:b w:val="0"/>
+        </w:rPr>
         <w:t>Ask: Which facts are given, and which would we have to assume? Learners mark relevant details before discussing answers.</w:t>
       </w:r>
     </w:p>
     <w:p>
-      <w:r>
+      <w:pPr>
+        <w:pStyle w:val="Heading3"/>
+      </w:pPr>
+      <w:r>
+        <w:t>Language to model</w:t>
+      </w:r>
+    </w:p>
+    <w:p>
+      <w:pPr>
+        <w:spacing w:line="336" w:lineRule="auto" w:after="180"/>
+        <w:shd w:fill="F1F6F8"/>
+      </w:pPr>
+      <w:r>
+        <w:rPr>
+          <w:b w:val="0"/>
+        </w:rPr>
         <w:t>Say: Predict first. Show the rule, information path or calculation that would produce the result. A correct guess is not yet an explanation.</w:t>
       </w:r>
     </w:p>
     <w:p>
-      <w:r>
+      <w:pPr>
+        <w:spacing w:line="336" w:lineRule="auto" w:after="180"/>
+      </w:pPr>
+      <w:r>
+        <w:rPr>
+          <w:b w:val="0"/>
+        </w:rPr>
         <w:t>Reveal reasoning one step at a time. Explain why a tempting alternative fails. Write units and denominators for arithmetic, trace conditions for decisions, and identify supporting sources for claims.</w:t>
       </w:r>
     </w:p>
     <w:p>
-      <w:r>
-        <w:t>In pairs, one learner solves while the other checks evidence; exchange roles. Remove the worked answer before independent assessment.</w:t>
+      <w:pPr>
+        <w:spacing w:line="336" w:lineRule="auto" w:after="180"/>
+      </w:pPr>
+      <w:r>
+        <w:rPr>
+          <w:b w:val="0"/>
+        </w:rPr>
+        <w:t xml:space="preserve">In pairs, one learner solves while the other checks </w:t>
+      </w:r>
+      <w:r>
+        <w:rPr>
+          <w:b/>
+        </w:rPr>
+        <w:t>evidence</w:t>
+      </w:r>
+      <w:r>
+        <w:rPr>
+          <w:b w:val="0"/>
+        </w:rPr>
+        <w:t>; exchange roles. Remove the worked answer before independent assessment.</w:t>
       </w:r>
     </w:p>
     <w:p>
@@ -1463,8 +3170,37 @@
       </w:r>
     </w:p>
     <w:p>
-      <w:r>
-        <w:t>J: shown and clicked; enjoyment not established. K: never shown; dislike not established. Ask an optional neutral question about suitability and reason, or offer eligible alternatives and record exposure and response. Exit: only showing prior clicked items restricts opportunities for other feedback; include eligible alternatives and preserve which options were actually shown.</w:t>
+      <w:pPr>
+        <w:spacing w:line="336" w:lineRule="auto" w:after="180"/>
+      </w:pPr>
+      <w:r>
+        <w:rPr>
+          <w:b w:val="0"/>
+        </w:rPr>
+        <w:t xml:space="preserve">J: shown and clicked; enjoyment not established. K: never shown; dislike not established. Ask an optional neutral question about suitability and reason, or offer eligible alternatives and record </w:t>
+      </w:r>
+      <w:r>
+        <w:rPr>
+          <w:b/>
+        </w:rPr>
+        <w:t>exposure</w:t>
+      </w:r>
+      <w:r>
+        <w:rPr>
+          <w:b w:val="0"/>
+        </w:rPr>
+        <w:t xml:space="preserve"> and response.</w:t>
+      </w:r>
+    </w:p>
+    <w:p>
+      <w:pPr>
+        <w:spacing w:line="336" w:lineRule="auto" w:after="180"/>
+      </w:pPr>
+      <w:r>
+        <w:rPr>
+          <w:b w:val="0"/>
+        </w:rPr>
+        <w:t>Exit: only showing prior clicked items restricts opportunities for other feedback; include eligible alternatives and preserve which options were actually shown.</w:t>
       </w:r>
     </w:p>
     <w:p>
@@ -1696,41 +3432,155 @@
       </w:r>
     </w:p>
     <w:p>
-      <w:r>
-        <w:t>Completion task: Write an explanation of why J was recommended that mentions one preference it does not match. A marketer adds guaranteed enjoyment. Explain why that phrase is unsupported.</w:t>
-      </w:r>
-    </w:p>
-    <w:p>
-      <w:r>
-        <w:t>Teacher check: J is available in English and its space topic earns 2, the highest score among eligible choices; it is prose rather than the preferred comic. The rule supplies a ranking, not evidence guaranteeing enjoyment.</w:t>
-      </w:r>
-    </w:p>
-    <w:p>
-      <w:r>
-        <w:t>Start by identifying the given inputs together. Leave the intermediate steps blank. If needed, model one step, then withdraw that help on the next step. Move to a full trace only when the partial trace is understood. For partners, alternate explainer and checker; collect a response from every learner before discussion.</w:t>
-      </w:r>
-    </w:p>
-    <w:p>
       <w:pPr>
         <w:pStyle w:val="Heading3"/>
       </w:pPr>
       <w:r>
+        <w:t>Completion practice</w:t>
+      </w:r>
+    </w:p>
+    <w:p>
+      <w:pPr>
+        <w:spacing w:line="336" w:lineRule="auto" w:after="180"/>
+        <w:shd w:fill="F5F1FB"/>
+      </w:pPr>
+      <w:r>
+        <w:rPr>
+          <w:b w:val="0"/>
+        </w:rPr>
+        <w:t xml:space="preserve">Completion task: Write an explanation of why J was recommended that mentions one </w:t>
+      </w:r>
+      <w:r>
+        <w:rPr>
+          <w:b/>
+        </w:rPr>
+        <w:t>preference</w:t>
+      </w:r>
+      <w:r>
+        <w:rPr>
+          <w:b w:val="0"/>
+        </w:rPr>
+        <w:t xml:space="preserve"> it does not match. A marketer adds guaranteed enjoyment. Explain why that phrase is unsupported.</w:t>
+      </w:r>
+    </w:p>
+    <w:p>
+      <w:pPr>
+        <w:pStyle w:val="Heading3"/>
+      </w:pPr>
+      <w:r>
+        <w:t>Reasoning to listen for</w:t>
+      </w:r>
+    </w:p>
+    <w:p>
+      <w:pPr>
+        <w:spacing w:line="336" w:lineRule="auto" w:after="180"/>
+        <w:shd w:fill="F1F6FC"/>
+      </w:pPr>
+      <w:r>
+        <w:rPr>
+          <w:b w:val="0"/>
+        </w:rPr>
+        <w:t xml:space="preserve">Teacher check: J is available in English and its space topic earns 2, the highest score among eligible choices; it is prose rather than the preferred comic. The rule supplies a </w:t>
+      </w:r>
+      <w:r>
+        <w:rPr>
+          <w:b/>
+        </w:rPr>
+        <w:t>ranking</w:t>
+      </w:r>
+      <w:r>
+        <w:rPr>
+          <w:b w:val="0"/>
+        </w:rPr>
+        <w:t xml:space="preserve">, not </w:t>
+      </w:r>
+      <w:r>
+        <w:rPr>
+          <w:b/>
+        </w:rPr>
+        <w:t>evidence</w:t>
+      </w:r>
+      <w:r>
+        <w:rPr>
+          <w:b w:val="0"/>
+        </w:rPr>
+        <w:t xml:space="preserve"> guaranteeing enjoyment.</w:t>
+      </w:r>
+    </w:p>
+    <w:p>
+      <w:pPr>
+        <w:spacing w:line="336" w:lineRule="auto" w:after="180"/>
+      </w:pPr>
+      <w:r>
+        <w:rPr>
+          <w:b w:val="0"/>
+        </w:rPr>
+        <w:t xml:space="preserve">Start by identifying the given </w:t>
+      </w:r>
+      <w:r>
+        <w:rPr>
+          <w:b/>
+        </w:rPr>
+        <w:t>input</w:t>
+      </w:r>
+      <w:r>
+        <w:rPr>
+          <w:b w:val="0"/>
+        </w:rPr>
+        <w:t>s together. Leave the intermediate steps blank. If needed, model one step, then withdraw that help on the next step. Move to a full trace only when the partial trace is understood.</w:t>
+      </w:r>
+    </w:p>
+    <w:p>
+      <w:pPr>
+        <w:spacing w:line="336" w:lineRule="auto" w:after="180"/>
+      </w:pPr>
+      <w:r>
+        <w:rPr>
+          <w:b w:val="0"/>
+        </w:rPr>
+        <w:t>For partners, alternate explainer and checker; collect a response from every learner before discussion.</w:t>
+      </w:r>
+    </w:p>
+    <w:p>
+      <w:pPr>
+        <w:pStyle w:val="Heading3"/>
+      </w:pPr>
+      <w:r>
         <w:t>Individual reasoning check</w:t>
       </w:r>
     </w:p>
     <w:p>
-      <w:r>
-        <w:t>Use the worked case for Recommendations and feedback. Proposed explanation: “A high score can cancel a failed requirement”. Decide whether this explanation is supported. Point to the step or supplied fact that decides; explain your repair if needed.</w:t>
-      </w:r>
-    </w:p>
-    <w:p>
-      <w:r>
-        <w:t>Expected correction: Filter on requirements before ranking preferences.</w:t>
-      </w:r>
-    </w:p>
-    <w:p>
-      <w:r>
-        <w:t>Collect explanations, not only yes/no votes. If a misunderstanding is common, re-model the relevant step for the class. If it affects a few learners, give a short targeted group explanation while others solve a more demanding variation.</w:t>
+      <w:pPr>
+        <w:spacing w:line="336" w:lineRule="auto" w:after="180"/>
+      </w:pPr>
+      <w:r>
+        <w:rPr>
+          <w:b w:val="0"/>
+        </w:rPr>
+        <w:t xml:space="preserve">Use the worked case for </w:t>
+      </w:r>
+      <w:r>
+        <w:rPr>
+          <w:b/>
+        </w:rPr>
+        <w:t>Recommendation</w:t>
+      </w:r>
+      <w:r>
+        <w:rPr>
+          <w:b w:val="0"/>
+        </w:rPr>
+        <w:t>s and feedback. Proposed explanation: “A high score can cancel a failed requirement”. Decide whether this explanation is supported.</w:t>
+      </w:r>
+    </w:p>
+    <w:p>
+      <w:pPr>
+        <w:spacing w:line="336" w:lineRule="auto" w:after="180"/>
+      </w:pPr>
+      <w:r>
+        <w:rPr>
+          <w:b w:val="0"/>
+        </w:rPr>
+        <w:t>Point to the step or supplied fact that decides; explain your repair if needed.</w:t>
       </w:r>
     </w:p>
     <w:p>
@@ -1738,12 +3588,109 @@
         <w:pStyle w:val="Heading3"/>
       </w:pPr>
       <w:r>
+        <w:t>Expected repair</w:t>
+      </w:r>
+    </w:p>
+    <w:p>
+      <w:pPr>
+        <w:spacing w:line="336" w:lineRule="auto" w:after="180"/>
+        <w:shd w:fill="F1F6FC"/>
+      </w:pPr>
+      <w:r>
+        <w:rPr>
+          <w:b w:val="0"/>
+        </w:rPr>
+        <w:t xml:space="preserve">Expected correction: Filter on requirements before </w:t>
+      </w:r>
+      <w:r>
+        <w:rPr>
+          <w:b/>
+        </w:rPr>
+        <w:t>ranking</w:t>
+      </w:r>
+      <w:r>
+        <w:rPr>
+          <w:b w:val="0"/>
+        </w:rPr>
+        <w:t xml:space="preserve"> </w:t>
+      </w:r>
+      <w:r>
+        <w:rPr>
+          <w:b/>
+        </w:rPr>
+        <w:t>preference</w:t>
+      </w:r>
+      <w:r>
+        <w:rPr>
+          <w:b w:val="0"/>
+        </w:rPr>
+        <w:t>s.</w:t>
+      </w:r>
+    </w:p>
+    <w:p>
+      <w:pPr>
+        <w:spacing w:line="336" w:lineRule="auto" w:after="180"/>
+      </w:pPr>
+      <w:r>
+        <w:rPr>
+          <w:b w:val="0"/>
+        </w:rPr>
+        <w:t>Collect explanations, not only yes/no votes. If a misunderstanding is common, re-model the relevant step for the class.</w:t>
+      </w:r>
+    </w:p>
+    <w:p>
+      <w:pPr>
+        <w:spacing w:line="336" w:lineRule="auto" w:after="180"/>
+      </w:pPr>
+      <w:r>
+        <w:rPr>
+          <w:b w:val="0"/>
+        </w:rPr>
+        <w:t>If it affects a few learners, give a short targeted group explanation while others solve a more demanding variation.</w:t>
+      </w:r>
+    </w:p>
+    <w:p>
+      <w:pPr>
+        <w:pStyle w:val="Heading3"/>
+      </w:pPr>
+      <w:r>
         <w:t>Pictorial practice question</w:t>
       </w:r>
     </w:p>
     <w:p>
-      <w:r>
-        <w:t>Why does the recommendation change without changing anyone’s preferences?</w:t>
+      <w:pPr>
+        <w:spacing w:line="336" w:lineRule="auto" w:after="180"/>
+        <w:shd w:fill="F5F1FB"/>
+      </w:pPr>
+      <w:r>
+        <w:rPr>
+          <w:b w:val="0"/>
+        </w:rPr>
+        <w:t xml:space="preserve">Why does the </w:t>
+      </w:r>
+      <w:r>
+        <w:rPr>
+          <w:b/>
+        </w:rPr>
+        <w:t>recommendation</w:t>
+      </w:r>
+      <w:r>
+        <w:rPr>
+          <w:b w:val="0"/>
+        </w:rPr>
+        <w:t xml:space="preserve"> change without changing anyone’s </w:t>
+      </w:r>
+      <w:r>
+        <w:rPr>
+          <w:b/>
+        </w:rPr>
+        <w:t>preference</w:t>
+      </w:r>
+      <w:r>
+        <w:rPr>
+          <w:b w:val="0"/>
+        </w:rPr>
+        <w:t>s?</w:t>
       </w:r>
     </w:p>
     <w:p>
@@ -1755,18 +3702,96 @@
       </w:r>
     </w:p>
     <w:p>
-      <w:r>
-        <w:t>The requirement changes eligibility. C becomes the only eligible choice even though B would still score more preference points.</w:t>
-      </w:r>
-    </w:p>
-    <w:p>
-      <w:r>
-        <w:t>Changed-case reasoning: Only C remains eligible and is recommended. B takes 12 minutes; A is still noisy.</w:t>
-      </w:r>
-    </w:p>
-    <w:p>
-      <w:r>
-        <w:t>Collect each learner’s explanation before discussion. Use the first missing connection between input, deciding step and result to choose support. This question is worked-case practice, not fresh mastery evidence.</w:t>
+      <w:pPr>
+        <w:spacing w:line="336" w:lineRule="auto" w:after="180"/>
+      </w:pPr>
+      <w:r>
+        <w:rPr>
+          <w:b w:val="0"/>
+        </w:rPr>
+        <w:t xml:space="preserve">The requirement changes </w:t>
+      </w:r>
+      <w:r>
+        <w:rPr>
+          <w:b/>
+        </w:rPr>
+        <w:t>eligibility</w:t>
+      </w:r>
+      <w:r>
+        <w:rPr>
+          <w:b w:val="0"/>
+        </w:rPr>
+        <w:t xml:space="preserve">. C becomes the only eligible choice even though B would still score more </w:t>
+      </w:r>
+      <w:r>
+        <w:rPr>
+          <w:b/>
+        </w:rPr>
+        <w:t>preference</w:t>
+      </w:r>
+      <w:r>
+        <w:rPr>
+          <w:b w:val="0"/>
+        </w:rPr>
+        <w:t xml:space="preserve"> points.</w:t>
+      </w:r>
+    </w:p>
+    <w:p>
+      <w:pPr>
+        <w:spacing w:line="336" w:lineRule="auto" w:after="180"/>
+      </w:pPr>
+      <w:r>
+        <w:rPr>
+          <w:b w:val="0"/>
+        </w:rPr>
+        <w:t xml:space="preserve">Changed-case reasoning: Only C remains eligible and is recommended. B takes </w:t>
+      </w:r>
+      <w:r>
+        <w:rPr>
+          <w:b/>
+        </w:rPr>
+        <w:t>12 minutes</w:t>
+      </w:r>
+      <w:r>
+        <w:rPr>
+          <w:b w:val="0"/>
+        </w:rPr>
+        <w:t>; A is still noisy.</w:t>
+      </w:r>
+    </w:p>
+    <w:p>
+      <w:pPr>
+        <w:spacing w:line="336" w:lineRule="auto" w:after="180"/>
+      </w:pPr>
+      <w:r>
+        <w:rPr>
+          <w:b w:val="0"/>
+        </w:rPr>
+        <w:t xml:space="preserve">Collect each learner’s explanation before discussion. Use the first missing connection between </w:t>
+      </w:r>
+      <w:r>
+        <w:rPr>
+          <w:b/>
+        </w:rPr>
+        <w:t>input</w:t>
+      </w:r>
+      <w:r>
+        <w:rPr>
+          <w:b w:val="0"/>
+        </w:rPr>
+        <w:t xml:space="preserve">, deciding step and result to choose support. This question is worked-case practice, not fresh mastery </w:t>
+      </w:r>
+      <w:r>
+        <w:rPr>
+          <w:b/>
+        </w:rPr>
+        <w:t>evidence</w:t>
+      </w:r>
+      <w:r>
+        <w:rPr>
+          <w:b w:val="0"/>
+        </w:rPr>
+        <w:t>.</w:t>
       </w:r>
     </w:p>
     <w:p>
@@ -1778,45 +3803,186 @@
       </w:r>
     </w:p>
     <w:p>
+      <w:r>
+        <w:t>Run the Recommendations investigation and use the first unsupported step to choose a teaching response.</w:t>
+      </w:r>
+    </w:p>
+    <w:p>
+      <w:pPr>
+        <w:spacing w:line="336" w:lineRule="auto" w:after="180"/>
+      </w:pPr>
+      <w:r>
+        <w:rPr>
+          <w:b w:val="0"/>
+        </w:rPr>
+        <w:t xml:space="preserve">Predict first, test honestly, and explain what the </w:t>
+      </w:r>
+      <w:r>
+        <w:rPr>
+          <w:b/>
+        </w:rPr>
+        <w:t>evidence</w:t>
+      </w:r>
+      <w:r>
+        <w:rPr>
+          <w:b w:val="0"/>
+        </w:rPr>
+        <w:t xml:space="preserve"> means.</w:t>
+      </w:r>
+    </w:p>
+    <w:p>
       <w:pPr>
         <w:pStyle w:val="Heading3"/>
       </w:pPr>
       <w:r>
-        <w:t>Run the weekly evidence lab</w:t>
-      </w:r>
-    </w:p>
-    <w:p>
-      <w:r>
-        <w:t>Predict first, test honestly, and explain what the evidence means.</w:t>
-      </w:r>
-    </w:p>
-    <w:p>
-      <w:r>
-        <w:t>State your prediction before the result is known.</w:t>
-      </w:r>
-    </w:p>
-    <w:p>
-      <w:r>
-        <w:t>Complete the task: Score books for two readers; explain why rankings differ.</w:t>
-      </w:r>
-    </w:p>
-    <w:p>
-      <w:r>
+        <w:t>1. Predict</w:t>
+      </w:r>
+    </w:p>
+    <w:p>
+      <w:pPr>
+        <w:spacing w:line="336" w:lineRule="auto" w:after="180"/>
+        <w:shd w:fill="F4F9FC"/>
+      </w:pPr>
+      <w:r>
+        <w:rPr>
+          <w:b w:val="0"/>
+        </w:rPr>
+        <w:t xml:space="preserve">State your </w:t>
+      </w:r>
+      <w:r>
+        <w:rPr>
+          <w:b/>
+        </w:rPr>
+        <w:t>prediction</w:t>
+      </w:r>
+      <w:r>
+        <w:rPr>
+          <w:b w:val="0"/>
+        </w:rPr>
+        <w:t xml:space="preserve"> before the result is known.</w:t>
+      </w:r>
+    </w:p>
+    <w:p>
+      <w:pPr>
+        <w:pStyle w:val="Heading3"/>
+      </w:pPr>
+      <w:r>
+        <w:t>2. Investigate</w:t>
+      </w:r>
+    </w:p>
+    <w:p>
+      <w:pPr>
+        <w:spacing w:line="336" w:lineRule="auto" w:after="180"/>
+        <w:shd w:fill="F4F9FC"/>
+      </w:pPr>
+      <w:r>
+        <w:rPr>
+          <w:b w:val="0"/>
+        </w:rPr>
+        <w:t xml:space="preserve">Complete the task: Score books for two readers; explain why </w:t>
+      </w:r>
+      <w:r>
+        <w:rPr>
+          <w:b/>
+        </w:rPr>
+        <w:t>ranking</w:t>
+      </w:r>
+      <w:r>
+        <w:rPr>
+          <w:b w:val="0"/>
+        </w:rPr>
+        <w:t>s differ.</w:t>
+      </w:r>
+    </w:p>
+    <w:p>
+      <w:pPr>
+        <w:pStyle w:val="Heading3"/>
+      </w:pPr>
+      <w:r>
+        <w:t>3. Compare cases</w:t>
+      </w:r>
+    </w:p>
+    <w:p>
+      <w:pPr>
+        <w:spacing w:line="336" w:lineRule="auto" w:after="180"/>
+        <w:shd w:fill="F4F9FC"/>
+      </w:pPr>
+      <w:r>
+        <w:rPr>
+          <w:b w:val="0"/>
+        </w:rPr>
         <w:t>Keep a normal case and an edge case clearly separated.</w:t>
       </w:r>
     </w:p>
     <w:p>
-      <w:r>
-        <w:t>Record what happened—even when it does not match your prediction.</w:t>
-      </w:r>
-    </w:p>
-    <w:p>
-      <w:r>
+      <w:pPr>
+        <w:pStyle w:val="Heading3"/>
+      </w:pPr>
+      <w:r>
+        <w:t>4. Record honestly</w:t>
+      </w:r>
+    </w:p>
+    <w:p>
+      <w:pPr>
+        <w:spacing w:line="336" w:lineRule="auto" w:after="180"/>
+        <w:shd w:fill="F4F9FC"/>
+      </w:pPr>
+      <w:r>
+        <w:rPr>
+          <w:b w:val="0"/>
+        </w:rPr>
+        <w:t xml:space="preserve">Record what happened—even when it does not match your </w:t>
+      </w:r>
+      <w:r>
+        <w:rPr>
+          <w:b/>
+        </w:rPr>
+        <w:t>prediction</w:t>
+      </w:r>
+      <w:r>
+        <w:rPr>
+          <w:b w:val="0"/>
+        </w:rPr>
+        <w:t>.</w:t>
+      </w:r>
+    </w:p>
+    <w:p>
+      <w:pPr>
+        <w:pStyle w:val="Heading3"/>
+      </w:pPr>
+      <w:r>
+        <w:t>5. Explain and plan the next test</w:t>
+      </w:r>
+    </w:p>
+    <w:p>
+      <w:pPr>
+        <w:spacing w:line="336" w:lineRule="auto" w:after="180"/>
+        <w:shd w:fill="F4F9FC"/>
+      </w:pPr>
+      <w:r>
+        <w:rPr>
+          <w:b w:val="0"/>
+        </w:rPr>
         <w:t>Explain the result, one limitation, and the next useful test.</w:t>
       </w:r>
     </w:p>
     <w:p>
-      <w:r>
+      <w:pPr>
+        <w:pStyle w:val="Heading3"/>
+      </w:pPr>
+      <w:r>
+        <w:t>Use a fresh case after support</w:t>
+      </w:r>
+    </w:p>
+    <w:p>
+      <w:pPr>
+        <w:spacing w:line="336" w:lineRule="auto" w:after="180"/>
+        <w:shd w:fill="FFF5E6"/>
+      </w:pPr>
+      <w:r>
+        <w:rPr>
+          <w:b w:val="0"/>
+        </w:rPr>
         <w:t>INDEPENDENCE After support is removed, repeat the proof with a fresh case.</w:t>
       </w:r>
     </w:p>
@@ -1829,8 +3995,25 @@
       </w:r>
     </w:p>
     <w:p>
-      <w:r>
-        <w:t>Use the concrete case as the shared normal case and the independent question as a second case. Each pair creates a boundary or missing-information case and predicts its result before testing. Keep the expected result separate from an observed mistake.</w:t>
+      <w:pPr>
+        <w:spacing w:line="336" w:lineRule="auto" w:after="180"/>
+      </w:pPr>
+      <w:r>
+        <w:rPr>
+          <w:b w:val="0"/>
+        </w:rPr>
+        <w:t>Use the concrete case as the shared normal case and the independent question as a second case. Each pair creates a boundary or missing-information case and predicts its result before testing.</w:t>
+      </w:r>
+    </w:p>
+    <w:p>
+      <w:pPr>
+        <w:spacing w:line="336" w:lineRule="auto" w:after="180"/>
+      </w:pPr>
+      <w:r>
+        <w:rPr>
+          <w:b w:val="0"/>
+        </w:rPr>
+        <w:t>Keep the expected result separate from an observed mistake.</w:t>
       </w:r>
     </w:p>
     <w:tbl>
@@ -1988,40 +4171,156 @@
       </w:r>
     </w:p>
     <w:p>
-      <w:r>
-        <w:t>CLAIM TO REPAIR A recommendation decides what a person must choose.</w:t>
-      </w:r>
-    </w:p>
-    <w:p>
-      <w:r>
-        <w:t>For guessing, return to given facts and request a trace. For vocabulary without application, use one example and one non-example. For arithmetic errors, check the setup before the calculation. Finish with a different uncoached case before recording mastery.</w:t>
-      </w:r>
-    </w:p>
-    <w:p>
       <w:pPr>
         <w:pStyle w:val="Heading3"/>
       </w:pPr>
       <w:r>
+        <w:t>Find the unsupported claim</w:t>
+      </w:r>
+    </w:p>
+    <w:p>
+      <w:pPr>
+        <w:spacing w:line="336" w:lineRule="auto" w:after="180"/>
+        <w:shd w:fill="F5F1FB"/>
+      </w:pPr>
+      <w:r>
+        <w:rPr>
+          <w:b w:val="0"/>
+        </w:rPr>
+        <w:t xml:space="preserve">CLAIM TO REPAIR A </w:t>
+      </w:r>
+      <w:r>
+        <w:rPr>
+          <w:b/>
+        </w:rPr>
+        <w:t>recommendation</w:t>
+      </w:r>
+      <w:r>
+        <w:rPr>
+          <w:b w:val="0"/>
+        </w:rPr>
+        <w:t xml:space="preserve"> decides what a person must choose.</w:t>
+      </w:r>
+    </w:p>
+    <w:p>
+      <w:pPr>
+        <w:spacing w:line="336" w:lineRule="auto" w:after="180"/>
+      </w:pPr>
+      <w:r>
+        <w:rPr>
+          <w:b w:val="0"/>
+        </w:rPr>
+        <w:t>For guessing, return to given facts and request a trace. For vocabulary without application, use one example and one non-example. For arithmetic errors, check the setup before the calculation.</w:t>
+      </w:r>
+    </w:p>
+    <w:p>
+      <w:pPr>
+        <w:spacing w:line="336" w:lineRule="auto" w:after="180"/>
+      </w:pPr>
+      <w:r>
+        <w:rPr>
+          <w:b w:val="0"/>
+        </w:rPr>
+        <w:t>Finish with a different uncoached case before recording mastery.</w:t>
+      </w:r>
+    </w:p>
+    <w:p>
+      <w:pPr>
+        <w:pStyle w:val="Heading3"/>
+      </w:pPr>
+      <w:r>
         <w:t>Address these additional misconceptions</w:t>
       </w:r>
     </w:p>
     <w:p>
-      <w:r>
-        <w:t>A high score can cancel a failed requirement: Filter on requirements before ranking preferences.</w:t>
-      </w:r>
-    </w:p>
-    <w:p>
-      <w:r>
-        <w:t>A click proves enjoyment: It is an interaction; motive and satisfaction need further evidence.</w:t>
-      </w:r>
-    </w:p>
-    <w:p>
-      <w:r>
-        <w:t>No clicks means dislike even without exposure: An unseen option has not received a meaningful opportunity for a response.</w:t>
-      </w:r>
-    </w:p>
-    <w:p>
-      <w:r>
+      <w:pPr>
+        <w:spacing w:line="336" w:lineRule="auto" w:after="180"/>
+      </w:pPr>
+      <w:r>
+        <w:rPr>
+          <w:b w:val="0"/>
+        </w:rPr>
+        <w:t xml:space="preserve">A high score can cancel a failed requirement: Filter on requirements before </w:t>
+      </w:r>
+      <w:r>
+        <w:rPr>
+          <w:b/>
+        </w:rPr>
+        <w:t>ranking</w:t>
+      </w:r>
+      <w:r>
+        <w:rPr>
+          <w:b w:val="0"/>
+        </w:rPr>
+        <w:t xml:space="preserve"> </w:t>
+      </w:r>
+      <w:r>
+        <w:rPr>
+          <w:b/>
+        </w:rPr>
+        <w:t>preference</w:t>
+      </w:r>
+      <w:r>
+        <w:rPr>
+          <w:b w:val="0"/>
+        </w:rPr>
+        <w:t>s.</w:t>
+      </w:r>
+    </w:p>
+    <w:p>
+      <w:pPr>
+        <w:spacing w:line="336" w:lineRule="auto" w:after="180"/>
+      </w:pPr>
+      <w:r>
+        <w:rPr>
+          <w:b w:val="0"/>
+        </w:rPr>
+        <w:t xml:space="preserve">A click proves enjoyment: It is an interaction; motive and satisfaction need further </w:t>
+      </w:r>
+      <w:r>
+        <w:rPr>
+          <w:b/>
+        </w:rPr>
+        <w:t>evidence</w:t>
+      </w:r>
+      <w:r>
+        <w:rPr>
+          <w:b w:val="0"/>
+        </w:rPr>
+        <w:t>.</w:t>
+      </w:r>
+    </w:p>
+    <w:p>
+      <w:pPr>
+        <w:spacing w:line="336" w:lineRule="auto" w:after="180"/>
+      </w:pPr>
+      <w:r>
+        <w:rPr>
+          <w:b w:val="0"/>
+        </w:rPr>
+        <w:t xml:space="preserve">No clicks means dislike even without </w:t>
+      </w:r>
+      <w:r>
+        <w:rPr>
+          <w:b/>
+        </w:rPr>
+        <w:t>exposure</w:t>
+      </w:r>
+      <w:r>
+        <w:rPr>
+          <w:b w:val="0"/>
+        </w:rPr>
+        <w:t>: An unseen option has not received a meaningful opportunity for a response.</w:t>
+      </w:r>
+    </w:p>
+    <w:p>
+      <w:pPr>
+        <w:spacing w:line="336" w:lineRule="auto" w:after="180"/>
+      </w:pPr>
+      <w:r>
+        <w:rPr>
+          <w:b w:val="0"/>
+        </w:rPr>
         <w:t>No eligible result means the system must choose anyway: Return no verified eligible option and explain exclusions or missing facts.</w:t>
       </w:r>
     </w:p>
@@ -2180,8 +4479,25 @@
       </w:tr>
     </w:tbl>
     <w:p>
-      <w:r>
-        <w:t>Offer an oral explanation, drawing, enlarged visual or fewer examples when that removes a reading/writing barrier. Keep the same reasoning goal. Stretch secure learners by changing a boundary or assumption and asking them to defend the effect, not simply by assigning more of the same questions.</w:t>
+      <w:pPr>
+        <w:spacing w:line="336" w:lineRule="auto" w:after="180"/>
+      </w:pPr>
+      <w:r>
+        <w:rPr>
+          <w:b w:val="0"/>
+        </w:rPr>
+        <w:t>Offer an oral explanation, drawing, enlarged visual or fewer examples when that removes a reading/writing barrier. Keep the same reasoning goal.</w:t>
+      </w:r>
+    </w:p>
+    <w:p>
+      <w:pPr>
+        <w:spacing w:line="336" w:lineRule="auto" w:after="180"/>
+      </w:pPr>
+      <w:r>
+        <w:rPr>
+          <w:b w:val="0"/>
+        </w:rPr>
+        <w:t>Stretch secure learners by changing a boundary or assumption and asking them to defend the effect, not simply by assigning more of the same questions.</w:t>
       </w:r>
     </w:p>
     <w:p>
@@ -2193,11 +4509,16 @@
       </w:r>
     </w:p>
     <w:p>
+      <w:r>
+        <w:t>Use the Recommendations questions, teacher keys and criteria after the relevant attempts. Previously discussed cases are practice; protect the separately selected independent task.</w:t>
+      </w:r>
+    </w:p>
+    <w:p>
       <w:pPr>
         <w:pStyle w:val="Heading3"/>
       </w:pPr>
       <w:r>
-        <w:t>Assess and explain the answers</w:t>
+        <w:t>Worked case answer</w:t>
       </w:r>
     </w:p>
     <w:p>
@@ -2205,11 +4526,18 @@
         <w:pStyle w:val="Heading3"/>
       </w:pPr>
       <w:r>
-        <w:t>Worked case answer</w:t>
-      </w:r>
-    </w:p>
-    <w:p>
-      <w:r>
+        <w:t>Teacher key · Worked case answer</w:t>
+      </w:r>
+    </w:p>
+    <w:p>
+      <w:pPr>
+        <w:spacing w:line="336" w:lineRule="auto" w:after="180"/>
+        <w:shd w:fill="F1F6FC"/>
+      </w:pPr>
+      <w:r>
+        <w:rPr>
+          <w:b w:val="0"/>
+        </w:rPr>
         <w:t>The past choice supports considering adventure, but does not capture every interest. Ask for feedback and offer variety.</w:t>
       </w:r>
     </w:p>
@@ -2222,7 +4550,22 @@
       </w:r>
     </w:p>
     <w:p>
-      <w:r>
+      <w:pPr>
+        <w:pStyle w:val="Heading3"/>
+      </w:pPr>
+      <w:r>
+        <w:t>Independent question · withhold the key</w:t>
+      </w:r>
+    </w:p>
+    <w:p>
+      <w:pPr>
+        <w:spacing w:line="336" w:lineRule="auto" w:after="180"/>
+        <w:shd w:fill="F5F1FB"/>
+      </w:pPr>
+      <w:r>
+        <w:rPr>
+          <w:b w:val="0"/>
+        </w:rPr>
         <w:t>A recommender suggests a space book because you liked two space books. Does the suggestion prove you will enjoy it? What feedback could help next time?</w:t>
       </w:r>
     </w:p>
@@ -2235,8 +4578,35 @@
       </w:r>
     </w:p>
     <w:p>
-      <w:r>
-        <w:t>No; shared topic supports a suggestion, not a guarantee. Feedback about what you liked or disliked can guide later recommendations, while other interests should remain possible.</w:t>
+      <w:pPr>
+        <w:pStyle w:val="Heading3"/>
+      </w:pPr>
+      <w:r>
+        <w:t>Teacher key · Expected independent answer</w:t>
+      </w:r>
+    </w:p>
+    <w:p>
+      <w:pPr>
+        <w:spacing w:line="336" w:lineRule="auto" w:after="180"/>
+        <w:shd w:fill="F1F6FC"/>
+      </w:pPr>
+      <w:r>
+        <w:rPr>
+          <w:b w:val="0"/>
+        </w:rPr>
+        <w:t xml:space="preserve">No; shared topic supports a suggestion, not a guarantee. Feedback about what you liked or disliked can guide later </w:t>
+      </w:r>
+      <w:r>
+        <w:rPr>
+          <w:b/>
+        </w:rPr>
+        <w:t>recommendation</w:t>
+      </w:r>
+      <w:r>
+        <w:rPr>
+          <w:b w:val="0"/>
+        </w:rPr>
+        <w:t>s, while other interests should remain possible.</w:t>
       </w:r>
     </w:p>
     <w:p>
@@ -2474,8 +4844,25 @@
       </w:tr>
     </w:tbl>
     <w:p>
-      <w:r>
-        <w:t>Use 6/8 as a classroom checkpoint, with 2 required for both Result and Reasoning. This is a proposed teaching rule, not a validated certification threshold. Do not count a coached answer as independent mastery; correct unsafe or unsupported claims regardless of total.</w:t>
+      <w:pPr>
+        <w:spacing w:line="336" w:lineRule="auto" w:after="180"/>
+      </w:pPr>
+      <w:r>
+        <w:rPr>
+          <w:b w:val="0"/>
+        </w:rPr>
+        <w:t>Use 6/8 as a classroom checkpoint, with 2 required for both Result and Reasoning. This is a proposed teaching rule, not a validated certification threshold.</w:t>
+      </w:r>
+    </w:p>
+    <w:p>
+      <w:pPr>
+        <w:spacing w:line="336" w:lineRule="auto" w:after="180"/>
+      </w:pPr>
+      <w:r>
+        <w:rPr>
+          <w:b w:val="0"/>
+        </w:rPr>
+        <w:t>Do not count a coached answer as independent mastery; correct unsafe or unsupported claims regardless of total.</w:t>
       </w:r>
     </w:p>
     <w:p>
@@ -2487,8 +4874,38 @@
       </w:r>
     </w:p>
     <w:p>
-      <w:r>
-        <w:t>Ask the learner to find the evidence that challenges this claim: “A recommendation decides what a person must choose.” Keep the first attempt and an uncoached retry separate.</w:t>
+      <w:pPr>
+        <w:spacing w:line="336" w:lineRule="auto" w:after="180"/>
+      </w:pPr>
+      <w:r>
+        <w:rPr>
+          <w:b w:val="0"/>
+        </w:rPr>
+        <w:t xml:space="preserve">Ask the learner to find the </w:t>
+      </w:r>
+      <w:r>
+        <w:rPr>
+          <w:b/>
+        </w:rPr>
+        <w:t>evidence</w:t>
+      </w:r>
+      <w:r>
+        <w:rPr>
+          <w:b w:val="0"/>
+        </w:rPr>
+        <w:t xml:space="preserve"> that challenges this claim: “A </w:t>
+      </w:r>
+      <w:r>
+        <w:rPr>
+          <w:b/>
+        </w:rPr>
+        <w:t>recommendation</w:t>
+      </w:r>
+      <w:r>
+        <w:rPr>
+          <w:b w:val="0"/>
+        </w:rPr>
+        <w:t xml:space="preserve"> decides what a person must choose.” Keep the first attempt and an uncoached retry separate.</w:t>
       </w:r>
     </w:p>
     <w:p>
@@ -2500,15 +4917,54 @@
       </w:r>
     </w:p>
     <w:p>
-      <w:r>
-        <w:t>The user never saw poetry, so clicks cannot establish rejection of it. Offer a balanced small choice including poetry, record what was shown as well as chosen, and ask for feedback. One choice remains limited evidence of a person's interests.</w:t>
-      </w:r>
-    </w:p>
-    <w:p>
       <w:pPr>
         <w:pStyle w:val="Heading3"/>
       </w:pPr>
       <w:r>
+        <w:t>Teacher key · Original transfer answer</w:t>
+      </w:r>
+    </w:p>
+    <w:p>
+      <w:pPr>
+        <w:spacing w:line="336" w:lineRule="auto" w:after="180"/>
+        <w:shd w:fill="F1F6FC"/>
+      </w:pPr>
+      <w:r>
+        <w:rPr>
+          <w:b w:val="0"/>
+        </w:rPr>
+        <w:t>The user never saw poetry, so clicks cannot establish rejection of it. Offer a balanced small choice including poetry, record what was shown as well as chosen, and ask for feedback.</w:t>
+      </w:r>
+    </w:p>
+    <w:p>
+      <w:pPr>
+        <w:spacing w:line="336" w:lineRule="auto" w:after="180"/>
+        <w:shd w:fill="F1F6FC"/>
+      </w:pPr>
+      <w:r>
+        <w:rPr>
+          <w:b w:val="0"/>
+        </w:rPr>
+        <w:t xml:space="preserve">One choice remains limited </w:t>
+      </w:r>
+      <w:r>
+        <w:rPr>
+          <w:b/>
+        </w:rPr>
+        <w:t>evidence</w:t>
+      </w:r>
+      <w:r>
+        <w:rPr>
+          <w:b w:val="0"/>
+        </w:rPr>
+        <w:t xml:space="preserve"> of a person's interests.</w:t>
+      </w:r>
+    </w:p>
+    <w:p>
+      <w:pPr>
+        <w:pStyle w:val="Heading3"/>
+      </w:pPr>
+      <w:r>
         <w:t>Explanations for the additional workbook examples</w:t>
       </w:r>
     </w:p>
@@ -2521,111 +4977,531 @@
       </w:r>
     </w:p>
     <w:p>
-      <w:r>
-        <w:t>Apply BookRec1 to J, K, L and M from the lesson. State eligibility or exclusion reason for each, the scores of eligible books and the recommendation. Explain why L’s two preference matches do not make it the winner.</w:t>
-      </w:r>
-    </w:p>
-    <w:p>
-      <w:r>
-        <w:t>J eligible scores 2; K eligible scores 1; L excluded for Spanish; M excluded because unavailable. Recommend J. Preference matches cannot compensate for failing the English requirement.</w:t>
-      </w:r>
-    </w:p>
-    <w:p>
       <w:pPr>
         <w:pStyle w:val="Heading3"/>
       </w:pPr>
       <w:r>
+        <w:t>Workbook question · W1</w:t>
+      </w:r>
+    </w:p>
+    <w:p>
+      <w:pPr>
+        <w:spacing w:line="336" w:lineRule="auto" w:after="180"/>
+        <w:shd w:fill="F5F1FB"/>
+      </w:pPr>
+      <w:r>
+        <w:rPr>
+          <w:b w:val="0"/>
+        </w:rPr>
+        <w:t xml:space="preserve">Apply BookRec1 to J, K, L and M from the lesson. State </w:t>
+      </w:r>
+      <w:r>
+        <w:rPr>
+          <w:b/>
+        </w:rPr>
+        <w:t>eligibility</w:t>
+      </w:r>
+      <w:r>
+        <w:rPr>
+          <w:b w:val="0"/>
+        </w:rPr>
+        <w:t xml:space="preserve"> or exclusion reason for each, the scores of eligible books and the </w:t>
+      </w:r>
+      <w:r>
+        <w:rPr>
+          <w:b/>
+        </w:rPr>
+        <w:t>recommendation</w:t>
+      </w:r>
+      <w:r>
+        <w:rPr>
+          <w:b w:val="0"/>
+        </w:rPr>
+        <w:t xml:space="preserve">. Explain why L’s two </w:t>
+      </w:r>
+      <w:r>
+        <w:rPr>
+          <w:b/>
+        </w:rPr>
+        <w:t>preference</w:t>
+      </w:r>
+      <w:r>
+        <w:rPr>
+          <w:b w:val="0"/>
+        </w:rPr>
+        <w:t xml:space="preserve"> matches do not make it the winner.</w:t>
+      </w:r>
+    </w:p>
+    <w:p>
+      <w:pPr>
+        <w:pStyle w:val="Heading3"/>
+      </w:pPr>
+      <w:r>
+        <w:t>Teacher reasoning · W1</w:t>
+      </w:r>
+    </w:p>
+    <w:p>
+      <w:pPr>
+        <w:spacing w:line="336" w:lineRule="auto" w:after="180"/>
+        <w:shd w:fill="F1F6FC"/>
+      </w:pPr>
+      <w:r>
+        <w:rPr>
+          <w:b w:val="0"/>
+        </w:rPr>
+        <w:t xml:space="preserve">J eligible scores 2; K eligible scores 1; L excluded for Spanish; M excluded because unavailable. Recommend J. </w:t>
+      </w:r>
+      <w:r>
+        <w:rPr>
+          <w:b/>
+        </w:rPr>
+        <w:t>Preference</w:t>
+      </w:r>
+      <w:r>
+        <w:rPr>
+          <w:b w:val="0"/>
+        </w:rPr>
+        <w:t xml:space="preserve"> matches cannot compensate for failing the English requirement.</w:t>
+      </w:r>
+    </w:p>
+    <w:p>
+      <w:pPr>
+        <w:pStyle w:val="Heading3"/>
+      </w:pPr>
+      <w:r>
         <w:t>W2 Explain a recommendation honestly</w:t>
       </w:r>
     </w:p>
     <w:p>
-      <w:r>
-        <w:t>Write an explanation of why J was recommended that mentions one preference it does not match. A marketer adds guaranteed enjoyment. Explain why that phrase is unsupported.</w:t>
-      </w:r>
-    </w:p>
-    <w:p>
-      <w:r>
-        <w:t>J is available in English and its space topic earns 2, the highest score among eligible choices; it is prose rather than the preferred comic. The rule supplies a ranking, not evidence guaranteeing enjoyment.</w:t>
-      </w:r>
-    </w:p>
-    <w:p>
       <w:pPr>
         <w:pStyle w:val="Heading3"/>
       </w:pPr>
       <w:r>
+        <w:t>Workbook question · W2</w:t>
+      </w:r>
+    </w:p>
+    <w:p>
+      <w:pPr>
+        <w:spacing w:line="336" w:lineRule="auto" w:after="180"/>
+        <w:shd w:fill="F5F1FB"/>
+      </w:pPr>
+      <w:r>
+        <w:rPr>
+          <w:b w:val="0"/>
+        </w:rPr>
+        <w:t xml:space="preserve">Write an explanation of why J was recommended that mentions one </w:t>
+      </w:r>
+      <w:r>
+        <w:rPr>
+          <w:b/>
+        </w:rPr>
+        <w:t>preference</w:t>
+      </w:r>
+      <w:r>
+        <w:rPr>
+          <w:b w:val="0"/>
+        </w:rPr>
+        <w:t xml:space="preserve"> it does not match. A marketer adds guaranteed enjoyment. Explain why that phrase is unsupported.</w:t>
+      </w:r>
+    </w:p>
+    <w:p>
+      <w:pPr>
+        <w:pStyle w:val="Heading3"/>
+      </w:pPr>
+      <w:r>
+        <w:t>Teacher reasoning · W2</w:t>
+      </w:r>
+    </w:p>
+    <w:p>
+      <w:pPr>
+        <w:spacing w:line="336" w:lineRule="auto" w:after="180"/>
+        <w:shd w:fill="F1F6FC"/>
+      </w:pPr>
+      <w:r>
+        <w:rPr>
+          <w:b w:val="0"/>
+        </w:rPr>
+        <w:t xml:space="preserve">J is available in English and its space topic earns 2, the highest score among eligible choices; it is prose rather than the preferred comic. The rule supplies a </w:t>
+      </w:r>
+      <w:r>
+        <w:rPr>
+          <w:b/>
+        </w:rPr>
+        <w:t>ranking</w:t>
+      </w:r>
+      <w:r>
+        <w:rPr>
+          <w:b w:val="0"/>
+        </w:rPr>
+        <w:t xml:space="preserve">, not </w:t>
+      </w:r>
+      <w:r>
+        <w:rPr>
+          <w:b/>
+        </w:rPr>
+        <w:t>evidence</w:t>
+      </w:r>
+      <w:r>
+        <w:rPr>
+          <w:b w:val="0"/>
+        </w:rPr>
+        <w:t xml:space="preserve"> guaranteeing enjoyment.</w:t>
+      </w:r>
+    </w:p>
+    <w:p>
+      <w:pPr>
+        <w:pStyle w:val="Heading3"/>
+      </w:pPr>
+      <w:r>
         <w:t>W3 Do not label an unseen item rejected</w:t>
       </w:r>
     </w:p>
     <w:p>
-      <w:r>
+      <w:pPr>
+        <w:pStyle w:val="Heading3"/>
+      </w:pPr>
+      <w:r>
+        <w:t>Workbook question · W3</w:t>
+      </w:r>
+    </w:p>
+    <w:p>
+      <w:pPr>
+        <w:spacing w:line="336" w:lineRule="auto" w:after="180"/>
+        <w:shd w:fill="F5F1FB"/>
+      </w:pPr>
+      <w:r>
+        <w:rPr>
+          <w:b w:val="0"/>
+        </w:rPr>
         <w:t>J was shown and clicked. K was never shown. Separate the observed records from the labels enjoyed and disliked. Write a question that could gather a stated reason while allowing no answer.</w:t>
       </w:r>
     </w:p>
     <w:p>
-      <w:r>
-        <w:t>Record J shown and clicked; K not shown. Enjoyment of J and dislike of K remain unsupported. An optional question such as Did this suggestion suit what you wanted, and why or why not? seeks a reason without presuming satisfaction. No answer remains missing feedback.</w:t>
-      </w:r>
-    </w:p>
-    <w:p>
       <w:pPr>
         <w:pStyle w:val="Heading3"/>
       </w:pPr>
       <w:r>
+        <w:t>Teacher reasoning · W3</w:t>
+      </w:r>
+    </w:p>
+    <w:p>
+      <w:pPr>
+        <w:spacing w:line="336" w:lineRule="auto" w:after="180"/>
+        <w:shd w:fill="F1F6FC"/>
+      </w:pPr>
+      <w:r>
+        <w:rPr>
+          <w:b w:val="0"/>
+        </w:rPr>
+        <w:t>Record J shown and clicked; K not shown. Enjoyment of J and dislike of K remain unsupported.</w:t>
+      </w:r>
+    </w:p>
+    <w:p>
+      <w:pPr>
+        <w:spacing w:line="336" w:lineRule="auto" w:after="180"/>
+        <w:shd w:fill="F1F6FC"/>
+      </w:pPr>
+      <w:r>
+        <w:rPr>
+          <w:b w:val="0"/>
+        </w:rPr>
+        <w:t>An optional question such as Did this suggestion suit what you wanted, and why or why not? seeks a reason without presuming satisfaction. No answer remains missing feedback.</w:t>
+      </w:r>
+    </w:p>
+    <w:p>
+      <w:pPr>
+        <w:pStyle w:val="Heading3"/>
+      </w:pPr>
+      <w:r>
         <w:t>W4 Transfer the process to activities</w:t>
       </w:r>
     </w:p>
     <w:p>
-      <w:r>
-        <w:t>A fictional learner needs an indoor activity lasting at most 20 minutes. Preferences score 2 for drawing and 1 for solo. Candidates: A drawing, solo, outdoor, 10 minutes; B drawing, group, indoor, 20 minutes; C music, solo, indoor, 15 minutes; D drawing, group, indoor, 18 minutes. Filter, score and return all highest scorers. Only B is then shown and selected; C and D are not shown. State what the feedback establishes and what remains unknown.</w:t>
-      </w:r>
-    </w:p>
-    <w:p>
-      <w:r>
-        <w:t>A excluded because outdoor. B eligible scores 2; C eligible scores 1; D eligible scores 2. Return B and D. Exactly 20 minutes passes at most 20. The log establishes B shown and selected, not enjoyment. Preferences about unshown C and D are unknown; selecting B does not prove rejection of D or validate the choice to hide it.</w:t>
-      </w:r>
-    </w:p>
-    <w:p>
       <w:pPr>
         <w:pStyle w:val="Heading3"/>
       </w:pPr>
       <w:r>
+        <w:t>Workbook question · W4</w:t>
+      </w:r>
+    </w:p>
+    <w:p>
+      <w:pPr>
+        <w:spacing w:line="336" w:lineRule="auto" w:after="180"/>
+        <w:shd w:fill="F5F1FB"/>
+      </w:pPr>
+      <w:r>
+        <w:rPr>
+          <w:b w:val="0"/>
+        </w:rPr>
+        <w:t xml:space="preserve">A fictional learner needs an indoor activity lasting at most 20 minutes. </w:t>
+      </w:r>
+      <w:r>
+        <w:rPr>
+          <w:b/>
+        </w:rPr>
+        <w:t>Preference</w:t>
+      </w:r>
+      <w:r>
+        <w:rPr>
+          <w:b w:val="0"/>
+        </w:rPr>
+        <w:t>s score 2 for drawing and 1 for solo.</w:t>
+      </w:r>
+    </w:p>
+    <w:p>
+      <w:pPr>
+        <w:spacing w:line="336" w:lineRule="auto" w:after="180"/>
+        <w:shd w:fill="F5F1FB"/>
+      </w:pPr>
+      <w:r>
+        <w:rPr>
+          <w:b w:val="0"/>
+        </w:rPr>
+        <w:t>Candidates: A drawing, solo, outdoor, 10 minutes; B drawing, group, indoor, 20 minutes; C music, solo, indoor, 15 minutes; D drawing, group, indoor, 18 minutes. Filter, score and return all highest scorers.</w:t>
+      </w:r>
+    </w:p>
+    <w:p>
+      <w:pPr>
+        <w:spacing w:line="336" w:lineRule="auto" w:after="180"/>
+        <w:shd w:fill="F5F1FB"/>
+      </w:pPr>
+      <w:r>
+        <w:rPr>
+          <w:b w:val="0"/>
+        </w:rPr>
+        <w:t>Only B is then shown and selected; C and D are not shown. State what the feedback establishes and what remains unknown.</w:t>
+      </w:r>
+    </w:p>
+    <w:p>
+      <w:pPr>
+        <w:pStyle w:val="Heading3"/>
+      </w:pPr>
+      <w:r>
+        <w:t>Teacher reasoning · W4</w:t>
+      </w:r>
+    </w:p>
+    <w:p>
+      <w:pPr>
+        <w:spacing w:line="336" w:lineRule="auto" w:after="180"/>
+        <w:shd w:fill="F1F6FC"/>
+      </w:pPr>
+      <w:r>
+        <w:rPr>
+          <w:b w:val="0"/>
+        </w:rPr>
+        <w:t>A excluded because outdoor. B eligible scores 2; C eligible scores 1; D eligible scores 2. Return B and D. Exactly 20 minutes passes at most 20. The log establishes B shown and selected, not enjoyment.</w:t>
+      </w:r>
+    </w:p>
+    <w:p>
+      <w:pPr>
+        <w:spacing w:line="336" w:lineRule="auto" w:after="180"/>
+        <w:shd w:fill="F1F6FC"/>
+      </w:pPr>
+      <w:r>
+        <w:rPr>
+          <w:b/>
+        </w:rPr>
+        <w:t>Preference</w:t>
+      </w:r>
+      <w:r>
+        <w:rPr>
+          <w:b w:val="0"/>
+        </w:rPr>
+        <w:t>s about unshown C and D are unknown; selecting B does not prove rejection of D or validate the choice to hide it.</w:t>
+      </w:r>
+    </w:p>
+    <w:p>
+      <w:pPr>
+        <w:pStyle w:val="Heading3"/>
+      </w:pPr>
+      <w:r>
         <w:t>W5 Handle an empty eligible set</w:t>
       </w:r>
     </w:p>
     <w:p>
-      <w:r>
-        <w:t>Return to BookRec1. J and K become unavailable, L remains Spanish, and M’s availability becomes unknown. A designer proposes recommending M anyway because it matches both preferences. Apply the requirements and propose an honest response.</w:t>
-      </w:r>
-    </w:p>
-    <w:p>
-      <w:r>
-        <w:t>J and K are excluded as unavailable, L for language. M is pending availability verification and cannot yet count as eligible. Report no verified eligible option, identify the missing availability fact, and request confirmation or let the reader revise requirements explicitly.</w:t>
-      </w:r>
-    </w:p>
-    <w:p>
       <w:pPr>
         <w:pStyle w:val="Heading3"/>
       </w:pPr>
       <w:r>
+        <w:t>Workbook question · W5</w:t>
+      </w:r>
+    </w:p>
+    <w:p>
+      <w:pPr>
+        <w:spacing w:line="336" w:lineRule="auto" w:after="180"/>
+        <w:shd w:fill="F5F1FB"/>
+      </w:pPr>
+      <w:r>
+        <w:rPr>
+          <w:b w:val="0"/>
+        </w:rPr>
+        <w:t xml:space="preserve">Return to BookRec1. J and K become unavailable, L remains Spanish, and M’s availability becomes unknown. A designer proposes recommending M anyway because it matches both </w:t>
+      </w:r>
+      <w:r>
+        <w:rPr>
+          <w:b/>
+        </w:rPr>
+        <w:t>preference</w:t>
+      </w:r>
+      <w:r>
+        <w:rPr>
+          <w:b w:val="0"/>
+        </w:rPr>
+        <w:t>s.</w:t>
+      </w:r>
+    </w:p>
+    <w:p>
+      <w:pPr>
+        <w:spacing w:line="336" w:lineRule="auto" w:after="180"/>
+        <w:shd w:fill="F5F1FB"/>
+      </w:pPr>
+      <w:r>
+        <w:rPr>
+          <w:b w:val="0"/>
+        </w:rPr>
+        <w:t>Apply the requirements and propose an honest response.</w:t>
+      </w:r>
+    </w:p>
+    <w:p>
+      <w:pPr>
+        <w:pStyle w:val="Heading3"/>
+      </w:pPr>
+      <w:r>
+        <w:t>Teacher reasoning · W5</w:t>
+      </w:r>
+    </w:p>
+    <w:p>
+      <w:pPr>
+        <w:spacing w:line="336" w:lineRule="auto" w:after="180"/>
+        <w:shd w:fill="F1F6FC"/>
+      </w:pPr>
+      <w:r>
+        <w:rPr>
+          <w:b w:val="0"/>
+        </w:rPr>
+        <w:t>J and K are excluded as unavailable, L for language. M is pending availability verification and cannot yet count as eligible.</w:t>
+      </w:r>
+    </w:p>
+    <w:p>
+      <w:pPr>
+        <w:spacing w:line="336" w:lineRule="auto" w:after="180"/>
+        <w:shd w:fill="F1F6FC"/>
+      </w:pPr>
+      <w:r>
+        <w:rPr>
+          <w:b w:val="0"/>
+        </w:rPr>
+        <w:t>Report no verified eligible option, identify the missing availability fact, and request confirmation or let the reader revise requirements explicitly.</w:t>
+      </w:r>
+    </w:p>
+    <w:p>
+      <w:pPr>
+        <w:pStyle w:val="Heading3"/>
+      </w:pPr>
+      <w:r>
         <w:t>Assess independent transfer</w:t>
       </w:r>
     </w:p>
     <w:p>
-      <w:r>
-        <w:t>Selected case: A fictional learner needs an indoor activity lasting at most 20 minutes. Preferences score 2 for drawing and 1 for solo. Candidates: A drawing, solo, outdoor, 10 minutes; B drawing, group, indoor, 20 minutes; C music, solo, indoor, 15 minutes; D drawing, group, indoor, 18 minutes. Filter, score and return all highest scorers. Only B is then shown and selected; C and D are not shown. State what the feedback establishes and what remains unknown.</w:t>
-      </w:r>
-    </w:p>
-    <w:p>
       <w:pPr>
         <w:pStyle w:val="Heading3"/>
       </w:pPr>
       <w:r>
+        <w:t>Independent question · withhold the key</w:t>
+      </w:r>
+    </w:p>
+    <w:p>
+      <w:pPr>
+        <w:spacing w:line="336" w:lineRule="auto" w:after="180"/>
+        <w:shd w:fill="F5F1FB"/>
+      </w:pPr>
+      <w:r>
+        <w:rPr>
+          <w:b w:val="0"/>
+        </w:rPr>
+        <w:t xml:space="preserve">Selected case: A fictional learner needs an indoor activity lasting at most 20 minutes. </w:t>
+      </w:r>
+      <w:r>
+        <w:rPr>
+          <w:b/>
+        </w:rPr>
+        <w:t>Preference</w:t>
+      </w:r>
+      <w:r>
+        <w:rPr>
+          <w:b w:val="0"/>
+        </w:rPr>
+        <w:t>s score 2 for drawing and 1 for solo.</w:t>
+      </w:r>
+    </w:p>
+    <w:p>
+      <w:pPr>
+        <w:spacing w:line="336" w:lineRule="auto" w:after="180"/>
+        <w:shd w:fill="F5F1FB"/>
+      </w:pPr>
+      <w:r>
+        <w:rPr>
+          <w:b w:val="0"/>
+        </w:rPr>
+        <w:t>Candidates: A drawing, solo, outdoor, 10 minutes; B drawing, group, indoor, 20 minutes; C music, solo, indoor, 15 minutes; D drawing, group, indoor, 18 minutes. Filter, score and return all highest scorers.</w:t>
+      </w:r>
+    </w:p>
+    <w:p>
+      <w:pPr>
+        <w:spacing w:line="336" w:lineRule="auto" w:after="180"/>
+        <w:shd w:fill="F5F1FB"/>
+      </w:pPr>
+      <w:r>
+        <w:rPr>
+          <w:b w:val="0"/>
+        </w:rPr>
+        <w:t>Only B is then shown and selected; C and D are not shown. State what the feedback establishes and what remains unknown.</w:t>
+      </w:r>
+    </w:p>
+    <w:p>
+      <w:pPr>
+        <w:pStyle w:val="Heading3"/>
+      </w:pPr>
+      <w:r>
         <w:t>Selected case answer</w:t>
       </w:r>
     </w:p>
     <w:p>
-      <w:r>
-        <w:t>A excluded because outdoor. B eligible scores 2; C eligible scores 1; D eligible scores 2. Return B and D. Exactly 20 minutes passes at most 20. The log establishes B shown and selected, not enjoyment. Preferences about unshown C and D are unknown; selecting B does not prove rejection of D or validate the choice to hide it.</w:t>
+      <w:pPr>
+        <w:pStyle w:val="Heading3"/>
+      </w:pPr>
+      <w:r>
+        <w:t>Teacher key · Selected case answer</w:t>
+      </w:r>
+    </w:p>
+    <w:p>
+      <w:pPr>
+        <w:spacing w:line="336" w:lineRule="auto" w:after="180"/>
+        <w:shd w:fill="F1F6FC"/>
+      </w:pPr>
+      <w:r>
+        <w:rPr>
+          <w:b w:val="0"/>
+        </w:rPr>
+        <w:t>A excluded because outdoor. B eligible scores 2; C eligible scores 1; D eligible scores 2. Return B and D. Exactly 20 minutes passes at most 20. The log establishes B shown and selected, not enjoyment.</w:t>
+      </w:r>
+    </w:p>
+    <w:p>
+      <w:pPr>
+        <w:spacing w:line="336" w:lineRule="auto" w:after="180"/>
+        <w:shd w:fill="F1F6FC"/>
+      </w:pPr>
+      <w:r>
+        <w:rPr>
+          <w:b/>
+        </w:rPr>
+        <w:t>Preference</w:t>
+      </w:r>
+      <w:r>
+        <w:rPr>
+          <w:b w:val="0"/>
+        </w:rPr>
+        <w:t>s about unshown C and D are unknown; selecting B does not prove rejection of D or validate the choice to hide it.</w:t>
       </w:r>
     </w:p>
     <w:tbl>
@@ -2731,21 +5607,77 @@
       </w:tr>
     </w:tbl>
     <w:p>
-      <w:r>
-        <w:t>Record each dimension as not yet, with support, or independent. Accept a valid alternative procedure with a defensible trace. Do not penalise an honestly recorded model failure if the learner correctly explains its evidence and limits.</w:t>
-      </w:r>
-    </w:p>
-    <w:p>
       <w:pPr>
         <w:pStyle w:val="Heading3"/>
       </w:pPr>
       <w:r>
+        <w:t>Teacher key · Selected case answer</w:t>
+      </w:r>
+    </w:p>
+    <w:p>
+      <w:pPr>
+        <w:spacing w:line="336" w:lineRule="auto" w:after="180"/>
+        <w:shd w:fill="F1F6FC"/>
+      </w:pPr>
+      <w:r>
+        <w:rPr>
+          <w:b w:val="0"/>
+        </w:rPr>
+        <w:t>Record each dimension as not yet, with support, or independent. Accept a valid alternative procedure with a defensible trace.</w:t>
+      </w:r>
+    </w:p>
+    <w:p>
+      <w:pPr>
+        <w:spacing w:line="336" w:lineRule="auto" w:after="180"/>
+        <w:shd w:fill="F1F6FC"/>
+      </w:pPr>
+      <w:r>
+        <w:rPr>
+          <w:b w:val="0"/>
+        </w:rPr>
+        <w:t xml:space="preserve">Do not penalise an honestly recorded model failure if the learner correctly explains its </w:t>
+      </w:r>
+      <w:r>
+        <w:rPr>
+          <w:b/>
+        </w:rPr>
+        <w:t>evidence</w:t>
+      </w:r>
+      <w:r>
+        <w:rPr>
+          <w:b w:val="0"/>
+        </w:rPr>
+        <w:t xml:space="preserve"> and limits.</w:t>
+      </w:r>
+    </w:p>
+    <w:p>
+      <w:pPr>
+        <w:pStyle w:val="Heading3"/>
+      </w:pPr>
+      <w:r>
         <w:t>Feedback that the learner uses</w:t>
       </w:r>
     </w:p>
     <w:p>
-      <w:r>
-        <w:t>Name the earliest unsupported step and give one action to repair it. Have the learner make that repair now and explain why. Then assess the relevant skill on a fresh, fully specified case. Confirm it was not previously practised with feedback; solve and check the new case before assigning it. A follow-up design prompt is a starting brief, not automatically an equivalent test.</w:t>
+      <w:pPr>
+        <w:spacing w:line="336" w:lineRule="auto" w:after="180"/>
+      </w:pPr>
+      <w:r>
+        <w:rPr>
+          <w:b w:val="0"/>
+        </w:rPr>
+        <w:t>Name the earliest unsupported step and give one action to repair it. Have the learner make that repair now and explain why. Then assess the relevant skill on a fresh, fully specified case.</w:t>
+      </w:r>
+    </w:p>
+    <w:p>
+      <w:pPr>
+        <w:spacing w:line="336" w:lineRule="auto" w:after="180"/>
+      </w:pPr>
+      <w:r>
+        <w:rPr>
+          <w:b w:val="0"/>
+        </w:rPr>
+        <w:t>Confirm it was not previously practised with feedback; solve and check the new case before assigning it. A follow-up design prompt is a starting brief, not automatically an equivalent test.</w:t>
       </w:r>
     </w:p>
     <w:p>
@@ -2757,11 +5689,74 @@
       </w:r>
     </w:p>
     <w:p>
+      <w:r>
+        <w:t>Connect Recommendations to Helpful Classroom Sorter, adapt support and plan a later changed-case check.</w:t>
+      </w:r>
+    </w:p>
+    <w:p>
       <w:pPr>
         <w:pStyle w:val="Heading3"/>
       </w:pPr>
       <w:r>
-        <w:t>Connect and extend learning</w:t>
+        <w:t>Helpful Classroom Sorter</w:t>
+      </w:r>
+    </w:p>
+    <w:p>
+      <w:pPr>
+        <w:spacing w:line="336" w:lineRule="auto" w:after="180"/>
+      </w:pPr>
+      <w:r>
+        <w:rPr>
+          <w:b w:val="0"/>
+        </w:rPr>
+        <w:t xml:space="preserve">If the sorter ranks bins, state the </w:t>
+      </w:r>
+      <w:r>
+        <w:rPr>
+          <w:b/>
+        </w:rPr>
+        <w:t>objective</w:t>
+      </w:r>
+      <w:r>
+        <w:rPr>
+          <w:b w:val="0"/>
+        </w:rPr>
+        <w:t xml:space="preserve"> and show why the top suggestion is not a command.</w:t>
+      </w:r>
+    </w:p>
+    <w:p>
+      <w:pPr>
+        <w:spacing w:line="336" w:lineRule="auto" w:after="180"/>
+      </w:pPr>
+      <w:r>
+        <w:rPr>
+          <w:b w:val="0"/>
+        </w:rPr>
+        <w:t xml:space="preserve">Keep the decision, </w:t>
+      </w:r>
+      <w:r>
+        <w:rPr>
+          <w:b/>
+        </w:rPr>
+        <w:t>input</w:t>
+      </w:r>
+      <w:r>
+        <w:rPr>
+          <w:b w:val="0"/>
+        </w:rPr>
+        <w:t xml:space="preserve">, result, explanation and remaining limitation in the project </w:t>
+      </w:r>
+      <w:r>
+        <w:rPr>
+          <w:b/>
+        </w:rPr>
+        <w:t>evidence</w:t>
+      </w:r>
+      <w:r>
+        <w:rPr>
+          <w:b w:val="0"/>
+        </w:rPr>
+        <w:t xml:space="preserve"> record. Retrieve this record next week rather than restarting the project.</w:t>
       </w:r>
     </w:p>
     <w:p>
@@ -2769,17 +5764,54 @@
         <w:pStyle w:val="Heading3"/>
       </w:pPr>
       <w:r>
-        <w:t>Helpful Classroom Sorter</w:t>
-      </w:r>
-    </w:p>
-    <w:p>
-      <w:r>
-        <w:t>If the sorter ranks bins, state the objective and show why the top suggestion is not a command.</w:t>
-      </w:r>
-    </w:p>
-    <w:p>
-      <w:r>
-        <w:t>Keep the decision, input, result, explanation and remaining limitation in the project evidence record. Retrieve this record next week rather than restarting the project.</w:t>
+        <w:t>Support and stretch</w:t>
+      </w:r>
+    </w:p>
+    <w:p>
+      <w:pPr>
+        <w:spacing w:line="336" w:lineRule="auto" w:after="180"/>
+      </w:pPr>
+      <w:r>
+        <w:rPr>
+          <w:b w:val="0"/>
+        </w:rPr>
+        <w:t xml:space="preserve">Use physical cards, spoken explanations and a three-stage drawing. Read aloud without giving the answer. Stretch: compare two </w:t>
+      </w:r>
+      <w:r>
+        <w:rPr>
+          <w:b/>
+        </w:rPr>
+        <w:t>mechanism</w:t>
+      </w:r>
+      <w:r>
+        <w:rPr>
+          <w:b w:val="0"/>
+        </w:rPr>
+        <w:t xml:space="preserve">s with the same visible </w:t>
+      </w:r>
+      <w:r>
+        <w:rPr>
+          <w:b/>
+        </w:rPr>
+        <w:t>output</w:t>
+      </w:r>
+      <w:r>
+        <w:rPr>
+          <w:b w:val="0"/>
+        </w:rPr>
+        <w:t xml:space="preserve"> and explain what </w:t>
+      </w:r>
+      <w:r>
+        <w:rPr>
+          <w:b/>
+        </w:rPr>
+        <w:t>evidence</w:t>
+      </w:r>
+      <w:r>
+        <w:rPr>
+          <w:b w:val="0"/>
+        </w:rPr>
+        <w:t xml:space="preserve"> distinguishes them.</w:t>
       </w:r>
     </w:p>
     <w:p>
@@ -2787,12 +5819,30 @@
         <w:pStyle w:val="Heading3"/>
       </w:pPr>
       <w:r>
-        <w:t>Support and stretch</w:t>
-      </w:r>
-    </w:p>
-    <w:p>
-      <w:r>
-        <w:t>Use physical cards, spoken explanations and a three-stage drawing. Read aloud without giving the answer. Stretch: compare two mechanisms with the same visible output and explain what evidence distinguishes them.</w:t>
+        <w:t>Exit reflection</w:t>
+      </w:r>
+    </w:p>
+    <w:p>
+      <w:pPr>
+        <w:spacing w:line="336" w:lineRule="auto" w:after="180"/>
+      </w:pPr>
+      <w:r>
+        <w:rPr>
+          <w:b w:val="0"/>
+        </w:rPr>
+        <w:t xml:space="preserve">Ask for one decision the learner can now justify and one situation requiring more </w:t>
+      </w:r>
+      <w:r>
+        <w:rPr>
+          <w:b/>
+        </w:rPr>
+        <w:t>evidence</w:t>
+      </w:r>
+      <w:r>
+        <w:rPr>
+          <w:b w:val="0"/>
+        </w:rPr>
+        <w:t xml:space="preserve"> or human review. Confidence ratings are separate from correct independent performance.</w:t>
       </w:r>
     </w:p>
     <w:p>
@@ -2800,12 +5850,30 @@
         <w:pStyle w:val="Heading3"/>
       </w:pPr>
       <w:r>
-        <w:t>Exit reflection</w:t>
-      </w:r>
-    </w:p>
-    <w:p>
-      <w:r>
-        <w:t>Ask for one decision the learner can now justify and one situation requiring more evidence or human review. Confidence ratings are separate from correct independent performance.</w:t>
+        <w:t>Bridge to the next week</w:t>
+      </w:r>
+    </w:p>
+    <w:p>
+      <w:pPr>
+        <w:spacing w:line="336" w:lineRule="auto" w:after="180"/>
+      </w:pPr>
+      <w:r>
+        <w:rPr>
+          <w:b w:val="0"/>
+        </w:rPr>
+        <w:t xml:space="preserve">Next: Week 21: Good Data, Bad Data. Retrieve today’s </w:t>
+      </w:r>
+      <w:r>
+        <w:rPr>
+          <w:b/>
+        </w:rPr>
+        <w:t>evidence</w:t>
+      </w:r>
+      <w:r>
+        <w:rPr>
+          <w:b w:val="0"/>
+        </w:rPr>
+        <w:t xml:space="preserve"> and identify what carries forward and what is new.</w:t>
       </w:r>
     </w:p>
     <w:p>
@@ -2813,12 +5881,86 @@
         <w:pStyle w:val="Heading3"/>
       </w:pPr>
       <w:r>
-        <w:t>Bridge to the next week</w:t>
-      </w:r>
-    </w:p>
-    <w:p>
-      <w:r>
-        <w:t>Next: Week 21: Good Data, Bad Data. Retrieve today’s evidence and identify what carries forward and what is new.</w:t>
+        <w:t>Support and fresh reassessment</w:t>
+      </w:r>
+    </w:p>
+    <w:p>
+      <w:pPr>
+        <w:spacing w:line="336" w:lineRule="auto" w:after="180"/>
+      </w:pPr>
+      <w:r>
+        <w:rPr>
+          <w:b w:val="0"/>
+        </w:rPr>
+        <w:t>Use separate trays for excluded, pending and eligible items. Score only the eligible tray.</w:t>
+      </w:r>
+    </w:p>
+    <w:p>
+      <w:pPr>
+        <w:spacing w:line="336" w:lineRule="auto" w:after="180"/>
+      </w:pPr>
+      <w:r>
+        <w:rPr>
+          <w:b w:val="0"/>
+        </w:rPr>
+        <w:t xml:space="preserve">Extension: change the display order while keeping scores fixed and explain why different clicks would not automatically show changed </w:t>
+      </w:r>
+      <w:r>
+        <w:rPr>
+          <w:b/>
+        </w:rPr>
+        <w:t>preference</w:t>
+      </w:r>
+      <w:r>
+        <w:rPr>
+          <w:b w:val="0"/>
+        </w:rPr>
+        <w:t>s.</w:t>
+      </w:r>
+    </w:p>
+    <w:p>
+      <w:pPr>
+        <w:spacing w:line="336" w:lineRule="auto" w:after="180"/>
+      </w:pPr>
+      <w:r>
+        <w:rPr>
+          <w:b w:val="0"/>
+        </w:rPr>
+        <w:t>W4 requires excluding A, scores B 2 C 1 D 2, both B and D returned, and no inferred enjoyment or rejection from unshown items. After support change the time limit to at most 18: B becomes excluded, D wins with 2 over C’s 1.</w:t>
+      </w:r>
+    </w:p>
+    <w:p>
+      <w:pPr>
+        <w:spacing w:line="336" w:lineRule="auto" w:after="180"/>
+      </w:pPr>
+      <w:r>
+        <w:rPr>
+          <w:b w:val="0"/>
+        </w:rPr>
+        <w:t>Keep feedback limits unchanged.</w:t>
+      </w:r>
+    </w:p>
+    <w:p>
+      <w:pPr>
+        <w:spacing w:line="336" w:lineRule="auto" w:after="180"/>
+      </w:pPr>
+      <w:r>
+        <w:rPr>
+          <w:b w:val="0"/>
+        </w:rPr>
+        <w:t xml:space="preserve">Week 21 investigates data quality and how to repair a record with </w:t>
+      </w:r>
+      <w:r>
+        <w:rPr>
+          <w:b/>
+        </w:rPr>
+        <w:t>evidence</w:t>
+      </w:r>
+      <w:r>
+        <w:rPr>
+          <w:b w:val="0"/>
+        </w:rPr>
+        <w:t xml:space="preserve"> while preserving its history.</w:t>
       </w:r>
     </w:p>
     <w:p>
@@ -2826,40 +5968,40 @@
         <w:pStyle w:val="Heading3"/>
       </w:pPr>
       <w:r>
-        <w:t>Support and fresh reassessment</w:t>
-      </w:r>
-    </w:p>
-    <w:p>
-      <w:r>
-        <w:t>Use separate trays for excluded, pending and eligible items. Score only the eligible tray. Extension: change the display order while keeping scores fixed and explain why different clicks would not automatically show changed preferences.</w:t>
-      </w:r>
-    </w:p>
-    <w:p>
-      <w:r>
-        <w:t>W4 requires excluding A, scores B 2 C 1 D 2, both B and D returned, and no inferred enjoyment or rejection from unshown items. After support change the time limit to at most 18: B becomes excluded, D wins with 2 over C’s 1. Keep feedback limits unchanged.</w:t>
-      </w:r>
-    </w:p>
-    <w:p>
-      <w:r>
-        <w:t>Week 21 investigates data quality and how to repair a record with evidence while preserving its history.</w:t>
-      </w:r>
-    </w:p>
-    <w:p>
-      <w:pPr>
-        <w:pStyle w:val="Heading3"/>
-      </w:pPr>
-      <w:r>
         <w:t>Plan the delayed return</w:t>
       </w:r>
     </w:p>
     <w:p>
-      <w:r>
+      <w:pPr>
+        <w:spacing w:line="336" w:lineRule="auto" w:after="180"/>
+      </w:pPr>
+      <w:r>
+        <w:rPr>
+          <w:b w:val="0"/>
+        </w:rPr>
         <w:t>Suggested return points in this level: ai-1/21, ai-1/23, ai-1/26. Use actual classroom dates, adjusting for holidays and gaps. One, three and six teaching weeks are scheduling choices, not a claimed optimal spacing.</w:t>
       </w:r>
     </w:p>
     <w:p>
-      <w:r>
-        <w:t>At a delayed check, ask for the idea from memory and a changed application. Compare with the earlier independent response and record support used. For a new level, revisit the previous capstone before checking the new prerequisites.</w:t>
+      <w:pPr>
+        <w:spacing w:line="336" w:lineRule="auto" w:after="180"/>
+      </w:pPr>
+      <w:r>
+        <w:rPr>
+          <w:b w:val="0"/>
+        </w:rPr>
+        <w:t>At a delayed check, ask for the idea from memory and a changed application. Compare with the earlier independent response and record support used.</w:t>
+      </w:r>
+    </w:p>
+    <w:p>
+      <w:pPr>
+        <w:spacing w:line="336" w:lineRule="auto" w:after="180"/>
+      </w:pPr>
+      <w:r>
+        <w:rPr>
+          <w:b w:val="0"/>
+        </w:rPr>
+        <w:t>For a new level, revisit the previous capstone before checking the new prerequisites.</w:t>
       </w:r>
     </w:p>
     <w:tbl>
@@ -3019,8 +6161,26 @@
       </w:tr>
     </w:tbl>
     <w:p>
-      <w:r>
-        <w:t>Use the evidence to choose reteaching or the next step. A completed page, confidence rating or attractive project does not by itself demonstrate understanding.</w:t>
+      <w:pPr>
+        <w:spacing w:line="336" w:lineRule="auto" w:after="180"/>
+      </w:pPr>
+      <w:r>
+        <w:rPr>
+          <w:b w:val="0"/>
+        </w:rPr>
+        <w:t xml:space="preserve">Use the </w:t>
+      </w:r>
+      <w:r>
+        <w:rPr>
+          <w:b/>
+        </w:rPr>
+        <w:t>evidence</w:t>
+      </w:r>
+      <w:r>
+        <w:rPr>
+          <w:b w:val="0"/>
+        </w:rPr>
+        <w:t xml:space="preserve"> to choose reteaching or the next step. A completed page, confidence rating or attractive project does not by itself demonstrate understanding.</w:t>
       </w:r>
     </w:p>
     <w:p>
@@ -3032,8 +6192,26 @@
       </w:r>
     </w:p>
     <w:p>
-      <w:r>
-        <w:t>Separate sorter requirements, preferences and observed feedback; document why a suggestion was eligible.</w:t>
+      <w:pPr>
+        <w:spacing w:line="336" w:lineRule="auto" w:after="180"/>
+      </w:pPr>
+      <w:r>
+        <w:rPr>
+          <w:b w:val="0"/>
+        </w:rPr>
+        <w:t xml:space="preserve">Separate sorter requirements, </w:t>
+      </w:r>
+      <w:r>
+        <w:rPr>
+          <w:b/>
+        </w:rPr>
+        <w:t>preference</w:t>
+      </w:r>
+      <w:r>
+        <w:rPr>
+          <w:b w:val="0"/>
+        </w:rPr>
+        <w:t>s and observed feedback; document why a suggestion was eligible.</w:t>
       </w:r>
     </w:p>
     <w:p>
@@ -3046,12 +6224,86 @@
     </w:p>
     <w:p>
       <w:r>
-        <w:t>Teaching target: Apply eligibility requirements before ranking candidates by preferences</w:t>
-      </w:r>
-    </w:p>
-    <w:p>
-      <w:r>
-        <w:t>Prepare the labelled worked-case picture, the matching workbook, fictional input cards and a place for individual responses. No paid AI account is required for the paper reasoning activities.</w:t>
+        <w:t>Use this preparation summary alongside the detailed Recommendations lesson; it is a checklist rather than a replacement for the full sequence.</w:t>
+      </w:r>
+    </w:p>
+    <w:p>
+      <w:pPr>
+        <w:pStyle w:val="Heading3"/>
+      </w:pPr>
+      <w:r>
+        <w:t>Teaching target</w:t>
+      </w:r>
+    </w:p>
+    <w:p>
+      <w:pPr>
+        <w:spacing w:line="336" w:lineRule="auto" w:after="180"/>
+        <w:shd w:fill="EDF7F3"/>
+      </w:pPr>
+      <w:r>
+        <w:rPr>
+          <w:b w:val="0"/>
+        </w:rPr>
+        <w:t xml:space="preserve">Teaching target: Apply </w:t>
+      </w:r>
+      <w:r>
+        <w:rPr>
+          <w:b/>
+        </w:rPr>
+        <w:t>eligibility</w:t>
+      </w:r>
+      <w:r>
+        <w:rPr>
+          <w:b w:val="0"/>
+        </w:rPr>
+        <w:t xml:space="preserve"> requirements before </w:t>
+      </w:r>
+      <w:r>
+        <w:rPr>
+          <w:b/>
+        </w:rPr>
+        <w:t>ranking</w:t>
+      </w:r>
+      <w:r>
+        <w:rPr>
+          <w:b w:val="0"/>
+        </w:rPr>
+        <w:t xml:space="preserve"> candidates by </w:t>
+      </w:r>
+      <w:r>
+        <w:rPr>
+          <w:b/>
+        </w:rPr>
+        <w:t>preference</w:t>
+      </w:r>
+      <w:r>
+        <w:rPr>
+          <w:b w:val="0"/>
+        </w:rPr>
+        <w:t>s</w:t>
+      </w:r>
+    </w:p>
+    <w:p>
+      <w:pPr>
+        <w:spacing w:line="336" w:lineRule="auto" w:after="180"/>
+      </w:pPr>
+      <w:r>
+        <w:rPr>
+          <w:b w:val="0"/>
+        </w:rPr>
+        <w:t xml:space="preserve">Prepare the labelled worked-case picture, the matching workbook, fictional </w:t>
+      </w:r>
+      <w:r>
+        <w:rPr>
+          <w:b/>
+        </w:rPr>
+        <w:t>input</w:t>
+      </w:r>
+      <w:r>
+        <w:rPr>
+          <w:b w:val="0"/>
+        </w:rPr>
+        <w:t xml:space="preserve"> cards and a place for individual responses. No paid AI account is required for the paper reasoning activities.</w:t>
       </w:r>
     </w:p>
     <w:tbl>
@@ -3198,37 +6450,255 @@
       </w:tr>
     </w:tbl>
     <w:p>
-      <w:r>
-        <w:t>Before class, solve the supported practice: Write an explanation of why J was recommended that mentions one preference it does not match. A marketer adds guaranteed enjoyment. Explain why that phrase is unsupported.</w:t>
-      </w:r>
-    </w:p>
-    <w:p>
-      <w:r>
-        <w:t>Reasoned practice answer: J is available in English and its space topic earns 2, the highest score among eligible choices; it is prose rather than the preferred comic. The rule supplies a ranking, not evidence guaranteeing enjoyment.</w:t>
-      </w:r>
-    </w:p>
-    <w:p>
-      <w:r>
-        <w:t>Check every learner before discussion: Use the worked case for Recommendations and feedback. Proposed explanation: “A high score can cancel a failed requirement”. Decide whether this explanation is supported. Point to the step or supplied fact that decides; explain your repair if needed.</w:t>
-      </w:r>
-    </w:p>
-    <w:p>
-      <w:r>
-        <w:t>Misconception repair: Filter on requirements before ranking preferences.</w:t>
-      </w:r>
-    </w:p>
-    <w:p>
-      <w:r>
-        <w:t>Support: read the exact case aloud, enlarge the labelled picture, supply input cards and model only the first deciding step. Accept a spoken explanation or drawing; retain the reasoning goal.</w:t>
-      </w:r>
-    </w:p>
-    <w:p>
-      <w:r>
-        <w:t>Extension: Change the maximum time to 10 minutes. Require a prediction and a reason before comparing. Expected result: Only C remains eligible and is recommended. Reason: B takes 12 minutes; A is still noisy.</w:t>
-      </w:r>
-    </w:p>
-    <w:p>
-      <w:r>
+      <w:pPr>
+        <w:spacing w:line="336" w:lineRule="auto" w:after="180"/>
+      </w:pPr>
+      <w:r>
+        <w:rPr>
+          <w:b w:val="0"/>
+        </w:rPr>
+        <w:t xml:space="preserve">Before class, solve the supported practice: Write an explanation of why J was recommended that mentions one </w:t>
+      </w:r>
+      <w:r>
+        <w:rPr>
+          <w:b/>
+        </w:rPr>
+        <w:t>preference</w:t>
+      </w:r>
+      <w:r>
+        <w:rPr>
+          <w:b w:val="0"/>
+        </w:rPr>
+        <w:t xml:space="preserve"> it does not match. A marketer adds guaranteed enjoyment. Explain why that phrase is unsupported.</w:t>
+      </w:r>
+    </w:p>
+    <w:p>
+      <w:pPr>
+        <w:pStyle w:val="Heading3"/>
+      </w:pPr>
+      <w:r>
+        <w:t>Supported practice answer</w:t>
+      </w:r>
+    </w:p>
+    <w:p>
+      <w:pPr>
+        <w:spacing w:line="336" w:lineRule="auto" w:after="180"/>
+        <w:shd w:fill="F1F6FC"/>
+      </w:pPr>
+      <w:r>
+        <w:rPr>
+          <w:b w:val="0"/>
+        </w:rPr>
+        <w:t>Reasoned practice answer: J is available in English and its space topic earns 2, the highest score among eligible choices; it is prose rather than the preferred comic.</w:t>
+      </w:r>
+    </w:p>
+    <w:p>
+      <w:pPr>
+        <w:spacing w:line="336" w:lineRule="auto" w:after="180"/>
+        <w:shd w:fill="F1F6FC"/>
+      </w:pPr>
+      <w:r>
+        <w:rPr>
+          <w:b w:val="0"/>
+        </w:rPr>
+        <w:t xml:space="preserve">The rule supplies a </w:t>
+      </w:r>
+      <w:r>
+        <w:rPr>
+          <w:b/>
+        </w:rPr>
+        <w:t>ranking</w:t>
+      </w:r>
+      <w:r>
+        <w:rPr>
+          <w:b w:val="0"/>
+        </w:rPr>
+        <w:t xml:space="preserve">, not </w:t>
+      </w:r>
+      <w:r>
+        <w:rPr>
+          <w:b/>
+        </w:rPr>
+        <w:t>evidence</w:t>
+      </w:r>
+      <w:r>
+        <w:rPr>
+          <w:b w:val="0"/>
+        </w:rPr>
+        <w:t xml:space="preserve"> guaranteeing enjoyment.</w:t>
+      </w:r>
+    </w:p>
+    <w:p>
+      <w:pPr>
+        <w:spacing w:line="336" w:lineRule="auto" w:after="180"/>
+      </w:pPr>
+      <w:r>
+        <w:rPr>
+          <w:b w:val="0"/>
+        </w:rPr>
+        <w:t xml:space="preserve">Check every learner before discussion: Use the worked case for </w:t>
+      </w:r>
+      <w:r>
+        <w:rPr>
+          <w:b/>
+        </w:rPr>
+        <w:t>Recommendation</w:t>
+      </w:r>
+      <w:r>
+        <w:rPr>
+          <w:b w:val="0"/>
+        </w:rPr>
+        <w:t>s and feedback. Proposed explanation: “A high score can cancel a failed requirement”. Decide whether this explanation is supported.</w:t>
+      </w:r>
+    </w:p>
+    <w:p>
+      <w:pPr>
+        <w:spacing w:line="336" w:lineRule="auto" w:after="180"/>
+      </w:pPr>
+      <w:r>
+        <w:rPr>
+          <w:b w:val="0"/>
+        </w:rPr>
+        <w:t>Point to the step or supplied fact that decides; explain your repair if needed.</w:t>
+      </w:r>
+    </w:p>
+    <w:p>
+      <w:pPr>
+        <w:pStyle w:val="Heading3"/>
+      </w:pPr>
+      <w:r>
+        <w:t>Repair the misconception</w:t>
+      </w:r>
+    </w:p>
+    <w:p>
+      <w:pPr>
+        <w:spacing w:line="336" w:lineRule="auto" w:after="180"/>
+        <w:shd w:fill="FFF5E6"/>
+      </w:pPr>
+      <w:r>
+        <w:rPr>
+          <w:b w:val="0"/>
+        </w:rPr>
+        <w:t xml:space="preserve">Misconception repair: Filter on requirements before </w:t>
+      </w:r>
+      <w:r>
+        <w:rPr>
+          <w:b/>
+        </w:rPr>
+        <w:t>ranking</w:t>
+      </w:r>
+      <w:r>
+        <w:rPr>
+          <w:b w:val="0"/>
+        </w:rPr>
+        <w:t xml:space="preserve"> </w:t>
+      </w:r>
+      <w:r>
+        <w:rPr>
+          <w:b/>
+        </w:rPr>
+        <w:t>preference</w:t>
+      </w:r>
+      <w:r>
+        <w:rPr>
+          <w:b w:val="0"/>
+        </w:rPr>
+        <w:t>s.</w:t>
+      </w:r>
+    </w:p>
+    <w:p>
+      <w:pPr>
+        <w:pStyle w:val="Heading3"/>
+      </w:pPr>
+      <w:r>
+        <w:t>Support without giving away the answer</w:t>
+      </w:r>
+    </w:p>
+    <w:p>
+      <w:pPr>
+        <w:spacing w:line="336" w:lineRule="auto" w:after="180"/>
+        <w:shd w:fill="F1F6F8"/>
+      </w:pPr>
+      <w:r>
+        <w:rPr>
+          <w:b w:val="0"/>
+        </w:rPr>
+        <w:t xml:space="preserve">Support: read the exact case aloud, enlarge the labelled picture, supply </w:t>
+      </w:r>
+      <w:r>
+        <w:rPr>
+          <w:b/>
+        </w:rPr>
+        <w:t>input</w:t>
+      </w:r>
+      <w:r>
+        <w:rPr>
+          <w:b w:val="0"/>
+        </w:rPr>
+        <w:t xml:space="preserve"> cards and model only the first deciding step. Accept a spoken explanation or drawing; retain the reasoning goal.</w:t>
+      </w:r>
+    </w:p>
+    <w:p>
+      <w:pPr>
+        <w:pStyle w:val="Heading3"/>
+      </w:pPr>
+      <w:r>
+        <w:t>Extend the reasoning</w:t>
+      </w:r>
+    </w:p>
+    <w:p>
+      <w:pPr>
+        <w:spacing w:line="336" w:lineRule="auto" w:after="180"/>
+        <w:shd w:fill="F5F1FB"/>
+      </w:pPr>
+      <w:r>
+        <w:rPr>
+          <w:b w:val="0"/>
+        </w:rPr>
+        <w:t xml:space="preserve">Extension: Change the maximum time to 10 minutes. Require a </w:t>
+      </w:r>
+      <w:r>
+        <w:rPr>
+          <w:b/>
+        </w:rPr>
+        <w:t>prediction</w:t>
+      </w:r>
+      <w:r>
+        <w:rPr>
+          <w:b w:val="0"/>
+        </w:rPr>
+        <w:t xml:space="preserve"> and a reason before comparing. Expected result: Only C remains eligible and is recommended. Reason: B takes </w:t>
+      </w:r>
+      <w:r>
+        <w:rPr>
+          <w:b/>
+        </w:rPr>
+        <w:t>12 minutes</w:t>
+      </w:r>
+      <w:r>
+        <w:rPr>
+          <w:b w:val="0"/>
+        </w:rPr>
+        <w:t>; A is still noisy.</w:t>
+      </w:r>
+    </w:p>
+    <w:p>
+      <w:pPr>
+        <w:pStyle w:val="Heading3"/>
+      </w:pPr>
+      <w:r>
+        <w:t>Protect the independent attempt</w:t>
+      </w:r>
+    </w:p>
+    <w:p>
+      <w:pPr>
+        <w:spacing w:line="336" w:lineRule="auto" w:after="180"/>
+        <w:shd w:fill="FFF5E6"/>
+      </w:pPr>
+      <w:r>
+        <w:rPr>
+          <w:b w:val="0"/>
+        </w:rPr>
         <w:t>Independent assessment: withhold the reserved answer until the learner has attempted the new case. Record support separately from correctness.</w:t>
       </w:r>
     </w:p>
@@ -3417,13 +6887,46 @@
       </w:tr>
     </w:tbl>
     <w:p>
-      <w:r>
+      <w:pPr>
+        <w:pStyle w:val="Heading3"/>
+      </w:pPr>
+      <w:r>
+        <w:t>Project checkpoint</w:t>
+      </w:r>
+    </w:p>
+    <w:p>
+      <w:pPr>
+        <w:spacing w:line="336" w:lineRule="auto" w:after="180"/>
+        <w:shd w:fill="EDF7F3"/>
+      </w:pPr>
+      <w:r>
+        <w:rPr>
+          <w:b w:val="0"/>
+        </w:rPr>
         <w:t>Project checkpoint: Evaluate and revise. Compare with your starting method, explain errors and record a justified revision.</w:t>
       </w:r>
     </w:p>
     <w:p>
-      <w:r>
-        <w:t>Use the weekly teacher answer for topic-specific reasoning. A saved progress tick is an activity record; judge mastery from the learner’s explanation and evidence.</w:t>
+      <w:pPr>
+        <w:spacing w:line="336" w:lineRule="auto" w:after="180"/>
+      </w:pPr>
+      <w:r>
+        <w:rPr>
+          <w:b w:val="0"/>
+        </w:rPr>
+        <w:t xml:space="preserve">Use the weekly teacher answer for topic-specific reasoning. A saved progress tick is an activity record; judge mastery from the learner’s explanation and </w:t>
+      </w:r>
+      <w:r>
+        <w:rPr>
+          <w:b/>
+        </w:rPr>
+        <w:t>evidence</w:t>
+      </w:r>
+      <w:r>
+        <w:rPr>
+          <w:b w:val="0"/>
+        </w:rPr>
+        <w:t>.</w:t>
       </w:r>
     </w:p>
     <w:p>
@@ -3436,27 +6939,1004 @@
     </w:p>
     <w:p>
       <w:r>
-        <w:t>Use the two formative questions as supported practice, not as independent mastery scores. Discuss the deciding evidence rather than accepting a guessed selection.</w:t>
-      </w:r>
-    </w:p>
-    <w:p>
-      <w:r>
+        <w:t>Use feedback, earlier review and portfolios purposefully. Apply the coding routine only when this lesson has an executable lab.</w:t>
+      </w:r>
+    </w:p>
+    <w:p>
+      <w:pPr>
+        <w:spacing w:line="336" w:lineRule="auto" w:after="180"/>
+      </w:pPr>
+      <w:r>
+        <w:rPr>
+          <w:b w:val="0"/>
+        </w:rPr>
+        <w:t xml:space="preserve">Use the two formative questions as supported practice, not as independent mastery scores. Discuss the deciding </w:t>
+      </w:r>
+      <w:r>
+        <w:rPr>
+          <w:b/>
+        </w:rPr>
+        <w:t>evidence</w:t>
+      </w:r>
+      <w:r>
+        <w:rPr>
+          <w:b w:val="0"/>
+        </w:rPr>
+        <w:t xml:space="preserve"> rather than accepting a guessed selection.</w:t>
+      </w:r>
+    </w:p>
+    <w:p>
+      <w:pPr>
+        <w:spacing w:line="336" w:lineRule="auto" w:after="180"/>
+      </w:pPr>
+      <w:r>
+        <w:rPr>
+          <w:b w:val="0"/>
+        </w:rPr>
         <w:t>The feedback comes from the reviewed public worked case. Do not reveal the separately reserved independent teacher answer until the learner has attempted that case.</w:t>
       </w:r>
     </w:p>
     <w:p>
-      <w:r>
-        <w:t>Ask students to predict before running code. Preserve errors and actual outputs; collect a changed test and an explanation. The branch-boundary and indexing lessons deliberately include failure cases.</w:t>
-      </w:r>
-    </w:p>
-    <w:p>
-      <w:r>
+      <w:pPr>
+        <w:pStyle w:val="Heading3"/>
+      </w:pPr>
+      <w:r>
+        <w:t>For later coding lessons</w:t>
+      </w:r>
+    </w:p>
+    <w:p>
+      <w:r>
+        <w:t>This week has no code block. Use this routine when a later lesson includes an executable lab.</w:t>
+      </w:r>
+    </w:p>
+    <w:p>
+      <w:pPr>
+        <w:spacing w:line="336" w:lineRule="auto" w:after="180"/>
+        <w:shd w:fill="F1F6F8"/>
+      </w:pPr>
+      <w:r>
+        <w:rPr>
+          <w:b w:val="0"/>
+        </w:rPr>
+        <w:t xml:space="preserve">Ask students to predict before running code. Preserve errors and actual </w:t>
+      </w:r>
+      <w:r>
+        <w:rPr>
+          <w:b/>
+        </w:rPr>
+        <w:t>output</w:t>
+      </w:r>
+      <w:r>
+        <w:rPr>
+          <w:b w:val="0"/>
+        </w:rPr>
+        <w:t>s; collect a changed test and an explanation. The branch-boundary and indexing lessons deliberately include failure cases.</w:t>
+      </w:r>
+    </w:p>
+    <w:p>
+      <w:pPr>
+        <w:spacing w:line="336" w:lineRule="auto" w:after="180"/>
+      </w:pPr>
+      <w:r>
+        <w:rPr>
+          <w:b w:val="0"/>
+        </w:rPr>
         <w:t>Use the earlier worked-explanation links to address a specific missing building block, then return to the current question. Adapt this suggestion after observing the learner; it is not an automatic diagnosis.</w:t>
       </w:r>
     </w:p>
     <w:p>
-      <w:r>
-        <w:t>Collect the completed-work portfolio as evidence. Record support separately from correctness, and assess explanation, trace/test and limitations. Progress ticks and quiz selections alone do not establish mastery.</w:t>
+      <w:pPr>
+        <w:spacing w:line="336" w:lineRule="auto" w:after="180"/>
+      </w:pPr>
+      <w:r>
+        <w:rPr>
+          <w:b w:val="0"/>
+        </w:rPr>
+        <w:t xml:space="preserve">Collect the completed-work portfolio as </w:t>
+      </w:r>
+      <w:r>
+        <w:rPr>
+          <w:b/>
+        </w:rPr>
+        <w:t>evidence</w:t>
+      </w:r>
+      <w:r>
+        <w:rPr>
+          <w:b w:val="0"/>
+        </w:rPr>
+        <w:t>. Record support separately from correctness, and assess explanation, trace/test and limitations. Progress ticks and quiz selections alone do not establish mastery.</w:t>
+      </w:r>
+    </w:p>
+    <w:p>
+      <w:pPr>
+        <w:pStyle w:val="Heading1"/>
+      </w:pPr>
+      <w:r>
+        <w:t>09. Visual concept journey</w:t>
+      </w:r>
+    </w:p>
+    <w:p>
+      <w:r>
+        <w:t>Show one Recommendations graphic at a time, request a prediction and discuss its trace before the independent assessment.</w:t>
+      </w:r>
+    </w:p>
+    <w:p>
+      <w:pPr>
+        <w:spacing w:line="336" w:lineRule="auto" w:after="180"/>
+      </w:pPr>
+      <w:r>
+        <w:rPr>
+          <w:b w:val="0"/>
+        </w:rPr>
+        <w:t xml:space="preserve">Use one picture at a time. Hide a worked result before asking for a </w:t>
+      </w:r>
+      <w:r>
+        <w:rPr>
+          <w:b/>
+        </w:rPr>
+        <w:t>prediction</w:t>
+      </w:r>
+      <w:r>
+        <w:rPr>
+          <w:b w:val="0"/>
+        </w:rPr>
+        <w:t>, then reveal it for feedback. These are supported teaching cases; retain the separate independent assessment for a fresh first attempt.</w:t>
+      </w:r>
+    </w:p>
+    <w:p>
+      <w:pPr>
+        <w:pStyle w:val="Heading3"/>
+      </w:pPr>
+      <w:r>
+        <w:t>01. Recommendations: the case</w:t>
+      </w:r>
+    </w:p>
+    <w:p>
+      <w:r>
+        <w:drawing>
+          <wp:inline xmlns:a="http://schemas.openxmlformats.org/drawingml/2006/main" xmlns:pic="http://schemas.openxmlformats.org/drawingml/2006/picture">
+            <wp:extent cx="5486400" cy="2840736"/>
+            <wp:docPr id="3" name="Picture 3" descr="A fictional classroom break chooser recommends a suitable paper activity. Supplied facts: Must be quiet and take at most 12 minutes. Score 2 for puzzles and 1 for solo. A puzzle,solo,noisy,8 min; B puzzle,group,quiet,12 min; C drawing,solo,quiet,10 min."/>
+            <wp:cNvGraphicFramePr>
+              <a:graphicFrameLocks noChangeAspect="1"/>
+            </wp:cNvGraphicFramePr>
+            <a:graphic>
+              <a:graphicData uri="http://schemas.openxmlformats.org/drawingml/2006/picture">
+                <pic:pic>
+                  <pic:nvPicPr>
+                    <pic:cNvPr id="0" name="academy-story-ai-1-20-01.png"/>
+                    <pic:cNvPicPr/>
+                  </pic:nvPicPr>
+                  <pic:blipFill>
+                    <a:blip r:embed="rId11"/>
+                    <a:stretch>
+                      <a:fillRect/>
+                    </a:stretch>
+                  </pic:blipFill>
+                  <pic:spPr>
+                    <a:xfrm>
+                      <a:off x="0" y="0"/>
+                      <a:ext cx="5486400" cy="2840736"/>
+                    </a:xfrm>
+                    <a:prstGeom prst="rect"/>
+                  </pic:spPr>
+                </pic:pic>
+              </a:graphicData>
+            </a:graphic>
+          </wp:inline>
+        </w:drawing>
+      </w:r>
+    </w:p>
+    <w:p>
+      <w:pPr>
+        <w:spacing w:line="336" w:lineRule="auto" w:after="180"/>
+      </w:pPr>
+      <w:r>
+        <w:rPr>
+          <w:b w:val="0"/>
+        </w:rPr>
+        <w:t xml:space="preserve">A fictional classroom break chooser recommends a suitable paper activity. Supplied facts: Must be quiet and take at most </w:t>
+      </w:r>
+      <w:r>
+        <w:rPr>
+          <w:b/>
+        </w:rPr>
+        <w:t>12 minutes</w:t>
+      </w:r>
+      <w:r>
+        <w:rPr>
+          <w:b w:val="0"/>
+        </w:rPr>
+        <w:t>. Score 2 for puzzles and 1 for solo.</w:t>
+      </w:r>
+    </w:p>
+    <w:p>
+      <w:pPr>
+        <w:spacing w:line="336" w:lineRule="auto" w:after="180"/>
+      </w:pPr>
+      <w:r>
+        <w:rPr>
+          <w:b w:val="0"/>
+        </w:rPr>
+        <w:t>A puzzle,solo,noisy,8 min; B puzzle,group,quiet,12 min; C drawing,solo,quiet,10 min.</w:t>
+      </w:r>
+    </w:p>
+    <w:p>
+      <w:pPr>
+        <w:spacing w:line="336" w:lineRule="auto" w:after="180"/>
+        <w:shd w:fill="F5F1FB"/>
+      </w:pPr>
+      <w:r>
+        <w:rPr>
+          <w:b w:val="0"/>
+        </w:rPr>
+        <w:t>Point to the given fact that matters most. Explain why it matters.</w:t>
+      </w:r>
+    </w:p>
+    <w:p>
+      <w:pPr>
+        <w:pStyle w:val="Heading3"/>
+      </w:pPr>
+      <w:r>
+        <w:t>Discuss while showing the picture</w:t>
+      </w:r>
+    </w:p>
+    <w:p>
+      <w:pPr>
+        <w:spacing w:line="336" w:lineRule="auto" w:after="180"/>
+        <w:shd w:fill="F1F6F8"/>
+      </w:pPr>
+      <w:r>
+        <w:rPr>
+          <w:b w:val="0"/>
+        </w:rPr>
+        <w:t>Teacher prompt: Point to the given fact that matters most. Explain why it matters. Ask learners to describe one label or arrow in ordinary words. Use the adjacent transcript if the image is difficult to see.</w:t>
+      </w:r>
+    </w:p>
+    <w:p>
+      <w:pPr>
+        <w:pStyle w:val="Heading3"/>
+      </w:pPr>
+      <w:r>
+        <w:t>02. Follow the deciding steps</w:t>
+      </w:r>
+    </w:p>
+    <w:p>
+      <w:r>
+        <w:drawing>
+          <wp:inline xmlns:a="http://schemas.openxmlformats.org/drawingml/2006/main" xmlns:pic="http://schemas.openxmlformats.org/drawingml/2006/picture">
+            <wp:extent cx="5486400" cy="4005072"/>
+            <wp:docPr id="4" name="Picture 4" descr="Requirements: Reject A because it is noisy despite a preference score of 3. → Eligible candidates: B and C both satisfy time and quiet requirements. → Preference scores: B scores 2; C scores 1. → Recommend: Choose B; preserve the reasons and any later feedback."/>
+            <wp:cNvGraphicFramePr>
+              <a:graphicFrameLocks noChangeAspect="1"/>
+            </wp:cNvGraphicFramePr>
+            <a:graphic>
+              <a:graphicData uri="http://schemas.openxmlformats.org/drawingml/2006/picture">
+                <pic:pic>
+                  <pic:nvPicPr>
+                    <pic:cNvPr id="0" name="academy-story-ai-1-20-02.png"/>
+                    <pic:cNvPicPr/>
+                  </pic:nvPicPr>
+                  <pic:blipFill>
+                    <a:blip r:embed="rId12"/>
+                    <a:stretch>
+                      <a:fillRect/>
+                    </a:stretch>
+                  </pic:blipFill>
+                  <pic:spPr>
+                    <a:xfrm>
+                      <a:off x="0" y="0"/>
+                      <a:ext cx="5486400" cy="4005072"/>
+                    </a:xfrm>
+                    <a:prstGeom prst="rect"/>
+                  </pic:spPr>
+                </pic:pic>
+              </a:graphicData>
+            </a:graphic>
+          </wp:inline>
+        </w:drawing>
+      </w:r>
+    </w:p>
+    <w:p>
+      <w:pPr>
+        <w:spacing w:line="336" w:lineRule="auto" w:after="180"/>
+      </w:pPr>
+      <w:r>
+        <w:rPr>
+          <w:b w:val="0"/>
+        </w:rPr>
+        <w:t xml:space="preserve">Requirements: Reject A because it is noisy despite a </w:t>
+      </w:r>
+      <w:r>
+        <w:rPr>
+          <w:b/>
+        </w:rPr>
+        <w:t>preference</w:t>
+      </w:r>
+      <w:r>
+        <w:rPr>
+          <w:b w:val="0"/>
+        </w:rPr>
+        <w:t xml:space="preserve"> score of 3. → Eligible candidates: B and C both satisfy time and quiet requirements. → </w:t>
+      </w:r>
+      <w:r>
+        <w:rPr>
+          <w:b/>
+        </w:rPr>
+        <w:t>Preference</w:t>
+      </w:r>
+      <w:r>
+        <w:rPr>
+          <w:b w:val="0"/>
+        </w:rPr>
+        <w:t xml:space="preserve"> scores: B scores 2; C scores 1. → Recommend: Choose B; preserve the reasons and any later feedback.</w:t>
+      </w:r>
+    </w:p>
+    <w:p>
+      <w:pPr>
+        <w:spacing w:line="336" w:lineRule="auto" w:after="180"/>
+        <w:shd w:fill="F5F1FB"/>
+      </w:pPr>
+      <w:r>
+        <w:rPr>
+          <w:b w:val="0"/>
+        </w:rPr>
+        <w:t xml:space="preserve">Point to each numbered stage and explain which recorded </w:t>
+      </w:r>
+      <w:r>
+        <w:rPr>
+          <w:b/>
+        </w:rPr>
+        <w:t>input</w:t>
+      </w:r>
+      <w:r>
+        <w:rPr>
+          <w:b w:val="0"/>
+        </w:rPr>
+        <w:t xml:space="preserve"> it uses.</w:t>
+      </w:r>
+    </w:p>
+    <w:p>
+      <w:pPr>
+        <w:pStyle w:val="Heading3"/>
+      </w:pPr>
+      <w:r>
+        <w:t>Discuss while showing the picture</w:t>
+      </w:r>
+    </w:p>
+    <w:p>
+      <w:pPr>
+        <w:spacing w:line="336" w:lineRule="auto" w:after="180"/>
+        <w:shd w:fill="F1F6F8"/>
+      </w:pPr>
+      <w:r>
+        <w:rPr>
+          <w:b w:val="0"/>
+        </w:rPr>
+        <w:t xml:space="preserve">Teacher prompt: Point to each numbered stage and explain which recorded </w:t>
+      </w:r>
+      <w:r>
+        <w:rPr>
+          <w:b/>
+        </w:rPr>
+        <w:t>input</w:t>
+      </w:r>
+      <w:r>
+        <w:rPr>
+          <w:b w:val="0"/>
+        </w:rPr>
+        <w:t xml:space="preserve"> it uses. Ask learners to describe one label or arrow in ordinary words. Use the adjacent transcript if the image is difficult to see.</w:t>
+      </w:r>
+    </w:p>
+    <w:p>
+      <w:pPr>
+        <w:pStyle w:val="Heading3"/>
+      </w:pPr>
+      <w:r>
+        <w:t>03. Requirements before preferences</w:t>
+      </w:r>
+    </w:p>
+    <w:p>
+      <w:r>
+        <w:drawing>
+          <wp:inline xmlns:a="http://schemas.openxmlformats.org/drawingml/2006/main" xmlns:pic="http://schemas.openxmlformats.org/drawingml/2006/picture">
+            <wp:extent cx="5486400" cy="3617976"/>
+            <wp:docPr id="5" name="Picture 5" descr="Requirements before preferences. A: Quiet = No, Minutes = 8, Score = 3, Status = excluded. B: Quiet = Yes, Minutes = 12, Score = 2, Status = eligible. C: Quiet = Yes, Minutes = 10, Score = 1, Status = eligible."/>
+            <wp:cNvGraphicFramePr>
+              <a:graphicFrameLocks noChangeAspect="1"/>
+            </wp:cNvGraphicFramePr>
+            <a:graphic>
+              <a:graphicData uri="http://schemas.openxmlformats.org/drawingml/2006/picture">
+                <pic:pic>
+                  <pic:nvPicPr>
+                    <pic:cNvPr id="0" name="academy-story-ai-1-20-03.png"/>
+                    <pic:cNvPicPr/>
+                  </pic:nvPicPr>
+                  <pic:blipFill>
+                    <a:blip r:embed="rId13"/>
+                    <a:stretch>
+                      <a:fillRect/>
+                    </a:stretch>
+                  </pic:blipFill>
+                  <pic:spPr>
+                    <a:xfrm>
+                      <a:off x="0" y="0"/>
+                      <a:ext cx="5486400" cy="3617976"/>
+                    </a:xfrm>
+                    <a:prstGeom prst="rect"/>
+                  </pic:spPr>
+                </pic:pic>
+              </a:graphicData>
+            </a:graphic>
+          </wp:inline>
+        </w:drawing>
+      </w:r>
+    </w:p>
+    <w:p>
+      <w:pPr>
+        <w:spacing w:line="336" w:lineRule="auto" w:after="180"/>
+      </w:pPr>
+      <w:r>
+        <w:rPr>
+          <w:b w:val="0"/>
+        </w:rPr>
+        <w:t xml:space="preserve">Requirements before </w:t>
+      </w:r>
+      <w:r>
+        <w:rPr>
+          <w:b/>
+        </w:rPr>
+        <w:t>preference</w:t>
+      </w:r>
+      <w:r>
+        <w:rPr>
+          <w:b w:val="0"/>
+        </w:rPr>
+        <w:t>s. A: Quiet = No, Minutes = 8, Score = 3, Status = excluded. B: Quiet = Yes, Minutes = 12, Score = 2, Status = eligible. C: Quiet = Yes, Minutes = 10, Score = 1, Status = eligible.</w:t>
+      </w:r>
+    </w:p>
+    <w:p>
+      <w:pPr>
+        <w:spacing w:line="336" w:lineRule="auto" w:after="180"/>
+        <w:shd w:fill="F5F1FB"/>
+      </w:pPr>
+      <w:r>
+        <w:rPr>
+          <w:b w:val="0"/>
+        </w:rPr>
+        <w:t>Read the labels and values. Explain the relationship the model shows.</w:t>
+      </w:r>
+    </w:p>
+    <w:p>
+      <w:pPr>
+        <w:pStyle w:val="Heading3"/>
+      </w:pPr>
+      <w:r>
+        <w:t>Discuss while showing the picture</w:t>
+      </w:r>
+    </w:p>
+    <w:p>
+      <w:pPr>
+        <w:spacing w:line="336" w:lineRule="auto" w:after="180"/>
+        <w:shd w:fill="F1F6F8"/>
+      </w:pPr>
+      <w:r>
+        <w:rPr>
+          <w:b w:val="0"/>
+        </w:rPr>
+        <w:t>Teacher prompt: Read the labels and values. Explain the relationship the model shows. Ask learners to describe one label or arrow in ordinary words. Use the adjacent transcript if the image is difficult to see.</w:t>
+      </w:r>
+    </w:p>
+    <w:p>
+      <w:pPr>
+        <w:spacing w:line="336" w:lineRule="auto" w:after="180"/>
+        <w:shd w:fill="F1F6F8"/>
+      </w:pPr>
+      <w:r>
+        <w:rPr>
+          <w:b w:val="0"/>
+        </w:rPr>
+        <w:t>Check row/column meanings, units and denominators before discussing a difference. Supplied toy values are not real class or model results.</w:t>
+      </w:r>
+    </w:p>
+    <w:p>
+      <w:pPr>
+        <w:pStyle w:val="Heading3"/>
+      </w:pPr>
+      <w:r>
+        <w:t>04. Change one thing. Trace what follows.</w:t>
+      </w:r>
+    </w:p>
+    <w:p>
+      <w:r>
+        <w:drawing>
+          <wp:inline xmlns:a="http://schemas.openxmlformats.org/drawingml/2006/main" xmlns:pic="http://schemas.openxmlformats.org/drawingml/2006/picture">
+            <wp:extent cx="5486400" cy="3026664"/>
+            <wp:docPr id="6" name="Picture 6" descr="Original case: Choose B; preserve the reasons and any later feedback. Changed condition: Change the maximum time to 10 minutes. Expected result: Only C remains eligible and is recommended. Reason: B takes 12 minutes; A is still noisy."/>
+            <wp:cNvGraphicFramePr>
+              <a:graphicFrameLocks noChangeAspect="1"/>
+            </wp:cNvGraphicFramePr>
+            <a:graphic>
+              <a:graphicData uri="http://schemas.openxmlformats.org/drawingml/2006/picture">
+                <pic:pic>
+                  <pic:nvPicPr>
+                    <pic:cNvPr id="0" name="academy-story-ai-1-20-04.png"/>
+                    <pic:cNvPicPr/>
+                  </pic:nvPicPr>
+                  <pic:blipFill>
+                    <a:blip r:embed="rId14"/>
+                    <a:stretch>
+                      <a:fillRect/>
+                    </a:stretch>
+                  </pic:blipFill>
+                  <pic:spPr>
+                    <a:xfrm>
+                      <a:off x="0" y="0"/>
+                      <a:ext cx="5486400" cy="3026664"/>
+                    </a:xfrm>
+                    <a:prstGeom prst="rect"/>
+                  </pic:spPr>
+                </pic:pic>
+              </a:graphicData>
+            </a:graphic>
+          </wp:inline>
+        </w:drawing>
+      </w:r>
+    </w:p>
+    <w:p>
+      <w:pPr>
+        <w:spacing w:line="336" w:lineRule="auto" w:after="180"/>
+      </w:pPr>
+      <w:r>
+        <w:rPr>
+          <w:b w:val="0"/>
+        </w:rPr>
+        <w:t>Original case: Choose B; preserve the reasons and any later feedback. Changed condition: Change the maximum time to 10 minutes. Expected result: Only C remains eligible and is recommended.</w:t>
+      </w:r>
+    </w:p>
+    <w:p>
+      <w:pPr>
+        <w:spacing w:line="336" w:lineRule="auto" w:after="180"/>
+      </w:pPr>
+      <w:r>
+        <w:rPr>
+          <w:b w:val="0"/>
+        </w:rPr>
+        <w:t xml:space="preserve">Reason: B takes </w:t>
+      </w:r>
+      <w:r>
+        <w:rPr>
+          <w:b/>
+        </w:rPr>
+        <w:t>12 minutes</w:t>
+      </w:r>
+      <w:r>
+        <w:rPr>
+          <w:b w:val="0"/>
+        </w:rPr>
+        <w:t>; A is still noisy.</w:t>
+      </w:r>
+    </w:p>
+    <w:p>
+      <w:pPr>
+        <w:spacing w:line="336" w:lineRule="auto" w:after="180"/>
+        <w:shd w:fill="F5F1FB"/>
+      </w:pPr>
+      <w:r>
+        <w:rPr>
+          <w:b w:val="0"/>
+        </w:rPr>
+        <w:t>Predict before checking the worked changed-case result. Name what changed and what the supplied facts allow you to conclude.</w:t>
+      </w:r>
+    </w:p>
+    <w:p>
+      <w:pPr>
+        <w:pStyle w:val="Heading3"/>
+      </w:pPr>
+      <w:r>
+        <w:t>Discuss while showing the picture</w:t>
+      </w:r>
+    </w:p>
+    <w:p>
+      <w:pPr>
+        <w:spacing w:line="336" w:lineRule="auto" w:after="180"/>
+        <w:shd w:fill="F1F6F8"/>
+      </w:pPr>
+      <w:r>
+        <w:rPr>
+          <w:b w:val="0"/>
+        </w:rPr>
+        <w:t>Teacher prompt: Predict before checking the worked changed-case result. Name what changed and what the supplied facts allow you to conclude. Ask learners to describe one label or arrow in ordinary words.</w:t>
+      </w:r>
+    </w:p>
+    <w:p>
+      <w:pPr>
+        <w:spacing w:line="336" w:lineRule="auto" w:after="180"/>
+        <w:shd w:fill="F1F6F8"/>
+      </w:pPr>
+      <w:r>
+        <w:rPr>
+          <w:b w:val="0"/>
+        </w:rPr>
+        <w:t xml:space="preserve">Use the adjacent transcript if the image is difficult to see. Changed-case reasoning: B takes </w:t>
+      </w:r>
+      <w:r>
+        <w:rPr>
+          <w:b/>
+        </w:rPr>
+        <w:t>12 minutes</w:t>
+      </w:r>
+      <w:r>
+        <w:rPr>
+          <w:b w:val="0"/>
+        </w:rPr>
+        <w:t>; A is still noisy.</w:t>
+      </w:r>
+    </w:p>
+    <w:p>
+      <w:pPr>
+        <w:pStyle w:val="Heading3"/>
+      </w:pPr>
+      <w:r>
+        <w:t>05. Connect the explanation to its limit</w:t>
+      </w:r>
+    </w:p>
+    <w:p>
+      <w:r>
+        <w:drawing>
+          <wp:inline xmlns:a="http://schemas.openxmlformats.org/drawingml/2006/main" xmlns:pic="http://schemas.openxmlformats.org/drawingml/2006/picture">
+            <wp:extent cx="5486400" cy="2834640"/>
+            <wp:docPr id="7" name="Picture 7" descr="A hard requirement determines whether an option can be chosen at all. Preferences rank the eligible options. The apparent best preference match, A, is not suitable under the quiet requirement. If a learner clicks C instead, the event alone does not tell us whether they disliked B, misclicked or wanted variety. Limit: One click is an observed event, not proof of satisfaction or a stable personal preference."/>
+            <wp:cNvGraphicFramePr>
+              <a:graphicFrameLocks noChangeAspect="1"/>
+            </wp:cNvGraphicFramePr>
+            <a:graphic>
+              <a:graphicData uri="http://schemas.openxmlformats.org/drawingml/2006/picture">
+                <pic:pic>
+                  <pic:nvPicPr>
+                    <pic:cNvPr id="0" name="academy-story-ai-1-20-05.png"/>
+                    <pic:cNvPicPr/>
+                  </pic:nvPicPr>
+                  <pic:blipFill>
+                    <a:blip r:embed="rId15"/>
+                    <a:stretch>
+                      <a:fillRect/>
+                    </a:stretch>
+                  </pic:blipFill>
+                  <pic:spPr>
+                    <a:xfrm>
+                      <a:off x="0" y="0"/>
+                      <a:ext cx="5486400" cy="2834640"/>
+                    </a:xfrm>
+                    <a:prstGeom prst="rect"/>
+                  </pic:spPr>
+                </pic:pic>
+              </a:graphicData>
+            </a:graphic>
+          </wp:inline>
+        </w:drawing>
+      </w:r>
+    </w:p>
+    <w:p>
+      <w:pPr>
+        <w:spacing w:line="336" w:lineRule="auto" w:after="180"/>
+      </w:pPr>
+      <w:r>
+        <w:rPr>
+          <w:b w:val="0"/>
+        </w:rPr>
+        <w:t xml:space="preserve">A hard requirement determines whether an option can be chosen at all. </w:t>
+      </w:r>
+      <w:r>
+        <w:rPr>
+          <w:b/>
+        </w:rPr>
+        <w:t>Preference</w:t>
+      </w:r>
+      <w:r>
+        <w:rPr>
+          <w:b w:val="0"/>
+        </w:rPr>
+        <w:t xml:space="preserve">s rank the eligible options. The apparent best </w:t>
+      </w:r>
+      <w:r>
+        <w:rPr>
+          <w:b/>
+        </w:rPr>
+        <w:t>preference</w:t>
+      </w:r>
+      <w:r>
+        <w:rPr>
+          <w:b w:val="0"/>
+        </w:rPr>
+        <w:t xml:space="preserve"> match, A, is not suitable under the quiet requirement.</w:t>
+      </w:r>
+    </w:p>
+    <w:p>
+      <w:pPr>
+        <w:spacing w:line="336" w:lineRule="auto" w:after="180"/>
+      </w:pPr>
+      <w:r>
+        <w:rPr>
+          <w:b w:val="0"/>
+        </w:rPr>
+        <w:t xml:space="preserve">If a learner clicks C instead, the event alone does not tell us whether they disliked B, misclicked or wanted variety. Limit: One click is an observed event, not proof of satisfaction or a stable personal </w:t>
+      </w:r>
+      <w:r>
+        <w:rPr>
+          <w:b/>
+        </w:rPr>
+        <w:t>preference</w:t>
+      </w:r>
+      <w:r>
+        <w:rPr>
+          <w:b w:val="0"/>
+        </w:rPr>
+        <w:t>.</w:t>
+      </w:r>
+    </w:p>
+    <w:p>
+      <w:pPr>
+        <w:spacing w:line="336" w:lineRule="auto" w:after="180"/>
+        <w:shd w:fill="F5F1FB"/>
+      </w:pPr>
+      <w:r>
+        <w:rPr>
+          <w:b w:val="0"/>
+        </w:rPr>
+        <w:t>Explain the case, then point to a limit on the claim.</w:t>
+      </w:r>
+    </w:p>
+    <w:p>
+      <w:pPr>
+        <w:pStyle w:val="Heading3"/>
+      </w:pPr>
+      <w:r>
+        <w:t>Discuss while showing the picture</w:t>
+      </w:r>
+    </w:p>
+    <w:p>
+      <w:pPr>
+        <w:spacing w:line="336" w:lineRule="auto" w:after="180"/>
+        <w:shd w:fill="F1F6F8"/>
+      </w:pPr>
+      <w:r>
+        <w:rPr>
+          <w:b w:val="0"/>
+        </w:rPr>
+        <w:t>Teacher prompt: Explain the case, then point to a limit on the claim. Ask learners to describe one label or arrow in ordinary words. Use the adjacent transcript if the image is difficult to see.</w:t>
+      </w:r>
+    </w:p>
+    <w:p>
+      <w:pPr>
+        <w:spacing w:line="336" w:lineRule="auto" w:after="180"/>
+        <w:shd w:fill="F1F6F8"/>
+      </w:pPr>
+      <w:r>
+        <w:rPr>
+          <w:b w:val="0"/>
+        </w:rPr>
+        <w:t xml:space="preserve">Keep the stated scope: One click is an observed event, not proof of satisfaction or a stable personal </w:t>
+      </w:r>
+      <w:r>
+        <w:rPr>
+          <w:b/>
+        </w:rPr>
+        <w:t>preference</w:t>
+      </w:r>
+      <w:r>
+        <w:rPr>
+          <w:b w:val="0"/>
+        </w:rPr>
+        <w:t>.</w:t>
+      </w:r>
+    </w:p>
+    <w:p>
+      <w:pPr>
+        <w:pStyle w:val="Heading3"/>
+      </w:pPr>
+      <w:r>
+        <w:t>06. Make the idea visible in your project</w:t>
+      </w:r>
+    </w:p>
+    <w:p>
+      <w:r>
+        <w:drawing>
+          <wp:inline xmlns:a="http://schemas.openxmlformats.org/drawingml/2006/main" xmlns:pic="http://schemas.openxmlformats.org/drawingml/2006/picture">
+            <wp:extent cx="5486400" cy="3380232"/>
+            <wp:docPr id="8" name="Picture 8" descr="Separate sorter requirements, preferences and observed feedback; document why a suggestion was eligible. Draw your input, deciding step, result and limit. Supported question: Why does the recommendation change without changing anyone’s preferences?"/>
+            <wp:cNvGraphicFramePr>
+              <a:graphicFrameLocks noChangeAspect="1"/>
+            </wp:cNvGraphicFramePr>
+            <a:graphic>
+              <a:graphicData uri="http://schemas.openxmlformats.org/drawingml/2006/picture">
+                <pic:pic>
+                  <pic:nvPicPr>
+                    <pic:cNvPr id="0" name="academy-story-ai-1-20-06.png"/>
+                    <pic:cNvPicPr/>
+                  </pic:nvPicPr>
+                  <pic:blipFill>
+                    <a:blip r:embed="rId16"/>
+                    <a:stretch>
+                      <a:fillRect/>
+                    </a:stretch>
+                  </pic:blipFill>
+                  <pic:spPr>
+                    <a:xfrm>
+                      <a:off x="0" y="0"/>
+                      <a:ext cx="5486400" cy="3380232"/>
+                    </a:xfrm>
+                    <a:prstGeom prst="rect"/>
+                  </pic:spPr>
+                </pic:pic>
+              </a:graphicData>
+            </a:graphic>
+          </wp:inline>
+        </w:drawing>
+      </w:r>
+    </w:p>
+    <w:p>
+      <w:pPr>
+        <w:spacing w:line="336" w:lineRule="auto" w:after="180"/>
+        <w:shd w:fill="F5F1FB"/>
+      </w:pPr>
+      <w:r>
+        <w:rPr>
+          <w:b w:val="0"/>
+        </w:rPr>
+        <w:t xml:space="preserve">Separate sorter requirements, </w:t>
+      </w:r>
+      <w:r>
+        <w:rPr>
+          <w:b/>
+        </w:rPr>
+        <w:t>preference</w:t>
+      </w:r>
+      <w:r>
+        <w:rPr>
+          <w:b w:val="0"/>
+        </w:rPr>
+        <w:t xml:space="preserve">s and observed feedback; document why a suggestion was eligible. Draw your </w:t>
+      </w:r>
+      <w:r>
+        <w:rPr>
+          <w:b/>
+        </w:rPr>
+        <w:t>input</w:t>
+      </w:r>
+      <w:r>
+        <w:rPr>
+          <w:b w:val="0"/>
+        </w:rPr>
+        <w:t>, deciding step, result and limit.</w:t>
+      </w:r>
+    </w:p>
+    <w:p>
+      <w:pPr>
+        <w:spacing w:line="336" w:lineRule="auto" w:after="180"/>
+        <w:shd w:fill="F5F1FB"/>
+      </w:pPr>
+      <w:r>
+        <w:rPr>
+          <w:b w:val="0"/>
+        </w:rPr>
+        <w:t xml:space="preserve">Supported question: Why does the </w:t>
+      </w:r>
+      <w:r>
+        <w:rPr>
+          <w:b/>
+        </w:rPr>
+        <w:t>recommendation</w:t>
+      </w:r>
+      <w:r>
+        <w:rPr>
+          <w:b w:val="0"/>
+        </w:rPr>
+        <w:t xml:space="preserve"> change without changing anyone’s </w:t>
+      </w:r>
+      <w:r>
+        <w:rPr>
+          <w:b/>
+        </w:rPr>
+        <w:t>preference</w:t>
+      </w:r>
+      <w:r>
+        <w:rPr>
+          <w:b w:val="0"/>
+        </w:rPr>
+        <w:t>s?</w:t>
+      </w:r>
+    </w:p>
+    <w:p>
+      <w:pPr>
+        <w:spacing w:line="336" w:lineRule="auto" w:after="180"/>
+        <w:shd w:fill="F5F1FB"/>
+      </w:pPr>
+      <w:r>
+        <w:rPr>
+          <w:b w:val="0"/>
+        </w:rPr>
+        <w:t xml:space="preserve">Draw your project trace and justify the deciding step using </w:t>
+      </w:r>
+      <w:r>
+        <w:rPr>
+          <w:b/>
+        </w:rPr>
+        <w:t>evidence</w:t>
+      </w:r>
+      <w:r>
+        <w:rPr>
+          <w:b w:val="0"/>
+        </w:rPr>
+        <w:t>.</w:t>
+      </w:r>
+    </w:p>
+    <w:p>
+      <w:pPr>
+        <w:pStyle w:val="Heading3"/>
+      </w:pPr>
+      <w:r>
+        <w:t>Discuss while showing the picture</w:t>
+      </w:r>
+    </w:p>
+    <w:p>
+      <w:pPr>
+        <w:spacing w:line="336" w:lineRule="auto" w:after="180"/>
+        <w:shd w:fill="F1F6F8"/>
+      </w:pPr>
+      <w:r>
+        <w:rPr>
+          <w:b w:val="0"/>
+        </w:rPr>
+        <w:t xml:space="preserve">Teacher prompt: Draw your project trace and justify the deciding step using </w:t>
+      </w:r>
+      <w:r>
+        <w:rPr>
+          <w:b/>
+        </w:rPr>
+        <w:t>evidence</w:t>
+      </w:r>
+      <w:r>
+        <w:rPr>
+          <w:b w:val="0"/>
+        </w:rPr>
+        <w:t>. Ask learners to describe one label or arrow in ordinary words. Use the adjacent transcript if the image is difficult to see.</w:t>
+      </w:r>
+    </w:p>
+    <w:p>
+      <w:pPr>
+        <w:spacing w:line="336" w:lineRule="auto" w:after="180"/>
+        <w:shd w:fill="F1F6F8"/>
+      </w:pPr>
+      <w:r>
+        <w:rPr>
+          <w:b w:val="0"/>
+        </w:rPr>
+        <w:t xml:space="preserve">Supported practice key: The requirement changes </w:t>
+      </w:r>
+      <w:r>
+        <w:rPr>
+          <w:b/>
+        </w:rPr>
+        <w:t>eligibility</w:t>
+      </w:r>
+      <w:r>
+        <w:rPr>
+          <w:b w:val="0"/>
+        </w:rPr>
+        <w:t xml:space="preserve">. C becomes the only eligible choice even though B would still score more </w:t>
+      </w:r>
+      <w:r>
+        <w:rPr>
+          <w:b/>
+        </w:rPr>
+        <w:t>preference</w:t>
+      </w:r>
+      <w:r>
+        <w:rPr>
+          <w:b w:val="0"/>
+        </w:rPr>
+        <w:t xml:space="preserve"> points.</w:t>
       </w:r>
     </w:p>
     <w:sectPr>

--- a/downloads/teacher/ai-1-week-20.docx
+++ b/downloads/teacher/ai-1-week-20.docx
@@ -161,7 +161,7 @@
           </w:tcPr>
           <w:p>
             <w:r>
-              <w:t>Sections 1–6; record the brief recall in the workbook.</w:t>
+              <w:t>Use Your mission, Notice the evidence, See how it works, Compare the cases, Words that unlock the idea and Follow a worked example; record the brief recall in the workbook.</w:t>
             </w:r>
           </w:p>
         </w:tc>
@@ -193,7 +193,7 @@
           </w:tcPr>
           <w:p>
             <w:r>
-              <w:t>Sections 7–10; use the matching workbook W2 and misconception check.</w:t>
+              <w:t>Use Find and repair a mistake, Practise together, Run the investigation and Build your understanding; use the matching workbook W2 and misconception check.</w:t>
             </w:r>
           </w:p>
         </w:tc>
@@ -225,7 +225,7 @@
           </w:tcPr>
           <w:p>
             <w:r>
-              <w:t>Sections 9 and 11–14. Give extra time to finish the full task set; use Section 15 when the week includes a coding lab.</w:t>
+              <w:t>Use Run the investigation, Connect your project, Show what you know, Study a complete case and Try a new case independently. Allow extra time for the full task set. Use a coding lab only when this week actually provides one; Your lesson route is the planning section.</w:t>
             </w:r>
           </w:p>
         </w:tc>
@@ -6379,7 +6379,7 @@
           </w:tcPr>
           <w:p>
             <w:r>
-              <w:t>Sections 1–6; record the brief recall in the workbook.</w:t>
+              <w:t>Use Your mission, Notice the evidence, See how it works, Compare the cases, Words that unlock the idea and Follow a worked example; record the brief recall in the workbook.</w:t>
             </w:r>
           </w:p>
         </w:tc>
@@ -6411,7 +6411,7 @@
           </w:tcPr>
           <w:p>
             <w:r>
-              <w:t>Sections 7–10; use the matching workbook W2 and misconception check.</w:t>
+              <w:t>Use Find and repair a mistake, Practise together, Run the investigation and Build your understanding; use the matching workbook W2 and misconception check.</w:t>
             </w:r>
           </w:p>
         </w:tc>
@@ -6443,7 +6443,7 @@
           </w:tcPr>
           <w:p>
             <w:r>
-              <w:t>Sections 9 and 11–14. Give extra time to finish the full task set; use Section 15 when the week includes a coding lab.</w:t>
+              <w:t>Use Run the investigation, Connect your project, Show what you know, Study a complete case and Try a new case independently. Allow extra time for the full task set. Use a coding lab only when this week actually provides one; Your lesson route is the planning section.</w:t>
             </w:r>
           </w:p>
         </w:tc>

--- a/downloads/teacher/ai-1-week-20.docx
+++ b/downloads/teacher/ai-1-week-20.docx
@@ -25,20 +25,38 @@
         <w:pStyle w:val="Heading1"/>
       </w:pPr>
       <w:r>
-        <w:t>01. Recommendations</w:t>
-      </w:r>
-    </w:p>
-    <w:p>
-      <w:r>
-        <w:t>Prepare Recommendations: check the target, prerequisites, resources and adaptable teaching schedule.</w:t>
-      </w:r>
-    </w:p>
-    <w:p>
-      <w:pPr>
-        <w:pStyle w:val="Heading3"/>
-      </w:pPr>
-      <w:r>
-        <w:t>Teach the learning cycle</w:t>
+        <w:t>Teach recommendation as an explained, bounded process.</w:t>
+      </w:r>
+    </w:p>
+    <w:p>
+      <w:r>
+        <w:t>Model filtering and ranking separately, audit exposure feedback and reserve the new activity task for independent evidence.</w:t>
+      </w:r>
+    </w:p>
+    <w:p>
+      <w:r>
+        <w:t>Look for verified requirements, honest tradeoffs and feedback within its recorded context.</w:t>
+      </w:r>
+    </w:p>
+    <w:p>
+      <w:pPr>
+        <w:pStyle w:val="Heading1"/>
+      </w:pPr>
+      <w:r>
+        <w:t>01. Prepare this connected week</w:t>
+      </w:r>
+    </w:p>
+    <w:p>
+      <w:r>
+        <w:t>Use one main plan and keep practice separate from the independent first attempt.</w:t>
+      </w:r>
+    </w:p>
+    <w:p>
+      <w:pPr>
+        <w:pStyle w:val="Heading2"/>
+      </w:pPr>
+      <w:r>
+        <w:t>Learning goal and precision</w:t>
       </w:r>
     </w:p>
     <w:p>
@@ -86,6 +104,147 @@
           <w:b w:val="0"/>
         </w:rPr>
         <w:t>s</w:t>
+      </w:r>
+    </w:p>
+    <w:p>
+      <w:pPr>
+        <w:spacing w:line="336" w:lineRule="auto" w:after="180"/>
+      </w:pPr>
+      <w:r>
+        <w:rPr>
+          <w:b w:val="0"/>
+        </w:rPr>
+        <w:t xml:space="preserve">This is an explicit paper recommender, not a claim that all recommenders use the same algorithm. Separate </w:t>
+      </w:r>
+      <w:r>
+        <w:rPr>
+          <w:b/>
+        </w:rPr>
+        <w:t>eligibility</w:t>
+      </w:r>
+      <w:r>
+        <w:rPr>
+          <w:b w:val="0"/>
+        </w:rPr>
+        <w:t xml:space="preserve">, scoring, </w:t>
+      </w:r>
+      <w:r>
+        <w:rPr>
+          <w:b/>
+        </w:rPr>
+        <w:t>exposure</w:t>
+      </w:r>
+      <w:r>
+        <w:rPr>
+          <w:b w:val="0"/>
+        </w:rPr>
+        <w:t xml:space="preserve"> and feedback meaning.</w:t>
+      </w:r>
+    </w:p>
+    <w:p>
+      <w:pPr>
+        <w:spacing w:line="336" w:lineRule="auto" w:after="180"/>
+      </w:pPr>
+      <w:r>
+        <w:rPr>
+          <w:b w:val="0"/>
+        </w:rPr>
+        <w:t xml:space="preserve">The feedback-loop concept is supported by the primary research Degenerate </w:t>
+      </w:r>
+      <w:r>
+        <w:rPr>
+          <w:b/>
+        </w:rPr>
+        <w:t>Feedback Loop</w:t>
+      </w:r>
+      <w:r>
+        <w:rPr>
+          <w:b w:val="0"/>
+        </w:rPr>
+        <w:t>s in Recommender Systems, https://arxiv.org/abs/1902.10730. All task records are fictional.</w:t>
+      </w:r>
+    </w:p>
+    <w:p>
+      <w:pPr>
+        <w:spacing w:line="336" w:lineRule="auto" w:after="180"/>
+      </w:pPr>
+      <w:r>
+        <w:rPr>
+          <w:b w:val="0"/>
+        </w:rPr>
+        <w:t xml:space="preserve">By the end, I can filter requirements before </w:t>
+      </w:r>
+      <w:r>
+        <w:rPr>
+          <w:b/>
+        </w:rPr>
+        <w:t>ranking</w:t>
+      </w:r>
+      <w:r>
+        <w:rPr>
+          <w:b w:val="0"/>
+        </w:rPr>
+        <w:t xml:space="preserve"> </w:t>
+      </w:r>
+      <w:r>
+        <w:rPr>
+          <w:b/>
+        </w:rPr>
+        <w:t>preference</w:t>
+      </w:r>
+      <w:r>
+        <w:rPr>
+          <w:b w:val="0"/>
+        </w:rPr>
+        <w:t>s and avoid overinterpreting clicks.</w:t>
+      </w:r>
+    </w:p>
+    <w:p>
+      <w:pPr>
+        <w:pStyle w:val="Heading2"/>
+      </w:pPr>
+      <w:r>
+        <w:t>What to prepare</w:t>
+      </w:r>
+    </w:p>
+    <w:p>
+      <w:pPr>
+        <w:pStyle w:val="ListBullet"/>
+      </w:pPr>
+      <w:r>
+        <w:t>Use the supplied scenario, student illustrations and blank paper. For numeric work, offer counters or a calculator after learners show the setup. Fictional records are supplied; personal data and paid accounts are unnecessary.</w:t>
+      </w:r>
+    </w:p>
+    <w:p>
+      <w:pPr>
+        <w:pStyle w:val="ListBullet"/>
+      </w:pPr>
+      <w:r>
+        <w:t>Book records J through M and requirement and preference cards</w:t>
+      </w:r>
+    </w:p>
+    <w:p>
+      <w:pPr>
+        <w:pStyle w:val="ListBullet"/>
+      </w:pPr>
+      <w:r>
+        <w:t>A feedback log with item, exposure, event and optional stated reason</w:t>
+      </w:r>
+    </w:p>
+    <w:p>
+      <w:pPr>
+        <w:pStyle w:val="ListBullet"/>
+      </w:pPr>
+      <w:r>
+        <w:t>Activity records A through D for the independent task</w:t>
+      </w:r>
+    </w:p>
+    <w:p>
+      <w:pPr>
+        <w:pStyle w:val="Heading2"/>
+      </w:pPr>
+      <w:r>
+        <w:t>Main teaching plan</w:t>
       </w:r>
     </w:p>
     <w:tbl>
@@ -267,9 +426,326 @@
     </w:p>
     <w:p>
       <w:pPr>
+        <w:pStyle w:val="Heading2"/>
+      </w:pPr>
+      <w:r>
+        <w:t>Opening retrieval and readiness</w:t>
+      </w:r>
+    </w:p>
+    <w:p>
+      <w:pPr>
+        <w:spacing w:line="336" w:lineRule="auto" w:after="180"/>
+      </w:pPr>
+      <w:r>
+        <w:rPr>
+          <w:b w:val="0"/>
+        </w:rPr>
+        <w:t>Without opening the old lesson, explain one key idea from Similarity. Give an example and a mistake that the idea helps you avoid.</w:t>
+      </w:r>
+    </w:p>
+    <w:p>
+      <w:pPr>
+        <w:spacing w:line="336" w:lineRule="auto" w:after="180"/>
+      </w:pPr>
+      <w:r>
+        <w:rPr>
+          <w:b w:val="0"/>
+        </w:rPr>
+        <w:t>Look for: Calculate similarity using explicitly selected features and a stated scoring rule</w:t>
+      </w:r>
+    </w:p>
+    <w:p>
+      <w:pPr>
+        <w:spacing w:line="336" w:lineRule="auto" w:after="180"/>
+      </w:pPr>
+      <w:r>
+        <w:rPr>
+          <w:b w:val="0"/>
+        </w:rPr>
+        <w:t>Reference example, not the only acceptable wording: A: 1, 1, 0 gives 2. B: 0, 0, 1 gives 1. C: 1, 0, 0 gives 1. A is the only highest scoring candidate among A, B and C under equal weights.</w:t>
+      </w:r>
+    </w:p>
+    <w:p>
+      <w:pPr>
+        <w:spacing w:line="336" w:lineRule="auto" w:after="180"/>
+      </w:pPr>
+      <w:r>
+        <w:rPr>
+          <w:b w:val="0"/>
+        </w:rPr>
+        <w:t xml:space="preserve">Without opening the old lesson, explain one key idea from </w:t>
+      </w:r>
+      <w:r>
+        <w:rPr>
+          <w:b/>
+        </w:rPr>
+        <w:t>Prediction</w:t>
+      </w:r>
+      <w:r>
+        <w:rPr>
+          <w:b w:val="0"/>
+        </w:rPr>
+        <w:t xml:space="preserve"> Is Not Fact. Give an example and a mistake that the idea helps you avoid.</w:t>
+      </w:r>
+    </w:p>
+    <w:p>
+      <w:pPr>
+        <w:spacing w:line="336" w:lineRule="auto" w:after="180"/>
+      </w:pPr>
+      <w:r>
+        <w:rPr>
+          <w:b w:val="0"/>
+        </w:rPr>
+        <w:t xml:space="preserve">Look for: Separate a recorded </w:t>
+      </w:r>
+      <w:r>
+        <w:rPr>
+          <w:b/>
+        </w:rPr>
+        <w:t>prediction</w:t>
+      </w:r>
+      <w:r>
+        <w:rPr>
+          <w:b w:val="0"/>
+        </w:rPr>
+        <w:t xml:space="preserve"> from the </w:t>
+      </w:r>
+      <w:r>
+        <w:rPr>
+          <w:b/>
+        </w:rPr>
+        <w:t>observation</w:t>
+      </w:r>
+      <w:r>
+        <w:rPr>
+          <w:b w:val="0"/>
+        </w:rPr>
+        <w:t xml:space="preserve"> used to check it</w:t>
+      </w:r>
+    </w:p>
+    <w:p>
+      <w:pPr>
+        <w:spacing w:line="336" w:lineRule="auto" w:after="180"/>
+      </w:pPr>
+      <w:r>
+        <w:rPr>
+          <w:b w:val="0"/>
+        </w:rPr>
+        <w:t xml:space="preserve">Reference example, not the only acceptable wording: </w:t>
+      </w:r>
+      <w:r>
+        <w:rPr>
+          <w:b/>
+        </w:rPr>
+        <w:t>Input</w:t>
+      </w:r>
+      <w:r>
+        <w:rPr>
+          <w:b w:val="0"/>
+        </w:rPr>
+        <w:t xml:space="preserve"> height 6 cm; </w:t>
+      </w:r>
+      <w:r>
+        <w:rPr>
+          <w:b/>
+        </w:rPr>
+        <w:t>prediction</w:t>
+      </w:r>
+      <w:r>
+        <w:rPr>
+          <w:b w:val="0"/>
+        </w:rPr>
+        <w:t xml:space="preserve"> far because 6 is at least 6; observed distance 3 units; observed category near because 3 is below 4; mismatch.</w:t>
+      </w:r>
+    </w:p>
+    <w:p>
+      <w:pPr>
+        <w:spacing w:line="336" w:lineRule="auto" w:after="180"/>
+      </w:pPr>
+      <w:r>
+        <w:rPr>
+          <w:b w:val="0"/>
+        </w:rPr>
+        <w:t xml:space="preserve">Height is available to the model before the trial, while travel distance is measured afterward to check its </w:t>
+      </w:r>
+      <w:r>
+        <w:rPr>
+          <w:b/>
+        </w:rPr>
+        <w:t>prediction</w:t>
+      </w:r>
+      <w:r>
+        <w:rPr>
+          <w:b w:val="0"/>
+        </w:rPr>
+        <w:t>.</w:t>
+      </w:r>
+    </w:p>
+    <w:p>
+      <w:pPr>
+        <w:spacing w:line="336" w:lineRule="auto" w:after="180"/>
+      </w:pPr>
+      <w:r>
+        <w:rPr>
+          <w:b w:val="0"/>
+        </w:rPr>
+        <w:t>Without opening the old lesson, explain one key idea from Build a Human Classifier. Give an example and a mistake that the idea helps you avoid.</w:t>
+      </w:r>
+    </w:p>
+    <w:p>
+      <w:pPr>
+        <w:spacing w:line="336" w:lineRule="auto" w:after="180"/>
+      </w:pPr>
+      <w:r>
+        <w:rPr>
+          <w:b w:val="0"/>
+        </w:rPr>
+        <w:t xml:space="preserve">Look for: Construct a classifier with a stated </w:t>
+      </w:r>
+      <w:r>
+        <w:rPr>
+          <w:b/>
+        </w:rPr>
+        <w:t>input</w:t>
+      </w:r>
+      <w:r>
+        <w:rPr>
+          <w:b w:val="0"/>
+        </w:rPr>
+        <w:t xml:space="preserve"> format, selected rule and recorded </w:t>
+      </w:r>
+      <w:r>
+        <w:rPr>
+          <w:b/>
+        </w:rPr>
+        <w:t>output</w:t>
+      </w:r>
+    </w:p>
+    <w:p>
+      <w:pPr>
+        <w:spacing w:line="336" w:lineRule="auto" w:after="180"/>
+      </w:pPr>
+      <w:r>
+        <w:rPr>
+          <w:b w:val="0"/>
+        </w:rPr>
+        <w:t>Reference example, not the only acceptable wording: Require a present height, unit cm, a whole number and range 1 through 10 inclusive.</w:t>
+      </w:r>
+    </w:p>
+    <w:p>
+      <w:pPr>
+        <w:spacing w:line="336" w:lineRule="auto" w:after="180"/>
+      </w:pPr>
+      <w:r>
+        <w:rPr>
+          <w:b w:val="0"/>
+        </w:rPr>
+        <w:t>For example, 7 cm is accepted; blank is missing, 60 mm has the wrong unit and 11 cm is outside the range. Fractional values such as 4.5 cm also fail.</w:t>
+      </w:r>
+    </w:p>
+    <w:p>
+      <w:pPr>
+        <w:spacing w:line="336" w:lineRule="auto" w:after="180"/>
+      </w:pPr>
+      <w:r>
+        <w:rPr>
+          <w:b w:val="0"/>
+        </w:rPr>
+        <w:t xml:space="preserve">The contract defines accepted </w:t>
+      </w:r>
+      <w:r>
+        <w:rPr>
+          <w:b/>
+        </w:rPr>
+        <w:t>input</w:t>
+      </w:r>
+      <w:r>
+        <w:rPr>
+          <w:b w:val="0"/>
+        </w:rPr>
+        <w:t xml:space="preserve">s; it does not list only the </w:t>
+      </w:r>
+      <w:r>
+        <w:rPr>
+          <w:b/>
+        </w:rPr>
+        <w:t>fitting</w:t>
+      </w:r>
+      <w:r>
+        <w:rPr>
+          <w:b w:val="0"/>
+        </w:rPr>
+        <w:t xml:space="preserve"> records or establish </w:t>
+      </w:r>
+      <w:r>
+        <w:rPr>
+          <w:b/>
+        </w:rPr>
+        <w:t>prediction</w:t>
+      </w:r>
+      <w:r>
+        <w:rPr>
+          <w:b w:val="0"/>
+        </w:rPr>
+        <w:t xml:space="preserve"> correctness.</w:t>
+      </w:r>
+    </w:p>
+    <w:p>
+      <w:pPr>
+        <w:spacing w:line="336" w:lineRule="auto" w:after="180"/>
+      </w:pPr>
+      <w:r>
+        <w:rPr>
+          <w:b w:val="0"/>
+        </w:rPr>
+        <w:t xml:space="preserve">No. </w:t>
+      </w:r>
+      <w:r>
+        <w:rPr>
+          <w:b/>
+        </w:rPr>
+        <w:t>Eligibility</w:t>
+      </w:r>
+      <w:r>
+        <w:rPr>
+          <w:b w:val="0"/>
+        </w:rPr>
+        <w:t xml:space="preserve"> requirements must be checked separately. A high </w:t>
+      </w:r>
+      <w:r>
+        <w:rPr>
+          <w:b/>
+        </w:rPr>
+        <w:t>preference</w:t>
+      </w:r>
+      <w:r>
+        <w:rPr>
+          <w:b w:val="0"/>
+        </w:rPr>
+        <w:t xml:space="preserve"> score does not make an ineligible item suitable.</w:t>
+      </w:r>
+    </w:p>
+    <w:p>
+      <w:pPr>
+        <w:pStyle w:val="Heading2"/>
+      </w:pPr>
+      <w:r>
+        <w:t>Earlier wording, alternatives and picture transcripts · reference / check after trying</w:t>
+      </w:r>
+    </w:p>
+    <w:p>
+      <w:pPr>
         <w:pStyle w:val="Heading3"/>
       </w:pPr>
       <w:r>
+        <w:t>Teach the learning cycle</w:t>
+      </w:r>
+    </w:p>
+    <w:p>
+      <w:pPr>
+        <w:pStyle w:val="Heading3"/>
+      </w:pPr>
+      <w:r>
         <w:t>Retrieval answer guidance</w:t>
       </w:r>
     </w:p>
@@ -283,39 +759,6 @@
     </w:p>
     <w:p>
       <w:pPr>
-        <w:spacing w:line="336" w:lineRule="auto" w:after="180"/>
-      </w:pPr>
-      <w:r>
-        <w:rPr>
-          <w:b w:val="0"/>
-        </w:rPr>
-        <w:t>Without opening the old lesson, explain one key idea from Similarity. Give an example and a mistake that the idea helps you avoid.</w:t>
-      </w:r>
-    </w:p>
-    <w:p>
-      <w:pPr>
-        <w:spacing w:line="336" w:lineRule="auto" w:after="180"/>
-      </w:pPr>
-      <w:r>
-        <w:rPr>
-          <w:b w:val="0"/>
-        </w:rPr>
-        <w:t>Look for: Calculate similarity using explicitly selected features and a stated scoring rule</w:t>
-      </w:r>
-    </w:p>
-    <w:p>
-      <w:pPr>
-        <w:spacing w:line="336" w:lineRule="auto" w:after="180"/>
-      </w:pPr>
-      <w:r>
-        <w:rPr>
-          <w:b w:val="0"/>
-        </w:rPr>
-        <w:t>Reference example, not the only acceptable wording: A: 1, 1, 0 gives 2. B: 0, 0, 1 gives 1. C: 1, 0, 0 gives 1. A is the only highest scoring candidate among A, B and C under equal weights.</w:t>
-      </w:r>
-    </w:p>
-    <w:p>
-      <w:pPr>
         <w:pStyle w:val="Heading3"/>
       </w:pPr>
       <w:r>
@@ -324,235 +767,10 @@
     </w:p>
     <w:p>
       <w:pPr>
-        <w:spacing w:line="336" w:lineRule="auto" w:after="180"/>
-      </w:pPr>
-      <w:r>
-        <w:rPr>
-          <w:b w:val="0"/>
-        </w:rPr>
-        <w:t xml:space="preserve">Without opening the old lesson, explain one key idea from </w:t>
-      </w:r>
-      <w:r>
-        <w:rPr>
-          <w:b/>
-        </w:rPr>
-        <w:t>Prediction</w:t>
-      </w:r>
-      <w:r>
-        <w:rPr>
-          <w:b w:val="0"/>
-        </w:rPr>
-        <w:t xml:space="preserve"> Is Not Fact. Give an example and a mistake that the idea helps you avoid.</w:t>
-      </w:r>
-    </w:p>
-    <w:p>
-      <w:pPr>
-        <w:spacing w:line="336" w:lineRule="auto" w:after="180"/>
-      </w:pPr>
-      <w:r>
-        <w:rPr>
-          <w:b w:val="0"/>
-        </w:rPr>
-        <w:t xml:space="preserve">Look for: Separate a recorded </w:t>
-      </w:r>
-      <w:r>
-        <w:rPr>
-          <w:b/>
-        </w:rPr>
-        <w:t>prediction</w:t>
-      </w:r>
-      <w:r>
-        <w:rPr>
-          <w:b w:val="0"/>
-        </w:rPr>
-        <w:t xml:space="preserve"> from the </w:t>
-      </w:r>
-      <w:r>
-        <w:rPr>
-          <w:b/>
-        </w:rPr>
-        <w:t>observation</w:t>
-      </w:r>
-      <w:r>
-        <w:rPr>
-          <w:b w:val="0"/>
-        </w:rPr>
-        <w:t xml:space="preserve"> used to check it</w:t>
-      </w:r>
-    </w:p>
-    <w:p>
-      <w:pPr>
-        <w:spacing w:line="336" w:lineRule="auto" w:after="180"/>
-      </w:pPr>
-      <w:r>
-        <w:rPr>
-          <w:b w:val="0"/>
-        </w:rPr>
-        <w:t xml:space="preserve">Reference example, not the only acceptable wording: </w:t>
-      </w:r>
-      <w:r>
-        <w:rPr>
-          <w:b/>
-        </w:rPr>
-        <w:t>Input</w:t>
-      </w:r>
-      <w:r>
-        <w:rPr>
-          <w:b w:val="0"/>
-        </w:rPr>
-        <w:t xml:space="preserve"> height 6 cm; </w:t>
-      </w:r>
-      <w:r>
-        <w:rPr>
-          <w:b/>
-        </w:rPr>
-        <w:t>prediction</w:t>
-      </w:r>
-      <w:r>
-        <w:rPr>
-          <w:b w:val="0"/>
-        </w:rPr>
-        <w:t xml:space="preserve"> far because 6 is at least 6; observed distance 3 units; observed category near because 3 is below 4; mismatch.</w:t>
-      </w:r>
-    </w:p>
-    <w:p>
-      <w:pPr>
-        <w:spacing w:line="336" w:lineRule="auto" w:after="180"/>
-      </w:pPr>
-      <w:r>
-        <w:rPr>
-          <w:b w:val="0"/>
-        </w:rPr>
-        <w:t xml:space="preserve">Height is available to the model before the trial, while travel distance is measured afterward to check its </w:t>
-      </w:r>
-      <w:r>
-        <w:rPr>
-          <w:b/>
-        </w:rPr>
-        <w:t>prediction</w:t>
-      </w:r>
-      <w:r>
-        <w:rPr>
-          <w:b w:val="0"/>
-        </w:rPr>
-        <w:t>.</w:t>
-      </w:r>
-    </w:p>
-    <w:p>
-      <w:pPr>
         <w:pStyle w:val="Heading3"/>
       </w:pPr>
       <w:r>
         <w:t>Build a Human Classifier</w:t>
-      </w:r>
-    </w:p>
-    <w:p>
-      <w:pPr>
-        <w:spacing w:line="336" w:lineRule="auto" w:after="180"/>
-      </w:pPr>
-      <w:r>
-        <w:rPr>
-          <w:b w:val="0"/>
-        </w:rPr>
-        <w:t>Without opening the old lesson, explain one key idea from Build a Human Classifier. Give an example and a mistake that the idea helps you avoid.</w:t>
-      </w:r>
-    </w:p>
-    <w:p>
-      <w:pPr>
-        <w:spacing w:line="336" w:lineRule="auto" w:after="180"/>
-      </w:pPr>
-      <w:r>
-        <w:rPr>
-          <w:b w:val="0"/>
-        </w:rPr>
-        <w:t xml:space="preserve">Look for: Construct a classifier with a stated </w:t>
-      </w:r>
-      <w:r>
-        <w:rPr>
-          <w:b/>
-        </w:rPr>
-        <w:t>input</w:t>
-      </w:r>
-      <w:r>
-        <w:rPr>
-          <w:b w:val="0"/>
-        </w:rPr>
-        <w:t xml:space="preserve"> format, selected rule and recorded </w:t>
-      </w:r>
-      <w:r>
-        <w:rPr>
-          <w:b/>
-        </w:rPr>
-        <w:t>output</w:t>
-      </w:r>
-    </w:p>
-    <w:p>
-      <w:pPr>
-        <w:spacing w:line="336" w:lineRule="auto" w:after="180"/>
-      </w:pPr>
-      <w:r>
-        <w:rPr>
-          <w:b w:val="0"/>
-        </w:rPr>
-        <w:t>Reference example, not the only acceptable wording: Require a present height, unit cm, a whole number and range 1 through 10 inclusive.</w:t>
-      </w:r>
-    </w:p>
-    <w:p>
-      <w:pPr>
-        <w:spacing w:line="336" w:lineRule="auto" w:after="180"/>
-      </w:pPr>
-      <w:r>
-        <w:rPr>
-          <w:b w:val="0"/>
-        </w:rPr>
-        <w:t>For example, 7 cm is accepted; blank is missing, 60 mm has the wrong unit and 11 cm is outside the range. Fractional values such as 4.5 cm also fail.</w:t>
-      </w:r>
-    </w:p>
-    <w:p>
-      <w:pPr>
-        <w:spacing w:line="336" w:lineRule="auto" w:after="180"/>
-      </w:pPr>
-      <w:r>
-        <w:rPr>
-          <w:b w:val="0"/>
-        </w:rPr>
-        <w:t xml:space="preserve">The contract defines accepted </w:t>
-      </w:r>
-      <w:r>
-        <w:rPr>
-          <w:b/>
-        </w:rPr>
-        <w:t>input</w:t>
-      </w:r>
-      <w:r>
-        <w:rPr>
-          <w:b w:val="0"/>
-        </w:rPr>
-        <w:t xml:space="preserve">s; it does not list only the </w:t>
-      </w:r>
-      <w:r>
-        <w:rPr>
-          <w:b/>
-        </w:rPr>
-        <w:t>fitting</w:t>
-      </w:r>
-      <w:r>
-        <w:rPr>
-          <w:b w:val="0"/>
-        </w:rPr>
-        <w:t xml:space="preserve"> records or establish </w:t>
-      </w:r>
-      <w:r>
-        <w:rPr>
-          <w:b/>
-        </w:rPr>
-        <w:t>prediction</w:t>
-      </w:r>
-      <w:r>
-        <w:rPr>
-          <w:b w:val="0"/>
-        </w:rPr>
-        <w:t xml:space="preserve"> correctness.</w:t>
       </w:r>
     </w:p>
     <w:p>
@@ -761,6 +979,11 @@
       </w:r>
     </w:p>
     <w:p>
+      <w:r>
+        <w:t>This compact option is not the full-week schedule. Use the main teaching cycle and allow extra sessions for the investigation, independent work and project.</w:t>
+      </w:r>
+    </w:p>
+    <w:p>
       <w:pPr>
         <w:spacing w:line="336" w:lineRule="auto" w:after="180"/>
       </w:pPr>
@@ -768,7 +991,7 @@
         <w:rPr>
           <w:b w:val="0"/>
         </w:rPr>
-        <w:t>Use the supplied scenario, student illustrations and blank paper. For numeric work, offer counters or a calculator after learners show the setup. Fictional records are supplied; personal data and paid accounts are unnecessary.</w:t>
+        <w:t>Allow 80 minutes: recall 8; explanation 12; worked demonstration 15; guided practice 20; independent assessment 15; project and reflection 10. Extend the lab into a second session when needed.</w:t>
       </w:r>
     </w:p>
     <w:p>
@@ -776,32 +999,55 @@
         <w:pStyle w:val="Heading3"/>
       </w:pPr>
       <w:r>
-        <w:t>Alternative compact allocation</w:t>
-      </w:r>
-    </w:p>
-    <w:p>
-      <w:r>
-        <w:t>This compact option is not the full-week schedule. Use the main teaching cycle and allow extra sessions for the investigation, independent work and project.</w:t>
+        <w:t>Preparation for the connected explanation</w:t>
+      </w:r>
+    </w:p>
+    <w:p>
+      <w:pPr>
+        <w:pStyle w:val="Heading3"/>
+      </w:pPr>
+      <w:r>
+        <w:t>Readiness answer</w:t>
+      </w:r>
+    </w:p>
+    <w:p>
+      <w:pPr>
+        <w:pStyle w:val="Heading3"/>
+      </w:pPr>
+      <w:r>
+        <w:t>End goal for the pictorial case</w:t>
       </w:r>
     </w:p>
     <w:p>
       <w:pPr>
         <w:spacing w:line="336" w:lineRule="auto" w:after="180"/>
-        <w:shd w:fill="F1F6F8"/>
-      </w:pPr>
-      <w:r>
-        <w:rPr>
-          <w:b w:val="0"/>
-        </w:rPr>
-        <w:t>Allow 80 minutes: recall 8; explanation 12; worked demonstration 15; guided practice 20; independent assessment 15; project and reflection 10. Extend the lab into a second session when needed.</w:t>
-      </w:r>
-    </w:p>
-    <w:p>
-      <w:pPr>
-        <w:pStyle w:val="Heading3"/>
-      </w:pPr>
-      <w:r>
-        <w:t>Preparation for the connected explanation</w:t>
+      </w:pPr>
+      <w:r>
+        <w:rPr>
+          <w:b w:val="0"/>
+        </w:rPr>
+        <w:t>This added worked case illustrates the week’s main idea. Retain all original and connected topics; schedule its practice within the teaching cycle.</w:t>
+      </w:r>
+    </w:p>
+    <w:p>
+      <w:pPr>
+        <w:pStyle w:val="Heading1"/>
+      </w:pPr>
+      <w:r>
+        <w:t>02. Teach requirements, ranking and feedback as separate checks</w:t>
+      </w:r>
+    </w:p>
+    <w:p>
+      <w:r>
+        <w:t>Use the exact rule to explain both exclusions and remaining preference tradeoffs.</w:t>
+      </w:r>
+    </w:p>
+    <w:p>
+      <w:pPr>
+        <w:pStyle w:val="Heading2"/>
+      </w:pPr>
+      <w:r>
+        <w:t>Begin with BookRec1’s complete task</w:t>
       </w:r>
     </w:p>
     <w:p>
@@ -812,31 +1058,31 @@
         <w:rPr>
           <w:b w:val="0"/>
         </w:rPr>
-        <w:t xml:space="preserve">This is an explicit paper recommender, not a claim that all recommenders use the same algorithm. Separate </w:t>
+        <w:t xml:space="preserve">A </w:t>
       </w:r>
       <w:r>
         <w:rPr>
           <w:b/>
         </w:rPr>
-        <w:t>eligibility</w:t>
-      </w:r>
-      <w:r>
-        <w:rPr>
-          <w:b w:val="0"/>
-        </w:rPr>
-        <w:t xml:space="preserve">, scoring, </w:t>
+        <w:t>recommendation</w:t>
+      </w:r>
+      <w:r>
+        <w:rPr>
+          <w:b w:val="0"/>
+        </w:rPr>
+        <w:t xml:space="preserve"> suggests an option for a particular purpose. Start with requirements: conditions every suggested item must meet. Then use </w:t>
       </w:r>
       <w:r>
         <w:rPr>
           <w:b/>
         </w:rPr>
-        <w:t>exposure</w:t>
-      </w:r>
-      <w:r>
-        <w:rPr>
-          <w:b w:val="0"/>
-        </w:rPr>
-        <w:t xml:space="preserve"> and feedback meaning.</w:t>
+        <w:t>preference</w:t>
+      </w:r>
+      <w:r>
+        <w:rPr>
+          <w:b w:val="0"/>
+        </w:rPr>
+        <w:t>s to rank the eligible options.</w:t>
       </w:r>
     </w:p>
     <w:p>
@@ -847,27 +1093,19 @@
         <w:rPr>
           <w:b w:val="0"/>
         </w:rPr>
-        <w:t xml:space="preserve">The feedback-loop concept is supported by the primary research Degenerate </w:t>
+        <w:t xml:space="preserve">An item that fails a requirement cannot make up for it by collecting more </w:t>
       </w:r>
       <w:r>
         <w:rPr>
           <w:b/>
         </w:rPr>
-        <w:t>Feedback Loop</w:t>
-      </w:r>
-      <w:r>
-        <w:rPr>
-          <w:b w:val="0"/>
-        </w:rPr>
-        <w:t>s in Recommender Systems, https://arxiv.org/abs/1902.10730. All task records are fictional.</w:t>
-      </w:r>
-    </w:p>
-    <w:p>
-      <w:pPr>
-        <w:pStyle w:val="Heading3"/>
-      </w:pPr>
-      <w:r>
-        <w:t>Readiness answer</w:t>
+        <w:t>preference</w:t>
+      </w:r>
+      <w:r>
+        <w:rPr>
+          <w:b w:val="0"/>
+        </w:rPr>
+        <w:t xml:space="preserve"> points.</w:t>
       </w:r>
     </w:p>
     <w:p>
@@ -878,19 +1116,52 @@
         <w:rPr>
           <w:b w:val="0"/>
         </w:rPr>
-        <w:t xml:space="preserve">No. </w:t>
+        <w:t>A fictional reader needs an available English book. The reader prefers topic space and format comic. BookRec1 gives eligible books 2 points for space and 1 for comic; a known mismatch gives 0.</w:t>
+      </w:r>
+    </w:p>
+    <w:p>
+      <w:pPr>
+        <w:spacing w:line="336" w:lineRule="auto" w:after="180"/>
+      </w:pPr>
+      <w:r>
+        <w:rPr>
+          <w:b w:val="0"/>
+        </w:rPr>
+        <w:t>It returns every eligible book tied for the highest score. If none are eligible, it reports no eligible option rather than ignoring a requirement.</w:t>
+      </w:r>
+    </w:p>
+    <w:p>
+      <w:pPr>
+        <w:spacing w:line="336" w:lineRule="auto" w:after="180"/>
+      </w:pPr>
+      <w:r>
+        <w:rPr>
+          <w:b w:val="0"/>
+        </w:rPr>
+        <w:t>The candidates are J: space, prose, English, available; K: animals, comic, English, available; L: space, comic, Spanish, available; M: space, comic, English, unavailable. These are invented records.</w:t>
+      </w:r>
+    </w:p>
+    <w:p>
+      <w:pPr>
+        <w:spacing w:line="336" w:lineRule="auto" w:after="180"/>
+      </w:pPr>
+      <w:r>
+        <w:rPr>
+          <w:b w:val="0"/>
+        </w:rPr>
+        <w:t xml:space="preserve">The purpose is to trace a </w:t>
       </w:r>
       <w:r>
         <w:rPr>
           <w:b/>
         </w:rPr>
-        <w:t>Eligibility</w:t>
-      </w:r>
-      <w:r>
-        <w:rPr>
-          <w:b w:val="0"/>
-        </w:rPr>
-        <w:t xml:space="preserve"> requirements must be checked separately. A high </w:t>
+        <w:t>recommendation</w:t>
+      </w:r>
+      <w:r>
+        <w:rPr>
+          <w:b w:val="0"/>
+        </w:rPr>
+        <w:t xml:space="preserve">, not to infer anything about real students or collect their personal </w:t>
       </w:r>
       <w:r>
         <w:rPr>
@@ -902,7 +1173,15 @@
         <w:rPr>
           <w:b w:val="0"/>
         </w:rPr>
-        <w:t xml:space="preserve"> score does not make an ineligible item suitable.</w:t>
+        <w:t>s.</w:t>
+      </w:r>
+    </w:p>
+    <w:p>
+      <w:pPr>
+        <w:pStyle w:val="Heading2"/>
+      </w:pPr>
+      <w:r>
+        <w:t>Trace the eligible scores and faithful explanation</w:t>
       </w:r>
     </w:p>
     <w:p>
@@ -913,7 +1192,7 @@
         <w:rPr>
           <w:b w:val="0"/>
         </w:rPr>
-        <w:t xml:space="preserve">Book records J through M and requirement and </w:t>
+        <w:t xml:space="preserve">J passes both requirements and scores 2. K passes and scores 1. L fails the English requirement; M fails availability. Do not place L or M above J because they would earn 3 </w:t>
       </w:r>
       <w:r>
         <w:rPr>
@@ -925,7 +1204,7 @@
         <w:rPr>
           <w:b w:val="0"/>
         </w:rPr>
-        <w:t xml:space="preserve"> cards</w:t>
+        <w:t xml:space="preserve"> points.</w:t>
       </w:r>
     </w:p>
     <w:p>
@@ -936,19 +1215,30 @@
         <w:rPr>
           <w:b w:val="0"/>
         </w:rPr>
-        <w:t xml:space="preserve">A feedback log with item, </w:t>
+        <w:t>They are excluded before the eligible scores are compared.</w:t>
+      </w:r>
+    </w:p>
+    <w:p>
+      <w:pPr>
+        <w:spacing w:line="336" w:lineRule="auto" w:after="180"/>
+      </w:pPr>
+      <w:r>
+        <w:rPr>
+          <w:b w:val="0"/>
+        </w:rPr>
+        <w:t xml:space="preserve">A faithful explanation says J is available in English and has the highest eligible score because its space topic matches the stated </w:t>
       </w:r>
       <w:r>
         <w:rPr>
           <w:b/>
         </w:rPr>
-        <w:t>exposure</w:t>
-      </w:r>
-      <w:r>
-        <w:rPr>
-          <w:b w:val="0"/>
-        </w:rPr>
-        <w:t>, event and optional stated reason</w:t>
+        <w:t>preference</w:t>
+      </w:r>
+      <w:r>
+        <w:rPr>
+          <w:b w:val="0"/>
+        </w:rPr>
+        <w:t>. It should also mention that J is prose, not comic.</w:t>
       </w:r>
     </w:p>
     <w:p>
@@ -959,15 +1249,27 @@
         <w:rPr>
           <w:b w:val="0"/>
         </w:rPr>
-        <w:t>Activity records A through D for the independent task</w:t>
-      </w:r>
-    </w:p>
-    <w:p>
-      <w:pPr>
-        <w:pStyle w:val="Heading3"/>
-      </w:pPr>
-      <w:r>
-        <w:t>End goal for the pictorial case</w:t>
+        <w:t xml:space="preserve">Claiming that the system knows the reader will love J would go beyond the computation and the </w:t>
+      </w:r>
+      <w:r>
+        <w:rPr>
+          <w:b/>
+        </w:rPr>
+        <w:t>evidence</w:t>
+      </w:r>
+      <w:r>
+        <w:rPr>
+          <w:b w:val="0"/>
+        </w:rPr>
+        <w:t>.</w:t>
+      </w:r>
+    </w:p>
+    <w:p>
+      <w:pPr>
+        <w:pStyle w:val="Heading2"/>
+      </w:pPr>
+      <w:r>
+        <w:t>Model the separate break chooser</w:t>
       </w:r>
     </w:p>
     <w:p>
@@ -978,31 +1280,148 @@
         <w:rPr>
           <w:b w:val="0"/>
         </w:rPr>
-        <w:t xml:space="preserve">By the end, I can filter requirements before </w:t>
+        <w:t>A fictional classroom break chooser recommends a suitable paper activity.</w:t>
+      </w:r>
+    </w:p>
+    <w:p>
+      <w:pPr>
+        <w:spacing w:line="336" w:lineRule="auto" w:after="180"/>
+      </w:pPr>
+      <w:r>
+        <w:rPr>
+          <w:b w:val="0"/>
+        </w:rPr>
+        <w:t xml:space="preserve">Must be quiet and take at most </w:t>
       </w:r>
       <w:r>
         <w:rPr>
           <w:b/>
         </w:rPr>
-        <w:t>ranking</w:t>
-      </w:r>
-      <w:r>
-        <w:rPr>
-          <w:b w:val="0"/>
-        </w:rPr>
-        <w:t xml:space="preserve"> </w:t>
+        <w:t>12 minutes</w:t>
+      </w:r>
+      <w:r>
+        <w:rPr>
+          <w:b w:val="0"/>
+        </w:rPr>
+        <w:t>. Score 2 for puzzles and 1 for solo.</w:t>
+      </w:r>
+    </w:p>
+    <w:p>
+      <w:pPr>
+        <w:spacing w:line="336" w:lineRule="auto" w:after="180"/>
+      </w:pPr>
+      <w:r>
+        <w:rPr>
+          <w:b w:val="0"/>
+        </w:rPr>
+        <w:t>A puzzle,solo,noisy,8 min; B puzzle,group,quiet,12 min; C drawing,solo,quiet,10 min.</w:t>
+      </w:r>
+    </w:p>
+    <w:p>
+      <w:r>
+        <w:drawing>
+          <wp:inline xmlns:a="http://schemas.openxmlformats.org/drawingml/2006/main" xmlns:pic="http://schemas.openxmlformats.org/drawingml/2006/picture">
+            <wp:extent cx="5486400" cy="3617976"/>
+            <wp:docPr id="1" name="Picture 1" descr="Requirements before preferences. A: Quiet = No, Minutes = 8, Score = 3, Status = excluded. B: Quiet = Yes, Minutes = 12, Score = 2, Status = eligible. C: Quiet = Yes, Minutes = 10, Score = 1, Status = eligible."/>
+            <wp:cNvGraphicFramePr>
+              <a:graphicFrameLocks noChangeAspect="1"/>
+            </wp:cNvGraphicFramePr>
+            <a:graphic>
+              <a:graphicData uri="http://schemas.openxmlformats.org/drawingml/2006/picture">
+                <pic:pic>
+                  <pic:nvPicPr>
+                    <pic:cNvPr id="0" name="academy-story-ai-1-20-03.png"/>
+                    <pic:cNvPicPr/>
+                  </pic:nvPicPr>
+                  <pic:blipFill>
+                    <a:blip r:embed="rId9"/>
+                    <a:stretch>
+                      <a:fillRect/>
+                    </a:stretch>
+                  </pic:blipFill>
+                  <pic:spPr>
+                    <a:xfrm>
+                      <a:off x="0" y="0"/>
+                      <a:ext cx="5486400" cy="3617976"/>
+                    </a:xfrm>
+                    <a:prstGeom prst="rect"/>
+                  </pic:spPr>
+                </pic:pic>
+              </a:graphicData>
+            </a:graphic>
+          </wp:inline>
+        </w:drawing>
+      </w:r>
+    </w:p>
+    <w:p>
+      <w:r>
+        <w:drawing>
+          <wp:inline xmlns:a="http://schemas.openxmlformats.org/drawingml/2006/main" xmlns:pic="http://schemas.openxmlformats.org/drawingml/2006/picture">
+            <wp:extent cx="5486400" cy="4005072"/>
+            <wp:docPr id="2" name="Picture 2" descr="Requirements: Reject A because it is noisy despite a preference score of 3. → Eligible candidates: B and C both satisfy time and quiet requirements. → Preference scores: B scores 2; C scores 1. → Recommend: Choose B; preserve the reasons and any later feedback."/>
+            <wp:cNvGraphicFramePr>
+              <a:graphicFrameLocks noChangeAspect="1"/>
+            </wp:cNvGraphicFramePr>
+            <a:graphic>
+              <a:graphicData uri="http://schemas.openxmlformats.org/drawingml/2006/picture">
+                <pic:pic>
+                  <pic:nvPicPr>
+                    <pic:cNvPr id="0" name="academy-story-ai-1-20-02.png"/>
+                    <pic:cNvPicPr/>
+                  </pic:nvPicPr>
+                  <pic:blipFill>
+                    <a:blip r:embed="rId10"/>
+                    <a:stretch>
+                      <a:fillRect/>
+                    </a:stretch>
+                  </pic:blipFill>
+                  <pic:spPr>
+                    <a:xfrm>
+                      <a:off x="0" y="0"/>
+                      <a:ext cx="5486400" cy="4005072"/>
+                    </a:xfrm>
+                    <a:prstGeom prst="rect"/>
+                  </pic:spPr>
+                </pic:pic>
+              </a:graphicData>
+            </a:graphic>
+          </wp:inline>
+        </w:drawing>
+      </w:r>
+    </w:p>
+    <w:p>
+      <w:pPr>
+        <w:spacing w:line="336" w:lineRule="auto" w:after="180"/>
+      </w:pPr>
+      <w:r>
+        <w:rPr>
+          <w:b w:val="0"/>
+        </w:rPr>
+        <w:t xml:space="preserve">A hard requirement determines whether an option can be chosen at all. </w:t>
       </w:r>
       <w:r>
         <w:rPr>
           <w:b/>
         </w:rPr>
+        <w:t>Preference</w:t>
+      </w:r>
+      <w:r>
+        <w:rPr>
+          <w:b w:val="0"/>
+        </w:rPr>
+        <w:t xml:space="preserve">s rank the eligible options. The apparent best </w:t>
+      </w:r>
+      <w:r>
+        <w:rPr>
+          <w:b/>
+        </w:rPr>
         <w:t>preference</w:t>
       </w:r>
       <w:r>
         <w:rPr>
           <w:b w:val="0"/>
         </w:rPr>
-        <w:t>s and avoid overinterpreting clicks.</w:t>
+        <w:t xml:space="preserve"> match, A, is not suitable under the quiet requirement.</w:t>
       </w:r>
     </w:p>
     <w:p>
@@ -1013,20 +1432,47 @@
         <w:rPr>
           <w:b w:val="0"/>
         </w:rPr>
-        <w:t>This added worked case illustrates the week’s main idea. Retain all original and connected topics; schedule its practice within the teaching cycle.</w:t>
-      </w:r>
-    </w:p>
-    <w:p>
-      <w:pPr>
-        <w:pStyle w:val="Heading1"/>
-      </w:pPr>
-      <w:r>
-        <w:t>02. Explain the mechanism</w:t>
-      </w:r>
-    </w:p>
-    <w:p>
-      <w:r>
-        <w:t>Model Recommendations using the supplied case, labelled mechanism and reasoning. Make the scope of each conclusion explicit.</w:t>
+        <w:t>If a learner clicks C instead, the event alone does not tell us whether they disliked B, misclicked or wanted variety.</w:t>
+      </w:r>
+    </w:p>
+    <w:p>
+      <w:pPr>
+        <w:pStyle w:val="Heading2"/>
+      </w:pPr>
+      <w:r>
+        <w:t>Change only the maximum time</w:t>
+      </w:r>
+    </w:p>
+    <w:p>
+      <w:pPr>
+        <w:pStyle w:val="ListNumber"/>
+      </w:pPr>
+      <w:r>
+        <w:t>Change: Change the maximum time to 10 minutes.</w:t>
+      </w:r>
+    </w:p>
+    <w:p>
+      <w:pPr>
+        <w:pStyle w:val="ListNumber"/>
+      </w:pPr>
+      <w:r>
+        <w:t>Prediction: Only C remains eligible and is recommended.</w:t>
+      </w:r>
+    </w:p>
+    <w:p>
+      <w:pPr>
+        <w:pStyle w:val="ListNumber"/>
+      </w:pPr>
+      <w:r>
+        <w:t>Reason: B takes 12 minutes; A is still noisy.</w:t>
+      </w:r>
+    </w:p>
+    <w:p>
+      <w:pPr>
+        <w:pStyle w:val="Heading2"/>
+      </w:pPr>
+      <w:r>
+        <w:t>Limit the satisfaction claim from a click</w:t>
       </w:r>
     </w:p>
     <w:p>
@@ -1037,273 +1483,13 @@
         <w:rPr>
           <w:b w:val="0"/>
         </w:rPr>
-        <w:t>Follow the information instead of imagining magic inside the machine.</w:t>
-      </w:r>
-    </w:p>
-    <w:p>
-      <w:pPr>
-        <w:pStyle w:val="Heading3"/>
-      </w:pPr>
-      <w:r>
-        <w:t>1. Input — information entering</w:t>
-      </w:r>
-    </w:p>
-    <w:p>
-      <w:pPr>
-        <w:spacing w:line="336" w:lineRule="auto" w:after="180"/>
-        <w:shd w:fill="F4F9FC"/>
-      </w:pPr>
+        <w:t xml:space="preserve">One click is an observed event, not proof of satisfaction or a stable personal </w:t>
+      </w:r>
       <w:r>
         <w:rPr>
           <w:b/>
         </w:rPr>
-        <w:t>INPUT</w:t>
-      </w:r>
-      <w:r>
-        <w:rPr>
-          <w:b w:val="0"/>
-        </w:rPr>
-        <w:t xml:space="preserve"> reader goals and candidate-book traits</w:t>
-      </w:r>
-    </w:p>
-    <w:p>
-      <w:pPr>
-        <w:pStyle w:val="Heading3"/>
-      </w:pPr>
-      <w:r>
-        <w:t>2. Process — the deciding step</w:t>
-      </w:r>
-    </w:p>
-    <w:p>
-      <w:pPr>
-        <w:spacing w:line="336" w:lineRule="auto" w:after="180"/>
-        <w:shd w:fill="F4F9FC"/>
-      </w:pPr>
-      <w:r>
-        <w:rPr>
-          <w:b/>
-        </w:rPr>
-        <w:t>PROCESS</w:t>
-      </w:r>
-      <w:r>
-        <w:rPr>
-          <w:b w:val="0"/>
-        </w:rPr>
-        <w:t xml:space="preserve"> score and rank candidates with chosen </w:t>
-      </w:r>
-      <w:r>
-        <w:rPr>
-          <w:b/>
-        </w:rPr>
-        <w:t>tradeoff</w:t>
-      </w:r>
-      <w:r>
-        <w:rPr>
-          <w:b w:val="0"/>
-        </w:rPr>
-        <w:t>s</w:t>
-      </w:r>
-    </w:p>
-    <w:p>
-      <w:pPr>
-        <w:pStyle w:val="Heading3"/>
-      </w:pPr>
-      <w:r>
-        <w:t>3. Output — the result</w:t>
-      </w:r>
-    </w:p>
-    <w:p>
-      <w:pPr>
-        <w:spacing w:line="336" w:lineRule="auto" w:after="180"/>
-        <w:shd w:fill="F4F9FC"/>
-      </w:pPr>
-      <w:r>
-        <w:rPr>
-          <w:b/>
-        </w:rPr>
-        <w:t>OUTPUT</w:t>
-      </w:r>
-      <w:r>
-        <w:rPr>
-          <w:b w:val="0"/>
-        </w:rPr>
-        <w:t xml:space="preserve"> ordered </w:t>
-      </w:r>
-      <w:r>
-        <w:rPr>
-          <w:b/>
-        </w:rPr>
-        <w:t>recommendation</w:t>
-      </w:r>
-      <w:r>
-        <w:rPr>
-          <w:b w:val="0"/>
-        </w:rPr>
-        <w:t>s plus reasons</w:t>
-      </w:r>
-    </w:p>
-    <w:p>
-      <w:pPr>
-        <w:pStyle w:val="Heading3"/>
-      </w:pPr>
-      <w:r>
-        <w:t>Key idea</w:t>
-      </w:r>
-    </w:p>
-    <w:p>
-      <w:pPr>
-        <w:spacing w:line="336" w:lineRule="auto" w:after="180"/>
-        <w:shd w:fill="EDF7F3"/>
-      </w:pPr>
-      <w:r>
-        <w:rPr>
-          <w:b w:val="0"/>
-        </w:rPr>
-        <w:t xml:space="preserve">CORE IDEA A recommender ranks possibilities using goals, information, and </w:t>
-      </w:r>
-      <w:r>
-        <w:rPr>
-          <w:b/>
-        </w:rPr>
-        <w:t>tradeoff</w:t>
-      </w:r>
-      <w:r>
-        <w:rPr>
-          <w:b w:val="0"/>
-        </w:rPr>
-        <w:t>s.</w:t>
-      </w:r>
-    </w:p>
-    <w:p>
-      <w:pPr>
-        <w:pStyle w:val="Heading3"/>
-      </w:pPr>
-      <w:r>
-        <w:t>How the mechanism works</w:t>
-      </w:r>
-    </w:p>
-    <w:p>
-      <w:pPr>
-        <w:spacing w:line="336" w:lineRule="auto" w:after="180"/>
-        <w:shd w:fill="F1F6F8"/>
-      </w:pPr>
-      <w:r>
-        <w:rPr>
-          <w:b w:val="0"/>
-        </w:rPr>
-        <w:t xml:space="preserve">UNDER THE HOOD </w:t>
-      </w:r>
-      <w:r>
-        <w:rPr>
-          <w:b/>
-        </w:rPr>
-        <w:t>Recommendation</w:t>
-      </w:r>
-      <w:r>
-        <w:rPr>
-          <w:b w:val="0"/>
-        </w:rPr>
-        <w:t xml:space="preserve"> is </w:t>
-      </w:r>
-      <w:r>
-        <w:rPr>
-          <w:b/>
-        </w:rPr>
-        <w:t>ranking</w:t>
-      </w:r>
-      <w:r>
-        <w:rPr>
-          <w:b w:val="0"/>
-        </w:rPr>
-        <w:t xml:space="preserve">, not merely classification. An </w:t>
-      </w:r>
-      <w:r>
-        <w:rPr>
-          <w:b/>
-        </w:rPr>
-        <w:t>objective</w:t>
-      </w:r>
-      <w:r>
-        <w:rPr>
-          <w:b w:val="0"/>
-        </w:rPr>
-        <w:t xml:space="preserve"> combines relevance signals and constraints; </w:t>
-      </w:r>
-      <w:r>
-        <w:rPr>
-          <w:b/>
-        </w:rPr>
-        <w:t>tradeoff</w:t>
-      </w:r>
-      <w:r>
-        <w:rPr>
-          <w:b w:val="0"/>
-        </w:rPr>
-        <w:t xml:space="preserve">s may include familiarity, </w:t>
-      </w:r>
-      <w:r>
-        <w:rPr>
-          <w:b/>
-        </w:rPr>
-        <w:t>diversity</w:t>
-      </w:r>
-      <w:r>
-        <w:rPr>
-          <w:b w:val="0"/>
-        </w:rPr>
-        <w:t>, novelty, safety, and availability.</w:t>
-      </w:r>
-    </w:p>
-    <w:p>
-      <w:pPr>
-        <w:spacing w:line="336" w:lineRule="auto" w:after="180"/>
-        <w:shd w:fill="F1F6F8"/>
-      </w:pPr>
-      <w:r>
-        <w:rPr>
-          <w:b w:val="0"/>
-        </w:rPr>
-        <w:t xml:space="preserve">The top score reflects the </w:t>
-      </w:r>
-      <w:r>
-        <w:rPr>
-          <w:b/>
-        </w:rPr>
-        <w:t>objective</w:t>
-      </w:r>
-      <w:r>
-        <w:rPr>
-          <w:b w:val="0"/>
-        </w:rPr>
-        <w:t>, not universal quality.</w:t>
-      </w:r>
-    </w:p>
-    <w:p>
-      <w:pPr>
-        <w:spacing w:line="336" w:lineRule="auto" w:after="180"/>
-      </w:pPr>
-      <w:r>
-        <w:rPr>
-          <w:b w:val="0"/>
-        </w:rPr>
-        <w:t>Draw a fresh example with all three stages:</w:t>
-      </w:r>
-    </w:p>
-    <w:p>
-      <w:pPr>
-        <w:spacing w:line="336" w:lineRule="auto" w:after="180"/>
-      </w:pPr>
-      <w:r>
-        <w:rPr>
-          <w:b w:val="0"/>
-        </w:rPr>
-        <w:t xml:space="preserve">Every step connects a claim to observable </w:t>
-      </w:r>
-      <w:r>
-        <w:rPr>
-          <w:b/>
-        </w:rPr>
-        <w:t>evidence</w:t>
+        <w:t>preference</w:t>
       </w:r>
       <w:r>
         <w:rPr>
@@ -1314,764 +1500,10 @@
     </w:p>
     <w:p>
       <w:pPr>
-        <w:pStyle w:val="Heading3"/>
-      </w:pPr>
-      <w:r>
-        <w:t>The case to investigate</w:t>
-      </w:r>
-    </w:p>
-    <w:p>
-      <w:pPr>
-        <w:spacing w:line="336" w:lineRule="auto" w:after="180"/>
-        <w:shd w:fill="F1F6FC"/>
-      </w:pPr>
-      <w:r>
-        <w:rPr>
-          <w:b w:val="0"/>
-        </w:rPr>
-        <w:t xml:space="preserve">CASE Two readers can receive different book </w:t>
-      </w:r>
-      <w:r>
-        <w:rPr>
-          <w:b/>
-        </w:rPr>
-        <w:t>ranking</w:t>
-      </w:r>
-      <w:r>
-        <w:rPr>
-          <w:b w:val="0"/>
-        </w:rPr>
-        <w:t xml:space="preserve">s because their goals, reading level, interests, and novelty </w:t>
-      </w:r>
-      <w:r>
-        <w:rPr>
-          <w:b/>
-        </w:rPr>
-        <w:t>preference</w:t>
-      </w:r>
-      <w:r>
-        <w:rPr>
-          <w:b w:val="0"/>
-        </w:rPr>
-        <w:t>s differ.</w:t>
-      </w:r>
-    </w:p>
-    <w:p>
-      <w:pPr>
-        <w:pStyle w:val="Heading3"/>
-      </w:pPr>
-      <w:r>
-        <w:t>Step 1</w:t>
-      </w:r>
-    </w:p>
-    <w:p>
-      <w:pPr>
-        <w:spacing w:line="336" w:lineRule="auto" w:after="180"/>
-        <w:shd w:fill="F4F9FC"/>
-      </w:pPr>
-      <w:r>
-        <w:rPr>
-          <w:b w:val="0"/>
-        </w:rPr>
-        <w:t>STEP 1 — OBSERVE reader goals and candidate-book traits</w:t>
-      </w:r>
-    </w:p>
-    <w:p>
-      <w:pPr>
-        <w:pStyle w:val="Heading3"/>
-      </w:pPr>
-      <w:r>
-        <w:t>Step 2</w:t>
-      </w:r>
-    </w:p>
-    <w:p>
-      <w:pPr>
-        <w:spacing w:line="336" w:lineRule="auto" w:after="180"/>
-        <w:shd w:fill="F4F9FC"/>
-      </w:pPr>
-      <w:r>
-        <w:rPr>
-          <w:b w:val="0"/>
-        </w:rPr>
-        <w:t xml:space="preserve">STEP 2 — TRACE score and rank candidates with chosen </w:t>
-      </w:r>
-      <w:r>
-        <w:rPr>
-          <w:b/>
-        </w:rPr>
-        <w:t>tradeoff</w:t>
-      </w:r>
-      <w:r>
-        <w:rPr>
-          <w:b w:val="0"/>
-        </w:rPr>
-        <w:t>s</w:t>
-      </w:r>
-    </w:p>
-    <w:p>
-      <w:pPr>
-        <w:pStyle w:val="Heading3"/>
-      </w:pPr>
-      <w:r>
-        <w:t>Step 3</w:t>
-      </w:r>
-    </w:p>
-    <w:p>
-      <w:pPr>
-        <w:spacing w:line="336" w:lineRule="auto" w:after="180"/>
-        <w:shd w:fill="F4F9FC"/>
-      </w:pPr>
-      <w:r>
-        <w:rPr>
-          <w:b w:val="0"/>
-        </w:rPr>
-        <w:t xml:space="preserve">STEP 3 — CONCLUDE ordered </w:t>
-      </w:r>
-      <w:r>
-        <w:rPr>
-          <w:b/>
-        </w:rPr>
-        <w:t>recommendation</w:t>
-      </w:r>
-      <w:r>
-        <w:rPr>
-          <w:b w:val="0"/>
-        </w:rPr>
-        <w:t>s plus reasons</w:t>
-      </w:r>
-    </w:p>
-    <w:p>
-      <w:pPr>
-        <w:pStyle w:val="Heading3"/>
-      </w:pPr>
-      <w:r>
-        <w:t>Model answer</w:t>
-      </w:r>
-    </w:p>
-    <w:p>
-      <w:pPr>
-        <w:spacing w:line="336" w:lineRule="auto" w:after="180"/>
-        <w:shd w:fill="F1F6FC"/>
-      </w:pPr>
-      <w:r>
-        <w:rPr>
-          <w:b w:val="0"/>
-        </w:rPr>
-        <w:t xml:space="preserve">MODEL REASONING Use the same transparent scoring method with each reader's stated </w:t>
-      </w:r>
-      <w:r>
-        <w:rPr>
-          <w:b/>
-        </w:rPr>
-        <w:t>preference</w:t>
-      </w:r>
-      <w:r>
-        <w:rPr>
-          <w:b w:val="0"/>
-        </w:rPr>
-        <w:t xml:space="preserve">s. Different </w:t>
-      </w:r>
-      <w:r>
-        <w:rPr>
-          <w:b/>
-        </w:rPr>
-        <w:t>input</w:t>
-      </w:r>
-      <w:r>
-        <w:rPr>
-          <w:b w:val="0"/>
-        </w:rPr>
-        <w:t xml:space="preserve">s create different totals. Report </w:t>
-      </w:r>
-      <w:r>
-        <w:rPr>
-          <w:b/>
-        </w:rPr>
-        <w:t>tradeoff</w:t>
-      </w:r>
-      <w:r>
-        <w:rPr>
-          <w:b w:val="0"/>
-        </w:rPr>
-        <w:t>s, ties, and one option outside the top rank to preserve choice.</w:t>
-      </w:r>
-    </w:p>
-    <w:p>
-      <w:pPr>
-        <w:pStyle w:val="Heading3"/>
-      </w:pPr>
-      <w:r>
-        <w:t>A claim to avoid</w:t>
-      </w:r>
-    </w:p>
-    <w:p>
-      <w:pPr>
-        <w:spacing w:line="336" w:lineRule="auto" w:after="180"/>
-        <w:shd w:fill="FFF5E6"/>
-      </w:pPr>
-      <w:r>
-        <w:rPr>
-          <w:b w:val="0"/>
-        </w:rPr>
-        <w:t xml:space="preserve">DO NOT OVERCLAIM A </w:t>
-      </w:r>
-      <w:r>
-        <w:rPr>
-          <w:b/>
-        </w:rPr>
-        <w:t>recommendation</w:t>
-      </w:r>
-      <w:r>
-        <w:rPr>
-          <w:b w:val="0"/>
-        </w:rPr>
-        <w:t xml:space="preserve"> optimizes chosen goals and data; it does not discover what a person truly wants.</w:t>
-      </w:r>
-    </w:p>
-    <w:p>
-      <w:pPr>
-        <w:spacing w:line="336" w:lineRule="auto" w:after="180"/>
-        <w:shd w:fill="F5F1FB"/>
-      </w:pPr>
-      <w:r>
-        <w:rPr>
-          <w:b w:val="0"/>
-        </w:rPr>
-        <w:t xml:space="preserve">What new </w:t>
-      </w:r>
-      <w:r>
-        <w:rPr>
-          <w:b/>
-        </w:rPr>
-        <w:t>evidence</w:t>
-      </w:r>
-      <w:r>
-        <w:rPr>
-          <w:b w:val="0"/>
-        </w:rPr>
-        <w:t xml:space="preserve"> could change this answer?</w:t>
-      </w:r>
-    </w:p>
-    <w:p>
-      <w:pPr>
-        <w:pStyle w:val="Heading3"/>
-      </w:pPr>
-      <w:r>
-        <w:t>Concrete teaching case</w:t>
-      </w:r>
-    </w:p>
-    <w:p>
-      <w:pPr>
-        <w:pStyle w:val="Heading3"/>
-      </w:pPr>
-      <w:r>
-        <w:t>The teaching case</w:t>
-      </w:r>
-    </w:p>
-    <w:p>
-      <w:pPr>
-        <w:spacing w:line="336" w:lineRule="auto" w:after="180"/>
-        <w:shd w:fill="F1F6FC"/>
-      </w:pPr>
-      <w:r>
-        <w:rPr>
-          <w:b w:val="0"/>
-        </w:rPr>
-        <w:t>A recommender suggests adventure books after one adventure-book choice.</w:t>
-      </w:r>
-    </w:p>
-    <w:p>
-      <w:pPr>
-        <w:pStyle w:val="Heading3"/>
-      </w:pPr>
-      <w:r>
-        <w:t>The teaching case</w:t>
-      </w:r>
-    </w:p>
-    <w:p>
-      <w:pPr>
-        <w:spacing w:line="336" w:lineRule="auto" w:after="180"/>
-        <w:shd w:fill="F1F6FC"/>
-      </w:pPr>
-      <w:r>
-        <w:rPr>
-          <w:b w:val="0"/>
-        </w:rPr>
-        <w:t xml:space="preserve">Explain its </w:t>
-      </w:r>
-      <w:r>
-        <w:rPr>
-          <w:b/>
-        </w:rPr>
-        <w:t>evidence</w:t>
-      </w:r>
-      <w:r>
-        <w:rPr>
-          <w:b w:val="0"/>
-        </w:rPr>
-        <w:t xml:space="preserve"> and limitation.</w:t>
-      </w:r>
-    </w:p>
-    <w:p>
-      <w:pPr>
-        <w:pStyle w:val="Heading3"/>
-      </w:pPr>
-      <w:r>
-        <w:t>Exact explanation to model</w:t>
-      </w:r>
-    </w:p>
-    <w:p>
-      <w:pPr>
-        <w:pStyle w:val="Heading3"/>
-      </w:pPr>
-      <w:r>
-        <w:t>Why the result follows</w:t>
-      </w:r>
-    </w:p>
-    <w:p>
-      <w:pPr>
-        <w:spacing w:line="336" w:lineRule="auto" w:after="180"/>
-        <w:shd w:fill="F1F6FC"/>
-      </w:pPr>
-      <w:r>
-        <w:rPr>
-          <w:b w:val="0"/>
-        </w:rPr>
-        <w:t>The past choice supports considering adventure, but does not capture every interest. Ask for feedback and offer variety.</w:t>
-      </w:r>
-    </w:p>
-    <w:p>
-      <w:pPr>
-        <w:pStyle w:val="Heading3"/>
-      </w:pPr>
-      <w:r>
-        <w:t>Explain the added worked example</w:t>
-      </w:r>
-    </w:p>
-    <w:p>
-      <w:pPr>
-        <w:spacing w:line="336" w:lineRule="auto" w:after="180"/>
-      </w:pPr>
-      <w:r>
-        <w:rPr>
-          <w:b w:val="0"/>
-        </w:rPr>
-        <w:t xml:space="preserve">A </w:t>
-      </w:r>
-      <w:r>
-        <w:rPr>
-          <w:b/>
-        </w:rPr>
-        <w:t>recommendation</w:t>
-      </w:r>
-      <w:r>
-        <w:rPr>
-          <w:b w:val="0"/>
-        </w:rPr>
-        <w:t xml:space="preserve"> suggests an option for a particular purpose. Start with requirements: conditions every suggested item must meet. Then use </w:t>
-      </w:r>
-      <w:r>
-        <w:rPr>
-          <w:b/>
-        </w:rPr>
-        <w:t>preference</w:t>
-      </w:r>
-      <w:r>
-        <w:rPr>
-          <w:b w:val="0"/>
-        </w:rPr>
-        <w:t>s to rank the eligible options.</w:t>
-      </w:r>
-    </w:p>
-    <w:p>
-      <w:pPr>
-        <w:spacing w:line="336" w:lineRule="auto" w:after="180"/>
-      </w:pPr>
-      <w:r>
-        <w:rPr>
-          <w:b w:val="0"/>
-        </w:rPr>
-        <w:t xml:space="preserve">An item that fails a requirement cannot make up for it by collecting more </w:t>
-      </w:r>
-      <w:r>
-        <w:rPr>
-          <w:b/>
-        </w:rPr>
-        <w:t>preference</w:t>
-      </w:r>
-      <w:r>
-        <w:rPr>
-          <w:b w:val="0"/>
-        </w:rPr>
-        <w:t xml:space="preserve"> points.</w:t>
-      </w:r>
-    </w:p>
-    <w:p>
-      <w:pPr>
-        <w:pStyle w:val="Heading3"/>
-      </w:pPr>
-      <w:r>
-        <w:t>Explain the added worked example · 1</w:t>
-      </w:r>
-    </w:p>
-    <w:p>
-      <w:pPr>
-        <w:spacing w:line="336" w:lineRule="auto" w:after="180"/>
-      </w:pPr>
-      <w:r>
-        <w:rPr>
-          <w:b w:val="0"/>
-        </w:rPr>
-        <w:t>A fictional reader needs an available English book. The reader prefers topic space and format comic. BookRec1 gives eligible books 2 points for space and 1 for comic; a known mismatch gives 0.</w:t>
-      </w:r>
-    </w:p>
-    <w:p>
-      <w:pPr>
-        <w:spacing w:line="336" w:lineRule="auto" w:after="180"/>
-      </w:pPr>
-      <w:r>
-        <w:rPr>
-          <w:b w:val="0"/>
-        </w:rPr>
-        <w:t>It returns every eligible book tied for the highest score. If none are eligible, it reports no eligible option rather than ignoring a requirement.</w:t>
-      </w:r>
-    </w:p>
-    <w:p>
-      <w:pPr>
-        <w:pStyle w:val="Heading3"/>
-      </w:pPr>
-      <w:r>
-        <w:t>Explain the added worked example · 2</w:t>
-      </w:r>
-    </w:p>
-    <w:p>
-      <w:pPr>
-        <w:spacing w:line="336" w:lineRule="auto" w:after="180"/>
-      </w:pPr>
-      <w:r>
-        <w:rPr>
-          <w:b w:val="0"/>
-        </w:rPr>
-        <w:t>The candidates are J: space, prose, English, available; K: animals, comic, English, available; L: space, comic, Spanish, available; M: space, comic, English, unavailable. These are invented records.</w:t>
-      </w:r>
-    </w:p>
-    <w:p>
-      <w:pPr>
-        <w:spacing w:line="336" w:lineRule="auto" w:after="180"/>
-      </w:pPr>
-      <w:r>
-        <w:rPr>
-          <w:b w:val="0"/>
-        </w:rPr>
-        <w:t xml:space="preserve">The purpose is to trace a </w:t>
-      </w:r>
-      <w:r>
-        <w:rPr>
-          <w:b/>
-        </w:rPr>
-        <w:t>recommendation</w:t>
-      </w:r>
-      <w:r>
-        <w:rPr>
-          <w:b w:val="0"/>
-        </w:rPr>
-        <w:t xml:space="preserve">, not to infer anything about real students or collect their personal </w:t>
-      </w:r>
-      <w:r>
-        <w:rPr>
-          <w:b/>
-        </w:rPr>
-        <w:t>preference</w:t>
-      </w:r>
-      <w:r>
-        <w:rPr>
-          <w:b w:val="0"/>
-        </w:rPr>
-        <w:t>s.</w:t>
-      </w:r>
-    </w:p>
-    <w:p>
-      <w:pPr>
-        <w:spacing w:line="336" w:lineRule="auto" w:after="180"/>
-      </w:pPr>
-      <w:r>
-        <w:rPr>
-          <w:b w:val="0"/>
-        </w:rPr>
-        <w:t xml:space="preserve">J passes both requirements and scores 2. K passes and scores 1. L fails the English requirement; M fails availability. Do not place L or M above J because they would earn 3 </w:t>
-      </w:r>
-      <w:r>
-        <w:rPr>
-          <w:b/>
-        </w:rPr>
-        <w:t>preference</w:t>
-      </w:r>
-      <w:r>
-        <w:rPr>
-          <w:b w:val="0"/>
-        </w:rPr>
-        <w:t xml:space="preserve"> points.</w:t>
-      </w:r>
-    </w:p>
-    <w:p>
-      <w:pPr>
-        <w:spacing w:line="336" w:lineRule="auto" w:after="180"/>
-      </w:pPr>
-      <w:r>
-        <w:rPr>
-          <w:b w:val="0"/>
-        </w:rPr>
-        <w:t>They are excluded before the eligible scores are compared.</w:t>
-      </w:r>
-    </w:p>
-    <w:p>
-      <w:pPr>
-        <w:pStyle w:val="Heading3"/>
-      </w:pPr>
-      <w:r>
-        <w:t>Explain the added worked example · 3</w:t>
-      </w:r>
-    </w:p>
-    <w:p>
-      <w:pPr>
-        <w:spacing w:line="336" w:lineRule="auto" w:after="180"/>
-      </w:pPr>
-      <w:r>
-        <w:rPr>
-          <w:b w:val="0"/>
-        </w:rPr>
-        <w:t xml:space="preserve">A faithful explanation says J is available in English and has the highest eligible score because its space topic matches the stated </w:t>
-      </w:r>
-      <w:r>
-        <w:rPr>
-          <w:b/>
-        </w:rPr>
-        <w:t>preference</w:t>
-      </w:r>
-      <w:r>
-        <w:rPr>
-          <w:b w:val="0"/>
-        </w:rPr>
-        <w:t>. It should also mention that J is prose, not comic.</w:t>
-      </w:r>
-    </w:p>
-    <w:p>
-      <w:pPr>
-        <w:spacing w:line="336" w:lineRule="auto" w:after="180"/>
-      </w:pPr>
-      <w:r>
-        <w:rPr>
-          <w:b w:val="0"/>
-        </w:rPr>
-        <w:t xml:space="preserve">Claiming that the system knows the reader will love J would go beyond the computation and the </w:t>
-      </w:r>
-      <w:r>
-        <w:rPr>
-          <w:b/>
-        </w:rPr>
-        <w:t>evidence</w:t>
-      </w:r>
-      <w:r>
-        <w:rPr>
-          <w:b w:val="0"/>
-        </w:rPr>
-        <w:t>.</w:t>
-      </w:r>
-    </w:p>
-    <w:p>
-      <w:pPr>
-        <w:pStyle w:val="Heading3"/>
-      </w:pPr>
-      <w:r>
-        <w:t>Key terms</w:t>
-      </w:r>
-    </w:p>
-    <w:tbl>
-      <w:tblPr>
-        <w:tblStyle w:val="LightShading-Accent1"/>
-        <w:tblW w:type="auto" w:w="0"/>
-        <w:tblLook w:firstColumn="1" w:firstRow="1" w:lastColumn="0" w:lastRow="0" w:noHBand="0" w:noVBand="1" w:val="04A0"/>
-      </w:tblPr>
-      <w:tblGrid>
-        <w:gridCol w:w="5112"/>
-        <w:gridCol w:w="5112"/>
-      </w:tblGrid>
-      <w:tr>
-        <w:trPr>
-          <w:tblHeader/>
-        </w:trPr>
-        <w:tc>
-          <w:tcPr>
-            <w:tcW w:type="dxa" w:w="5112"/>
-          </w:tcPr>
-          <w:p>
-            <w:r>
-              <w:t>Term</w:t>
-            </w:r>
-          </w:p>
-        </w:tc>
-        <w:tc>
-          <w:tcPr>
-            <w:tcW w:type="dxa" w:w="5112"/>
-          </w:tcPr>
-          <w:p>
-            <w:r>
-              <w:t>Meaning</w:t>
-            </w:r>
-          </w:p>
-        </w:tc>
-      </w:tr>
-      <w:tr>
-        <w:tc>
-          <w:tcPr>
-            <w:tcW w:type="dxa" w:w="5112"/>
-          </w:tcPr>
-          <w:p>
-            <w:r>
-              <w:t>Eligibility</w:t>
-            </w:r>
-          </w:p>
-        </w:tc>
-        <w:tc>
-          <w:tcPr>
-            <w:tcW w:type="dxa" w:w="5112"/>
-          </w:tcPr>
-          <w:p>
-            <w:r>
-              <w:t>Whether an item meets the requirements for consideration</w:t>
-            </w:r>
-          </w:p>
-        </w:tc>
-      </w:tr>
-      <w:tr>
-        <w:tc>
-          <w:tcPr>
-            <w:tcW w:type="dxa" w:w="5112"/>
-          </w:tcPr>
-          <w:p>
-            <w:r>
-              <w:t>Preference</w:t>
-            </w:r>
-          </w:p>
-        </w:tc>
-        <w:tc>
-          <w:tcPr>
-            <w:tcW w:type="dxa" w:w="5112"/>
-          </w:tcPr>
-          <w:p>
-            <w:r>
-              <w:t>A desired feature used to rank eligible choices</w:t>
-            </w:r>
-          </w:p>
-        </w:tc>
-      </w:tr>
-      <w:tr>
-        <w:tc>
-          <w:tcPr>
-            <w:tcW w:type="dxa" w:w="5112"/>
-          </w:tcPr>
-          <w:p>
-            <w:r>
-              <w:t>Recommendation</w:t>
-            </w:r>
-          </w:p>
-        </w:tc>
-        <w:tc>
-          <w:tcPr>
-            <w:tcW w:type="dxa" w:w="5112"/>
-          </w:tcPr>
-          <w:p>
-            <w:r>
-              <w:t>A suggested option produced under a stated process</w:t>
-            </w:r>
-          </w:p>
-        </w:tc>
-      </w:tr>
-      <w:tr>
-        <w:tc>
-          <w:tcPr>
-            <w:tcW w:type="dxa" w:w="5112"/>
-          </w:tcPr>
-          <w:p>
-            <w:r>
-              <w:t>Exposure</w:t>
-            </w:r>
-          </w:p>
-        </w:tc>
-        <w:tc>
-          <w:tcPr>
-            <w:tcW w:type="dxa" w:w="5112"/>
-          </w:tcPr>
-          <w:p>
-            <w:r>
-              <w:t>An opportunity for a person to see an item</w:t>
-            </w:r>
-          </w:p>
-        </w:tc>
-      </w:tr>
-      <w:tr>
-        <w:tc>
-          <w:tcPr>
-            <w:tcW w:type="dxa" w:w="5112"/>
-          </w:tcPr>
-          <w:p>
-            <w:r>
-              <w:t>Feedback loop</w:t>
-            </w:r>
-          </w:p>
-        </w:tc>
-        <w:tc>
-          <w:tcPr>
-            <w:tcW w:type="dxa" w:w="5112"/>
-          </w:tcPr>
-          <w:p>
-            <w:r>
-              <w:t>A process in which earlier recommendations influence the feedback used for later recommendations</w:t>
-            </w:r>
-          </w:p>
-        </w:tc>
-      </w:tr>
-    </w:tbl>
-    <w:p>
-      <w:pPr>
-        <w:pStyle w:val="Heading3"/>
-      </w:pPr>
-      <w:r>
-        <w:t>Model the reasoning aloud</w:t>
-      </w:r>
-    </w:p>
-    <w:p>
-      <w:pPr>
-        <w:spacing w:line="336" w:lineRule="auto" w:after="180"/>
-      </w:pPr>
-      <w:r>
-        <w:rPr>
-          <w:b w:val="0"/>
-        </w:rPr>
-        <w:t xml:space="preserve">Use the complete worked example below before asking learners to complete W2. Reveal a small part, invite a </w:t>
-      </w:r>
-      <w:r>
-        <w:rPr>
-          <w:b/>
-        </w:rPr>
-        <w:t>prediction</w:t>
-      </w:r>
-      <w:r>
-        <w:rPr>
-          <w:b w:val="0"/>
-        </w:rPr>
-        <w:t>, then explain the deciding step.</w:t>
-      </w:r>
-    </w:p>
-    <w:p>
-      <w:pPr>
-        <w:spacing w:line="336" w:lineRule="auto" w:after="180"/>
-      </w:pPr>
-      <w:r>
-        <w:rPr>
-          <w:b w:val="0"/>
-        </w:rPr>
-        <w:t>These teacher notes contain solutions; do not reveal the independent case answer during modelling.</w:t>
+        <w:pStyle w:val="Heading2"/>
+      </w:pPr>
+      <w:r>
+        <w:t>Audit what exposure and recorded events establish</w:t>
       </w:r>
     </w:p>
     <w:tbl>
@@ -2251,43 +1683,243 @@
     </w:tbl>
     <w:p>
       <w:pPr>
+        <w:spacing w:line="336" w:lineRule="auto" w:after="180"/>
+      </w:pPr>
+      <w:r>
+        <w:rPr>
+          <w:b w:val="0"/>
+        </w:rPr>
+        <w:t>A click can reflect interest, curiosity or a mistaken tap. No click can reflect a missed display, lack of time or a decision not to choose it. Preserve the observed event separately from any interpretation.</w:t>
+      </w:r>
+    </w:p>
+    <w:p>
+      <w:pPr>
+        <w:spacing w:line="336" w:lineRule="auto" w:after="180"/>
+      </w:pPr>
+      <w:r>
+        <w:rPr>
+          <w:b w:val="0"/>
+        </w:rPr>
+        <w:t>More direct feedback may clarify a reason, but one response still describes one person and occasion.</w:t>
+      </w:r>
+    </w:p>
+    <w:p>
+      <w:pPr>
+        <w:spacing w:line="336" w:lineRule="auto" w:after="180"/>
+      </w:pPr>
+      <w:r>
+        <w:rPr>
+          <w:b w:val="0"/>
+        </w:rPr>
+        <w:t>Useful feedback records name the item, what was shown, the system version, the event and any stated reason. Use only information needed for the task.</w:t>
+      </w:r>
+    </w:p>
+    <w:p>
+      <w:pPr>
+        <w:spacing w:line="336" w:lineRule="auto" w:after="180"/>
+      </w:pPr>
+      <w:r>
+        <w:rPr>
+          <w:b w:val="0"/>
+        </w:rPr>
+        <w:t>Our paper exercises use invented feedback; they do not require accounts or recording classmates’ browsing behaviour.</w:t>
+      </w:r>
+    </w:p>
+    <w:p>
+      <w:pPr>
+        <w:pStyle w:val="Heading2"/>
+      </w:pPr>
+      <w:r>
+        <w:t>Use the picture deliberately</w:t>
+      </w:r>
+    </w:p>
+    <w:p>
+      <w:pPr>
+        <w:spacing w:line="336" w:lineRule="auto" w:after="180"/>
+      </w:pPr>
+      <w:r>
+        <w:rPr>
+          <w:b w:val="0"/>
+        </w:rPr>
+        <w:t>Use the diagram and verbal explanation together. Ask learners to match a sentence to a specific visual step; do not assign learners fixed visual or auditory learning styles.</w:t>
+      </w:r>
+    </w:p>
+    <w:p>
+      <w:pPr>
+        <w:spacing w:line="336" w:lineRule="auto" w:after="180"/>
+      </w:pPr>
+      <w:r>
+        <w:rPr>
+          <w:b w:val="0"/>
+        </w:rPr>
+        <w:t xml:space="preserve">Cover the result. Ask learners to name the </w:t>
+      </w:r>
+      <w:r>
+        <w:rPr>
+          <w:b/>
+        </w:rPr>
+        <w:t>input</w:t>
+      </w:r>
+      <w:r>
+        <w:rPr>
+          <w:b w:val="0"/>
+        </w:rPr>
+        <w:t xml:space="preserve">s and predict the next step. Uncover one step, connect the icon to the actual procedure, and explain its </w:t>
+      </w:r>
+      <w:r>
+        <w:rPr>
+          <w:b/>
+        </w:rPr>
+        <w:t>evidence</w:t>
+      </w:r>
+      <w:r>
+        <w:rPr>
+          <w:b w:val="0"/>
+        </w:rPr>
+        <w:t>. Then change the supplied condition and compare.</w:t>
+      </w:r>
+    </w:p>
+    <w:p>
+      <w:pPr>
+        <w:spacing w:line="336" w:lineRule="auto" w:after="180"/>
+      </w:pPr>
+      <w:r>
+        <w:rPr>
+          <w:b w:val="0"/>
+        </w:rPr>
+        <w:t>The picture is a representation; it does not document execution of a real AI model.</w:t>
+      </w:r>
+    </w:p>
+    <w:p>
+      <w:pPr>
+        <w:pStyle w:val="Heading2"/>
+      </w:pPr>
+      <w:r>
+        <w:t>Earlier wording, alternatives and picture transcripts · reference / check after trying</w:t>
+      </w:r>
+    </w:p>
+    <w:p>
+      <w:pPr>
+        <w:spacing w:line="336" w:lineRule="auto" w:after="180"/>
+      </w:pPr>
+      <w:r>
+        <w:rPr>
+          <w:b w:val="0"/>
+        </w:rPr>
+        <w:t>Explain the mechanism</w:t>
+      </w:r>
+    </w:p>
+    <w:p>
+      <w:pPr>
+        <w:spacing w:line="336" w:lineRule="auto" w:after="180"/>
+      </w:pPr>
+      <w:r>
+        <w:rPr>
+          <w:b w:val="0"/>
+        </w:rPr>
+        <w:t>Follow the information instead of imagining magic inside the machine.</w:t>
+      </w:r>
+    </w:p>
+    <w:p>
+      <w:pPr>
         <w:pStyle w:val="Heading3"/>
       </w:pPr>
       <w:r>
-        <w:t>Model the reasoning aloud · 4</w:t>
+        <w:t>1. Input — information entering</w:t>
       </w:r>
     </w:p>
     <w:p>
       <w:pPr>
         <w:spacing w:line="336" w:lineRule="auto" w:after="180"/>
-      </w:pPr>
-      <w:r>
-        <w:rPr>
-          <w:b w:val="0"/>
-        </w:rPr>
-        <w:t>A click can reflect interest, curiosity or a mistaken tap. No click can reflect a missed display, lack of time or a decision not to choose it. Preserve the observed event separately from any interpretation.</w:t>
+        <w:shd w:fill="F4F9FC"/>
+      </w:pPr>
+      <w:r>
+        <w:rPr>
+          <w:b/>
+        </w:rPr>
+        <w:t>INPUT</w:t>
+      </w:r>
+      <w:r>
+        <w:rPr>
+          <w:b w:val="0"/>
+        </w:rPr>
+        <w:t xml:space="preserve"> reader goals and candidate-book traits</w:t>
+      </w:r>
+    </w:p>
+    <w:p>
+      <w:pPr>
+        <w:pStyle w:val="Heading3"/>
+      </w:pPr>
+      <w:r>
+        <w:t>2. Process — the deciding step</w:t>
       </w:r>
     </w:p>
     <w:p>
       <w:pPr>
         <w:spacing w:line="336" w:lineRule="auto" w:after="180"/>
-      </w:pPr>
-      <w:r>
-        <w:rPr>
-          <w:b w:val="0"/>
-        </w:rPr>
-        <w:t>More direct feedback may clarify a reason, but one response still describes one person and occasion.</w:t>
+        <w:shd w:fill="F4F9FC"/>
+      </w:pPr>
+      <w:r>
+        <w:rPr>
+          <w:b/>
+        </w:rPr>
+        <w:t>PROCESS</w:t>
+      </w:r>
+      <w:r>
+        <w:rPr>
+          <w:b w:val="0"/>
+        </w:rPr>
+        <w:t xml:space="preserve"> score and rank candidates with chosen </w:t>
+      </w:r>
+      <w:r>
+        <w:rPr>
+          <w:b/>
+        </w:rPr>
+        <w:t>tradeoff</w:t>
+      </w:r>
+      <w:r>
+        <w:rPr>
+          <w:b w:val="0"/>
+        </w:rPr>
+        <w:t>s</w:t>
+      </w:r>
+    </w:p>
+    <w:p>
+      <w:pPr>
+        <w:pStyle w:val="Heading3"/>
+      </w:pPr>
+      <w:r>
+        <w:t>3. Output — the result</w:t>
       </w:r>
     </w:p>
     <w:p>
       <w:pPr>
         <w:spacing w:line="336" w:lineRule="auto" w:after="180"/>
-      </w:pPr>
-      <w:r>
-        <w:rPr>
-          <w:b w:val="0"/>
-        </w:rPr>
-        <w:t>Useful feedback records name the item, what was shown, the system version, the event and any stated reason. Use only information needed for the task.</w:t>
+        <w:shd w:fill="F4F9FC"/>
+      </w:pPr>
+      <w:r>
+        <w:rPr>
+          <w:b/>
+        </w:rPr>
+        <w:t>OUTPUT</w:t>
+      </w:r>
+      <w:r>
+        <w:rPr>
+          <w:b w:val="0"/>
+        </w:rPr>
+        <w:t xml:space="preserve"> ordered </w:t>
+      </w:r>
+      <w:r>
+        <w:rPr>
+          <w:b/>
+        </w:rPr>
+        <w:t>recommendation</w:t>
+      </w:r>
+      <w:r>
+        <w:rPr>
+          <w:b w:val="0"/>
+        </w:rPr>
+        <w:t>s plus reasons</w:t>
       </w:r>
     </w:p>
     <w:p>
@@ -2298,7 +1930,597 @@
         <w:rPr>
           <w:b w:val="0"/>
         </w:rPr>
-        <w:t>Our paper exercises use invented feedback; they do not require accounts or recording classmates’ browsing behaviour.</w:t>
+        <w:t xml:space="preserve">CORE IDEA A recommender ranks possibilities using goals, information, and </w:t>
+      </w:r>
+      <w:r>
+        <w:rPr>
+          <w:b/>
+        </w:rPr>
+        <w:t>tradeoff</w:t>
+      </w:r>
+      <w:r>
+        <w:rPr>
+          <w:b w:val="0"/>
+        </w:rPr>
+        <w:t>s.</w:t>
+      </w:r>
+    </w:p>
+    <w:p>
+      <w:pPr>
+        <w:spacing w:line="336" w:lineRule="auto" w:after="180"/>
+      </w:pPr>
+      <w:r>
+        <w:rPr>
+          <w:b w:val="0"/>
+        </w:rPr>
+        <w:t xml:space="preserve">UNDER THE HOOD </w:t>
+      </w:r>
+      <w:r>
+        <w:rPr>
+          <w:b/>
+        </w:rPr>
+        <w:t>Recommendation</w:t>
+      </w:r>
+      <w:r>
+        <w:rPr>
+          <w:b w:val="0"/>
+        </w:rPr>
+        <w:t xml:space="preserve"> is </w:t>
+      </w:r>
+      <w:r>
+        <w:rPr>
+          <w:b/>
+        </w:rPr>
+        <w:t>ranking</w:t>
+      </w:r>
+      <w:r>
+        <w:rPr>
+          <w:b w:val="0"/>
+        </w:rPr>
+        <w:t xml:space="preserve">, not merely classification. An </w:t>
+      </w:r>
+      <w:r>
+        <w:rPr>
+          <w:b/>
+        </w:rPr>
+        <w:t>objective</w:t>
+      </w:r>
+      <w:r>
+        <w:rPr>
+          <w:b w:val="0"/>
+        </w:rPr>
+        <w:t xml:space="preserve"> combines relevance signals and constraints; </w:t>
+      </w:r>
+      <w:r>
+        <w:rPr>
+          <w:b/>
+        </w:rPr>
+        <w:t>tradeoff</w:t>
+      </w:r>
+      <w:r>
+        <w:rPr>
+          <w:b w:val="0"/>
+        </w:rPr>
+        <w:t xml:space="preserve">s may include familiarity, </w:t>
+      </w:r>
+      <w:r>
+        <w:rPr>
+          <w:b/>
+        </w:rPr>
+        <w:t>diversity</w:t>
+      </w:r>
+      <w:r>
+        <w:rPr>
+          <w:b w:val="0"/>
+        </w:rPr>
+        <w:t>, novelty, safety, and availability.</w:t>
+      </w:r>
+    </w:p>
+    <w:p>
+      <w:pPr>
+        <w:spacing w:line="336" w:lineRule="auto" w:after="180"/>
+      </w:pPr>
+      <w:r>
+        <w:rPr>
+          <w:b w:val="0"/>
+        </w:rPr>
+        <w:t xml:space="preserve">The top score reflects the </w:t>
+      </w:r>
+      <w:r>
+        <w:rPr>
+          <w:b/>
+        </w:rPr>
+        <w:t>objective</w:t>
+      </w:r>
+      <w:r>
+        <w:rPr>
+          <w:b w:val="0"/>
+        </w:rPr>
+        <w:t>, not universal quality.</w:t>
+      </w:r>
+    </w:p>
+    <w:p>
+      <w:pPr>
+        <w:spacing w:line="336" w:lineRule="auto" w:after="180"/>
+      </w:pPr>
+      <w:r>
+        <w:rPr>
+          <w:b w:val="0"/>
+        </w:rPr>
+        <w:t>Draw a fresh example with all three stages:</w:t>
+      </w:r>
+    </w:p>
+    <w:p>
+      <w:pPr>
+        <w:spacing w:line="336" w:lineRule="auto" w:after="180"/>
+      </w:pPr>
+      <w:r>
+        <w:rPr>
+          <w:b w:val="0"/>
+        </w:rPr>
+        <w:t xml:space="preserve">Every step connects a claim to observable </w:t>
+      </w:r>
+      <w:r>
+        <w:rPr>
+          <w:b/>
+        </w:rPr>
+        <w:t>evidence</w:t>
+      </w:r>
+      <w:r>
+        <w:rPr>
+          <w:b w:val="0"/>
+        </w:rPr>
+        <w:t>.</w:t>
+      </w:r>
+    </w:p>
+    <w:p>
+      <w:pPr>
+        <w:spacing w:line="336" w:lineRule="auto" w:after="180"/>
+      </w:pPr>
+      <w:r>
+        <w:rPr>
+          <w:b w:val="0"/>
+        </w:rPr>
+        <w:t xml:space="preserve">CASE Two readers can receive different book </w:t>
+      </w:r>
+      <w:r>
+        <w:rPr>
+          <w:b/>
+        </w:rPr>
+        <w:t>ranking</w:t>
+      </w:r>
+      <w:r>
+        <w:rPr>
+          <w:b w:val="0"/>
+        </w:rPr>
+        <w:t xml:space="preserve">s because their goals, reading level, interests, and novelty </w:t>
+      </w:r>
+      <w:r>
+        <w:rPr>
+          <w:b/>
+        </w:rPr>
+        <w:t>preference</w:t>
+      </w:r>
+      <w:r>
+        <w:rPr>
+          <w:b w:val="0"/>
+        </w:rPr>
+        <w:t>s differ.</w:t>
+      </w:r>
+    </w:p>
+    <w:p>
+      <w:pPr>
+        <w:spacing w:line="336" w:lineRule="auto" w:after="180"/>
+      </w:pPr>
+      <w:r>
+        <w:rPr>
+          <w:b w:val="0"/>
+        </w:rPr>
+        <w:t>STEP 1 — OBSERVE reader goals and candidate-book traits</w:t>
+      </w:r>
+    </w:p>
+    <w:p>
+      <w:pPr>
+        <w:spacing w:line="336" w:lineRule="auto" w:after="180"/>
+      </w:pPr>
+      <w:r>
+        <w:rPr>
+          <w:b w:val="0"/>
+        </w:rPr>
+        <w:t xml:space="preserve">STEP 2 — TRACE score and rank candidates with chosen </w:t>
+      </w:r>
+      <w:r>
+        <w:rPr>
+          <w:b/>
+        </w:rPr>
+        <w:t>tradeoff</w:t>
+      </w:r>
+      <w:r>
+        <w:rPr>
+          <w:b w:val="0"/>
+        </w:rPr>
+        <w:t>s</w:t>
+      </w:r>
+    </w:p>
+    <w:p>
+      <w:pPr>
+        <w:spacing w:line="336" w:lineRule="auto" w:after="180"/>
+      </w:pPr>
+      <w:r>
+        <w:rPr>
+          <w:b w:val="0"/>
+        </w:rPr>
+        <w:t xml:space="preserve">STEP 3 — CONCLUDE ordered </w:t>
+      </w:r>
+      <w:r>
+        <w:rPr>
+          <w:b/>
+        </w:rPr>
+        <w:t>recommendation</w:t>
+      </w:r>
+      <w:r>
+        <w:rPr>
+          <w:b w:val="0"/>
+        </w:rPr>
+        <w:t>s plus reasons</w:t>
+      </w:r>
+    </w:p>
+    <w:p>
+      <w:pPr>
+        <w:spacing w:line="336" w:lineRule="auto" w:after="180"/>
+      </w:pPr>
+      <w:r>
+        <w:rPr>
+          <w:b w:val="0"/>
+        </w:rPr>
+        <w:t xml:space="preserve">MODEL REASONING Use the same transparent scoring method with each reader's stated </w:t>
+      </w:r>
+      <w:r>
+        <w:rPr>
+          <w:b/>
+        </w:rPr>
+        <w:t>preference</w:t>
+      </w:r>
+      <w:r>
+        <w:rPr>
+          <w:b w:val="0"/>
+        </w:rPr>
+        <w:t xml:space="preserve">s. Different </w:t>
+      </w:r>
+      <w:r>
+        <w:rPr>
+          <w:b/>
+        </w:rPr>
+        <w:t>input</w:t>
+      </w:r>
+      <w:r>
+        <w:rPr>
+          <w:b w:val="0"/>
+        </w:rPr>
+        <w:t xml:space="preserve">s create different totals. Report </w:t>
+      </w:r>
+      <w:r>
+        <w:rPr>
+          <w:b/>
+        </w:rPr>
+        <w:t>tradeoff</w:t>
+      </w:r>
+      <w:r>
+        <w:rPr>
+          <w:b w:val="0"/>
+        </w:rPr>
+        <w:t>s, ties, and one option outside the top rank to preserve choice.</w:t>
+      </w:r>
+    </w:p>
+    <w:p>
+      <w:pPr>
+        <w:spacing w:line="336" w:lineRule="auto" w:after="180"/>
+      </w:pPr>
+      <w:r>
+        <w:rPr>
+          <w:b w:val="0"/>
+        </w:rPr>
+        <w:t xml:space="preserve">DO NOT OVERCLAIM A </w:t>
+      </w:r>
+      <w:r>
+        <w:rPr>
+          <w:b/>
+        </w:rPr>
+        <w:t>recommendation</w:t>
+      </w:r>
+      <w:r>
+        <w:rPr>
+          <w:b w:val="0"/>
+        </w:rPr>
+        <w:t xml:space="preserve"> optimizes chosen goals and data; it does not discover what a person truly wants.</w:t>
+      </w:r>
+    </w:p>
+    <w:p>
+      <w:pPr>
+        <w:spacing w:line="336" w:lineRule="auto" w:after="180"/>
+      </w:pPr>
+      <w:r>
+        <w:rPr>
+          <w:b w:val="0"/>
+        </w:rPr>
+        <w:t xml:space="preserve">What new </w:t>
+      </w:r>
+      <w:r>
+        <w:rPr>
+          <w:b/>
+        </w:rPr>
+        <w:t>evidence</w:t>
+      </w:r>
+      <w:r>
+        <w:rPr>
+          <w:b w:val="0"/>
+        </w:rPr>
+        <w:t xml:space="preserve"> could change this answer?</w:t>
+      </w:r>
+    </w:p>
+    <w:p>
+      <w:pPr>
+        <w:pStyle w:val="Heading3"/>
+      </w:pPr>
+      <w:r>
+        <w:t>Concrete teaching case</w:t>
+      </w:r>
+    </w:p>
+    <w:p>
+      <w:pPr>
+        <w:spacing w:line="336" w:lineRule="auto" w:after="180"/>
+      </w:pPr>
+      <w:r>
+        <w:rPr>
+          <w:b w:val="0"/>
+        </w:rPr>
+        <w:t>A recommender suggests adventure books after one adventure-book choice.</w:t>
+      </w:r>
+    </w:p>
+    <w:p>
+      <w:pPr>
+        <w:spacing w:line="336" w:lineRule="auto" w:after="180"/>
+      </w:pPr>
+      <w:r>
+        <w:rPr>
+          <w:b w:val="0"/>
+        </w:rPr>
+        <w:t xml:space="preserve">Explain its </w:t>
+      </w:r>
+      <w:r>
+        <w:rPr>
+          <w:b/>
+        </w:rPr>
+        <w:t>evidence</w:t>
+      </w:r>
+      <w:r>
+        <w:rPr>
+          <w:b w:val="0"/>
+        </w:rPr>
+        <w:t xml:space="preserve"> and limitation.</w:t>
+      </w:r>
+    </w:p>
+    <w:p>
+      <w:pPr>
+        <w:pStyle w:val="Heading3"/>
+      </w:pPr>
+      <w:r>
+        <w:t>Exact explanation to model</w:t>
+      </w:r>
+    </w:p>
+    <w:p>
+      <w:pPr>
+        <w:spacing w:line="336" w:lineRule="auto" w:after="180"/>
+      </w:pPr>
+      <w:r>
+        <w:rPr>
+          <w:b w:val="0"/>
+        </w:rPr>
+        <w:t>The past choice supports considering adventure, but does not capture every interest. Ask for feedback and offer variety.</w:t>
+      </w:r>
+    </w:p>
+    <w:p>
+      <w:pPr>
+        <w:pStyle w:val="Heading3"/>
+      </w:pPr>
+      <w:r>
+        <w:t>Explain the added worked example</w:t>
+      </w:r>
+    </w:p>
+    <w:p>
+      <w:pPr>
+        <w:pStyle w:val="Heading3"/>
+      </w:pPr>
+      <w:r>
+        <w:t>Key terms</w:t>
+      </w:r>
+    </w:p>
+    <w:tbl>
+      <w:tblPr>
+        <w:tblStyle w:val="LightShading-Accent1"/>
+        <w:tblW w:type="auto" w:w="0"/>
+        <w:tblLook w:firstColumn="1" w:firstRow="1" w:lastColumn="0" w:lastRow="0" w:noHBand="0" w:noVBand="1" w:val="04A0"/>
+      </w:tblPr>
+      <w:tblGrid>
+        <w:gridCol w:w="5112"/>
+        <w:gridCol w:w="5112"/>
+      </w:tblGrid>
+      <w:tr>
+        <w:trPr>
+          <w:tblHeader/>
+        </w:trPr>
+        <w:tc>
+          <w:tcPr>
+            <w:tcW w:type="dxa" w:w="5112"/>
+          </w:tcPr>
+          <w:p>
+            <w:r>
+              <w:t>Term</w:t>
+            </w:r>
+          </w:p>
+        </w:tc>
+        <w:tc>
+          <w:tcPr>
+            <w:tcW w:type="dxa" w:w="5112"/>
+          </w:tcPr>
+          <w:p>
+            <w:r>
+              <w:t>Meaning</w:t>
+            </w:r>
+          </w:p>
+        </w:tc>
+      </w:tr>
+      <w:tr>
+        <w:tc>
+          <w:tcPr>
+            <w:tcW w:type="dxa" w:w="5112"/>
+          </w:tcPr>
+          <w:p>
+            <w:r>
+              <w:t>Eligibility</w:t>
+            </w:r>
+          </w:p>
+        </w:tc>
+        <w:tc>
+          <w:tcPr>
+            <w:tcW w:type="dxa" w:w="5112"/>
+          </w:tcPr>
+          <w:p>
+            <w:r>
+              <w:t>Whether an item meets the requirements for consideration</w:t>
+            </w:r>
+          </w:p>
+        </w:tc>
+      </w:tr>
+      <w:tr>
+        <w:tc>
+          <w:tcPr>
+            <w:tcW w:type="dxa" w:w="5112"/>
+          </w:tcPr>
+          <w:p>
+            <w:r>
+              <w:t>Preference</w:t>
+            </w:r>
+          </w:p>
+        </w:tc>
+        <w:tc>
+          <w:tcPr>
+            <w:tcW w:type="dxa" w:w="5112"/>
+          </w:tcPr>
+          <w:p>
+            <w:r>
+              <w:t>A desired feature used to rank eligible choices</w:t>
+            </w:r>
+          </w:p>
+        </w:tc>
+      </w:tr>
+      <w:tr>
+        <w:tc>
+          <w:tcPr>
+            <w:tcW w:type="dxa" w:w="5112"/>
+          </w:tcPr>
+          <w:p>
+            <w:r>
+              <w:t>Recommendation</w:t>
+            </w:r>
+          </w:p>
+        </w:tc>
+        <w:tc>
+          <w:tcPr>
+            <w:tcW w:type="dxa" w:w="5112"/>
+          </w:tcPr>
+          <w:p>
+            <w:r>
+              <w:t>A suggested option produced under a stated process</w:t>
+            </w:r>
+          </w:p>
+        </w:tc>
+      </w:tr>
+      <w:tr>
+        <w:tc>
+          <w:tcPr>
+            <w:tcW w:type="dxa" w:w="5112"/>
+          </w:tcPr>
+          <w:p>
+            <w:r>
+              <w:t>Exposure</w:t>
+            </w:r>
+          </w:p>
+        </w:tc>
+        <w:tc>
+          <w:tcPr>
+            <w:tcW w:type="dxa" w:w="5112"/>
+          </w:tcPr>
+          <w:p>
+            <w:r>
+              <w:t>An opportunity for a person to see an item</w:t>
+            </w:r>
+          </w:p>
+        </w:tc>
+      </w:tr>
+      <w:tr>
+        <w:tc>
+          <w:tcPr>
+            <w:tcW w:type="dxa" w:w="5112"/>
+          </w:tcPr>
+          <w:p>
+            <w:r>
+              <w:t>Feedback loop</w:t>
+            </w:r>
+          </w:p>
+        </w:tc>
+        <w:tc>
+          <w:tcPr>
+            <w:tcW w:type="dxa" w:w="5112"/>
+          </w:tcPr>
+          <w:p>
+            <w:r>
+              <w:t>A process in which earlier recommendations influence the feedback used for later recommendations</w:t>
+            </w:r>
+          </w:p>
+        </w:tc>
+      </w:tr>
+    </w:tbl>
+    <w:p>
+      <w:pPr>
+        <w:pStyle w:val="Heading3"/>
+      </w:pPr>
+      <w:r>
+        <w:t>Model the reasoning aloud</w:t>
+      </w:r>
+    </w:p>
+    <w:p>
+      <w:pPr>
+        <w:spacing w:line="336" w:lineRule="auto" w:after="180"/>
+      </w:pPr>
+      <w:r>
+        <w:rPr>
+          <w:b w:val="0"/>
+        </w:rPr>
+        <w:t xml:space="preserve">Use the complete worked example below before asking learners to complete W2. Reveal a small part, invite a </w:t>
+      </w:r>
+      <w:r>
+        <w:rPr>
+          <w:b/>
+        </w:rPr>
+        <w:t>prediction</w:t>
+      </w:r>
+      <w:r>
+        <w:rPr>
+          <w:b w:val="0"/>
+        </w:rPr>
+        <w:t>, then explain the deciding step.</w:t>
+      </w:r>
+    </w:p>
+    <w:p>
+      <w:pPr>
+        <w:spacing w:line="336" w:lineRule="auto" w:after="180"/>
+      </w:pPr>
+      <w:r>
+        <w:rPr>
+          <w:b w:val="0"/>
+        </w:rPr>
+        <w:t>These teacher notes contain solutions; do not reveal the independent case answer during modelling.</w:t>
       </w:r>
     </w:p>
     <w:tbl>
@@ -2405,17 +2627,6 @@
     </w:tbl>
     <w:p>
       <w:pPr>
-        <w:spacing w:line="336" w:lineRule="auto" w:after="180"/>
-      </w:pPr>
-      <w:r>
-        <w:rPr>
-          <w:b w:val="0"/>
-        </w:rPr>
-        <w:t>Use the diagram and verbal explanation together. Ask learners to match a sentence to a specific visual step; do not assign learners fixed visual or auditory learning styles.</w:t>
-      </w:r>
-    </w:p>
-    <w:p>
-      <w:pPr>
         <w:pStyle w:val="Heading3"/>
       </w:pPr>
       <w:r>
@@ -2424,73 +2635,10 @@
     </w:p>
     <w:p>
       <w:pPr>
-        <w:spacing w:line="336" w:lineRule="auto" w:after="180"/>
-      </w:pPr>
-      <w:r>
-        <w:rPr>
-          <w:b w:val="0"/>
-        </w:rPr>
-        <w:t>A fictional classroom break chooser recommends a suitable paper activity.</w:t>
-      </w:r>
-    </w:p>
-    <w:p>
-      <w:pPr>
         <w:pStyle w:val="Heading3"/>
       </w:pPr>
       <w:r>
         <w:t>The facts we will use</w:t>
-      </w:r>
-    </w:p>
-    <w:p>
-      <w:pPr>
-        <w:pStyle w:val="Heading3"/>
-      </w:pPr>
-      <w:r>
-        <w:t>Supplied facts</w:t>
-      </w:r>
-    </w:p>
-    <w:p>
-      <w:pPr>
-        <w:spacing w:line="336" w:lineRule="auto" w:after="180"/>
-        <w:shd w:fill="F1F6FC"/>
-      </w:pPr>
-      <w:r>
-        <w:rPr>
-          <w:b w:val="0"/>
-        </w:rPr>
-        <w:t xml:space="preserve">Must be quiet and take at most </w:t>
-      </w:r>
-      <w:r>
-        <w:rPr>
-          <w:b/>
-        </w:rPr>
-        <w:t>12 minutes</w:t>
-      </w:r>
-      <w:r>
-        <w:rPr>
-          <w:b w:val="0"/>
-        </w:rPr>
-        <w:t>. Score 2 for puzzles and 1 for solo.</w:t>
-      </w:r>
-    </w:p>
-    <w:p>
-      <w:pPr>
-        <w:pStyle w:val="Heading3"/>
-      </w:pPr>
-      <w:r>
-        <w:t>Supplied facts</w:t>
-      </w:r>
-    </w:p>
-    <w:p>
-      <w:pPr>
-        <w:spacing w:line="336" w:lineRule="auto" w:after="180"/>
-        <w:shd w:fill="F1F6FC"/>
-      </w:pPr>
-      <w:r>
-        <w:rPr>
-          <w:b w:val="0"/>
-        </w:rPr>
-        <w:t>A puzzle,solo,noisy,8 min; B puzzle,group,quiet,12 min; C drawing,solo,quiet,10 min.</w:t>
       </w:r>
     </w:p>
     <w:p>
@@ -2498,7 +2646,7 @@
         <w:drawing>
           <wp:inline xmlns:a="http://schemas.openxmlformats.org/drawingml/2006/main" xmlns:pic="http://schemas.openxmlformats.org/drawingml/2006/picture">
             <wp:extent cx="5486400" cy="3657600"/>
-            <wp:docPr id="1" name="Picture 1" descr="Requirements before preferences"/>
+            <wp:docPr id="3" name="Picture 3" descr="Requirements before preferences"/>
             <wp:cNvGraphicFramePr>
               <a:graphicFrameLocks noChangeAspect="1"/>
             </wp:cNvGraphicFramePr>
@@ -2510,7 +2658,7 @@
                     <pic:cNvPicPr/>
                   </pic:nvPicPr>
                   <pic:blipFill>
-                    <a:blip r:embed="rId9"/>
+                    <a:blip r:embed="rId11"/>
                     <a:stretch>
                       <a:fillRect/>
                     </a:stretch>
@@ -2534,7 +2682,7 @@
         <w:drawing>
           <wp:inline xmlns:a="http://schemas.openxmlformats.org/drawingml/2006/main" xmlns:pic="http://schemas.openxmlformats.org/drawingml/2006/picture">
             <wp:extent cx="5346057" cy="5943599"/>
-            <wp:docPr id="2" name="Picture 2" descr="Recommendations. Requirements: Reject A because it is noisy despite a preference score of 3.. Eligible candidates: B and C both satisfy time and quiet requirements.. Preference scores: B scores 2; C scores 1.. Recommend: Choose B; preserve the reasons and any later feedback."/>
+            <wp:docPr id="4" name="Picture 4" descr="Recommendations. Requirements: Reject A because it is noisy despite a preference score of 3.. Eligible candidates: B and C both satisfy time and quiet requirements.. Preference scores: B scores 2; C scores 1.. Recommend: Choose B; preserve the reasons and any later feedback."/>
             <wp:cNvGraphicFramePr>
               <a:graphicFrameLocks noChangeAspect="1"/>
             </wp:cNvGraphicFramePr>
@@ -2546,7 +2694,7 @@
                     <pic:cNvPicPr/>
                   </pic:nvPicPr>
                   <pic:blipFill>
-                    <a:blip r:embed="rId10"/>
+                    <a:blip r:embed="rId12"/>
                     <a:stretch>
                       <a:fillRect/>
                     </a:stretch>
@@ -2715,55 +2863,430 @@
         <w:pStyle w:val="Heading3"/>
       </w:pPr>
       <w:r>
-        <w:t>Why the result follows</w:t>
+        <w:t>What this example does not establish</w:t>
+      </w:r>
+    </w:p>
+    <w:p>
+      <w:pPr>
+        <w:pStyle w:val="Heading3"/>
+      </w:pPr>
+      <w:r>
+        <w:t>Change one thing in the pictured case</w:t>
+      </w:r>
+    </w:p>
+    <w:p>
+      <w:pPr>
+        <w:pStyle w:val="Heading3"/>
+      </w:pPr>
+      <w:r>
+        <w:t>Ask while showing the picture</w:t>
+      </w:r>
+    </w:p>
+    <w:p>
+      <w:pPr>
+        <w:pStyle w:val="Heading1"/>
+      </w:pPr>
+      <w:r>
+        <w:t>03. Guide the reasoning, then remove help</w:t>
+      </w:r>
+    </w:p>
+    <w:p>
+      <w:r>
+        <w:t>Collect a response from each learner before discussing the worked key.</w:t>
+      </w:r>
+    </w:p>
+    <w:p>
+      <w:pPr>
+        <w:pStyle w:val="Heading2"/>
+      </w:pPr>
+      <w:r>
+        <w:t>Prompt before revealing</w:t>
       </w:r>
     </w:p>
     <w:p>
       <w:pPr>
         <w:spacing w:line="336" w:lineRule="auto" w:after="180"/>
-        <w:shd w:fill="F1F6FC"/>
-      </w:pPr>
-      <w:r>
-        <w:rPr>
-          <w:b w:val="0"/>
-        </w:rPr>
-        <w:t xml:space="preserve">A hard requirement determines whether an option can be chosen at all. </w:t>
+      </w:pPr>
+      <w:r>
+        <w:rPr>
+          <w:b w:val="0"/>
+        </w:rPr>
+        <w:t xml:space="preserve">Completion task: Write an explanation of why J was recommended that mentions one </w:t>
       </w:r>
       <w:r>
         <w:rPr>
           <w:b/>
         </w:rPr>
-        <w:t>Preference</w:t>
-      </w:r>
-      <w:r>
-        <w:rPr>
-          <w:b w:val="0"/>
-        </w:rPr>
-        <w:t xml:space="preserve">s rank the eligible options. The apparent best </w:t>
+        <w:t>preference</w:t>
+      </w:r>
+      <w:r>
+        <w:rPr>
+          <w:b w:val="0"/>
+        </w:rPr>
+        <w:t xml:space="preserve"> it does not match. A marketer adds guaranteed enjoyment. Explain why that phrase is unsupported.</w:t>
+      </w:r>
+    </w:p>
+    <w:p>
+      <w:pPr>
+        <w:pStyle w:val="Heading2"/>
+      </w:pPr>
+      <w:r>
+        <w:t>Expected reasoning and fading help</w:t>
+      </w:r>
+    </w:p>
+    <w:p>
+      <w:pPr>
+        <w:spacing w:line="336" w:lineRule="auto" w:after="180"/>
+      </w:pPr>
+      <w:r>
+        <w:rPr>
+          <w:b w:val="0"/>
+        </w:rPr>
+        <w:t xml:space="preserve">Teacher check: J is available in English and its space topic earns 2, the highest score among eligible choices; it is prose rather than the preferred comic. The rule supplies a </w:t>
       </w:r>
       <w:r>
         <w:rPr>
           <w:b/>
         </w:rPr>
+        <w:t>ranking</w:t>
+      </w:r>
+      <w:r>
+        <w:rPr>
+          <w:b w:val="0"/>
+        </w:rPr>
+        <w:t xml:space="preserve">, not </w:t>
+      </w:r>
+      <w:r>
+        <w:rPr>
+          <w:b/>
+        </w:rPr>
+        <w:t>evidence</w:t>
+      </w:r>
+      <w:r>
+        <w:rPr>
+          <w:b w:val="0"/>
+        </w:rPr>
+        <w:t xml:space="preserve"> guaranteeing enjoyment.</w:t>
+      </w:r>
+    </w:p>
+    <w:p>
+      <w:pPr>
+        <w:spacing w:line="336" w:lineRule="auto" w:after="180"/>
+      </w:pPr>
+      <w:r>
+        <w:rPr>
+          <w:b w:val="0"/>
+        </w:rPr>
+        <w:t xml:space="preserve">Start by identifying the given </w:t>
+      </w:r>
+      <w:r>
+        <w:rPr>
+          <w:b/>
+        </w:rPr>
+        <w:t>input</w:t>
+      </w:r>
+      <w:r>
+        <w:rPr>
+          <w:b w:val="0"/>
+        </w:rPr>
+        <w:t>s together. Leave the intermediate steps blank. If needed, model one step, then withdraw that help on the next step. Move to a full trace only when the partial trace is understood.</w:t>
+      </w:r>
+    </w:p>
+    <w:p>
+      <w:pPr>
+        <w:spacing w:line="336" w:lineRule="auto" w:after="180"/>
+      </w:pPr>
+      <w:r>
+        <w:rPr>
+          <w:b w:val="0"/>
+        </w:rPr>
+        <w:t>For partners, alternate explainer and checker; collect a response from every learner before discussion.</w:t>
+      </w:r>
+    </w:p>
+    <w:p>
+      <w:pPr>
+        <w:pStyle w:val="Heading2"/>
+      </w:pPr>
+      <w:r>
+        <w:t>Check the misconception before discussion</w:t>
+      </w:r>
+    </w:p>
+    <w:p>
+      <w:pPr>
+        <w:spacing w:line="336" w:lineRule="auto" w:after="180"/>
+      </w:pPr>
+      <w:r>
+        <w:rPr>
+          <w:b w:val="0"/>
+        </w:rPr>
+        <w:t xml:space="preserve">Use the worked case for </w:t>
+      </w:r>
+      <w:r>
+        <w:rPr>
+          <w:b/>
+        </w:rPr>
+        <w:t>Recommendation</w:t>
+      </w:r>
+      <w:r>
+        <w:rPr>
+          <w:b w:val="0"/>
+        </w:rPr>
+        <w:t>s and feedback. Proposed explanation: “A high score can cancel a failed requirement”. Decide whether this explanation is supported.</w:t>
+      </w:r>
+    </w:p>
+    <w:p>
+      <w:pPr>
+        <w:spacing w:line="336" w:lineRule="auto" w:after="180"/>
+      </w:pPr>
+      <w:r>
+        <w:rPr>
+          <w:b w:val="0"/>
+        </w:rPr>
+        <w:t>Point to the step or supplied fact that decides; explain your repair if needed.</w:t>
+      </w:r>
+    </w:p>
+    <w:p>
+      <w:pPr>
+        <w:spacing w:line="336" w:lineRule="auto" w:after="180"/>
+      </w:pPr>
+      <w:r>
+        <w:rPr>
+          <w:b w:val="0"/>
+        </w:rPr>
+        <w:t xml:space="preserve">Expected correction: Filter on requirements before </w:t>
+      </w:r>
+      <w:r>
+        <w:rPr>
+          <w:b/>
+        </w:rPr>
+        <w:t>ranking</w:t>
+      </w:r>
+      <w:r>
+        <w:rPr>
+          <w:b w:val="0"/>
+        </w:rPr>
+        <w:t xml:space="preserve"> </w:t>
+      </w:r>
+      <w:r>
+        <w:rPr>
+          <w:b/>
+        </w:rPr>
         <w:t>preference</w:t>
       </w:r>
       <w:r>
         <w:rPr>
           <w:b w:val="0"/>
         </w:rPr>
-        <w:t xml:space="preserve"> match, A, is not suitable under the quiet requirement.</w:t>
+        <w:t>s.</w:t>
       </w:r>
     </w:p>
     <w:p>
       <w:pPr>
         <w:spacing w:line="336" w:lineRule="auto" w:after="180"/>
-        <w:shd w:fill="F1F6FC"/>
-      </w:pPr>
-      <w:r>
-        <w:rPr>
-          <w:b w:val="0"/>
-        </w:rPr>
-        <w:t>If a learner clicks C instead, the event alone does not tell us whether they disliked B, misclicked or wanted variety.</w:t>
+      </w:pPr>
+      <w:r>
+        <w:rPr>
+          <w:b w:val="0"/>
+        </w:rPr>
+        <w:t>Collect explanations, not only yes/no votes. If a misunderstanding is common, re-model the relevant step for the class.</w:t>
+      </w:r>
+    </w:p>
+    <w:p>
+      <w:pPr>
+        <w:spacing w:line="336" w:lineRule="auto" w:after="180"/>
+      </w:pPr>
+      <w:r>
+        <w:rPr>
+          <w:b w:val="0"/>
+        </w:rPr>
+        <w:t>If it affects a few learners, give a short targeted group explanation while others solve a more demanding variation.</w:t>
+      </w:r>
+    </w:p>
+    <w:p>
+      <w:pPr>
+        <w:pStyle w:val="Heading2"/>
+      </w:pPr>
+      <w:r>
+        <w:t>Use the pictorial check</w:t>
+      </w:r>
+    </w:p>
+    <w:p>
+      <w:pPr>
+        <w:spacing w:line="336" w:lineRule="auto" w:after="180"/>
+      </w:pPr>
+      <w:r>
+        <w:rPr>
+          <w:b w:val="0"/>
+        </w:rPr>
+        <w:t xml:space="preserve">Why does the </w:t>
+      </w:r>
+      <w:r>
+        <w:rPr>
+          <w:b/>
+        </w:rPr>
+        <w:t>recommendation</w:t>
+      </w:r>
+      <w:r>
+        <w:rPr>
+          <w:b w:val="0"/>
+        </w:rPr>
+        <w:t xml:space="preserve"> change without changing anyone’s </w:t>
+      </w:r>
+      <w:r>
+        <w:rPr>
+          <w:b/>
+        </w:rPr>
+        <w:t>preference</w:t>
+      </w:r>
+      <w:r>
+        <w:rPr>
+          <w:b w:val="0"/>
+        </w:rPr>
+        <w:t>s?</w:t>
+      </w:r>
+    </w:p>
+    <w:p>
+      <w:pPr>
+        <w:spacing w:line="336" w:lineRule="auto" w:after="180"/>
+      </w:pPr>
+      <w:r>
+        <w:rPr>
+          <w:b w:val="0"/>
+        </w:rPr>
+        <w:t xml:space="preserve">The requirement changes </w:t>
+      </w:r>
+      <w:r>
+        <w:rPr>
+          <w:b/>
+        </w:rPr>
+        <w:t>eligibility</w:t>
+      </w:r>
+      <w:r>
+        <w:rPr>
+          <w:b w:val="0"/>
+        </w:rPr>
+        <w:t xml:space="preserve">. C becomes the only eligible choice even though B would still score more </w:t>
+      </w:r>
+      <w:r>
+        <w:rPr>
+          <w:b/>
+        </w:rPr>
+        <w:t>preference</w:t>
+      </w:r>
+      <w:r>
+        <w:rPr>
+          <w:b w:val="0"/>
+        </w:rPr>
+        <w:t xml:space="preserve"> points.</w:t>
+      </w:r>
+    </w:p>
+    <w:p>
+      <w:pPr>
+        <w:spacing w:line="336" w:lineRule="auto" w:after="180"/>
+      </w:pPr>
+      <w:r>
+        <w:rPr>
+          <w:b w:val="0"/>
+        </w:rPr>
+        <w:t xml:space="preserve">Changed-case reasoning: Only C remains eligible and is recommended. B takes </w:t>
+      </w:r>
+      <w:r>
+        <w:rPr>
+          <w:b/>
+        </w:rPr>
+        <w:t>12 minutes</w:t>
+      </w:r>
+      <w:r>
+        <w:rPr>
+          <w:b w:val="0"/>
+        </w:rPr>
+        <w:t>; A is still noisy.</w:t>
+      </w:r>
+    </w:p>
+    <w:p>
+      <w:pPr>
+        <w:spacing w:line="336" w:lineRule="auto" w:after="180"/>
+      </w:pPr>
+      <w:r>
+        <w:rPr>
+          <w:b w:val="0"/>
+        </w:rPr>
+        <w:t xml:space="preserve">Collect each learner’s explanation before discussion. Use the first missing connection between </w:t>
+      </w:r>
+      <w:r>
+        <w:rPr>
+          <w:b/>
+        </w:rPr>
+        <w:t>input</w:t>
+      </w:r>
+      <w:r>
+        <w:rPr>
+          <w:b w:val="0"/>
+        </w:rPr>
+        <w:t xml:space="preserve">, deciding step and result to choose support. This question is worked-case practice, not fresh mastery </w:t>
+      </w:r>
+      <w:r>
+        <w:rPr>
+          <w:b/>
+        </w:rPr>
+        <w:t>evidence</w:t>
+      </w:r>
+      <w:r>
+        <w:rPr>
+          <w:b w:val="0"/>
+        </w:rPr>
+        <w:t>.</w:t>
+      </w:r>
+    </w:p>
+    <w:p>
+      <w:pPr>
+        <w:pStyle w:val="Heading2"/>
+      </w:pPr>
+      <w:r>
+        <w:t>Keep each learner explaining</w:t>
+      </w:r>
+    </w:p>
+    <w:p>
+      <w:pPr>
+        <w:pStyle w:val="ListBullet"/>
+      </w:pPr>
+      <w:r>
+        <w:t>Ask: Which facts are given, and which would we have to assume? Learners mark relevant details before discussing answers.</w:t>
+      </w:r>
+    </w:p>
+    <w:p>
+      <w:pPr>
+        <w:pStyle w:val="ListBullet"/>
+      </w:pPr>
+      <w:r>
+        <w:t>Say: Predict first. Show the rule, information path or calculation that would produce the result. A correct guess is not yet an explanation.</w:t>
+      </w:r>
+    </w:p>
+    <w:p>
+      <w:pPr>
+        <w:pStyle w:val="ListBullet"/>
+      </w:pPr>
+      <w:r>
+        <w:t>In pairs, one learner solves while the other checks evidence; exchange roles. Remove the worked answer before independent assessment.</w:t>
+      </w:r>
+    </w:p>
+    <w:p>
+      <w:pPr>
+        <w:pStyle w:val="Heading2"/>
+      </w:pPr>
+      <w:r>
+        <w:t>Earlier wording, alternatives and picture transcripts · reference / check after trying</w:t>
+      </w:r>
+    </w:p>
+    <w:p>
+      <w:pPr>
+        <w:spacing w:line="336" w:lineRule="auto" w:after="180"/>
+      </w:pPr>
+      <w:r>
+        <w:rPr>
+          <w:b w:val="0"/>
+        </w:rPr>
+        <w:t>Demonstrate and guide practice</w:t>
       </w:r>
     </w:p>
     <w:p>
@@ -2771,7 +3294,75 @@
         <w:pStyle w:val="Heading3"/>
       </w:pPr>
       <w:r>
-        <w:t>What this example does not establish</w:t>
+        <w:t>Board sequence</w:t>
+      </w:r>
+    </w:p>
+    <w:p>
+      <w:pPr>
+        <w:spacing w:line="336" w:lineRule="auto" w:after="180"/>
+      </w:pPr>
+      <w:r>
+        <w:rPr>
+          <w:b w:val="0"/>
+        </w:rPr>
+        <w:t>Write the given facts: A recommender suggests adventure books after one adventure-book choice.</w:t>
+      </w:r>
+    </w:p>
+    <w:p>
+      <w:pPr>
+        <w:spacing w:line="336" w:lineRule="auto" w:after="180"/>
+      </w:pPr>
+      <w:r>
+        <w:rPr>
+          <w:b w:val="0"/>
+        </w:rPr>
+        <w:t xml:space="preserve">Write the question to explain: Explain its </w:t>
+      </w:r>
+      <w:r>
+        <w:rPr>
+          <w:b/>
+        </w:rPr>
+        <w:t>evidence</w:t>
+      </w:r>
+      <w:r>
+        <w:rPr>
+          <w:b w:val="0"/>
+        </w:rPr>
+        <w:t xml:space="preserve"> and limitation.</w:t>
+      </w:r>
+    </w:p>
+    <w:p>
+      <w:pPr>
+        <w:spacing w:line="336" w:lineRule="auto" w:after="180"/>
+      </w:pPr>
+      <w:r>
+        <w:rPr>
+          <w:b w:val="0"/>
+        </w:rPr>
+        <w:t xml:space="preserve">Reveal after </w:t>
+      </w:r>
+      <w:r>
+        <w:rPr>
+          <w:b/>
+        </w:rPr>
+        <w:t>prediction</w:t>
+      </w:r>
+      <w:r>
+        <w:rPr>
+          <w:b w:val="0"/>
+        </w:rPr>
+        <w:t>s: The past choice supports considering adventure, but does not capture every interest. Ask for feedback and offer variety.</w:t>
+      </w:r>
+    </w:p>
+    <w:p>
+      <w:pPr>
+        <w:spacing w:line="336" w:lineRule="auto" w:after="180"/>
+      </w:pPr>
+      <w:r>
+        <w:rPr>
+          <w:b w:val="0"/>
+        </w:rPr>
+        <w:t>Use the earlier changed question as optional later practice. Reserve Transfer the process to activities for the first independent attempt before hints or feedback.</w:t>
       </w:r>
     </w:p>
     <w:p>
@@ -2779,386 +3370,18 @@
         <w:pStyle w:val="Heading3"/>
       </w:pPr>
       <w:r>
-        <w:t>Keep the stated limit</w:t>
+        <w:t>Classroom dialogue</w:t>
       </w:r>
     </w:p>
     <w:p>
       <w:pPr>
         <w:spacing w:line="336" w:lineRule="auto" w:after="180"/>
-        <w:shd w:fill="FFF5E6"/>
-      </w:pPr>
-      <w:r>
-        <w:rPr>
-          <w:b w:val="0"/>
-        </w:rPr>
-        <w:t xml:space="preserve">One click is an observed event, not proof of satisfaction or a stable personal </w:t>
-      </w:r>
-      <w:r>
-        <w:rPr>
-          <w:b/>
-        </w:rPr>
-        <w:t>preference</w:t>
-      </w:r>
-      <w:r>
-        <w:rPr>
-          <w:b w:val="0"/>
-        </w:rPr>
-        <w:t>.</w:t>
-      </w:r>
-    </w:p>
-    <w:p>
-      <w:pPr>
-        <w:pStyle w:val="Heading3"/>
-      </w:pPr>
-      <w:r>
-        <w:t>Change one thing in the pictured case</w:t>
-      </w:r>
-    </w:p>
-    <w:p>
-      <w:pPr>
-        <w:pStyle w:val="Heading3"/>
-      </w:pPr>
-      <w:r>
-        <w:t>Change one thing</w:t>
-      </w:r>
-    </w:p>
-    <w:p>
-      <w:pPr>
-        <w:spacing w:line="336" w:lineRule="auto" w:after="180"/>
-        <w:shd w:fill="F5F1FB"/>
-      </w:pPr>
-      <w:r>
-        <w:rPr>
-          <w:b w:val="0"/>
-        </w:rPr>
-        <w:t>Change: Change the maximum time to 10 minutes.</w:t>
-      </w:r>
-    </w:p>
-    <w:p>
-      <w:pPr>
-        <w:pStyle w:val="Heading3"/>
-      </w:pPr>
-      <w:r>
-        <w:t>Predicted result</w:t>
-      </w:r>
-    </w:p>
-    <w:p>
-      <w:pPr>
-        <w:spacing w:line="336" w:lineRule="auto" w:after="180"/>
-        <w:shd w:fill="F1F6FC"/>
-      </w:pPr>
-      <w:r>
-        <w:rPr>
-          <w:b/>
-        </w:rPr>
-        <w:t>Prediction</w:t>
-      </w:r>
-      <w:r>
-        <w:rPr>
-          <w:b w:val="0"/>
-        </w:rPr>
-        <w:t>: Only C remains eligible and is recommended.</w:t>
-      </w:r>
-    </w:p>
-    <w:p>
-      <w:pPr>
-        <w:pStyle w:val="Heading3"/>
-      </w:pPr>
-      <w:r>
-        <w:t>Why the result follows</w:t>
-      </w:r>
-    </w:p>
-    <w:p>
-      <w:pPr>
-        <w:spacing w:line="336" w:lineRule="auto" w:after="180"/>
-        <w:shd w:fill="F1F6FC"/>
-      </w:pPr>
-      <w:r>
-        <w:rPr>
-          <w:b w:val="0"/>
-        </w:rPr>
-        <w:t xml:space="preserve">Reason: B takes </w:t>
-      </w:r>
-      <w:r>
-        <w:rPr>
-          <w:b/>
-        </w:rPr>
-        <w:t>12 minutes</w:t>
-      </w:r>
-      <w:r>
-        <w:rPr>
-          <w:b w:val="0"/>
-        </w:rPr>
-        <w:t>; A is still noisy.</w:t>
-      </w:r>
-    </w:p>
-    <w:p>
-      <w:pPr>
-        <w:pStyle w:val="Heading3"/>
-      </w:pPr>
-      <w:r>
-        <w:t>Ask while showing the picture</w:t>
-      </w:r>
-    </w:p>
-    <w:p>
-      <w:pPr>
-        <w:pStyle w:val="Heading3"/>
-      </w:pPr>
-      <w:r>
-        <w:t>Ask while showing the picture · 5</w:t>
-      </w:r>
-    </w:p>
-    <w:p>
-      <w:pPr>
-        <w:spacing w:line="336" w:lineRule="auto" w:after="180"/>
-      </w:pPr>
-      <w:r>
-        <w:rPr>
-          <w:b w:val="0"/>
-        </w:rPr>
-        <w:t xml:space="preserve">Cover the result. Ask learners to name the </w:t>
-      </w:r>
-      <w:r>
-        <w:rPr>
-          <w:b/>
-        </w:rPr>
-        <w:t>input</w:t>
-      </w:r>
-      <w:r>
-        <w:rPr>
-          <w:b w:val="0"/>
-        </w:rPr>
-        <w:t xml:space="preserve">s and predict the next step. Uncover one step, connect the icon to the actual procedure, and explain its </w:t>
-      </w:r>
-      <w:r>
-        <w:rPr>
-          <w:b/>
-        </w:rPr>
-        <w:t>evidence</w:t>
-      </w:r>
-      <w:r>
-        <w:rPr>
-          <w:b w:val="0"/>
-        </w:rPr>
-        <w:t>. Then change the supplied condition and compare.</w:t>
-      </w:r>
-    </w:p>
-    <w:p>
-      <w:pPr>
-        <w:spacing w:line="336" w:lineRule="auto" w:after="180"/>
-      </w:pPr>
-      <w:r>
-        <w:rPr>
-          <w:b w:val="0"/>
-        </w:rPr>
-        <w:t>The picture is a representation; it does not document execution of a real AI model.</w:t>
-      </w:r>
-    </w:p>
-    <w:p>
-      <w:pPr>
-        <w:pStyle w:val="Heading1"/>
-      </w:pPr>
-      <w:r>
-        <w:t>03. Demonstrate and guide practice</w:t>
-      </w:r>
-    </w:p>
-    <w:p>
-      <w:r>
-        <w:t>Demonstrate Recommendations, reduce support deliberately and check individual reasoning before discussing answers.</w:t>
-      </w:r>
-    </w:p>
-    <w:p>
-      <w:pPr>
-        <w:pStyle w:val="Heading3"/>
-      </w:pPr>
-      <w:r>
-        <w:t>Board sequence</w:t>
-      </w:r>
-    </w:p>
-    <w:p>
-      <w:pPr>
-        <w:pStyle w:val="Heading3"/>
-      </w:pPr>
-      <w:r>
-        <w:t>1. Put the facts on the board</w:t>
-      </w:r>
-    </w:p>
-    <w:p>
-      <w:pPr>
-        <w:spacing w:line="336" w:lineRule="auto" w:after="180"/>
-        <w:shd w:fill="F4F9FC"/>
-      </w:pPr>
-      <w:r>
-        <w:rPr>
-          <w:b w:val="0"/>
-        </w:rPr>
-        <w:t>Write the given facts: A recommender suggests adventure books after one adventure-book choice.</w:t>
-      </w:r>
-    </w:p>
-    <w:p>
-      <w:pPr>
-        <w:pStyle w:val="Heading3"/>
-      </w:pPr>
-      <w:r>
-        <w:t>2. State the decision to explain</w:t>
-      </w:r>
-    </w:p>
-    <w:p>
-      <w:pPr>
-        <w:spacing w:line="336" w:lineRule="auto" w:after="180"/>
-        <w:shd w:fill="F4F9FC"/>
-      </w:pPr>
-      <w:r>
-        <w:rPr>
-          <w:b w:val="0"/>
-        </w:rPr>
-        <w:t xml:space="preserve">Write the question to explain: Explain its </w:t>
-      </w:r>
-      <w:r>
-        <w:rPr>
-          <w:b/>
-        </w:rPr>
-        <w:t>evidence</w:t>
-      </w:r>
-      <w:r>
-        <w:rPr>
-          <w:b w:val="0"/>
-        </w:rPr>
-        <w:t xml:space="preserve"> and limitation.</w:t>
-      </w:r>
-    </w:p>
-    <w:p>
-      <w:pPr>
-        <w:pStyle w:val="Heading3"/>
-      </w:pPr>
-      <w:r>
-        <w:t>3. Reveal the worked reasoning</w:t>
-      </w:r>
-    </w:p>
-    <w:p>
-      <w:pPr>
-        <w:spacing w:line="336" w:lineRule="auto" w:after="180"/>
-        <w:shd w:fill="F1F6FC"/>
-      </w:pPr>
-      <w:r>
-        <w:rPr>
-          <w:b w:val="0"/>
-        </w:rPr>
-        <w:t xml:space="preserve">Reveal after </w:t>
-      </w:r>
-      <w:r>
-        <w:rPr>
-          <w:b/>
-        </w:rPr>
-        <w:t>prediction</w:t>
-      </w:r>
-      <w:r>
-        <w:rPr>
-          <w:b w:val="0"/>
-        </w:rPr>
-        <w:t>s: The past choice supports considering adventure, but does not capture every interest. Ask for feedback and offer variety.</w:t>
-      </w:r>
-    </w:p>
-    <w:p>
-      <w:pPr>
-        <w:pStyle w:val="Heading3"/>
-      </w:pPr>
-      <w:r>
-        <w:t>Hold back the independent task</w:t>
-      </w:r>
-    </w:p>
-    <w:p>
-      <w:pPr>
-        <w:spacing w:line="336" w:lineRule="auto" w:after="180"/>
-        <w:shd w:fill="F5F1FB"/>
-      </w:pPr>
-      <w:r>
-        <w:rPr>
-          <w:b w:val="0"/>
-        </w:rPr>
-        <w:t>Keep for an independent attempt: A recommender suggests a space book because you liked two space books. Does the suggestion prove you will enjoy it? What feedback could help next time?</w:t>
-      </w:r>
-    </w:p>
-    <w:p>
-      <w:pPr>
-        <w:pStyle w:val="Heading3"/>
-      </w:pPr>
-      <w:r>
-        <w:t>Classroom dialogue</w:t>
-      </w:r>
-    </w:p>
-    <w:p>
-      <w:pPr>
-        <w:pStyle w:val="Heading3"/>
-      </w:pPr>
-      <w:r>
-        <w:t>Ask the class</w:t>
-      </w:r>
-    </w:p>
-    <w:p>
-      <w:pPr>
-        <w:spacing w:line="336" w:lineRule="auto" w:after="180"/>
-        <w:shd w:fill="F5F1FB"/>
-      </w:pPr>
-      <w:r>
-        <w:rPr>
-          <w:b w:val="0"/>
-        </w:rPr>
-        <w:t>Ask: Which facts are given, and which would we have to assume? Learners mark relevant details before discussing answers.</w:t>
-      </w:r>
-    </w:p>
-    <w:p>
-      <w:pPr>
-        <w:pStyle w:val="Heading3"/>
-      </w:pPr>
-      <w:r>
-        <w:t>Language to model</w:t>
-      </w:r>
-    </w:p>
-    <w:p>
-      <w:pPr>
-        <w:spacing w:line="336" w:lineRule="auto" w:after="180"/>
-        <w:shd w:fill="F1F6F8"/>
-      </w:pPr>
-      <w:r>
-        <w:rPr>
-          <w:b w:val="0"/>
-        </w:rPr>
-        <w:t>Say: Predict first. Show the rule, information path or calculation that would produce the result. A correct guess is not yet an explanation.</w:t>
-      </w:r>
-    </w:p>
-    <w:p>
-      <w:pPr>
-        <w:spacing w:line="336" w:lineRule="auto" w:after="180"/>
       </w:pPr>
       <w:r>
         <w:rPr>
           <w:b w:val="0"/>
         </w:rPr>
         <w:t>Reveal reasoning one step at a time. Explain why a tempting alternative fails. Write units and denominators for arithmetic, trace conditions for decisions, and identify supporting sources for claims.</w:t>
-      </w:r>
-    </w:p>
-    <w:p>
-      <w:pPr>
-        <w:spacing w:line="336" w:lineRule="auto" w:after="180"/>
-      </w:pPr>
-      <w:r>
-        <w:rPr>
-          <w:b w:val="0"/>
-        </w:rPr>
-        <w:t xml:space="preserve">In pairs, one learner solves while the other checks </w:t>
-      </w:r>
-      <w:r>
-        <w:rPr>
-          <w:b/>
-        </w:rPr>
-        <w:t>evidence</w:t>
-      </w:r>
-      <w:r>
-        <w:rPr>
-          <w:b w:val="0"/>
-        </w:rPr>
-        <w:t>; exchange roles. Remove the worked answer before independent assessment.</w:t>
       </w:r>
     </w:p>
     <w:p>
@@ -3436,584 +3659,103 @@
         <w:pStyle w:val="Heading3"/>
       </w:pPr>
       <w:r>
-        <w:t>Completion practice</w:t>
+        <w:t>Individual reasoning check</w:t>
+      </w:r>
+    </w:p>
+    <w:p>
+      <w:pPr>
+        <w:pStyle w:val="Heading3"/>
+      </w:pPr>
+      <w:r>
+        <w:t>Pictorial practice question</w:t>
+      </w:r>
+    </w:p>
+    <w:p>
+      <w:pPr>
+        <w:pStyle w:val="Heading3"/>
+      </w:pPr>
+      <w:r>
+        <w:t>Reasoned teacher answer</w:t>
+      </w:r>
+    </w:p>
+    <w:p>
+      <w:pPr>
+        <w:pStyle w:val="Heading1"/>
+      </w:pPr>
+      <w:r>
+        <w:t>04. Run the supplied investigation</w:t>
+      </w:r>
+    </w:p>
+    <w:p>
+      <w:r>
+        <w:t>Keep expected results, observed paper traces and remaining limits distinguishable.</w:t>
+      </w:r>
+    </w:p>
+    <w:p>
+      <w:pPr>
+        <w:pStyle w:val="Heading2"/>
+      </w:pPr>
+      <w:r>
+        <w:t>Supplied materials and answer guidance</w:t>
       </w:r>
     </w:p>
     <w:p>
       <w:pPr>
         <w:spacing w:line="336" w:lineRule="auto" w:after="180"/>
-        <w:shd w:fill="F5F1FB"/>
-      </w:pPr>
-      <w:r>
-        <w:rPr>
-          <w:b w:val="0"/>
-        </w:rPr>
-        <w:t xml:space="preserve">Completion task: Write an explanation of why J was recommended that mentions one </w:t>
-      </w:r>
-      <w:r>
-        <w:rPr>
-          <w:b/>
-        </w:rPr>
-        <w:t>preference</w:t>
-      </w:r>
-      <w:r>
-        <w:rPr>
-          <w:b w:val="0"/>
-        </w:rPr>
-        <w:t xml:space="preserve"> it does not match. A marketer adds guaranteed enjoyment. Explain why that phrase is unsupported.</w:t>
-      </w:r>
-    </w:p>
-    <w:p>
-      <w:pPr>
-        <w:pStyle w:val="Heading3"/>
-      </w:pPr>
-      <w:r>
-        <w:t>Reasoning to listen for</w:t>
-      </w:r>
-    </w:p>
-    <w:p>
-      <w:pPr>
-        <w:spacing w:line="336" w:lineRule="auto" w:after="180"/>
-        <w:shd w:fill="F1F6FC"/>
-      </w:pPr>
-      <w:r>
-        <w:rPr>
-          <w:b w:val="0"/>
-        </w:rPr>
-        <w:t xml:space="preserve">Teacher check: J is available in English and its space topic earns 2, the highest score among eligible choices; it is prose rather than the preferred comic. The rule supplies a </w:t>
-      </w:r>
-      <w:r>
-        <w:rPr>
-          <w:b/>
-        </w:rPr>
-        <w:t>ranking</w:t>
-      </w:r>
-      <w:r>
-        <w:rPr>
-          <w:b w:val="0"/>
-        </w:rPr>
-        <w:t xml:space="preserve">, not </w:t>
-      </w:r>
-      <w:r>
-        <w:rPr>
-          <w:b/>
-        </w:rPr>
-        <w:t>evidence</w:t>
-      </w:r>
-      <w:r>
-        <w:rPr>
-          <w:b w:val="0"/>
-        </w:rPr>
-        <w:t xml:space="preserve"> guaranteeing enjoyment.</w:t>
-      </w:r>
-    </w:p>
-    <w:p>
-      <w:pPr>
-        <w:spacing w:line="336" w:lineRule="auto" w:after="180"/>
-      </w:pPr>
-      <w:r>
-        <w:rPr>
-          <w:b w:val="0"/>
-        </w:rPr>
-        <w:t xml:space="preserve">Start by identifying the given </w:t>
-      </w:r>
-      <w:r>
-        <w:rPr>
-          <w:b/>
-        </w:rPr>
-        <w:t>input</w:t>
-      </w:r>
-      <w:r>
-        <w:rPr>
-          <w:b w:val="0"/>
-        </w:rPr>
-        <w:t>s together. Leave the intermediate steps blank. If needed, model one step, then withdraw that help on the next step. Move to a full trace only when the partial trace is understood.</w:t>
-      </w:r>
-    </w:p>
-    <w:p>
-      <w:pPr>
-        <w:spacing w:line="336" w:lineRule="auto" w:after="180"/>
-      </w:pPr>
-      <w:r>
-        <w:rPr>
-          <w:b w:val="0"/>
-        </w:rPr>
-        <w:t>For partners, alternate explainer and checker; collect a response from every learner before discussion.</w:t>
-      </w:r>
-    </w:p>
-    <w:p>
-      <w:pPr>
-        <w:pStyle w:val="Heading3"/>
-      </w:pPr>
-      <w:r>
-        <w:t>Individual reasoning check</w:t>
-      </w:r>
-    </w:p>
-    <w:p>
-      <w:pPr>
-        <w:spacing w:line="336" w:lineRule="auto" w:after="180"/>
-      </w:pPr>
-      <w:r>
-        <w:rPr>
-          <w:b w:val="0"/>
-        </w:rPr>
-        <w:t xml:space="preserve">Use the worked case for </w:t>
-      </w:r>
-      <w:r>
-        <w:rPr>
-          <w:b/>
-        </w:rPr>
-        <w:t>Recommendation</w:t>
-      </w:r>
-      <w:r>
-        <w:rPr>
-          <w:b w:val="0"/>
-        </w:rPr>
-        <w:t>s and feedback. Proposed explanation: “A high score can cancel a failed requirement”. Decide whether this explanation is supported.</w:t>
-      </w:r>
-    </w:p>
-    <w:p>
-      <w:pPr>
-        <w:spacing w:line="336" w:lineRule="auto" w:after="180"/>
-      </w:pPr>
-      <w:r>
-        <w:rPr>
-          <w:b w:val="0"/>
-        </w:rPr>
-        <w:t>Point to the step or supplied fact that decides; explain your repair if needed.</w:t>
-      </w:r>
-    </w:p>
-    <w:p>
-      <w:pPr>
-        <w:pStyle w:val="Heading3"/>
-      </w:pPr>
-      <w:r>
-        <w:t>Expected repair</w:t>
-      </w:r>
-    </w:p>
-    <w:p>
-      <w:pPr>
-        <w:spacing w:line="336" w:lineRule="auto" w:after="180"/>
-        <w:shd w:fill="F1F6FC"/>
-      </w:pPr>
-      <w:r>
-        <w:rPr>
-          <w:b w:val="0"/>
-        </w:rPr>
-        <w:t xml:space="preserve">Expected correction: Filter on requirements before </w:t>
-      </w:r>
-      <w:r>
-        <w:rPr>
-          <w:b/>
-        </w:rPr>
-        <w:t>ranking</w:t>
-      </w:r>
-      <w:r>
-        <w:rPr>
-          <w:b w:val="0"/>
-        </w:rPr>
-        <w:t xml:space="preserve"> </w:t>
-      </w:r>
-      <w:r>
-        <w:rPr>
-          <w:b/>
-        </w:rPr>
-        <w:t>preference</w:t>
-      </w:r>
-      <w:r>
-        <w:rPr>
-          <w:b w:val="0"/>
-        </w:rPr>
-        <w:t>s.</w:t>
-      </w:r>
-    </w:p>
-    <w:p>
-      <w:pPr>
-        <w:spacing w:line="336" w:lineRule="auto" w:after="180"/>
-      </w:pPr>
-      <w:r>
-        <w:rPr>
-          <w:b w:val="0"/>
-        </w:rPr>
-        <w:t>Collect explanations, not only yes/no votes. If a misunderstanding is common, re-model the relevant step for the class.</w:t>
-      </w:r>
-    </w:p>
-    <w:p>
-      <w:pPr>
-        <w:spacing w:line="336" w:lineRule="auto" w:after="180"/>
-      </w:pPr>
-      <w:r>
-        <w:rPr>
-          <w:b w:val="0"/>
-        </w:rPr>
-        <w:t>If it affects a few learners, give a short targeted group explanation while others solve a more demanding variation.</w:t>
-      </w:r>
-    </w:p>
-    <w:p>
-      <w:pPr>
-        <w:pStyle w:val="Heading3"/>
-      </w:pPr>
-      <w:r>
-        <w:t>Pictorial practice question</w:t>
-      </w:r>
-    </w:p>
-    <w:p>
-      <w:pPr>
-        <w:spacing w:line="336" w:lineRule="auto" w:after="180"/>
-        <w:shd w:fill="F5F1FB"/>
-      </w:pPr>
-      <w:r>
-        <w:rPr>
-          <w:b w:val="0"/>
-        </w:rPr>
-        <w:t xml:space="preserve">Why does the </w:t>
-      </w:r>
-      <w:r>
-        <w:rPr>
-          <w:b/>
-        </w:rPr>
-        <w:t>recommendation</w:t>
-      </w:r>
-      <w:r>
-        <w:rPr>
-          <w:b w:val="0"/>
-        </w:rPr>
-        <w:t xml:space="preserve"> change without changing anyone’s </w:t>
-      </w:r>
-      <w:r>
-        <w:rPr>
-          <w:b/>
-        </w:rPr>
-        <w:t>preference</w:t>
-      </w:r>
-      <w:r>
-        <w:rPr>
-          <w:b w:val="0"/>
-        </w:rPr>
-        <w:t>s?</w:t>
-      </w:r>
-    </w:p>
-    <w:p>
-      <w:pPr>
-        <w:pStyle w:val="Heading3"/>
-      </w:pPr>
-      <w:r>
-        <w:t>Reasoned teacher answer</w:t>
-      </w:r>
-    </w:p>
-    <w:p>
-      <w:pPr>
-        <w:spacing w:line="336" w:lineRule="auto" w:after="180"/>
-      </w:pPr>
-      <w:r>
-        <w:rPr>
-          <w:b w:val="0"/>
-        </w:rPr>
-        <w:t xml:space="preserve">The requirement changes </w:t>
-      </w:r>
-      <w:r>
-        <w:rPr>
-          <w:b/>
-        </w:rPr>
-        <w:t>eligibility</w:t>
-      </w:r>
-      <w:r>
-        <w:rPr>
-          <w:b w:val="0"/>
-        </w:rPr>
-        <w:t xml:space="preserve">. C becomes the only eligible choice even though B would still score more </w:t>
-      </w:r>
-      <w:r>
-        <w:rPr>
-          <w:b/>
-        </w:rPr>
-        <w:t>preference</w:t>
-      </w:r>
-      <w:r>
-        <w:rPr>
-          <w:b w:val="0"/>
-        </w:rPr>
-        <w:t xml:space="preserve"> points.</w:t>
-      </w:r>
-    </w:p>
-    <w:p>
-      <w:pPr>
-        <w:spacing w:line="336" w:lineRule="auto" w:after="180"/>
-      </w:pPr>
-      <w:r>
-        <w:rPr>
-          <w:b w:val="0"/>
-        </w:rPr>
-        <w:t xml:space="preserve">Changed-case reasoning: Only C remains eligible and is recommended. B takes </w:t>
-      </w:r>
-      <w:r>
-        <w:rPr>
-          <w:b/>
-        </w:rPr>
-        <w:t>12 minutes</w:t>
-      </w:r>
-      <w:r>
-        <w:rPr>
-          <w:b w:val="0"/>
-        </w:rPr>
-        <w:t>; A is still noisy.</w:t>
-      </w:r>
-    </w:p>
-    <w:p>
-      <w:pPr>
-        <w:spacing w:line="336" w:lineRule="auto" w:after="180"/>
-      </w:pPr>
-      <w:r>
-        <w:rPr>
-          <w:b w:val="0"/>
-        </w:rPr>
-        <w:t xml:space="preserve">Collect each learner’s explanation before discussion. Use the first missing connection between </w:t>
-      </w:r>
-      <w:r>
-        <w:rPr>
-          <w:b/>
-        </w:rPr>
-        <w:t>input</w:t>
-      </w:r>
-      <w:r>
-        <w:rPr>
-          <w:b w:val="0"/>
-        </w:rPr>
-        <w:t xml:space="preserve">, deciding step and result to choose support. This question is worked-case practice, not fresh mastery </w:t>
-      </w:r>
-      <w:r>
-        <w:rPr>
-          <w:b/>
-        </w:rPr>
-        <w:t>evidence</w:t>
-      </w:r>
-      <w:r>
-        <w:rPr>
-          <w:b w:val="0"/>
-        </w:rPr>
-        <w:t>.</w:t>
-      </w:r>
-    </w:p>
-    <w:p>
-      <w:pPr>
-        <w:pStyle w:val="Heading1"/>
-      </w:pPr>
-      <w:r>
-        <w:t>04. Run the weekly evidence lab</w:t>
-      </w:r>
-    </w:p>
-    <w:p>
-      <w:r>
-        <w:t>Run the Recommendations investigation and use the first unsupported step to choose a teaching response.</w:t>
-      </w:r>
-    </w:p>
-    <w:p>
-      <w:pPr>
-        <w:spacing w:line="336" w:lineRule="auto" w:after="180"/>
-      </w:pPr>
-      <w:r>
-        <w:rPr>
-          <w:b w:val="0"/>
-        </w:rPr>
-        <w:t xml:space="preserve">Predict first, test honestly, and explain what the </w:t>
-      </w:r>
-      <w:r>
-        <w:rPr>
-          <w:b/>
-        </w:rPr>
-        <w:t>evidence</w:t>
-      </w:r>
-      <w:r>
-        <w:rPr>
-          <w:b w:val="0"/>
-        </w:rPr>
-        <w:t xml:space="preserve"> means.</w:t>
-      </w:r>
-    </w:p>
-    <w:p>
-      <w:pPr>
-        <w:pStyle w:val="Heading3"/>
-      </w:pPr>
-      <w:r>
-        <w:t>1. Predict</w:t>
-      </w:r>
-    </w:p>
-    <w:p>
-      <w:pPr>
-        <w:spacing w:line="336" w:lineRule="auto" w:after="180"/>
-        <w:shd w:fill="F4F9FC"/>
-      </w:pPr>
-      <w:r>
-        <w:rPr>
-          <w:b w:val="0"/>
-        </w:rPr>
-        <w:t xml:space="preserve">State your </w:t>
-      </w:r>
-      <w:r>
-        <w:rPr>
-          <w:b/>
-        </w:rPr>
-        <w:t>prediction</w:t>
-      </w:r>
-      <w:r>
-        <w:rPr>
-          <w:b w:val="0"/>
-        </w:rPr>
-        <w:t xml:space="preserve"> before the result is known.</w:t>
-      </w:r>
-    </w:p>
-    <w:p>
-      <w:pPr>
-        <w:pStyle w:val="Heading3"/>
-      </w:pPr>
-      <w:r>
-        <w:t>2. Investigate</w:t>
-      </w:r>
-    </w:p>
-    <w:p>
-      <w:pPr>
-        <w:spacing w:line="336" w:lineRule="auto" w:after="180"/>
-        <w:shd w:fill="F4F9FC"/>
-      </w:pPr>
-      <w:r>
-        <w:rPr>
-          <w:b w:val="0"/>
-        </w:rPr>
-        <w:t xml:space="preserve">Complete the task: Score books for two readers; explain why </w:t>
-      </w:r>
-      <w:r>
-        <w:rPr>
-          <w:b/>
-        </w:rPr>
-        <w:t>ranking</w:t>
-      </w:r>
-      <w:r>
-        <w:rPr>
-          <w:b w:val="0"/>
-        </w:rPr>
-        <w:t>s differ.</w:t>
-      </w:r>
-    </w:p>
-    <w:p>
-      <w:pPr>
-        <w:pStyle w:val="Heading3"/>
-      </w:pPr>
-      <w:r>
-        <w:t>3. Compare cases</w:t>
-      </w:r>
-    </w:p>
-    <w:p>
-      <w:pPr>
-        <w:spacing w:line="336" w:lineRule="auto" w:after="180"/>
-        <w:shd w:fill="F4F9FC"/>
-      </w:pPr>
-      <w:r>
-        <w:rPr>
-          <w:b w:val="0"/>
-        </w:rPr>
+      </w:pPr>
+      <w:r>
+        <w:rPr>
+          <w:b w:val="0"/>
+        </w:rPr>
+        <w:t>For both fictional readers, only U and V are eligible; W fails language and X availability. R1 gives U=2,V=1 and recommends U. S1 gives U=1,V=2 and recommends V. If U and V availability become unknown, both are pending and no verified eligible option remains. R1’s shown-and-clicked U is an exposure and interaction record, not proof of enjoyment; unshown V is not a recorded rejection. Reserve Transfer the process to activities for the individual first attempt.</w:t>
+      </w:r>
+    </w:p>
+    <w:p>
+      <w:pPr>
+        <w:pStyle w:val="Heading2"/>
+      </w:pPr>
+      <w:r>
+        <w:t>Run and record</w:t>
+      </w:r>
+    </w:p>
+    <w:p>
+      <w:pPr>
+        <w:pStyle w:val="ListNumber"/>
+      </w:pPr>
+      <w:r>
+        <w:t>Complete the task: Score books for two readers; explain why rankings differ.</w:t>
+      </w:r>
+    </w:p>
+    <w:p>
+      <w:pPr>
+        <w:pStyle w:val="ListNumber"/>
+      </w:pPr>
+      <w:r>
         <w:t>Keep a normal case and an edge case clearly separated.</w:t>
       </w:r>
     </w:p>
     <w:p>
       <w:pPr>
-        <w:pStyle w:val="Heading3"/>
-      </w:pPr>
-      <w:r>
-        <w:t>4. Record honestly</w:t>
-      </w:r>
-    </w:p>
-    <w:p>
-      <w:pPr>
-        <w:spacing w:line="336" w:lineRule="auto" w:after="180"/>
-        <w:shd w:fill="F4F9FC"/>
-      </w:pPr>
-      <w:r>
-        <w:rPr>
-          <w:b w:val="0"/>
-        </w:rPr>
-        <w:t xml:space="preserve">Record what happened—even when it does not match your </w:t>
-      </w:r>
-      <w:r>
-        <w:rPr>
-          <w:b/>
-        </w:rPr>
-        <w:t>prediction</w:t>
-      </w:r>
-      <w:r>
-        <w:rPr>
-          <w:b w:val="0"/>
-        </w:rPr>
-        <w:t>.</w:t>
-      </w:r>
-    </w:p>
-    <w:p>
-      <w:pPr>
-        <w:pStyle w:val="Heading3"/>
-      </w:pPr>
-      <w:r>
-        <w:t>5. Explain and plan the next test</w:t>
-      </w:r>
-    </w:p>
-    <w:p>
-      <w:pPr>
-        <w:spacing w:line="336" w:lineRule="auto" w:after="180"/>
-        <w:shd w:fill="F4F9FC"/>
-      </w:pPr>
-      <w:r>
-        <w:rPr>
-          <w:b w:val="0"/>
-        </w:rPr>
+        <w:pStyle w:val="ListNumber"/>
+      </w:pPr>
+      <w:r>
+        <w:t>Record what happened—even when it does not match your prediction.</w:t>
+      </w:r>
+    </w:p>
+    <w:p>
+      <w:pPr>
+        <w:pStyle w:val="ListNumber"/>
+      </w:pPr>
+      <w:r>
         <w:t>Explain the result, one limitation, and the next useful test.</w:t>
       </w:r>
     </w:p>
     <w:p>
       <w:pPr>
-        <w:pStyle w:val="Heading3"/>
-      </w:pPr>
-      <w:r>
-        <w:t>Use a fresh case after support</w:t>
-      </w:r>
-    </w:p>
-    <w:p>
-      <w:pPr>
-        <w:spacing w:line="336" w:lineRule="auto" w:after="180"/>
-        <w:shd w:fill="FFF5E6"/>
-      </w:pPr>
-      <w:r>
-        <w:rPr>
-          <w:b w:val="0"/>
-        </w:rPr>
-        <w:t>INDEPENDENCE After support is removed, repeat the proof with a fresh case.</w:t>
-      </w:r>
-    </w:p>
-    <w:p>
-      <w:pPr>
-        <w:pStyle w:val="Heading3"/>
-      </w:pPr>
-      <w:r>
-        <w:t>Make the lab runnable</w:t>
-      </w:r>
-    </w:p>
-    <w:p>
-      <w:pPr>
-        <w:spacing w:line="336" w:lineRule="auto" w:after="180"/>
-      </w:pPr>
-      <w:r>
-        <w:rPr>
-          <w:b w:val="0"/>
-        </w:rPr>
-        <w:t>Use the concrete case as the shared normal case and the independent question as a second case. Each pair creates a boundary or missing-information case and predicts its result before testing.</w:t>
-      </w:r>
-    </w:p>
-    <w:p>
-      <w:pPr>
-        <w:spacing w:line="336" w:lineRule="auto" w:after="180"/>
-      </w:pPr>
-      <w:r>
-        <w:rPr>
-          <w:b w:val="0"/>
-        </w:rPr>
-        <w:t>Keep the expected result separate from an observed mistake.</w:t>
+        <w:pStyle w:val="Heading2"/>
+      </w:pPr>
+      <w:r>
+        <w:t>Keep an inspectable record</w:t>
       </w:r>
     </w:p>
     <w:tbl>
@@ -4164,42 +3906,45 @@
     </w:tbl>
     <w:p>
       <w:pPr>
-        <w:pStyle w:val="Heading3"/>
-      </w:pPr>
-      <w:r>
-        <w:t>Diagnose and reteach</w:t>
-      </w:r>
-    </w:p>
-    <w:p>
-      <w:pPr>
-        <w:pStyle w:val="Heading3"/>
-      </w:pPr>
-      <w:r>
-        <w:t>Find the unsupported claim</w:t>
+        <w:pStyle w:val="Heading2"/>
+      </w:pPr>
+      <w:r>
+        <w:t>Diagnose the first misunderstanding</w:t>
       </w:r>
     </w:p>
     <w:p>
       <w:pPr>
         <w:spacing w:line="336" w:lineRule="auto" w:after="180"/>
-        <w:shd w:fill="F5F1FB"/>
-      </w:pPr>
-      <w:r>
-        <w:rPr>
-          <w:b w:val="0"/>
-        </w:rPr>
-        <w:t xml:space="preserve">CLAIM TO REPAIR A </w:t>
+      </w:pPr>
+      <w:r>
+        <w:rPr>
+          <w:b w:val="0"/>
+        </w:rPr>
+        <w:t xml:space="preserve">A high score can cancel a failed requirement: Filter on requirements before </w:t>
       </w:r>
       <w:r>
         <w:rPr>
           <w:b/>
         </w:rPr>
-        <w:t>recommendation</w:t>
-      </w:r>
-      <w:r>
-        <w:rPr>
-          <w:b w:val="0"/>
-        </w:rPr>
-        <w:t xml:space="preserve"> decides what a person must choose.</w:t>
+        <w:t>ranking</w:t>
+      </w:r>
+      <w:r>
+        <w:rPr>
+          <w:b w:val="0"/>
+        </w:rPr>
+        <w:t xml:space="preserve"> </w:t>
+      </w:r>
+      <w:r>
+        <w:rPr>
+          <w:b/>
+        </w:rPr>
+        <w:t>preference</w:t>
+      </w:r>
+      <w:r>
+        <w:rPr>
+          <w:b w:val="0"/>
+        </w:rPr>
+        <w:t>s.</w:t>
       </w:r>
     </w:p>
     <w:p>
@@ -4210,7 +3955,19 @@
         <w:rPr>
           <w:b w:val="0"/>
         </w:rPr>
-        <w:t>For guessing, return to given facts and request a trace. For vocabulary without application, use one example and one non-example. For arithmetic errors, check the setup before the calculation.</w:t>
+        <w:t xml:space="preserve">A click proves enjoyment: It is an interaction; motive and satisfaction need further </w:t>
+      </w:r>
+      <w:r>
+        <w:rPr>
+          <w:b/>
+        </w:rPr>
+        <w:t>evidence</w:t>
+      </w:r>
+      <w:r>
+        <w:rPr>
+          <w:b w:val="0"/>
+        </w:rPr>
+        <w:t>.</w:t>
       </w:r>
     </w:p>
     <w:p>
@@ -4221,89 +3978,12 @@
         <w:rPr>
           <w:b w:val="0"/>
         </w:rPr>
-        <w:t>Finish with a different uncoached case before recording mastery.</w:t>
-      </w:r>
-    </w:p>
-    <w:p>
-      <w:pPr>
-        <w:pStyle w:val="Heading3"/>
-      </w:pPr>
-      <w:r>
-        <w:t>Address these additional misconceptions</w:t>
-      </w:r>
-    </w:p>
-    <w:p>
-      <w:pPr>
-        <w:spacing w:line="336" w:lineRule="auto" w:after="180"/>
-      </w:pPr>
-      <w:r>
-        <w:rPr>
-          <w:b w:val="0"/>
-        </w:rPr>
-        <w:t xml:space="preserve">A high score can cancel a failed requirement: Filter on requirements before </w:t>
+        <w:t xml:space="preserve">No clicks means dislike even without </w:t>
       </w:r>
       <w:r>
         <w:rPr>
           <w:b/>
         </w:rPr>
-        <w:t>ranking</w:t>
-      </w:r>
-      <w:r>
-        <w:rPr>
-          <w:b w:val="0"/>
-        </w:rPr>
-        <w:t xml:space="preserve"> </w:t>
-      </w:r>
-      <w:r>
-        <w:rPr>
-          <w:b/>
-        </w:rPr>
-        <w:t>preference</w:t>
-      </w:r>
-      <w:r>
-        <w:rPr>
-          <w:b w:val="0"/>
-        </w:rPr>
-        <w:t>s.</w:t>
-      </w:r>
-    </w:p>
-    <w:p>
-      <w:pPr>
-        <w:spacing w:line="336" w:lineRule="auto" w:after="180"/>
-      </w:pPr>
-      <w:r>
-        <w:rPr>
-          <w:b w:val="0"/>
-        </w:rPr>
-        <w:t xml:space="preserve">A click proves enjoyment: It is an interaction; motive and satisfaction need further </w:t>
-      </w:r>
-      <w:r>
-        <w:rPr>
-          <w:b/>
-        </w:rPr>
-        <w:t>evidence</w:t>
-      </w:r>
-      <w:r>
-        <w:rPr>
-          <w:b w:val="0"/>
-        </w:rPr>
-        <w:t>.</w:t>
-      </w:r>
-    </w:p>
-    <w:p>
-      <w:pPr>
-        <w:spacing w:line="336" w:lineRule="auto" w:after="180"/>
-      </w:pPr>
-      <w:r>
-        <w:rPr>
-          <w:b w:val="0"/>
-        </w:rPr>
-        <w:t xml:space="preserve">No clicks means dislike even without </w:t>
-      </w:r>
-      <w:r>
-        <w:rPr>
-          <w:b/>
-        </w:rPr>
         <w:t>exposure</w:t>
       </w:r>
       <w:r>
@@ -4315,13 +3995,10 @@
     </w:p>
     <w:p>
       <w:pPr>
-        <w:spacing w:line="336" w:lineRule="auto" w:after="180"/>
-      </w:pPr>
-      <w:r>
-        <w:rPr>
-          <w:b w:val="0"/>
-        </w:rPr>
-        <w:t>No eligible result means the system must choose anyway: Return no verified eligible option and explain exclusions or missing facts.</w:t>
+        <w:pStyle w:val="Heading2"/>
+      </w:pPr>
+      <w:r>
+        <w:t>Choose support from the response</w:t>
       </w:r>
     </w:p>
     <w:p>
@@ -4480,12 +4157,179 @@
     </w:tbl>
     <w:p>
       <w:pPr>
+        <w:pStyle w:val="Heading2"/>
+      </w:pPr>
+      <w:r>
+        <w:t>Earlier wording, alternatives and picture transcripts · reference / check after trying</w:t>
+      </w:r>
+    </w:p>
+    <w:p>
+      <w:pPr>
         <w:spacing w:line="336" w:lineRule="auto" w:after="180"/>
       </w:pPr>
       <w:r>
         <w:rPr>
           <w:b w:val="0"/>
         </w:rPr>
+        <w:t>Run the weekly evidence lab</w:t>
+      </w:r>
+    </w:p>
+    <w:p>
+      <w:pPr>
+        <w:spacing w:line="336" w:lineRule="auto" w:after="180"/>
+      </w:pPr>
+      <w:r>
+        <w:rPr>
+          <w:b w:val="0"/>
+        </w:rPr>
+        <w:t xml:space="preserve">Predict first, test honestly, and explain what the </w:t>
+      </w:r>
+      <w:r>
+        <w:rPr>
+          <w:b/>
+        </w:rPr>
+        <w:t>evidence</w:t>
+      </w:r>
+      <w:r>
+        <w:rPr>
+          <w:b w:val="0"/>
+        </w:rPr>
+        <w:t xml:space="preserve"> means.</w:t>
+      </w:r>
+    </w:p>
+    <w:p>
+      <w:pPr>
+        <w:spacing w:line="336" w:lineRule="auto" w:after="180"/>
+      </w:pPr>
+      <w:r>
+        <w:rPr>
+          <w:b w:val="0"/>
+        </w:rPr>
+        <w:t xml:space="preserve">State your </w:t>
+      </w:r>
+      <w:r>
+        <w:rPr>
+          <w:b/>
+        </w:rPr>
+        <w:t>prediction</w:t>
+      </w:r>
+      <w:r>
+        <w:rPr>
+          <w:b w:val="0"/>
+        </w:rPr>
+        <w:t xml:space="preserve"> before the result is known.</w:t>
+      </w:r>
+    </w:p>
+    <w:p>
+      <w:pPr>
+        <w:spacing w:line="336" w:lineRule="auto" w:after="180"/>
+      </w:pPr>
+      <w:r>
+        <w:rPr>
+          <w:b w:val="0"/>
+        </w:rPr>
+        <w:t>INDEPENDENCE After support is removed, repeat the proof with a fresh case.</w:t>
+      </w:r>
+    </w:p>
+    <w:p>
+      <w:pPr>
+        <w:pStyle w:val="Heading3"/>
+      </w:pPr>
+      <w:r>
+        <w:t>Make the lab runnable</w:t>
+      </w:r>
+    </w:p>
+    <w:p>
+      <w:pPr>
+        <w:spacing w:line="336" w:lineRule="auto" w:after="180"/>
+      </w:pPr>
+      <w:r>
+        <w:rPr>
+          <w:b w:val="0"/>
+        </w:rPr>
+        <w:t>Use the supplied investigation for shared practice. Keep predictions and observed paper-trace results separate. Reserve Transfer the process to activities for the individual first attempt before feedback; do not use the reserved case as a paired lab task.</w:t>
+      </w:r>
+    </w:p>
+    <w:p>
+      <w:pPr>
+        <w:pStyle w:val="Heading3"/>
+      </w:pPr>
+      <w:r>
+        <w:t>Diagnose and reteach</w:t>
+      </w:r>
+    </w:p>
+    <w:p>
+      <w:pPr>
+        <w:spacing w:line="336" w:lineRule="auto" w:after="180"/>
+      </w:pPr>
+      <w:r>
+        <w:rPr>
+          <w:b w:val="0"/>
+        </w:rPr>
+        <w:t xml:space="preserve">CLAIM TO REPAIR A </w:t>
+      </w:r>
+      <w:r>
+        <w:rPr>
+          <w:b/>
+        </w:rPr>
+        <w:t>recommendation</w:t>
+      </w:r>
+      <w:r>
+        <w:rPr>
+          <w:b w:val="0"/>
+        </w:rPr>
+        <w:t xml:space="preserve"> decides what a person must choose.</w:t>
+      </w:r>
+    </w:p>
+    <w:p>
+      <w:pPr>
+        <w:spacing w:line="336" w:lineRule="auto" w:after="180"/>
+      </w:pPr>
+      <w:r>
+        <w:rPr>
+          <w:b w:val="0"/>
+        </w:rPr>
+        <w:t>For guessing, return to given facts and request a trace. For vocabulary without application, use one example and one non-example. For arithmetic errors, check the setup before the calculation.</w:t>
+      </w:r>
+    </w:p>
+    <w:p>
+      <w:pPr>
+        <w:spacing w:line="336" w:lineRule="auto" w:after="180"/>
+      </w:pPr>
+      <w:r>
+        <w:rPr>
+          <w:b w:val="0"/>
+        </w:rPr>
+        <w:t>Finish with a different uncoached case before recording mastery.</w:t>
+      </w:r>
+    </w:p>
+    <w:p>
+      <w:pPr>
+        <w:pStyle w:val="Heading3"/>
+      </w:pPr>
+      <w:r>
+        <w:t>Address these additional misconceptions</w:t>
+      </w:r>
+    </w:p>
+    <w:p>
+      <w:pPr>
+        <w:spacing w:line="336" w:lineRule="auto" w:after="180"/>
+      </w:pPr>
+      <w:r>
+        <w:rPr>
+          <w:b w:val="0"/>
+        </w:rPr>
+        <w:t>No eligible result means the system must choose anyway: Return no verified eligible option and explain exclusions or missing facts.</w:t>
+      </w:r>
+    </w:p>
+    <w:p>
+      <w:pPr>
+        <w:spacing w:line="336" w:lineRule="auto" w:after="180"/>
+      </w:pPr>
+      <w:r>
+        <w:rPr>
+          <w:b w:val="0"/>
+        </w:rPr>
         <w:t>Offer an oral explanation, drawing, enlarged visual or fewer examples when that removes a reading/writing barrier. Keep the same reasoning goal.</w:t>
       </w:r>
     </w:p>
@@ -4505,12 +4349,535 @@
         <w:pStyle w:val="Heading1"/>
       </w:pPr>
       <w:r>
-        <w:t>05. Assess and explain the answers</w:t>
-      </w:r>
-    </w:p>
-    <w:p>
-      <w:r>
-        <w:t>Use the Recommendations questions, teacher keys and criteria after the relevant attempts. Previously discussed cases are practice; protect the separately selected independent task.</w:t>
+        <w:t>05. Assess the selected new case</w:t>
+      </w:r>
+    </w:p>
+    <w:p>
+      <w:r>
+        <w:t>Keep this key until after the first attempt; accept valid alternatives with defensible reasoning.</w:t>
+      </w:r>
+    </w:p>
+    <w:p>
+      <w:pPr>
+        <w:pStyle w:val="Heading2"/>
+      </w:pPr>
+      <w:r>
+        <w:t>Selected independent question and key</w:t>
+      </w:r>
+    </w:p>
+    <w:p>
+      <w:pPr>
+        <w:spacing w:line="336" w:lineRule="auto" w:after="180"/>
+      </w:pPr>
+      <w:r>
+        <w:rPr>
+          <w:b w:val="0"/>
+        </w:rPr>
+        <w:t xml:space="preserve">Selected case: A fictional learner needs an indoor activity lasting at most 20 minutes. </w:t>
+      </w:r>
+      <w:r>
+        <w:rPr>
+          <w:b/>
+        </w:rPr>
+        <w:t>Preference</w:t>
+      </w:r>
+      <w:r>
+        <w:rPr>
+          <w:b w:val="0"/>
+        </w:rPr>
+        <w:t>s score 2 for drawing and 1 for solo.</w:t>
+      </w:r>
+    </w:p>
+    <w:p>
+      <w:pPr>
+        <w:spacing w:line="336" w:lineRule="auto" w:after="180"/>
+      </w:pPr>
+      <w:r>
+        <w:rPr>
+          <w:b w:val="0"/>
+        </w:rPr>
+        <w:t>Candidates: A drawing, solo, outdoor, 10 minutes; B drawing, group, indoor, 20 minutes; C music, solo, indoor, 15 minutes; D drawing, group, indoor, 18 minutes. Filter, score and return all highest scorers.</w:t>
+      </w:r>
+    </w:p>
+    <w:p>
+      <w:pPr>
+        <w:spacing w:line="336" w:lineRule="auto" w:after="180"/>
+      </w:pPr>
+      <w:r>
+        <w:rPr>
+          <w:b w:val="0"/>
+        </w:rPr>
+        <w:t>Only B is then shown and selected; C and D are not shown. State what the feedback establishes and what remains unknown.</w:t>
+      </w:r>
+    </w:p>
+    <w:p>
+      <w:pPr>
+        <w:spacing w:line="336" w:lineRule="auto" w:after="180"/>
+      </w:pPr>
+      <w:r>
+        <w:rPr>
+          <w:b w:val="0"/>
+        </w:rPr>
+        <w:t>A excluded because outdoor. B eligible scores 2; C eligible scores 1; D eligible scores 2. Return B and D. Exactly 20 minutes passes at most 20. The log establishes B shown and selected, not enjoyment.</w:t>
+      </w:r>
+    </w:p>
+    <w:p>
+      <w:pPr>
+        <w:spacing w:line="336" w:lineRule="auto" w:after="180"/>
+      </w:pPr>
+      <w:r>
+        <w:rPr>
+          <w:b/>
+        </w:rPr>
+        <w:t>Preference</w:t>
+      </w:r>
+      <w:r>
+        <w:rPr>
+          <w:b w:val="0"/>
+        </w:rPr>
+        <w:t>s about unshown C and D are unknown; selecting B does not prove rejection of D or validate the choice to hide it.</w:t>
+      </w:r>
+    </w:p>
+    <w:p>
+      <w:pPr>
+        <w:pStyle w:val="Heading2"/>
+      </w:pPr>
+      <w:r>
+        <w:t>Judge explanation, trace and limits</w:t>
+      </w:r>
+    </w:p>
+    <w:tbl>
+      <w:tblPr>
+        <w:tblStyle w:val="LightShading-Accent1"/>
+        <w:tblW w:type="auto" w:w="0"/>
+        <w:tblLook w:firstColumn="1" w:firstRow="1" w:lastColumn="0" w:lastRow="0" w:noHBand="0" w:noVBand="1" w:val="04A0"/>
+      </w:tblPr>
+      <w:tblGrid>
+        <w:gridCol w:w="5112"/>
+        <w:gridCol w:w="5112"/>
+      </w:tblGrid>
+      <w:tr>
+        <w:trPr>
+          <w:tblHeader/>
+        </w:trPr>
+        <w:tc>
+          <w:tcPr>
+            <w:tcW w:type="dxa" w:w="5112"/>
+          </w:tcPr>
+          <w:p>
+            <w:r>
+              <w:t>Dimension</w:t>
+            </w:r>
+          </w:p>
+        </w:tc>
+        <w:tc>
+          <w:tcPr>
+            <w:tcW w:type="dxa" w:w="5112"/>
+          </w:tcPr>
+          <w:p>
+            <w:r>
+              <w:t>Evidence required</w:t>
+            </w:r>
+          </w:p>
+        </w:tc>
+      </w:tr>
+      <w:tr>
+        <w:tc>
+          <w:tcPr>
+            <w:tcW w:type="dxa" w:w="5112"/>
+          </w:tcPr>
+          <w:p>
+            <w:r>
+              <w:t>Explanation</w:t>
+            </w:r>
+          </w:p>
+        </w:tc>
+        <w:tc>
+          <w:tcPr>
+            <w:tcW w:type="dxa" w:w="5112"/>
+          </w:tcPr>
+          <w:p>
+            <w:r>
+              <w:t>Names the applicable idea or procedure and ties it to the supplied facts.</w:t>
+            </w:r>
+          </w:p>
+        </w:tc>
+      </w:tr>
+      <w:tr>
+        <w:tc>
+          <w:tcPr>
+            <w:tcW w:type="dxa" w:w="5112"/>
+          </w:tcPr>
+          <w:p>
+            <w:r>
+              <w:t>Trace and result</w:t>
+            </w:r>
+          </w:p>
+        </w:tc>
+        <w:tc>
+          <w:tcPr>
+            <w:tcW w:type="dxa" w:w="5112"/>
+          </w:tcPr>
+          <w:p>
+            <w:r>
+              <w:t>Preserves the given inputs and shows the relevant intermediate steps; distinguishes a prediction from an observed execution.</w:t>
+            </w:r>
+          </w:p>
+        </w:tc>
+      </w:tr>
+      <w:tr>
+        <w:tc>
+          <w:tcPr>
+            <w:tcW w:type="dxa" w:w="5112"/>
+          </w:tcPr>
+          <w:p>
+            <w:r>
+              <w:t>Limits</w:t>
+            </w:r>
+          </w:p>
+        </w:tc>
+        <w:tc>
+          <w:tcPr>
+            <w:tcW w:type="dxa" w:w="5112"/>
+          </w:tcPr>
+          <w:p>
+            <w:r>
+              <w:t>States the assumptions, missing evidence or conditions under which the result would change.</w:t>
+            </w:r>
+          </w:p>
+        </w:tc>
+      </w:tr>
+    </w:tbl>
+    <w:p>
+      <w:pPr>
+        <w:spacing w:line="336" w:lineRule="auto" w:after="180"/>
+      </w:pPr>
+      <w:r>
+        <w:rPr>
+          <w:b w:val="0"/>
+        </w:rPr>
+        <w:t>Record each dimension as not yet, with support, or independent. Accept a valid alternative procedure with a defensible trace.</w:t>
+      </w:r>
+    </w:p>
+    <w:p>
+      <w:pPr>
+        <w:spacing w:line="336" w:lineRule="auto" w:after="180"/>
+      </w:pPr>
+      <w:r>
+        <w:rPr>
+          <w:b w:val="0"/>
+        </w:rPr>
+        <w:t xml:space="preserve">Do not penalise an honestly recorded model failure if the learner correctly explains its </w:t>
+      </w:r>
+      <w:r>
+        <w:rPr>
+          <w:b/>
+        </w:rPr>
+        <w:t>evidence</w:t>
+      </w:r>
+      <w:r>
+        <w:rPr>
+          <w:b w:val="0"/>
+        </w:rPr>
+        <w:t xml:space="preserve"> and limits.</w:t>
+      </w:r>
+    </w:p>
+    <w:p>
+      <w:pPr>
+        <w:pStyle w:val="Heading2"/>
+      </w:pPr>
+      <w:r>
+        <w:t>Give one usable repair action</w:t>
+      </w:r>
+    </w:p>
+    <w:p>
+      <w:pPr>
+        <w:spacing w:line="336" w:lineRule="auto" w:after="180"/>
+      </w:pPr>
+      <w:r>
+        <w:rPr>
+          <w:b w:val="0"/>
+        </w:rPr>
+        <w:t>Name the earliest unsupported step and give one action to repair it. Have the learner make that repair now and explain why. Then assess the relevant skill on a fresh, fully specified case.</w:t>
+      </w:r>
+    </w:p>
+    <w:p>
+      <w:pPr>
+        <w:spacing w:line="336" w:lineRule="auto" w:after="180"/>
+      </w:pPr>
+      <w:r>
+        <w:rPr>
+          <w:b w:val="0"/>
+        </w:rPr>
+        <w:t>Confirm it was not previously practised with feedback; solve and check the new case before assigning it. A follow-up design prompt is a starting brief, not automatically an equivalent test.</w:t>
+      </w:r>
+    </w:p>
+    <w:p>
+      <w:pPr>
+        <w:pStyle w:val="Heading2"/>
+      </w:pPr>
+      <w:r>
+        <w:t>W1 Filter before scoring</w:t>
+      </w:r>
+    </w:p>
+    <w:p>
+      <w:pPr>
+        <w:spacing w:line="336" w:lineRule="auto" w:after="180"/>
+      </w:pPr>
+      <w:r>
+        <w:rPr>
+          <w:b w:val="0"/>
+        </w:rPr>
+        <w:t xml:space="preserve">Apply BookRec1 to J, K, L and M from the lesson. State </w:t>
+      </w:r>
+      <w:r>
+        <w:rPr>
+          <w:b/>
+        </w:rPr>
+        <w:t>eligibility</w:t>
+      </w:r>
+      <w:r>
+        <w:rPr>
+          <w:b w:val="0"/>
+        </w:rPr>
+        <w:t xml:space="preserve"> or exclusion reason for each, the scores of eligible books and the </w:t>
+      </w:r>
+      <w:r>
+        <w:rPr>
+          <w:b/>
+        </w:rPr>
+        <w:t>recommendation</w:t>
+      </w:r>
+      <w:r>
+        <w:rPr>
+          <w:b w:val="0"/>
+        </w:rPr>
+        <w:t xml:space="preserve">. Explain why L’s two </w:t>
+      </w:r>
+      <w:r>
+        <w:rPr>
+          <w:b/>
+        </w:rPr>
+        <w:t>preference</w:t>
+      </w:r>
+      <w:r>
+        <w:rPr>
+          <w:b w:val="0"/>
+        </w:rPr>
+        <w:t xml:space="preserve"> matches do not make it the winner.</w:t>
+      </w:r>
+    </w:p>
+    <w:p>
+      <w:pPr>
+        <w:spacing w:line="336" w:lineRule="auto" w:after="180"/>
+      </w:pPr>
+      <w:r>
+        <w:rPr>
+          <w:b w:val="0"/>
+        </w:rPr>
+        <w:t xml:space="preserve">J eligible scores 2; K eligible scores 1; L excluded for Spanish; M excluded because unavailable. Recommend J. </w:t>
+      </w:r>
+      <w:r>
+        <w:rPr>
+          <w:b/>
+        </w:rPr>
+        <w:t>Preference</w:t>
+      </w:r>
+      <w:r>
+        <w:rPr>
+          <w:b w:val="0"/>
+        </w:rPr>
+        <w:t xml:space="preserve"> matches cannot compensate for failing the English requirement.</w:t>
+      </w:r>
+    </w:p>
+    <w:p>
+      <w:pPr>
+        <w:pStyle w:val="Heading2"/>
+      </w:pPr>
+      <w:r>
+        <w:t>W2 Explain a recommendation honestly</w:t>
+      </w:r>
+    </w:p>
+    <w:p>
+      <w:pPr>
+        <w:spacing w:line="336" w:lineRule="auto" w:after="180"/>
+      </w:pPr>
+      <w:r>
+        <w:rPr>
+          <w:b w:val="0"/>
+        </w:rPr>
+        <w:t xml:space="preserve">Write an explanation of why J was recommended that mentions one </w:t>
+      </w:r>
+      <w:r>
+        <w:rPr>
+          <w:b/>
+        </w:rPr>
+        <w:t>preference</w:t>
+      </w:r>
+      <w:r>
+        <w:rPr>
+          <w:b w:val="0"/>
+        </w:rPr>
+        <w:t xml:space="preserve"> it does not match. A marketer adds guaranteed enjoyment. Explain why that phrase is unsupported.</w:t>
+      </w:r>
+    </w:p>
+    <w:p>
+      <w:pPr>
+        <w:spacing w:line="336" w:lineRule="auto" w:after="180"/>
+      </w:pPr>
+      <w:r>
+        <w:rPr>
+          <w:b w:val="0"/>
+        </w:rPr>
+        <w:t xml:space="preserve">J is available in English and its space topic earns 2, the highest score among eligible choices; it is prose rather than the preferred comic. The rule supplies a </w:t>
+      </w:r>
+      <w:r>
+        <w:rPr>
+          <w:b/>
+        </w:rPr>
+        <w:t>ranking</w:t>
+      </w:r>
+      <w:r>
+        <w:rPr>
+          <w:b w:val="0"/>
+        </w:rPr>
+        <w:t xml:space="preserve">, not </w:t>
+      </w:r>
+      <w:r>
+        <w:rPr>
+          <w:b/>
+        </w:rPr>
+        <w:t>evidence</w:t>
+      </w:r>
+      <w:r>
+        <w:rPr>
+          <w:b w:val="0"/>
+        </w:rPr>
+        <w:t xml:space="preserve"> guaranteeing enjoyment.</w:t>
+      </w:r>
+    </w:p>
+    <w:p>
+      <w:pPr>
+        <w:pStyle w:val="Heading2"/>
+      </w:pPr>
+      <w:r>
+        <w:t>W3 Do not label an unseen item rejected</w:t>
+      </w:r>
+    </w:p>
+    <w:p>
+      <w:pPr>
+        <w:spacing w:line="336" w:lineRule="auto" w:after="180"/>
+      </w:pPr>
+      <w:r>
+        <w:rPr>
+          <w:b w:val="0"/>
+        </w:rPr>
+        <w:t>J was shown and clicked. K was never shown. Separate the observed records from the labels enjoyed and disliked. Write a question that could gather a stated reason while allowing no answer.</w:t>
+      </w:r>
+    </w:p>
+    <w:p>
+      <w:pPr>
+        <w:spacing w:line="336" w:lineRule="auto" w:after="180"/>
+      </w:pPr>
+      <w:r>
+        <w:rPr>
+          <w:b w:val="0"/>
+        </w:rPr>
+        <w:t>Record J shown and clicked; K not shown. Enjoyment of J and dislike of K remain unsupported.</w:t>
+      </w:r>
+    </w:p>
+    <w:p>
+      <w:pPr>
+        <w:spacing w:line="336" w:lineRule="auto" w:after="180"/>
+      </w:pPr>
+      <w:r>
+        <w:rPr>
+          <w:b w:val="0"/>
+        </w:rPr>
+        <w:t>An optional question such as Did this suggestion suit what you wanted, and why or why not? seeks a reason without presuming satisfaction. No answer remains missing feedback.</w:t>
+      </w:r>
+    </w:p>
+    <w:p>
+      <w:pPr>
+        <w:pStyle w:val="Heading2"/>
+      </w:pPr>
+      <w:r>
+        <w:t>W5 Handle an empty eligible set</w:t>
+      </w:r>
+    </w:p>
+    <w:p>
+      <w:pPr>
+        <w:spacing w:line="336" w:lineRule="auto" w:after="180"/>
+      </w:pPr>
+      <w:r>
+        <w:rPr>
+          <w:b w:val="0"/>
+        </w:rPr>
+        <w:t xml:space="preserve">Return to BookRec1. J and K become unavailable, L remains Spanish, and M’s availability becomes unknown. A designer proposes recommending M anyway because it matches both </w:t>
+      </w:r>
+      <w:r>
+        <w:rPr>
+          <w:b/>
+        </w:rPr>
+        <w:t>preference</w:t>
+      </w:r>
+      <w:r>
+        <w:rPr>
+          <w:b w:val="0"/>
+        </w:rPr>
+        <w:t>s.</w:t>
+      </w:r>
+    </w:p>
+    <w:p>
+      <w:pPr>
+        <w:spacing w:line="336" w:lineRule="auto" w:after="180"/>
+      </w:pPr>
+      <w:r>
+        <w:rPr>
+          <w:b w:val="0"/>
+        </w:rPr>
+        <w:t>Apply the requirements and propose an honest response.</w:t>
+      </w:r>
+    </w:p>
+    <w:p>
+      <w:pPr>
+        <w:spacing w:line="336" w:lineRule="auto" w:after="180"/>
+      </w:pPr>
+      <w:r>
+        <w:rPr>
+          <w:b w:val="0"/>
+        </w:rPr>
+        <w:t>J and K are excluded as unavailable, L for language. M is pending availability verification and cannot yet count as eligible.</w:t>
+      </w:r>
+    </w:p>
+    <w:p>
+      <w:pPr>
+        <w:spacing w:line="336" w:lineRule="auto" w:after="180"/>
+      </w:pPr>
+      <w:r>
+        <w:rPr>
+          <w:b w:val="0"/>
+        </w:rPr>
+        <w:t>Report no verified eligible option, identify the missing availability fact, and request confirmation or let the reader revise requirements explicitly.</w:t>
+      </w:r>
+    </w:p>
+    <w:p>
+      <w:pPr>
+        <w:pStyle w:val="Heading2"/>
+      </w:pPr>
+      <w:r>
+        <w:t>Earlier wording, alternatives and picture transcripts · reference / check after trying</w:t>
+      </w:r>
+    </w:p>
+    <w:p>
+      <w:pPr>
+        <w:spacing w:line="336" w:lineRule="auto" w:after="180"/>
+      </w:pPr>
+      <w:r>
+        <w:rPr>
+          <w:b w:val="0"/>
+        </w:rPr>
+        <w:t>Assess and explain the answers</w:t>
       </w:r>
     </w:p>
     <w:p>
@@ -4523,22 +4890,32 @@
     </w:p>
     <w:p>
       <w:pPr>
+        <w:spacing w:line="336" w:lineRule="auto" w:after="180"/>
+      </w:pPr>
+      <w:r>
+        <w:rPr>
+          <w:b w:val="0"/>
+        </w:rPr>
+        <w:t>The past choice supports considering adventure, but does not capture every interest. Ask for feedback and offer variety.</w:t>
+      </w:r>
+    </w:p>
+    <w:p>
+      <w:pPr>
         <w:pStyle w:val="Heading3"/>
       </w:pPr>
       <w:r>
-        <w:t>Teacher key · Worked case answer</w:t>
+        <w:t>Additional transfer practice question</w:t>
       </w:r>
     </w:p>
     <w:p>
       <w:pPr>
         <w:spacing w:line="336" w:lineRule="auto" w:after="180"/>
-        <w:shd w:fill="F1F6FC"/>
-      </w:pPr>
-      <w:r>
-        <w:rPr>
-          <w:b w:val="0"/>
-        </w:rPr>
-        <w:t>The past choice supports considering adventure, but does not capture every interest. Ask for feedback and offer variety.</w:t>
+      </w:pPr>
+      <w:r>
+        <w:rPr>
+          <w:b w:val="0"/>
+        </w:rPr>
+        <w:t>A recommender suggests a space book because you liked two space books. Does the suggestion prove you will enjoy it? What feedback could help next time?</w:t>
       </w:r>
     </w:p>
     <w:p>
@@ -4546,49 +4923,12 @@
         <w:pStyle w:val="Heading3"/>
       </w:pPr>
       <w:r>
-        <w:t>Independent question</w:t>
-      </w:r>
-    </w:p>
-    <w:p>
-      <w:pPr>
-        <w:pStyle w:val="Heading3"/>
-      </w:pPr>
-      <w:r>
-        <w:t>Independent question · withhold the key</w:t>
+        <w:t>Reasoned practice answer</w:t>
       </w:r>
     </w:p>
     <w:p>
       <w:pPr>
         <w:spacing w:line="336" w:lineRule="auto" w:after="180"/>
-        <w:shd w:fill="F5F1FB"/>
-      </w:pPr>
-      <w:r>
-        <w:rPr>
-          <w:b w:val="0"/>
-        </w:rPr>
-        <w:t>A recommender suggests a space book because you liked two space books. Does the suggestion prove you will enjoy it? What feedback could help next time?</w:t>
-      </w:r>
-    </w:p>
-    <w:p>
-      <w:pPr>
-        <w:pStyle w:val="Heading3"/>
-      </w:pPr>
-      <w:r>
-        <w:t>Expected independent answer</w:t>
-      </w:r>
-    </w:p>
-    <w:p>
-      <w:pPr>
-        <w:pStyle w:val="Heading3"/>
-      </w:pPr>
-      <w:r>
-        <w:t>Teacher key · Expected independent answer</w:t>
-      </w:r>
-    </w:p>
-    <w:p>
-      <w:pPr>
-        <w:spacing w:line="336" w:lineRule="auto" w:after="180"/>
-        <w:shd w:fill="F1F6FC"/>
       </w:pPr>
       <w:r>
         <w:rPr>
@@ -4918,1020 +5258,388 @@
     </w:p>
     <w:p>
       <w:pPr>
+        <w:spacing w:line="336" w:lineRule="auto" w:after="180"/>
+      </w:pPr>
+      <w:r>
+        <w:rPr>
+          <w:b w:val="0"/>
+        </w:rPr>
+        <w:t>The user never saw poetry, so clicks cannot establish rejection of it. Offer a balanced small choice including poetry, record what was shown as well as chosen, and ask for feedback.</w:t>
+      </w:r>
+    </w:p>
+    <w:p>
+      <w:pPr>
+        <w:spacing w:line="336" w:lineRule="auto" w:after="180"/>
+      </w:pPr>
+      <w:r>
+        <w:rPr>
+          <w:b w:val="0"/>
+        </w:rPr>
+        <w:t xml:space="preserve">One choice remains limited </w:t>
+      </w:r>
+      <w:r>
+        <w:rPr>
+          <w:b/>
+        </w:rPr>
+        <w:t>evidence</w:t>
+      </w:r>
+      <w:r>
+        <w:rPr>
+          <w:b w:val="0"/>
+        </w:rPr>
+        <w:t xml:space="preserve"> of a person's interests.</w:t>
+      </w:r>
+    </w:p>
+    <w:p>
+      <w:pPr>
         <w:pStyle w:val="Heading3"/>
       </w:pPr>
       <w:r>
-        <w:t>Teacher key · Original transfer answer</w:t>
+        <w:t>Explanations for the additional workbook examples</w:t>
+      </w:r>
+    </w:p>
+    <w:p>
+      <w:pPr>
+        <w:pStyle w:val="Heading3"/>
+      </w:pPr>
+      <w:r>
+        <w:t>W1 Filter before scoring</w:t>
+      </w:r>
+    </w:p>
+    <w:p>
+      <w:pPr>
+        <w:pStyle w:val="Heading3"/>
+      </w:pPr>
+      <w:r>
+        <w:t>W2 Explain a recommendation honestly</w:t>
+      </w:r>
+    </w:p>
+    <w:p>
+      <w:pPr>
+        <w:pStyle w:val="Heading3"/>
+      </w:pPr>
+      <w:r>
+        <w:t>W3 Do not label an unseen item rejected</w:t>
+      </w:r>
+    </w:p>
+    <w:p>
+      <w:pPr>
+        <w:pStyle w:val="Heading3"/>
+      </w:pPr>
+      <w:r>
+        <w:t>W4 Transfer the process to activities</w:t>
       </w:r>
     </w:p>
     <w:p>
       <w:pPr>
         <w:spacing w:line="336" w:lineRule="auto" w:after="180"/>
-        <w:shd w:fill="F1F6FC"/>
-      </w:pPr>
-      <w:r>
-        <w:rPr>
-          <w:b w:val="0"/>
-        </w:rPr>
-        <w:t>The user never saw poetry, so clicks cannot establish rejection of it. Offer a balanced small choice including poetry, record what was shown as well as chosen, and ask for feedback.</w:t>
+      </w:pPr>
+      <w:r>
+        <w:rPr>
+          <w:b w:val="0"/>
+        </w:rPr>
+        <w:t xml:space="preserve">A fictional learner needs an indoor activity lasting at most 20 minutes. </w:t>
+      </w:r>
+      <w:r>
+        <w:rPr>
+          <w:b/>
+        </w:rPr>
+        <w:t>Preference</w:t>
+      </w:r>
+      <w:r>
+        <w:rPr>
+          <w:b w:val="0"/>
+        </w:rPr>
+        <w:t>s score 2 for drawing and 1 for solo.</w:t>
       </w:r>
     </w:p>
     <w:p>
       <w:pPr>
         <w:spacing w:line="336" w:lineRule="auto" w:after="180"/>
-        <w:shd w:fill="F1F6FC"/>
-      </w:pPr>
-      <w:r>
-        <w:rPr>
-          <w:b w:val="0"/>
-        </w:rPr>
-        <w:t xml:space="preserve">One choice remains limited </w:t>
-      </w:r>
+      </w:pPr>
+      <w:r>
+        <w:rPr>
+          <w:b w:val="0"/>
+        </w:rPr>
+        <w:t>Candidates: A drawing, solo, outdoor, 10 minutes; B drawing, group, indoor, 20 minutes; C music, solo, indoor, 15 minutes; D drawing, group, indoor, 18 minutes. Filter, score and return all highest scorers.</w:t>
+      </w:r>
+    </w:p>
+    <w:p>
+      <w:pPr>
+        <w:spacing w:line="336" w:lineRule="auto" w:after="180"/>
+      </w:pPr>
+      <w:r>
+        <w:rPr>
+          <w:b w:val="0"/>
+        </w:rPr>
+        <w:t>Only B is then shown and selected; C and D are not shown. State what the feedback establishes and what remains unknown.</w:t>
+      </w:r>
+    </w:p>
+    <w:p>
+      <w:pPr>
+        <w:spacing w:line="336" w:lineRule="auto" w:after="180"/>
+      </w:pPr>
+      <w:r>
+        <w:rPr>
+          <w:b w:val="0"/>
+        </w:rPr>
+        <w:t>A excluded because outdoor. B eligible scores 2; C eligible scores 1; D eligible scores 2. Return B and D. Exactly 20 minutes passes at most 20. The log establishes B shown and selected, not enjoyment.</w:t>
+      </w:r>
+    </w:p>
+    <w:p>
+      <w:pPr>
+        <w:spacing w:line="336" w:lineRule="auto" w:after="180"/>
+      </w:pPr>
       <w:r>
         <w:rPr>
           <w:b/>
         </w:rPr>
+        <w:t>Preference</w:t>
+      </w:r>
+      <w:r>
+        <w:rPr>
+          <w:b w:val="0"/>
+        </w:rPr>
+        <w:t>s about unshown C and D are unknown; selecting B does not prove rejection of D or validate the choice to hide it.</w:t>
+      </w:r>
+    </w:p>
+    <w:p>
+      <w:pPr>
+        <w:pStyle w:val="Heading3"/>
+      </w:pPr>
+      <w:r>
+        <w:t>W5 Handle an empty eligible set</w:t>
+      </w:r>
+    </w:p>
+    <w:p>
+      <w:pPr>
+        <w:pStyle w:val="Heading3"/>
+      </w:pPr>
+      <w:r>
+        <w:t>Assess independent transfer</w:t>
+      </w:r>
+    </w:p>
+    <w:p>
+      <w:pPr>
+        <w:pStyle w:val="Heading3"/>
+      </w:pPr>
+      <w:r>
+        <w:t>Selected case answer</w:t>
+      </w:r>
+    </w:p>
+    <w:p>
+      <w:pPr>
+        <w:pStyle w:val="Heading3"/>
+      </w:pPr>
+      <w:r>
+        <w:t>Feedback that the learner uses</w:t>
+      </w:r>
+    </w:p>
+    <w:p>
+      <w:pPr>
+        <w:pStyle w:val="Heading1"/>
+      </w:pPr>
+      <w:r>
+        <w:t>06. Connect, adapt and return</w:t>
+      </w:r>
+    </w:p>
+    <w:p>
+      <w:r>
+        <w:t>Retain the project evidence and revisit the reasoning on a changed case.</w:t>
+      </w:r>
+    </w:p>
+    <w:p>
+      <w:pPr>
+        <w:pStyle w:val="Heading2"/>
+      </w:pPr>
+      <w:r>
+        <w:t>Project evidence to keep</w:t>
+      </w:r>
+    </w:p>
+    <w:p>
+      <w:pPr>
+        <w:spacing w:line="336" w:lineRule="auto" w:after="180"/>
+      </w:pPr>
+      <w:r>
+        <w:rPr>
+          <w:b w:val="0"/>
+        </w:rPr>
+        <w:t xml:space="preserve">If the sorter ranks bins, state the </w:t>
+      </w:r>
+      <w:r>
+        <w:rPr>
+          <w:b/>
+        </w:rPr>
+        <w:t>objective</w:t>
+      </w:r>
+      <w:r>
+        <w:rPr>
+          <w:b w:val="0"/>
+        </w:rPr>
+        <w:t xml:space="preserve"> and show why the top suggestion is not a command.</w:t>
+      </w:r>
+    </w:p>
+    <w:p>
+      <w:pPr>
+        <w:spacing w:line="336" w:lineRule="auto" w:after="180"/>
+      </w:pPr>
+      <w:r>
+        <w:rPr>
+          <w:b w:val="0"/>
+        </w:rPr>
+        <w:t xml:space="preserve">Keep the decision, </w:t>
+      </w:r>
+      <w:r>
+        <w:rPr>
+          <w:b/>
+        </w:rPr>
+        <w:t>input</w:t>
+      </w:r>
+      <w:r>
+        <w:rPr>
+          <w:b w:val="0"/>
+        </w:rPr>
+        <w:t xml:space="preserve">, result, explanation and remaining limitation in the project </w:t>
+      </w:r>
+      <w:r>
+        <w:rPr>
+          <w:b/>
+        </w:rPr>
         <w:t>evidence</w:t>
       </w:r>
       <w:r>
         <w:rPr>
           <w:b w:val="0"/>
         </w:rPr>
-        <w:t xml:space="preserve"> of a person's interests.</w:t>
-      </w:r>
-    </w:p>
-    <w:p>
-      <w:pPr>
-        <w:pStyle w:val="Heading3"/>
-      </w:pPr>
-      <w:r>
-        <w:t>Explanations for the additional workbook examples</w:t>
-      </w:r>
-    </w:p>
-    <w:p>
-      <w:pPr>
-        <w:pStyle w:val="Heading3"/>
-      </w:pPr>
-      <w:r>
-        <w:t>W1 Filter before scoring</w:t>
-      </w:r>
-    </w:p>
-    <w:p>
-      <w:pPr>
-        <w:pStyle w:val="Heading3"/>
-      </w:pPr>
-      <w:r>
-        <w:t>Workbook question · W1</w:t>
+        <w:t xml:space="preserve"> record. Retrieve this record next week rather than restarting the project.</w:t>
       </w:r>
     </w:p>
     <w:p>
       <w:pPr>
         <w:spacing w:line="336" w:lineRule="auto" w:after="180"/>
-        <w:shd w:fill="F5F1FB"/>
-      </w:pPr>
-      <w:r>
-        <w:rPr>
-          <w:b w:val="0"/>
-        </w:rPr>
-        <w:t xml:space="preserve">Apply BookRec1 to J, K, L and M from the lesson. State </w:t>
+      </w:pPr>
+      <w:r>
+        <w:rPr>
+          <w:b w:val="0"/>
+        </w:rPr>
+        <w:t xml:space="preserve">Separate sorter requirements, </w:t>
       </w:r>
       <w:r>
         <w:rPr>
           <w:b/>
         </w:rPr>
-        <w:t>eligibility</w:t>
-      </w:r>
-      <w:r>
-        <w:rPr>
-          <w:b w:val="0"/>
-        </w:rPr>
-        <w:t xml:space="preserve"> or exclusion reason for each, the scores of eligible books and the </w:t>
+        <w:t>preference</w:t>
+      </w:r>
+      <w:r>
+        <w:rPr>
+          <w:b w:val="0"/>
+        </w:rPr>
+        <w:t>s and observed feedback; document why a suggestion was eligible.</w:t>
+      </w:r>
+    </w:p>
+    <w:p>
+      <w:pPr>
+        <w:pStyle w:val="Heading2"/>
+      </w:pPr>
+      <w:r>
+        <w:t>Support while preserving the reasoning goal</w:t>
+      </w:r>
+    </w:p>
+    <w:p>
+      <w:pPr>
+        <w:spacing w:line="336" w:lineRule="auto" w:after="180"/>
+      </w:pPr>
+      <w:r>
+        <w:rPr>
+          <w:b w:val="0"/>
+        </w:rPr>
+        <w:t xml:space="preserve">Use physical cards, spoken explanations and a three-stage drawing. Read aloud without giving the answer. Stretch: compare two </w:t>
       </w:r>
       <w:r>
         <w:rPr>
           <w:b/>
         </w:rPr>
-        <w:t>recommendation</w:t>
-      </w:r>
-      <w:r>
-        <w:rPr>
-          <w:b w:val="0"/>
-        </w:rPr>
-        <w:t xml:space="preserve">. Explain why L’s two </w:t>
+        <w:t>mechanism</w:t>
+      </w:r>
+      <w:r>
+        <w:rPr>
+          <w:b w:val="0"/>
+        </w:rPr>
+        <w:t xml:space="preserve">s with the same visible </w:t>
       </w:r>
       <w:r>
         <w:rPr>
           <w:b/>
         </w:rPr>
+        <w:t>output</w:t>
+      </w:r>
+      <w:r>
+        <w:rPr>
+          <w:b w:val="0"/>
+        </w:rPr>
+        <w:t xml:space="preserve"> and explain what </w:t>
+      </w:r>
+      <w:r>
+        <w:rPr>
+          <w:b/>
+        </w:rPr>
+        <w:t>evidence</w:t>
+      </w:r>
+      <w:r>
+        <w:rPr>
+          <w:b w:val="0"/>
+        </w:rPr>
+        <w:t xml:space="preserve"> distinguishes them.</w:t>
+      </w:r>
+    </w:p>
+    <w:p>
+      <w:pPr>
+        <w:spacing w:line="336" w:lineRule="auto" w:after="180"/>
+      </w:pPr>
+      <w:r>
+        <w:rPr>
+          <w:b w:val="0"/>
+        </w:rPr>
+        <w:t>Use separate trays for excluded, pending and eligible items. Score only the eligible tray.</w:t>
+      </w:r>
+    </w:p>
+    <w:p>
+      <w:pPr>
+        <w:spacing w:line="336" w:lineRule="auto" w:after="180"/>
+      </w:pPr>
+      <w:r>
+        <w:rPr>
+          <w:b w:val="0"/>
+        </w:rPr>
+        <w:t xml:space="preserve">Extension: change the display order while keeping scores fixed and explain why different clicks would not automatically show changed </w:t>
+      </w:r>
+      <w:r>
+        <w:rPr>
+          <w:b/>
+        </w:rPr>
         <w:t>preference</w:t>
       </w:r>
       <w:r>
         <w:rPr>
           <w:b w:val="0"/>
         </w:rPr>
-        <w:t xml:space="preserve"> matches do not make it the winner.</w:t>
-      </w:r>
-    </w:p>
-    <w:p>
-      <w:pPr>
-        <w:pStyle w:val="Heading3"/>
-      </w:pPr>
-      <w:r>
-        <w:t>Teacher reasoning · W1</w:t>
+        <w:t>s.</w:t>
       </w:r>
     </w:p>
     <w:p>
       <w:pPr>
         <w:spacing w:line="336" w:lineRule="auto" w:after="180"/>
-        <w:shd w:fill="F1F6FC"/>
-      </w:pPr>
-      <w:r>
-        <w:rPr>
-          <w:b w:val="0"/>
-        </w:rPr>
-        <w:t xml:space="preserve">J eligible scores 2; K eligible scores 1; L excluded for Spanish; M excluded because unavailable. Recommend J. </w:t>
-      </w:r>
-      <w:r>
-        <w:rPr>
-          <w:b/>
-        </w:rPr>
-        <w:t>Preference</w:t>
-      </w:r>
-      <w:r>
-        <w:rPr>
-          <w:b w:val="0"/>
-        </w:rPr>
-        <w:t xml:space="preserve"> matches cannot compensate for failing the English requirement.</w:t>
-      </w:r>
-    </w:p>
-    <w:p>
-      <w:pPr>
-        <w:pStyle w:val="Heading3"/>
-      </w:pPr>
-      <w:r>
-        <w:t>W2 Explain a recommendation honestly</w:t>
-      </w:r>
-    </w:p>
-    <w:p>
-      <w:pPr>
-        <w:pStyle w:val="Heading3"/>
-      </w:pPr>
-      <w:r>
-        <w:t>Workbook question · W2</w:t>
+      </w:pPr>
+      <w:r>
+        <w:rPr>
+          <w:b w:val="0"/>
+        </w:rPr>
+        <w:t>W4 requires excluding A, scores B 2 C 1 D 2, both B and D returned, and no inferred enjoyment or rejection from unshown items. After support change the time limit to at most 18: B becomes excluded, D wins with 2 over C’s 1.</w:t>
       </w:r>
     </w:p>
     <w:p>
       <w:pPr>
         <w:spacing w:line="336" w:lineRule="auto" w:after="180"/>
-        <w:shd w:fill="F5F1FB"/>
-      </w:pPr>
-      <w:r>
-        <w:rPr>
-          <w:b w:val="0"/>
-        </w:rPr>
-        <w:t xml:space="preserve">Write an explanation of why J was recommended that mentions one </w:t>
-      </w:r>
-      <w:r>
-        <w:rPr>
-          <w:b/>
-        </w:rPr>
-        <w:t>preference</w:t>
-      </w:r>
-      <w:r>
-        <w:rPr>
-          <w:b w:val="0"/>
-        </w:rPr>
-        <w:t xml:space="preserve"> it does not match. A marketer adds guaranteed enjoyment. Explain why that phrase is unsupported.</w:t>
-      </w:r>
-    </w:p>
-    <w:p>
-      <w:pPr>
-        <w:pStyle w:val="Heading3"/>
-      </w:pPr>
-      <w:r>
-        <w:t>Teacher reasoning · W2</w:t>
-      </w:r>
-    </w:p>
-    <w:p>
-      <w:pPr>
-        <w:spacing w:line="336" w:lineRule="auto" w:after="180"/>
-        <w:shd w:fill="F1F6FC"/>
-      </w:pPr>
-      <w:r>
-        <w:rPr>
-          <w:b w:val="0"/>
-        </w:rPr>
-        <w:t xml:space="preserve">J is available in English and its space topic earns 2, the highest score among eligible choices; it is prose rather than the preferred comic. The rule supplies a </w:t>
-      </w:r>
-      <w:r>
-        <w:rPr>
-          <w:b/>
-        </w:rPr>
-        <w:t>ranking</w:t>
-      </w:r>
-      <w:r>
-        <w:rPr>
-          <w:b w:val="0"/>
-        </w:rPr>
-        <w:t xml:space="preserve">, not </w:t>
-      </w:r>
-      <w:r>
-        <w:rPr>
-          <w:b/>
-        </w:rPr>
-        <w:t>evidence</w:t>
-      </w:r>
-      <w:r>
-        <w:rPr>
-          <w:b w:val="0"/>
-        </w:rPr>
-        <w:t xml:space="preserve"> guaranteeing enjoyment.</w:t>
-      </w:r>
-    </w:p>
-    <w:p>
-      <w:pPr>
-        <w:pStyle w:val="Heading3"/>
-      </w:pPr>
-      <w:r>
-        <w:t>W3 Do not label an unseen item rejected</w:t>
-      </w:r>
-    </w:p>
-    <w:p>
-      <w:pPr>
-        <w:pStyle w:val="Heading3"/>
-      </w:pPr>
-      <w:r>
-        <w:t>Workbook question · W3</w:t>
-      </w:r>
-    </w:p>
-    <w:p>
-      <w:pPr>
-        <w:spacing w:line="336" w:lineRule="auto" w:after="180"/>
-        <w:shd w:fill="F5F1FB"/>
-      </w:pPr>
-      <w:r>
-        <w:rPr>
-          <w:b w:val="0"/>
-        </w:rPr>
-        <w:t>J was shown and clicked. K was never shown. Separate the observed records from the labels enjoyed and disliked. Write a question that could gather a stated reason while allowing no answer.</w:t>
-      </w:r>
-    </w:p>
-    <w:p>
-      <w:pPr>
-        <w:pStyle w:val="Heading3"/>
-      </w:pPr>
-      <w:r>
-        <w:t>Teacher reasoning · W3</w:t>
-      </w:r>
-    </w:p>
-    <w:p>
-      <w:pPr>
-        <w:spacing w:line="336" w:lineRule="auto" w:after="180"/>
-        <w:shd w:fill="F1F6FC"/>
-      </w:pPr>
-      <w:r>
-        <w:rPr>
-          <w:b w:val="0"/>
-        </w:rPr>
-        <w:t>Record J shown and clicked; K not shown. Enjoyment of J and dislike of K remain unsupported.</w:t>
-      </w:r>
-    </w:p>
-    <w:p>
-      <w:pPr>
-        <w:spacing w:line="336" w:lineRule="auto" w:after="180"/>
-        <w:shd w:fill="F1F6FC"/>
-      </w:pPr>
-      <w:r>
-        <w:rPr>
-          <w:b w:val="0"/>
-        </w:rPr>
-        <w:t>An optional question such as Did this suggestion suit what you wanted, and why or why not? seeks a reason without presuming satisfaction. No answer remains missing feedback.</w:t>
-      </w:r>
-    </w:p>
-    <w:p>
-      <w:pPr>
-        <w:pStyle w:val="Heading3"/>
-      </w:pPr>
-      <w:r>
-        <w:t>W4 Transfer the process to activities</w:t>
-      </w:r>
-    </w:p>
-    <w:p>
-      <w:pPr>
-        <w:pStyle w:val="Heading3"/>
-      </w:pPr>
-      <w:r>
-        <w:t>Workbook question · W4</w:t>
-      </w:r>
-    </w:p>
-    <w:p>
-      <w:pPr>
-        <w:spacing w:line="336" w:lineRule="auto" w:after="180"/>
-        <w:shd w:fill="F5F1FB"/>
-      </w:pPr>
-      <w:r>
-        <w:rPr>
-          <w:b w:val="0"/>
-        </w:rPr>
-        <w:t xml:space="preserve">A fictional learner needs an indoor activity lasting at most 20 minutes. </w:t>
-      </w:r>
-      <w:r>
-        <w:rPr>
-          <w:b/>
-        </w:rPr>
-        <w:t>Preference</w:t>
-      </w:r>
-      <w:r>
-        <w:rPr>
-          <w:b w:val="0"/>
-        </w:rPr>
-        <w:t>s score 2 for drawing and 1 for solo.</w:t>
-      </w:r>
-    </w:p>
-    <w:p>
-      <w:pPr>
-        <w:spacing w:line="336" w:lineRule="auto" w:after="180"/>
-        <w:shd w:fill="F5F1FB"/>
-      </w:pPr>
-      <w:r>
-        <w:rPr>
-          <w:b w:val="0"/>
-        </w:rPr>
-        <w:t>Candidates: A drawing, solo, outdoor, 10 minutes; B drawing, group, indoor, 20 minutes; C music, solo, indoor, 15 minutes; D drawing, group, indoor, 18 minutes. Filter, score and return all highest scorers.</w:t>
-      </w:r>
-    </w:p>
-    <w:p>
-      <w:pPr>
-        <w:spacing w:line="336" w:lineRule="auto" w:after="180"/>
-        <w:shd w:fill="F5F1FB"/>
-      </w:pPr>
-      <w:r>
-        <w:rPr>
-          <w:b w:val="0"/>
-        </w:rPr>
-        <w:t>Only B is then shown and selected; C and D are not shown. State what the feedback establishes and what remains unknown.</w:t>
-      </w:r>
-    </w:p>
-    <w:p>
-      <w:pPr>
-        <w:pStyle w:val="Heading3"/>
-      </w:pPr>
-      <w:r>
-        <w:t>Teacher reasoning · W4</w:t>
-      </w:r>
-    </w:p>
-    <w:p>
-      <w:pPr>
-        <w:spacing w:line="336" w:lineRule="auto" w:after="180"/>
-        <w:shd w:fill="F1F6FC"/>
-      </w:pPr>
-      <w:r>
-        <w:rPr>
-          <w:b w:val="0"/>
-        </w:rPr>
-        <w:t>A excluded because outdoor. B eligible scores 2; C eligible scores 1; D eligible scores 2. Return B and D. Exactly 20 minutes passes at most 20. The log establishes B shown and selected, not enjoyment.</w:t>
-      </w:r>
-    </w:p>
-    <w:p>
-      <w:pPr>
-        <w:spacing w:line="336" w:lineRule="auto" w:after="180"/>
-        <w:shd w:fill="F1F6FC"/>
-      </w:pPr>
-      <w:r>
-        <w:rPr>
-          <w:b/>
-        </w:rPr>
-        <w:t>Preference</w:t>
-      </w:r>
-      <w:r>
-        <w:rPr>
-          <w:b w:val="0"/>
-        </w:rPr>
-        <w:t>s about unshown C and D are unknown; selecting B does not prove rejection of D or validate the choice to hide it.</w:t>
-      </w:r>
-    </w:p>
-    <w:p>
-      <w:pPr>
-        <w:pStyle w:val="Heading3"/>
-      </w:pPr>
-      <w:r>
-        <w:t>W5 Handle an empty eligible set</w:t>
-      </w:r>
-    </w:p>
-    <w:p>
-      <w:pPr>
-        <w:pStyle w:val="Heading3"/>
-      </w:pPr>
-      <w:r>
-        <w:t>Workbook question · W5</w:t>
-      </w:r>
-    </w:p>
-    <w:p>
-      <w:pPr>
-        <w:spacing w:line="336" w:lineRule="auto" w:after="180"/>
-        <w:shd w:fill="F5F1FB"/>
-      </w:pPr>
-      <w:r>
-        <w:rPr>
-          <w:b w:val="0"/>
-        </w:rPr>
-        <w:t xml:space="preserve">Return to BookRec1. J and K become unavailable, L remains Spanish, and M’s availability becomes unknown. A designer proposes recommending M anyway because it matches both </w:t>
-      </w:r>
-      <w:r>
-        <w:rPr>
-          <w:b/>
-        </w:rPr>
-        <w:t>preference</w:t>
-      </w:r>
-      <w:r>
-        <w:rPr>
-          <w:b w:val="0"/>
-        </w:rPr>
-        <w:t>s.</w:t>
-      </w:r>
-    </w:p>
-    <w:p>
-      <w:pPr>
-        <w:spacing w:line="336" w:lineRule="auto" w:after="180"/>
-        <w:shd w:fill="F5F1FB"/>
-      </w:pPr>
-      <w:r>
-        <w:rPr>
-          <w:b w:val="0"/>
-        </w:rPr>
-        <w:t>Apply the requirements and propose an honest response.</w:t>
-      </w:r>
-    </w:p>
-    <w:p>
-      <w:pPr>
-        <w:pStyle w:val="Heading3"/>
-      </w:pPr>
-      <w:r>
-        <w:t>Teacher reasoning · W5</w:t>
-      </w:r>
-    </w:p>
-    <w:p>
-      <w:pPr>
-        <w:spacing w:line="336" w:lineRule="auto" w:after="180"/>
-        <w:shd w:fill="F1F6FC"/>
-      </w:pPr>
-      <w:r>
-        <w:rPr>
-          <w:b w:val="0"/>
-        </w:rPr>
-        <w:t>J and K are excluded as unavailable, L for language. M is pending availability verification and cannot yet count as eligible.</w:t>
-      </w:r>
-    </w:p>
-    <w:p>
-      <w:pPr>
-        <w:spacing w:line="336" w:lineRule="auto" w:after="180"/>
-        <w:shd w:fill="F1F6FC"/>
-      </w:pPr>
-      <w:r>
-        <w:rPr>
-          <w:b w:val="0"/>
-        </w:rPr>
-        <w:t>Report no verified eligible option, identify the missing availability fact, and request confirmation or let the reader revise requirements explicitly.</w:t>
-      </w:r>
-    </w:p>
-    <w:p>
-      <w:pPr>
-        <w:pStyle w:val="Heading3"/>
-      </w:pPr>
-      <w:r>
-        <w:t>Assess independent transfer</w:t>
-      </w:r>
-    </w:p>
-    <w:p>
-      <w:pPr>
-        <w:pStyle w:val="Heading3"/>
-      </w:pPr>
-      <w:r>
-        <w:t>Independent question · withhold the key</w:t>
-      </w:r>
-    </w:p>
-    <w:p>
-      <w:pPr>
-        <w:spacing w:line="336" w:lineRule="auto" w:after="180"/>
-        <w:shd w:fill="F5F1FB"/>
-      </w:pPr>
-      <w:r>
-        <w:rPr>
-          <w:b w:val="0"/>
-        </w:rPr>
-        <w:t xml:space="preserve">Selected case: A fictional learner needs an indoor activity lasting at most 20 minutes. </w:t>
-      </w:r>
-      <w:r>
-        <w:rPr>
-          <w:b/>
-        </w:rPr>
-        <w:t>Preference</w:t>
-      </w:r>
-      <w:r>
-        <w:rPr>
-          <w:b w:val="0"/>
-        </w:rPr>
-        <w:t>s score 2 for drawing and 1 for solo.</w:t>
-      </w:r>
-    </w:p>
-    <w:p>
-      <w:pPr>
-        <w:spacing w:line="336" w:lineRule="auto" w:after="180"/>
-        <w:shd w:fill="F5F1FB"/>
-      </w:pPr>
-      <w:r>
-        <w:rPr>
-          <w:b w:val="0"/>
-        </w:rPr>
-        <w:t>Candidates: A drawing, solo, outdoor, 10 minutes; B drawing, group, indoor, 20 minutes; C music, solo, indoor, 15 minutes; D drawing, group, indoor, 18 minutes. Filter, score and return all highest scorers.</w:t>
-      </w:r>
-    </w:p>
-    <w:p>
-      <w:pPr>
-        <w:spacing w:line="336" w:lineRule="auto" w:after="180"/>
-        <w:shd w:fill="F5F1FB"/>
-      </w:pPr>
-      <w:r>
-        <w:rPr>
-          <w:b w:val="0"/>
-        </w:rPr>
-        <w:t>Only B is then shown and selected; C and D are not shown. State what the feedback establishes and what remains unknown.</w:t>
-      </w:r>
-    </w:p>
-    <w:p>
-      <w:pPr>
-        <w:pStyle w:val="Heading3"/>
-      </w:pPr>
-      <w:r>
-        <w:t>Selected case answer</w:t>
-      </w:r>
-    </w:p>
-    <w:p>
-      <w:pPr>
-        <w:pStyle w:val="Heading3"/>
-      </w:pPr>
-      <w:r>
-        <w:t>Teacher key · Selected case answer</w:t>
-      </w:r>
-    </w:p>
-    <w:p>
-      <w:pPr>
-        <w:spacing w:line="336" w:lineRule="auto" w:after="180"/>
-        <w:shd w:fill="F1F6FC"/>
-      </w:pPr>
-      <w:r>
-        <w:rPr>
-          <w:b w:val="0"/>
-        </w:rPr>
-        <w:t>A excluded because outdoor. B eligible scores 2; C eligible scores 1; D eligible scores 2. Return B and D. Exactly 20 minutes passes at most 20. The log establishes B shown and selected, not enjoyment.</w:t>
-      </w:r>
-    </w:p>
-    <w:p>
-      <w:pPr>
-        <w:spacing w:line="336" w:lineRule="auto" w:after="180"/>
-        <w:shd w:fill="F1F6FC"/>
-      </w:pPr>
-      <w:r>
-        <w:rPr>
-          <w:b/>
-        </w:rPr>
-        <w:t>Preference</w:t>
-      </w:r>
-      <w:r>
-        <w:rPr>
-          <w:b w:val="0"/>
-        </w:rPr>
-        <w:t>s about unshown C and D are unknown; selecting B does not prove rejection of D or validate the choice to hide it.</w:t>
-      </w:r>
-    </w:p>
-    <w:tbl>
-      <w:tblPr>
-        <w:tblStyle w:val="LightShading-Accent1"/>
-        <w:tblW w:type="auto" w:w="0"/>
-        <w:tblLook w:firstColumn="1" w:firstRow="1" w:lastColumn="0" w:lastRow="0" w:noHBand="0" w:noVBand="1" w:val="04A0"/>
-      </w:tblPr>
-      <w:tblGrid>
-        <w:gridCol w:w="5112"/>
-        <w:gridCol w:w="5112"/>
-      </w:tblGrid>
-      <w:tr>
-        <w:trPr>
-          <w:tblHeader/>
-        </w:trPr>
-        <w:tc>
-          <w:tcPr>
-            <w:tcW w:type="dxa" w:w="5112"/>
-          </w:tcPr>
-          <w:p>
-            <w:r>
-              <w:t>Dimension</w:t>
-            </w:r>
-          </w:p>
-        </w:tc>
-        <w:tc>
-          <w:tcPr>
-            <w:tcW w:type="dxa" w:w="5112"/>
-          </w:tcPr>
-          <w:p>
-            <w:r>
-              <w:t>Evidence required</w:t>
-            </w:r>
-          </w:p>
-        </w:tc>
-      </w:tr>
-      <w:tr>
-        <w:tc>
-          <w:tcPr>
-            <w:tcW w:type="dxa" w:w="5112"/>
-          </w:tcPr>
-          <w:p>
-            <w:r>
-              <w:t>Explanation</w:t>
-            </w:r>
-          </w:p>
-        </w:tc>
-        <w:tc>
-          <w:tcPr>
-            <w:tcW w:type="dxa" w:w="5112"/>
-          </w:tcPr>
-          <w:p>
-            <w:r>
-              <w:t>Names the applicable idea or procedure and ties it to the supplied facts.</w:t>
-            </w:r>
-          </w:p>
-        </w:tc>
-      </w:tr>
-      <w:tr>
-        <w:tc>
-          <w:tcPr>
-            <w:tcW w:type="dxa" w:w="5112"/>
-          </w:tcPr>
-          <w:p>
-            <w:r>
-              <w:t>Trace and result</w:t>
-            </w:r>
-          </w:p>
-        </w:tc>
-        <w:tc>
-          <w:tcPr>
-            <w:tcW w:type="dxa" w:w="5112"/>
-          </w:tcPr>
-          <w:p>
-            <w:r>
-              <w:t>Preserves the given inputs and shows the relevant intermediate steps; distinguishes a prediction from an observed execution.</w:t>
-            </w:r>
-          </w:p>
-        </w:tc>
-      </w:tr>
-      <w:tr>
-        <w:tc>
-          <w:tcPr>
-            <w:tcW w:type="dxa" w:w="5112"/>
-          </w:tcPr>
-          <w:p>
-            <w:r>
-              <w:t>Limits</w:t>
-            </w:r>
-          </w:p>
-        </w:tc>
-        <w:tc>
-          <w:tcPr>
-            <w:tcW w:type="dxa" w:w="5112"/>
-          </w:tcPr>
-          <w:p>
-            <w:r>
-              <w:t>States the assumptions, missing evidence or conditions under which the result would change.</w:t>
-            </w:r>
-          </w:p>
-        </w:tc>
-      </w:tr>
-    </w:tbl>
-    <w:p>
-      <w:pPr>
-        <w:pStyle w:val="Heading3"/>
-      </w:pPr>
-      <w:r>
-        <w:t>Teacher key · Selected case answer</w:t>
-      </w:r>
-    </w:p>
-    <w:p>
-      <w:pPr>
-        <w:spacing w:line="336" w:lineRule="auto" w:after="180"/>
-        <w:shd w:fill="F1F6FC"/>
-      </w:pPr>
-      <w:r>
-        <w:rPr>
-          <w:b w:val="0"/>
-        </w:rPr>
-        <w:t>Record each dimension as not yet, with support, or independent. Accept a valid alternative procedure with a defensible trace.</w:t>
-      </w:r>
-    </w:p>
-    <w:p>
-      <w:pPr>
-        <w:spacing w:line="336" w:lineRule="auto" w:after="180"/>
-        <w:shd w:fill="F1F6FC"/>
-      </w:pPr>
-      <w:r>
-        <w:rPr>
-          <w:b w:val="0"/>
-        </w:rPr>
-        <w:t xml:space="preserve">Do not penalise an honestly recorded model failure if the learner correctly explains its </w:t>
-      </w:r>
-      <w:r>
-        <w:rPr>
-          <w:b/>
-        </w:rPr>
-        <w:t>evidence</w:t>
-      </w:r>
-      <w:r>
-        <w:rPr>
-          <w:b w:val="0"/>
-        </w:rPr>
-        <w:t xml:space="preserve"> and limits.</w:t>
-      </w:r>
-    </w:p>
-    <w:p>
-      <w:pPr>
-        <w:pStyle w:val="Heading3"/>
-      </w:pPr>
-      <w:r>
-        <w:t>Feedback that the learner uses</w:t>
-      </w:r>
-    </w:p>
-    <w:p>
-      <w:pPr>
-        <w:spacing w:line="336" w:lineRule="auto" w:after="180"/>
-      </w:pPr>
-      <w:r>
-        <w:rPr>
-          <w:b w:val="0"/>
-        </w:rPr>
-        <w:t>Name the earliest unsupported step and give one action to repair it. Have the learner make that repair now and explain why. Then assess the relevant skill on a fresh, fully specified case.</w:t>
-      </w:r>
-    </w:p>
-    <w:p>
-      <w:pPr>
-        <w:spacing w:line="336" w:lineRule="auto" w:after="180"/>
-      </w:pPr>
-      <w:r>
-        <w:rPr>
-          <w:b w:val="0"/>
-        </w:rPr>
-        <w:t>Confirm it was not previously practised with feedback; solve and check the new case before assigning it. A follow-up design prompt is a starting brief, not automatically an equivalent test.</w:t>
-      </w:r>
-    </w:p>
-    <w:p>
-      <w:pPr>
-        <w:pStyle w:val="Heading1"/>
-      </w:pPr>
-      <w:r>
-        <w:t>06. Connect and extend learning</w:t>
-      </w:r>
-    </w:p>
-    <w:p>
-      <w:r>
-        <w:t>Connect Recommendations to Helpful Classroom Sorter, adapt support and plan a later changed-case check.</w:t>
-      </w:r>
-    </w:p>
-    <w:p>
-      <w:pPr>
-        <w:pStyle w:val="Heading3"/>
-      </w:pPr>
-      <w:r>
-        <w:t>Helpful Classroom Sorter</w:t>
-      </w:r>
-    </w:p>
-    <w:p>
-      <w:pPr>
-        <w:spacing w:line="336" w:lineRule="auto" w:after="180"/>
-      </w:pPr>
-      <w:r>
-        <w:rPr>
-          <w:b w:val="0"/>
-        </w:rPr>
-        <w:t xml:space="preserve">If the sorter ranks bins, state the </w:t>
-      </w:r>
-      <w:r>
-        <w:rPr>
-          <w:b/>
-        </w:rPr>
-        <w:t>objective</w:t>
-      </w:r>
-      <w:r>
-        <w:rPr>
-          <w:b w:val="0"/>
-        </w:rPr>
-        <w:t xml:space="preserve"> and show why the top suggestion is not a command.</w:t>
-      </w:r>
-    </w:p>
-    <w:p>
-      <w:pPr>
-        <w:spacing w:line="336" w:lineRule="auto" w:after="180"/>
-      </w:pPr>
-      <w:r>
-        <w:rPr>
-          <w:b w:val="0"/>
-        </w:rPr>
-        <w:t xml:space="preserve">Keep the decision, </w:t>
-      </w:r>
-      <w:r>
-        <w:rPr>
-          <w:b/>
-        </w:rPr>
-        <w:t>input</w:t>
-      </w:r>
-      <w:r>
-        <w:rPr>
-          <w:b w:val="0"/>
-        </w:rPr>
-        <w:t xml:space="preserve">, result, explanation and remaining limitation in the project </w:t>
-      </w:r>
-      <w:r>
-        <w:rPr>
-          <w:b/>
-        </w:rPr>
-        <w:t>evidence</w:t>
-      </w:r>
-      <w:r>
-        <w:rPr>
-          <w:b w:val="0"/>
-        </w:rPr>
-        <w:t xml:space="preserve"> record. Retrieve this record next week rather than restarting the project.</w:t>
-      </w:r>
-    </w:p>
-    <w:p>
-      <w:pPr>
-        <w:pStyle w:val="Heading3"/>
-      </w:pPr>
-      <w:r>
-        <w:t>Support and stretch</w:t>
-      </w:r>
-    </w:p>
-    <w:p>
-      <w:pPr>
-        <w:spacing w:line="336" w:lineRule="auto" w:after="180"/>
-      </w:pPr>
-      <w:r>
-        <w:rPr>
-          <w:b w:val="0"/>
-        </w:rPr>
-        <w:t xml:space="preserve">Use physical cards, spoken explanations and a three-stage drawing. Read aloud without giving the answer. Stretch: compare two </w:t>
-      </w:r>
-      <w:r>
-        <w:rPr>
-          <w:b/>
-        </w:rPr>
-        <w:t>mechanism</w:t>
-      </w:r>
-      <w:r>
-        <w:rPr>
-          <w:b w:val="0"/>
-        </w:rPr>
-        <w:t xml:space="preserve">s with the same visible </w:t>
-      </w:r>
-      <w:r>
-        <w:rPr>
-          <w:b/>
-        </w:rPr>
-        <w:t>output</w:t>
-      </w:r>
-      <w:r>
-        <w:rPr>
-          <w:b w:val="0"/>
-        </w:rPr>
-        <w:t xml:space="preserve"> and explain what </w:t>
-      </w:r>
-      <w:r>
-        <w:rPr>
-          <w:b/>
-        </w:rPr>
-        <w:t>evidence</w:t>
-      </w:r>
-      <w:r>
-        <w:rPr>
-          <w:b w:val="0"/>
-        </w:rPr>
-        <w:t xml:space="preserve"> distinguishes them.</w:t>
-      </w:r>
-    </w:p>
-    <w:p>
-      <w:pPr>
-        <w:pStyle w:val="Heading3"/>
-      </w:pPr>
-      <w:r>
-        <w:t>Exit reflection</w:t>
-      </w:r>
-    </w:p>
-    <w:p>
-      <w:pPr>
-        <w:spacing w:line="336" w:lineRule="auto" w:after="180"/>
-      </w:pPr>
-      <w:r>
-        <w:rPr>
-          <w:b w:val="0"/>
-        </w:rPr>
-        <w:t xml:space="preserve">Ask for one decision the learner can now justify and one situation requiring more </w:t>
-      </w:r>
-      <w:r>
-        <w:rPr>
-          <w:b/>
-        </w:rPr>
-        <w:t>evidence</w:t>
-      </w:r>
-      <w:r>
-        <w:rPr>
-          <w:b w:val="0"/>
-        </w:rPr>
-        <w:t xml:space="preserve"> or human review. Confidence ratings are separate from correct independent performance.</w:t>
-      </w:r>
-    </w:p>
-    <w:p>
-      <w:pPr>
-        <w:pStyle w:val="Heading3"/>
-      </w:pPr>
-      <w:r>
-        <w:t>Bridge to the next week</w:t>
-      </w:r>
-    </w:p>
-    <w:p>
-      <w:pPr>
-        <w:spacing w:line="336" w:lineRule="auto" w:after="180"/>
-      </w:pPr>
-      <w:r>
-        <w:rPr>
-          <w:b w:val="0"/>
-        </w:rPr>
-        <w:t xml:space="preserve">Next: Week 21: Good Data, Bad Data. Retrieve today’s </w:t>
-      </w:r>
-      <w:r>
-        <w:rPr>
-          <w:b/>
-        </w:rPr>
-        <w:t>evidence</w:t>
-      </w:r>
-      <w:r>
-        <w:rPr>
-          <w:b w:val="0"/>
-        </w:rPr>
-        <w:t xml:space="preserve"> and identify what carries forward and what is new.</w:t>
-      </w:r>
-    </w:p>
-    <w:p>
-      <w:pPr>
-        <w:pStyle w:val="Heading3"/>
-      </w:pPr>
-      <w:r>
-        <w:t>Support and fresh reassessment</w:t>
-      </w:r>
-    </w:p>
-    <w:p>
-      <w:pPr>
-        <w:spacing w:line="336" w:lineRule="auto" w:after="180"/>
-      </w:pPr>
-      <w:r>
-        <w:rPr>
-          <w:b w:val="0"/>
-        </w:rPr>
-        <w:t>Use separate trays for excluded, pending and eligible items. Score only the eligible tray.</w:t>
-      </w:r>
-    </w:p>
-    <w:p>
-      <w:pPr>
-        <w:spacing w:line="336" w:lineRule="auto" w:after="180"/>
-      </w:pPr>
-      <w:r>
-        <w:rPr>
-          <w:b w:val="0"/>
-        </w:rPr>
-        <w:t xml:space="preserve">Extension: change the display order while keeping scores fixed and explain why different clicks would not automatically show changed </w:t>
-      </w:r>
-      <w:r>
-        <w:rPr>
-          <w:b/>
-        </w:rPr>
-        <w:t>preference</w:t>
-      </w:r>
-      <w:r>
-        <w:rPr>
-          <w:b w:val="0"/>
-        </w:rPr>
-        <w:t>s.</w:t>
-      </w:r>
-    </w:p>
-    <w:p>
-      <w:pPr>
-        <w:spacing w:line="336" w:lineRule="auto" w:after="180"/>
-      </w:pPr>
-      <w:r>
-        <w:rPr>
-          <w:b w:val="0"/>
-        </w:rPr>
-        <w:t>W4 requires excluding A, scores B 2 C 1 D 2, both B and D returned, and no inferred enjoyment or rejection from unshown items. After support change the time limit to at most 18: B becomes excluded, D wins with 2 over C’s 1.</w:t>
-      </w:r>
-    </w:p>
-    <w:p>
-      <w:pPr>
-        <w:spacing w:line="336" w:lineRule="auto" w:after="180"/>
       </w:pPr>
       <w:r>
         <w:rPr>
@@ -5942,33 +5650,10 @@
     </w:p>
     <w:p>
       <w:pPr>
-        <w:spacing w:line="336" w:lineRule="auto" w:after="180"/>
-      </w:pPr>
-      <w:r>
-        <w:rPr>
-          <w:b w:val="0"/>
-        </w:rPr>
-        <w:t xml:space="preserve">Week 21 investigates data quality and how to repair a record with </w:t>
-      </w:r>
-      <w:r>
-        <w:rPr>
-          <w:b/>
-        </w:rPr>
-        <w:t>evidence</w:t>
-      </w:r>
-      <w:r>
-        <w:rPr>
-          <w:b w:val="0"/>
-        </w:rPr>
-        <w:t xml:space="preserve"> while preserving its history.</w:t>
-      </w:r>
-    </w:p>
-    <w:p>
-      <w:pPr>
-        <w:pStyle w:val="Heading3"/>
-      </w:pPr>
-      <w:r>
-        <w:t>Plan the delayed return</w:t>
+        <w:pStyle w:val="Heading2"/>
+      </w:pPr>
+      <w:r>
+        <w:t>Plan the delayed check</w:t>
       </w:r>
     </w:p>
     <w:p>
@@ -6185,60 +5870,188 @@
     </w:p>
     <w:p>
       <w:pPr>
+        <w:pStyle w:val="Heading2"/>
+      </w:pPr>
+      <w:r>
+        <w:t>Bridge to next week</w:t>
+      </w:r>
+    </w:p>
+    <w:p>
+      <w:pPr>
+        <w:spacing w:line="336" w:lineRule="auto" w:after="180"/>
+      </w:pPr>
+      <w:r>
+        <w:rPr>
+          <w:b w:val="0"/>
+        </w:rPr>
+        <w:t xml:space="preserve">Ask for one decision the learner can now justify and one situation requiring more </w:t>
+      </w:r>
+      <w:r>
+        <w:rPr>
+          <w:b/>
+        </w:rPr>
+        <w:t>evidence</w:t>
+      </w:r>
+      <w:r>
+        <w:rPr>
+          <w:b w:val="0"/>
+        </w:rPr>
+        <w:t xml:space="preserve"> or human review. Confidence ratings are separate from correct independent performance.</w:t>
+      </w:r>
+    </w:p>
+    <w:p>
+      <w:pPr>
+        <w:spacing w:line="336" w:lineRule="auto" w:after="180"/>
+      </w:pPr>
+      <w:r>
+        <w:rPr>
+          <w:b w:val="0"/>
+        </w:rPr>
+        <w:t xml:space="preserve">Next: Week 21: Good Data, Bad Data. Retrieve today’s </w:t>
+      </w:r>
+      <w:r>
+        <w:rPr>
+          <w:b/>
+        </w:rPr>
+        <w:t>evidence</w:t>
+      </w:r>
+      <w:r>
+        <w:rPr>
+          <w:b w:val="0"/>
+        </w:rPr>
+        <w:t xml:space="preserve"> and identify what carries forward and what is new.</w:t>
+      </w:r>
+    </w:p>
+    <w:p>
+      <w:pPr>
+        <w:spacing w:line="336" w:lineRule="auto" w:after="180"/>
+      </w:pPr>
+      <w:r>
+        <w:rPr>
+          <w:b w:val="0"/>
+        </w:rPr>
+        <w:t xml:space="preserve">Week 21 investigates data quality and how to repair a record with </w:t>
+      </w:r>
+      <w:r>
+        <w:rPr>
+          <w:b/>
+        </w:rPr>
+        <w:t>evidence</w:t>
+      </w:r>
+      <w:r>
+        <w:rPr>
+          <w:b w:val="0"/>
+        </w:rPr>
+        <w:t xml:space="preserve"> while preserving its history.</w:t>
+      </w:r>
+    </w:p>
+    <w:p>
+      <w:pPr>
+        <w:pStyle w:val="Heading2"/>
+      </w:pPr>
+      <w:r>
+        <w:t>Earlier wording, alternatives and picture transcripts · reference / check after trying</w:t>
+      </w:r>
+    </w:p>
+    <w:p>
+      <w:pPr>
+        <w:spacing w:line="336" w:lineRule="auto" w:after="180"/>
+      </w:pPr>
+      <w:r>
+        <w:rPr>
+          <w:b w:val="0"/>
+        </w:rPr>
+        <w:t>Connect and extend learning</w:t>
+      </w:r>
+    </w:p>
+    <w:p>
+      <w:pPr>
         <w:pStyle w:val="Heading3"/>
       </w:pPr>
       <w:r>
+        <w:t>Helpful Classroom Sorter</w:t>
+      </w:r>
+    </w:p>
+    <w:p>
+      <w:pPr>
+        <w:pStyle w:val="Heading3"/>
+      </w:pPr>
+      <w:r>
+        <w:t>Support and stretch</w:t>
+      </w:r>
+    </w:p>
+    <w:p>
+      <w:pPr>
+        <w:pStyle w:val="Heading3"/>
+      </w:pPr>
+      <w:r>
+        <w:t>Exit reflection</w:t>
+      </w:r>
+    </w:p>
+    <w:p>
+      <w:pPr>
+        <w:pStyle w:val="Heading3"/>
+      </w:pPr>
+      <w:r>
+        <w:t>Bridge to the next week</w:t>
+      </w:r>
+    </w:p>
+    <w:p>
+      <w:pPr>
+        <w:pStyle w:val="Heading3"/>
+      </w:pPr>
+      <w:r>
+        <w:t>Support and fresh reassessment</w:t>
+      </w:r>
+    </w:p>
+    <w:p>
+      <w:pPr>
+        <w:pStyle w:val="Heading3"/>
+      </w:pPr>
+      <w:r>
+        <w:t>Plan the delayed return</w:t>
+      </w:r>
+    </w:p>
+    <w:p>
+      <w:pPr>
+        <w:pStyle w:val="Heading3"/>
+      </w:pPr>
+      <w:r>
         <w:t>Project evidence from this case</w:t>
       </w:r>
     </w:p>
     <w:p>
       <w:pPr>
+        <w:pStyle w:val="Heading1"/>
+      </w:pPr>
+      <w:r>
+        <w:t>Reference bank and extra practice</w:t>
+      </w:r>
+    </w:p>
+    <w:p>
+      <w:pPr>
+        <w:pStyle w:val="Heading1"/>
+      </w:pPr>
+      <w:r>
+        <w:t>07. Reference: alternative planning checklist</w:t>
+      </w:r>
+    </w:p>
+    <w:p>
+      <w:r>
+        <w:t>Use as a reminder alongside the main route rather than teaching the cycle twice.</w:t>
+      </w:r>
+    </w:p>
+    <w:p>
+      <w:pPr>
+        <w:pStyle w:val="Heading2"/>
+      </w:pPr>
+      <w:r>
+        <w:t>Preparation and schedule</w:t>
+      </w:r>
+    </w:p>
+    <w:p>
+      <w:pPr>
         <w:spacing w:line="336" w:lineRule="auto" w:after="180"/>
-      </w:pPr>
-      <w:r>
-        <w:rPr>
-          <w:b w:val="0"/>
-        </w:rPr>
-        <w:t xml:space="preserve">Separate sorter requirements, </w:t>
-      </w:r>
-      <w:r>
-        <w:rPr>
-          <w:b/>
-        </w:rPr>
-        <w:t>preference</w:t>
-      </w:r>
-      <w:r>
-        <w:rPr>
-          <w:b w:val="0"/>
-        </w:rPr>
-        <w:t>s and observed feedback; document why a suggestion was eligible.</w:t>
-      </w:r>
-    </w:p>
-    <w:p>
-      <w:pPr>
-        <w:pStyle w:val="Heading1"/>
-      </w:pPr>
-      <w:r>
-        <w:t>07. Prepare, teach and assess</w:t>
-      </w:r>
-    </w:p>
-    <w:p>
-      <w:r>
-        <w:t>Use this preparation summary alongside the detailed Recommendations lesson; it is a checklist rather than a replacement for the full sequence.</w:t>
-      </w:r>
-    </w:p>
-    <w:p>
-      <w:pPr>
-        <w:pStyle w:val="Heading3"/>
-      </w:pPr>
-      <w:r>
-        <w:t>Teaching target</w:t>
-      </w:r>
-    </w:p>
-    <w:p>
-      <w:pPr>
-        <w:spacing w:line="336" w:lineRule="auto" w:after="180"/>
-        <w:shd w:fill="EDF7F3"/>
       </w:pPr>
       <w:r>
         <w:rPr>
@@ -6451,6 +6264,14 @@
     </w:tbl>
     <w:p>
       <w:pPr>
+        <w:pStyle w:val="Heading2"/>
+      </w:pPr>
+      <w:r>
+        <w:t>Practice and assessment reminders</w:t>
+      </w:r>
+    </w:p>
+    <w:p>
+      <w:pPr>
         <w:spacing w:line="336" w:lineRule="auto" w:after="180"/>
       </w:pPr>
       <w:r>
@@ -6474,16 +6295,7 @@
     </w:p>
     <w:p>
       <w:pPr>
-        <w:pStyle w:val="Heading3"/>
-      </w:pPr>
-      <w:r>
-        <w:t>Supported practice answer</w:t>
-      </w:r>
-    </w:p>
-    <w:p>
-      <w:pPr>
         <w:spacing w:line="336" w:lineRule="auto" w:after="180"/>
-        <w:shd w:fill="F1F6FC"/>
       </w:pPr>
       <w:r>
         <w:rPr>
@@ -6495,7 +6307,6 @@
     <w:p>
       <w:pPr>
         <w:spacing w:line="336" w:lineRule="auto" w:after="180"/>
-        <w:shd w:fill="F1F6FC"/>
       </w:pPr>
       <w:r>
         <w:rPr>
@@ -6564,16 +6375,7 @@
     </w:p>
     <w:p>
       <w:pPr>
-        <w:pStyle w:val="Heading3"/>
-      </w:pPr>
-      <w:r>
-        <w:t>Repair the misconception</w:t>
-      </w:r>
-    </w:p>
-    <w:p>
-      <w:pPr>
         <w:spacing w:line="336" w:lineRule="auto" w:after="180"/>
-        <w:shd w:fill="FFF5E6"/>
       </w:pPr>
       <w:r>
         <w:rPr>
@@ -6608,16 +6410,7 @@
     </w:p>
     <w:p>
       <w:pPr>
-        <w:pStyle w:val="Heading3"/>
-      </w:pPr>
-      <w:r>
-        <w:t>Support without giving away the answer</w:t>
-      </w:r>
-    </w:p>
-    <w:p>
-      <w:pPr>
         <w:spacing w:line="336" w:lineRule="auto" w:after="180"/>
-        <w:shd w:fill="F1F6F8"/>
       </w:pPr>
       <w:r>
         <w:rPr>
@@ -6640,16 +6433,7 @@
     </w:p>
     <w:p>
       <w:pPr>
-        <w:pStyle w:val="Heading3"/>
-      </w:pPr>
-      <w:r>
-        <w:t>Extend the reasoning</w:t>
-      </w:r>
-    </w:p>
-    <w:p>
-      <w:pPr>
         <w:spacing w:line="336" w:lineRule="auto" w:after="180"/>
-        <w:shd w:fill="F5F1FB"/>
       </w:pPr>
       <w:r>
         <w:rPr>
@@ -6684,16 +6468,7 @@
     </w:p>
     <w:p>
       <w:pPr>
-        <w:pStyle w:val="Heading3"/>
-      </w:pPr>
-      <w:r>
-        <w:t>Protect the independent attempt</w:t>
-      </w:r>
-    </w:p>
-    <w:p>
-      <w:pPr>
         <w:spacing w:line="336" w:lineRule="auto" w:after="180"/>
-        <w:shd w:fill="FFF5E6"/>
       </w:pPr>
       <w:r>
         <w:rPr>
@@ -6888,16 +6663,7 @@
     </w:tbl>
     <w:p>
       <w:pPr>
-        <w:pStyle w:val="Heading3"/>
-      </w:pPr>
-      <w:r>
-        <w:t>Project checkpoint</w:t>
-      </w:r>
-    </w:p>
-    <w:p>
-      <w:pPr>
         <w:spacing w:line="336" w:lineRule="auto" w:after="180"/>
-        <w:shd w:fill="EDF7F3"/>
       </w:pPr>
       <w:r>
         <w:rPr>
@@ -6934,12 +6700,20 @@
         <w:pStyle w:val="Heading1"/>
       </w:pPr>
       <w:r>
-        <w:t>08. Use feedback, labs and repair paths</w:t>
-      </w:r>
-    </w:p>
-    <w:p>
-      <w:r>
-        <w:t>Use feedback, earlier review and portfolios purposefully. Apply the coding routine only when this lesson has an executable lab.</w:t>
+        <w:t>08. Reference: feedback and records</w:t>
+      </w:r>
+    </w:p>
+    <w:p>
+      <w:r>
+        <w:t>Use digital tools where they help retain an explanation and its evidence.</w:t>
+      </w:r>
+    </w:p>
+    <w:p>
+      <w:pPr>
+        <w:pStyle w:val="Heading2"/>
+      </w:pPr>
+      <w:r>
+        <w:t>Keep practice and independent evidence separate</w:t>
       </w:r>
     </w:p>
     <w:p>
@@ -6978,10 +6752,52 @@
     </w:p>
     <w:p>
       <w:pPr>
-        <w:pStyle w:val="Heading3"/>
-      </w:pPr>
-      <w:r>
-        <w:t>For later coding lessons</w:t>
+        <w:pStyle w:val="Heading2"/>
+      </w:pPr>
+      <w:r>
+        <w:t>Repair and portfolio records</w:t>
+      </w:r>
+    </w:p>
+    <w:p>
+      <w:pPr>
+        <w:spacing w:line="336" w:lineRule="auto" w:after="180"/>
+      </w:pPr>
+      <w:r>
+        <w:rPr>
+          <w:b w:val="0"/>
+        </w:rPr>
+        <w:t>Use the earlier worked-explanation links to address a specific missing building block, then return to the current question. Adapt this suggestion after observing the learner; it is not an automatic diagnosis.</w:t>
+      </w:r>
+    </w:p>
+    <w:p>
+      <w:pPr>
+        <w:spacing w:line="336" w:lineRule="auto" w:after="180"/>
+      </w:pPr>
+      <w:r>
+        <w:rPr>
+          <w:b w:val="0"/>
+        </w:rPr>
+        <w:t xml:space="preserve">Collect the completed-work portfolio as </w:t>
+      </w:r>
+      <w:r>
+        <w:rPr>
+          <w:b/>
+        </w:rPr>
+        <w:t>evidence</w:t>
+      </w:r>
+      <w:r>
+        <w:rPr>
+          <w:b w:val="0"/>
+        </w:rPr>
+        <w:t>. Record support separately from correctness, and assess explanation, trace/test and limitations. Progress ticks and quiz selections alone do not establish mastery.</w:t>
+      </w:r>
+    </w:p>
+    <w:p>
+      <w:pPr>
+        <w:pStyle w:val="Heading2"/>
+      </w:pPr>
+      <w:r>
+        <w:t>Earlier wording, alternatives and picture transcripts · reference / check after trying</w:t>
       </w:r>
     </w:p>
     <w:p>
@@ -6992,7 +6808,6 @@
     <w:p>
       <w:pPr>
         <w:spacing w:line="336" w:lineRule="auto" w:after="180"/>
-        <w:shd w:fill="F1F6F8"/>
       </w:pPr>
       <w:r>
         <w:rPr>
@@ -7015,77 +6830,20 @@
     </w:p>
     <w:p>
       <w:pPr>
-        <w:spacing w:line="336" w:lineRule="auto" w:after="180"/>
-      </w:pPr>
-      <w:r>
-        <w:rPr>
-          <w:b w:val="0"/>
-        </w:rPr>
-        <w:t>Use the earlier worked-explanation links to address a specific missing building block, then return to the current question. Adapt this suggestion after observing the learner; it is not an automatic diagnosis.</w:t>
-      </w:r>
-    </w:p>
-    <w:p>
-      <w:pPr>
-        <w:spacing w:line="336" w:lineRule="auto" w:after="180"/>
-      </w:pPr>
-      <w:r>
-        <w:rPr>
-          <w:b w:val="0"/>
-        </w:rPr>
-        <w:t xml:space="preserve">Collect the completed-work portfolio as </w:t>
-      </w:r>
-      <w:r>
-        <w:rPr>
-          <w:b/>
-        </w:rPr>
-        <w:t>evidence</w:t>
-      </w:r>
-      <w:r>
-        <w:rPr>
-          <w:b w:val="0"/>
-        </w:rPr>
-        <w:t>. Record support separately from correctness, and assess explanation, trace/test and limitations. Progress ticks and quiz selections alone do not establish mastery.</w:t>
-      </w:r>
-    </w:p>
-    <w:p>
-      <w:pPr>
         <w:pStyle w:val="Heading1"/>
       </w:pPr>
       <w:r>
-        <w:t>09. Visual concept journey</w:t>
-      </w:r>
-    </w:p>
-    <w:p>
-      <w:r>
-        <w:t>Show one Recommendations graphic at a time, request a prediction and discuss its trace before the independent assessment.</w:t>
-      </w:r>
-    </w:p>
-    <w:p>
-      <w:pPr>
-        <w:spacing w:line="336" w:lineRule="auto" w:after="180"/>
-      </w:pPr>
-      <w:r>
-        <w:rPr>
-          <w:b w:val="0"/>
-        </w:rPr>
-        <w:t xml:space="preserve">Use one picture at a time. Hide a worked result before asking for a </w:t>
-      </w:r>
-      <w:r>
-        <w:rPr>
-          <w:b/>
-        </w:rPr>
-        <w:t>prediction</w:t>
-      </w:r>
-      <w:r>
-        <w:rPr>
-          <w:b w:val="0"/>
-        </w:rPr>
-        <w:t>, then reveal it for feedback. These are supported teaching cases; retain the separate independent assessment for a fresh first attempt.</w:t>
-      </w:r>
-    </w:p>
-    <w:p>
-      <w:pPr>
-        <w:pStyle w:val="Heading3"/>
+        <w:t>09. Reference: teach with the six pictures</w:t>
+      </w:r>
+    </w:p>
+    <w:p>
+      <w:r>
+        <w:t>Choose the picture for the teaching move and connect it to the explanation.</w:t>
+      </w:r>
+    </w:p>
+    <w:p>
+      <w:pPr>
+        <w:pStyle w:val="Heading2"/>
       </w:pPr>
       <w:r>
         <w:t>01. Recommendations: the case</w:t>
@@ -7096,7 +6854,7 @@
         <w:drawing>
           <wp:inline xmlns:a="http://schemas.openxmlformats.org/drawingml/2006/main" xmlns:pic="http://schemas.openxmlformats.org/drawingml/2006/picture">
             <wp:extent cx="5486400" cy="2840736"/>
-            <wp:docPr id="3" name="Picture 3" descr="A fictional classroom break chooser recommends a suitable paper activity. Supplied facts: Must be quiet and take at most 12 minutes. Score 2 for puzzles and 1 for solo. A puzzle,solo,noisy,8 min; B puzzle,group,quiet,12 min; C drawing,solo,quiet,10 min."/>
+            <wp:docPr id="5" name="Picture 5" descr="A fictional classroom break chooser recommends a suitable paper activity. Supplied facts: Must be quiet and take at most 12 minutes. Score 2 for puzzles and 1 for solo. A puzzle,solo,noisy,8 min; B puzzle,group,quiet,12 min; C drawing,solo,quiet,10 min."/>
             <wp:cNvGraphicFramePr>
               <a:graphicFrameLocks noChangeAspect="1"/>
             </wp:cNvGraphicFramePr>
@@ -7108,7 +6866,7 @@
                     <pic:cNvPicPr/>
                   </pic:nvPicPr>
                   <pic:blipFill>
-                    <a:blip r:embed="rId11"/>
+                    <a:blip r:embed="rId13"/>
                     <a:stretch>
                       <a:fillRect/>
                     </a:stretch>
@@ -7164,7 +6922,6 @@
     <w:p>
       <w:pPr>
         <w:spacing w:line="336" w:lineRule="auto" w:after="180"/>
-        <w:shd w:fill="F5F1FB"/>
       </w:pPr>
       <w:r>
         <w:rPr>
@@ -7175,16 +6932,7 @@
     </w:p>
     <w:p>
       <w:pPr>
-        <w:pStyle w:val="Heading3"/>
-      </w:pPr>
-      <w:r>
-        <w:t>Discuss while showing the picture</w:t>
-      </w:r>
-    </w:p>
-    <w:p>
-      <w:pPr>
         <w:spacing w:line="336" w:lineRule="auto" w:after="180"/>
-        <w:shd w:fill="F1F6F8"/>
       </w:pPr>
       <w:r>
         <w:rPr>
@@ -7195,7 +6943,7 @@
     </w:p>
     <w:p>
       <w:pPr>
-        <w:pStyle w:val="Heading3"/>
+        <w:pStyle w:val="Heading2"/>
       </w:pPr>
       <w:r>
         <w:t>02. Follow the deciding steps</w:t>
@@ -7206,7 +6954,7 @@
         <w:drawing>
           <wp:inline xmlns:a="http://schemas.openxmlformats.org/drawingml/2006/main" xmlns:pic="http://schemas.openxmlformats.org/drawingml/2006/picture">
             <wp:extent cx="5486400" cy="4005072"/>
-            <wp:docPr id="4" name="Picture 4" descr="Requirements: Reject A because it is noisy despite a preference score of 3. → Eligible candidates: B and C both satisfy time and quiet requirements. → Preference scores: B scores 2; C scores 1. → Recommend: Choose B; preserve the reasons and any later feedback."/>
+            <wp:docPr id="6" name="Picture 6" descr="Requirements: Reject A because it is noisy despite a preference score of 3. → Eligible candidates: B and C both satisfy time and quiet requirements. → Preference scores: B scores 2; C scores 1. → Recommend: Choose B; preserve the reasons and any later feedback."/>
             <wp:cNvGraphicFramePr>
               <a:graphicFrameLocks noChangeAspect="1"/>
             </wp:cNvGraphicFramePr>
@@ -7218,7 +6966,7 @@
                     <pic:cNvPicPr/>
                   </pic:nvPicPr>
                   <pic:blipFill>
-                    <a:blip r:embed="rId12"/>
+                    <a:blip r:embed="rId10"/>
                     <a:stretch>
                       <a:fillRect/>
                     </a:stretch>
@@ -7275,7 +7023,6 @@
     <w:p>
       <w:pPr>
         <w:spacing w:line="336" w:lineRule="auto" w:after="180"/>
-        <w:shd w:fill="F5F1FB"/>
       </w:pPr>
       <w:r>
         <w:rPr>
@@ -7298,16 +7045,7 @@
     </w:p>
     <w:p>
       <w:pPr>
-        <w:pStyle w:val="Heading3"/>
-      </w:pPr>
-      <w:r>
-        <w:t>Discuss while showing the picture</w:t>
-      </w:r>
-    </w:p>
-    <w:p>
-      <w:pPr>
         <w:spacing w:line="336" w:lineRule="auto" w:after="180"/>
-        <w:shd w:fill="F1F6F8"/>
       </w:pPr>
       <w:r>
         <w:rPr>
@@ -7330,7 +7068,7 @@
     </w:p>
     <w:p>
       <w:pPr>
-        <w:pStyle w:val="Heading3"/>
+        <w:pStyle w:val="Heading2"/>
       </w:pPr>
       <w:r>
         <w:t>03. Requirements before preferences</w:t>
@@ -7341,7 +7079,7 @@
         <w:drawing>
           <wp:inline xmlns:a="http://schemas.openxmlformats.org/drawingml/2006/main" xmlns:pic="http://schemas.openxmlformats.org/drawingml/2006/picture">
             <wp:extent cx="5486400" cy="3617976"/>
-            <wp:docPr id="5" name="Picture 5" descr="Requirements before preferences. A: Quiet = No, Minutes = 8, Score = 3, Status = excluded. B: Quiet = Yes, Minutes = 12, Score = 2, Status = eligible. C: Quiet = Yes, Minutes = 10, Score = 1, Status = eligible."/>
+            <wp:docPr id="7" name="Picture 7" descr="Requirements before preferences. A: Quiet = No, Minutes = 8, Score = 3, Status = excluded. B: Quiet = Yes, Minutes = 12, Score = 2, Status = eligible. C: Quiet = Yes, Minutes = 10, Score = 1, Status = eligible."/>
             <wp:cNvGraphicFramePr>
               <a:graphicFrameLocks noChangeAspect="1"/>
             </wp:cNvGraphicFramePr>
@@ -7353,7 +7091,7 @@
                     <pic:cNvPicPr/>
                   </pic:nvPicPr>
                   <pic:blipFill>
-                    <a:blip r:embed="rId13"/>
+                    <a:blip r:embed="rId9"/>
                     <a:stretch>
                       <a:fillRect/>
                     </a:stretch>
@@ -7398,7 +7136,6 @@
     <w:p>
       <w:pPr>
         <w:spacing w:line="336" w:lineRule="auto" w:after="180"/>
-        <w:shd w:fill="F5F1FB"/>
       </w:pPr>
       <w:r>
         <w:rPr>
@@ -7409,16 +7146,7 @@
     </w:p>
     <w:p>
       <w:pPr>
-        <w:pStyle w:val="Heading3"/>
-      </w:pPr>
-      <w:r>
-        <w:t>Discuss while showing the picture</w:t>
-      </w:r>
-    </w:p>
-    <w:p>
-      <w:pPr>
         <w:spacing w:line="336" w:lineRule="auto" w:after="180"/>
-        <w:shd w:fill="F1F6F8"/>
       </w:pPr>
       <w:r>
         <w:rPr>
@@ -7430,7 +7158,6 @@
     <w:p>
       <w:pPr>
         <w:spacing w:line="336" w:lineRule="auto" w:after="180"/>
-        <w:shd w:fill="F1F6F8"/>
       </w:pPr>
       <w:r>
         <w:rPr>
@@ -7441,7 +7168,7 @@
     </w:p>
     <w:p>
       <w:pPr>
-        <w:pStyle w:val="Heading3"/>
+        <w:pStyle w:val="Heading2"/>
       </w:pPr>
       <w:r>
         <w:t>04. Change one thing. Trace what follows.</w:t>
@@ -7452,7 +7179,7 @@
         <w:drawing>
           <wp:inline xmlns:a="http://schemas.openxmlformats.org/drawingml/2006/main" xmlns:pic="http://schemas.openxmlformats.org/drawingml/2006/picture">
             <wp:extent cx="5486400" cy="3026664"/>
-            <wp:docPr id="6" name="Picture 6" descr="Original case: Choose B; preserve the reasons and any later feedback. Changed condition: Change the maximum time to 10 minutes. Expected result: Only C remains eligible and is recommended. Reason: B takes 12 minutes; A is still noisy."/>
+            <wp:docPr id="8" name="Picture 8" descr="Original case: Choose B; preserve the reasons and any later feedback. Changed condition: Change the maximum time to 10 minutes. Expected result: Only C remains eligible and is recommended. Reason: B takes 12 minutes; A is still noisy."/>
             <wp:cNvGraphicFramePr>
               <a:graphicFrameLocks noChangeAspect="1"/>
             </wp:cNvGraphicFramePr>
@@ -7520,7 +7247,6 @@
     <w:p>
       <w:pPr>
         <w:spacing w:line="336" w:lineRule="auto" w:after="180"/>
-        <w:shd w:fill="F5F1FB"/>
       </w:pPr>
       <w:r>
         <w:rPr>
@@ -7531,16 +7257,7 @@
     </w:p>
     <w:p>
       <w:pPr>
-        <w:pStyle w:val="Heading3"/>
-      </w:pPr>
-      <w:r>
-        <w:t>Discuss while showing the picture</w:t>
-      </w:r>
-    </w:p>
-    <w:p>
-      <w:pPr>
         <w:spacing w:line="336" w:lineRule="auto" w:after="180"/>
-        <w:shd w:fill="F1F6F8"/>
       </w:pPr>
       <w:r>
         <w:rPr>
@@ -7552,7 +7269,6 @@
     <w:p>
       <w:pPr>
         <w:spacing w:line="336" w:lineRule="auto" w:after="180"/>
-        <w:shd w:fill="F1F6F8"/>
       </w:pPr>
       <w:r>
         <w:rPr>
@@ -7575,7 +7291,7 @@
     </w:p>
     <w:p>
       <w:pPr>
-        <w:pStyle w:val="Heading3"/>
+        <w:pStyle w:val="Heading2"/>
       </w:pPr>
       <w:r>
         <w:t>05. Connect the explanation to its limit</w:t>
@@ -7586,7 +7302,7 @@
         <w:drawing>
           <wp:inline xmlns:a="http://schemas.openxmlformats.org/drawingml/2006/main" xmlns:pic="http://schemas.openxmlformats.org/drawingml/2006/picture">
             <wp:extent cx="5486400" cy="2834640"/>
-            <wp:docPr id="7" name="Picture 7" descr="A hard requirement determines whether an option can be chosen at all. Preferences rank the eligible options. The apparent best preference match, A, is not suitable under the quiet requirement. If a learner clicks C instead, the event alone does not tell us whether they disliked B, misclicked or wanted variety. Limit: One click is an observed event, not proof of satisfaction or a stable personal preference."/>
+            <wp:docPr id="9" name="Picture 9" descr="A hard requirement determines whether an option can be chosen at all. Preferences rank the eligible options. The apparent best preference match, A, is not suitable under the quiet requirement. If a learner clicks C instead, the event alone does not tell us whether they disliked B, misclicked or wanted variety. Limit: One click is an observed event, not proof of satisfaction or a stable personal preference."/>
             <wp:cNvGraphicFramePr>
               <a:graphicFrameLocks noChangeAspect="1"/>
             </wp:cNvGraphicFramePr>
@@ -7678,7 +7394,6 @@
     <w:p>
       <w:pPr>
         <w:spacing w:line="336" w:lineRule="auto" w:after="180"/>
-        <w:shd w:fill="F5F1FB"/>
       </w:pPr>
       <w:r>
         <w:rPr>
@@ -7689,16 +7404,7 @@
     </w:p>
     <w:p>
       <w:pPr>
-        <w:pStyle w:val="Heading3"/>
-      </w:pPr>
-      <w:r>
-        <w:t>Discuss while showing the picture</w:t>
-      </w:r>
-    </w:p>
-    <w:p>
-      <w:pPr>
         <w:spacing w:line="336" w:lineRule="auto" w:after="180"/>
-        <w:shd w:fill="F1F6F8"/>
       </w:pPr>
       <w:r>
         <w:rPr>
@@ -7710,7 +7416,6 @@
     <w:p>
       <w:pPr>
         <w:spacing w:line="336" w:lineRule="auto" w:after="180"/>
-        <w:shd w:fill="F1F6F8"/>
       </w:pPr>
       <w:r>
         <w:rPr>
@@ -7733,7 +7438,7 @@
     </w:p>
     <w:p>
       <w:pPr>
-        <w:pStyle w:val="Heading3"/>
+        <w:pStyle w:val="Heading2"/>
       </w:pPr>
       <w:r>
         <w:t>06. Make the idea visible in your project</w:t>
@@ -7744,7 +7449,7 @@
         <w:drawing>
           <wp:inline xmlns:a="http://schemas.openxmlformats.org/drawingml/2006/main" xmlns:pic="http://schemas.openxmlformats.org/drawingml/2006/picture">
             <wp:extent cx="5486400" cy="3380232"/>
-            <wp:docPr id="8" name="Picture 8" descr="Separate sorter requirements, preferences and observed feedback; document why a suggestion was eligible. Draw your input, deciding step, result and limit. Supported question: Why does the recommendation change without changing anyone’s preferences?"/>
+            <wp:docPr id="10" name="Picture 10" descr="Separate sorter requirements, preferences and observed feedback; document why a suggestion was eligible. Draw your input, deciding step, result and limit. Supported question: Why does the recommendation change without changing anyone’s preferences?"/>
             <wp:cNvGraphicFramePr>
               <a:graphicFrameLocks noChangeAspect="1"/>
             </wp:cNvGraphicFramePr>
@@ -7778,7 +7483,6 @@
     <w:p>
       <w:pPr>
         <w:spacing w:line="336" w:lineRule="auto" w:after="180"/>
-        <w:shd w:fill="F5F1FB"/>
       </w:pPr>
       <w:r>
         <w:rPr>
@@ -7814,7 +7518,6 @@
     <w:p>
       <w:pPr>
         <w:spacing w:line="336" w:lineRule="auto" w:after="180"/>
-        <w:shd w:fill="F5F1FB"/>
       </w:pPr>
       <w:r>
         <w:rPr>
@@ -7850,7 +7553,6 @@
     <w:p>
       <w:pPr>
         <w:spacing w:line="336" w:lineRule="auto" w:after="180"/>
-        <w:shd w:fill="F5F1FB"/>
       </w:pPr>
       <w:r>
         <w:rPr>
@@ -7873,70 +7575,139 @@
     </w:p>
     <w:p>
       <w:pPr>
+        <w:spacing w:line="336" w:lineRule="auto" w:after="180"/>
+      </w:pPr>
+      <w:r>
+        <w:rPr>
+          <w:b w:val="0"/>
+        </w:rPr>
+        <w:t xml:space="preserve">Teacher prompt: Draw your project trace and justify the deciding step using </w:t>
+      </w:r>
+      <w:r>
+        <w:rPr>
+          <w:b/>
+        </w:rPr>
+        <w:t>evidence</w:t>
+      </w:r>
+      <w:r>
+        <w:rPr>
+          <w:b w:val="0"/>
+        </w:rPr>
+        <w:t>. Ask learners to describe one label or arrow in ordinary words. Use the adjacent transcript if the image is difficult to see.</w:t>
+      </w:r>
+    </w:p>
+    <w:p>
+      <w:pPr>
+        <w:spacing w:line="336" w:lineRule="auto" w:after="180"/>
+      </w:pPr>
+      <w:r>
+        <w:rPr>
+          <w:b w:val="0"/>
+        </w:rPr>
+        <w:t xml:space="preserve">Supported practice key: The requirement changes </w:t>
+      </w:r>
+      <w:r>
+        <w:rPr>
+          <w:b/>
+        </w:rPr>
+        <w:t>eligibility</w:t>
+      </w:r>
+      <w:r>
+        <w:rPr>
+          <w:b w:val="0"/>
+        </w:rPr>
+        <w:t xml:space="preserve">. C becomes the only eligible choice even though B would still score more </w:t>
+      </w:r>
+      <w:r>
+        <w:rPr>
+          <w:b/>
+        </w:rPr>
+        <w:t>preference</w:t>
+      </w:r>
+      <w:r>
+        <w:rPr>
+          <w:b w:val="0"/>
+        </w:rPr>
+        <w:t xml:space="preserve"> points.</w:t>
+      </w:r>
+    </w:p>
+    <w:p>
+      <w:pPr>
+        <w:pStyle w:val="Heading2"/>
+      </w:pPr>
+      <w:r>
+        <w:t>Earlier wording, alternatives and picture transcripts · reference / check after trying</w:t>
+      </w:r>
+    </w:p>
+    <w:p>
+      <w:pPr>
+        <w:spacing w:line="336" w:lineRule="auto" w:after="180"/>
+      </w:pPr>
+      <w:r>
+        <w:rPr>
+          <w:b w:val="0"/>
+        </w:rPr>
+        <w:t xml:space="preserve">Use one picture at a time. Hide a worked result before asking for a </w:t>
+      </w:r>
+      <w:r>
+        <w:rPr>
+          <w:b/>
+        </w:rPr>
+        <w:t>prediction</w:t>
+      </w:r>
+      <w:r>
+        <w:rPr>
+          <w:b w:val="0"/>
+        </w:rPr>
+        <w:t>, then reveal it for feedback. These are supported teaching cases; retain the separate independent assessment for a fresh first attempt.</w:t>
+      </w:r>
+    </w:p>
+    <w:p>
+      <w:pPr>
         <w:pStyle w:val="Heading3"/>
       </w:pPr>
       <w:r>
-        <w:t>Discuss while showing the picture</w:t>
-      </w:r>
-    </w:p>
-    <w:p>
-      <w:pPr>
-        <w:spacing w:line="336" w:lineRule="auto" w:after="180"/>
-        <w:shd w:fill="F1F6F8"/>
-      </w:pPr>
-      <w:r>
-        <w:rPr>
-          <w:b w:val="0"/>
-        </w:rPr>
-        <w:t xml:space="preserve">Teacher prompt: Draw your project trace and justify the deciding step using </w:t>
-      </w:r>
-      <w:r>
-        <w:rPr>
-          <w:b/>
-        </w:rPr>
-        <w:t>evidence</w:t>
-      </w:r>
-      <w:r>
-        <w:rPr>
-          <w:b w:val="0"/>
-        </w:rPr>
-        <w:t>. Ask learners to describe one label or arrow in ordinary words. Use the adjacent transcript if the image is difficult to see.</w:t>
-      </w:r>
-    </w:p>
-    <w:p>
-      <w:pPr>
-        <w:spacing w:line="336" w:lineRule="auto" w:after="180"/>
-        <w:shd w:fill="F1F6F8"/>
-      </w:pPr>
-      <w:r>
-        <w:rPr>
-          <w:b w:val="0"/>
-        </w:rPr>
-        <w:t xml:space="preserve">Supported practice key: The requirement changes </w:t>
-      </w:r>
-      <w:r>
-        <w:rPr>
-          <w:b/>
-        </w:rPr>
-        <w:t>eligibility</w:t>
-      </w:r>
-      <w:r>
-        <w:rPr>
-          <w:b w:val="0"/>
-        </w:rPr>
-        <w:t xml:space="preserve">. C becomes the only eligible choice even though B would still score more </w:t>
-      </w:r>
-      <w:r>
-        <w:rPr>
-          <w:b/>
-        </w:rPr>
-        <w:t>preference</w:t>
-      </w:r>
-      <w:r>
-        <w:rPr>
-          <w:b w:val="0"/>
-        </w:rPr>
-        <w:t xml:space="preserve"> points.</w:t>
+        <w:t>01. Recommendations: the case</w:t>
+      </w:r>
+    </w:p>
+    <w:p>
+      <w:pPr>
+        <w:pStyle w:val="Heading3"/>
+      </w:pPr>
+      <w:r>
+        <w:t>02. Follow the deciding steps</w:t>
+      </w:r>
+    </w:p>
+    <w:p>
+      <w:pPr>
+        <w:pStyle w:val="Heading3"/>
+      </w:pPr>
+      <w:r>
+        <w:t>03. Requirements before preferences</w:t>
+      </w:r>
+    </w:p>
+    <w:p>
+      <w:pPr>
+        <w:pStyle w:val="Heading3"/>
+      </w:pPr>
+      <w:r>
+        <w:t>04. Change one thing. Trace what follows.</w:t>
+      </w:r>
+    </w:p>
+    <w:p>
+      <w:pPr>
+        <w:pStyle w:val="Heading3"/>
+      </w:pPr>
+      <w:r>
+        <w:t>05. Connect the explanation to its limit</w:t>
+      </w:r>
+    </w:p>
+    <w:p>
+      <w:pPr>
+        <w:pStyle w:val="Heading3"/>
+      </w:pPr>
+      <w:r>
+        <w:t>06. Make the idea visible in your project</w:t>
       </w:r>
     </w:p>
     <w:sectPr>
